--- a/IS1_Fase1_EquipoB_Documento_Ingenieria-v0.1.docx
+++ b/IS1_Fase1_EquipoB_Documento_Ingenieria-v0.1.docx
@@ -13543,14 +13543,7 @@
                 <w:sz w:val="18"/>
                 <w:szCs w:val="18"/>
               </w:rPr>
-              <w:t>RF-0</w:t>
-            </w:r>
-            <w:r>
-              <w:rPr>
-                <w:sz w:val="18"/>
-                <w:szCs w:val="18"/>
-              </w:rPr>
-              <w:t>2.1</w:t>
+              <w:t>RF-02.1</w:t>
             </w:r>
           </w:p>
         </w:tc>
@@ -13701,14 +13694,7 @@
                 <w:sz w:val="18"/>
                 <w:szCs w:val="18"/>
               </w:rPr>
-              <w:t>RF-0</w:t>
-            </w:r>
-            <w:r>
-              <w:rPr>
-                <w:sz w:val="18"/>
-                <w:szCs w:val="18"/>
-              </w:rPr>
-              <w:t>2.2</w:t>
+              <w:t>RF-02.2</w:t>
             </w:r>
           </w:p>
         </w:tc>
@@ -13852,14 +13838,7 @@
                 <w:sz w:val="18"/>
                 <w:szCs w:val="18"/>
               </w:rPr>
-              <w:t>RF-02.</w:t>
-            </w:r>
-            <w:r>
-              <w:rPr>
-                <w:sz w:val="18"/>
-                <w:szCs w:val="18"/>
-              </w:rPr>
-              <w:t>3</w:t>
+              <w:t>RF-02.3</w:t>
             </w:r>
           </w:p>
         </w:tc>
@@ -14010,14 +13989,7 @@
                 <w:sz w:val="18"/>
                 <w:szCs w:val="18"/>
               </w:rPr>
-              <w:t>RF-0</w:t>
-            </w:r>
-            <w:r>
-              <w:rPr>
-                <w:sz w:val="18"/>
-                <w:szCs w:val="18"/>
-              </w:rPr>
-              <w:t>3.1</w:t>
+              <w:t>RF-03.1</w:t>
             </w:r>
           </w:p>
         </w:tc>
@@ -14161,14 +14133,7 @@
                 <w:sz w:val="18"/>
                 <w:szCs w:val="18"/>
               </w:rPr>
-              <w:t>RF-0</w:t>
-            </w:r>
-            <w:r>
-              <w:rPr>
-                <w:sz w:val="18"/>
-                <w:szCs w:val="18"/>
-              </w:rPr>
-              <w:t>3.2</w:t>
+              <w:t>RF-03.2</w:t>
             </w:r>
           </w:p>
         </w:tc>
@@ -14312,14 +14277,7 @@
                 <w:sz w:val="18"/>
                 <w:szCs w:val="18"/>
               </w:rPr>
-              <w:t>RF-0</w:t>
-            </w:r>
-            <w:r>
-              <w:rPr>
-                <w:sz w:val="18"/>
-                <w:szCs w:val="18"/>
-              </w:rPr>
-              <w:t>4</w:t>
+              <w:t>RF-04</w:t>
             </w:r>
           </w:p>
         </w:tc>
@@ -14479,14 +14437,7 @@
                 <w:sz w:val="18"/>
                 <w:szCs w:val="18"/>
               </w:rPr>
-              <w:t>RF-0</w:t>
-            </w:r>
-            <w:r>
-              <w:rPr>
-                <w:sz w:val="18"/>
-                <w:szCs w:val="18"/>
-              </w:rPr>
-              <w:t>5</w:t>
+              <w:t>RF-05</w:t>
             </w:r>
           </w:p>
         </w:tc>
@@ -14630,14 +14581,7 @@
                 <w:sz w:val="18"/>
                 <w:szCs w:val="18"/>
               </w:rPr>
-              <w:t>RF-0</w:t>
-            </w:r>
-            <w:r>
-              <w:rPr>
-                <w:sz w:val="18"/>
-                <w:szCs w:val="18"/>
-              </w:rPr>
-              <w:t>6</w:t>
+              <w:t>RF-06</w:t>
             </w:r>
           </w:p>
         </w:tc>
@@ -14781,14 +14725,7 @@
                 <w:sz w:val="18"/>
                 <w:szCs w:val="18"/>
               </w:rPr>
-              <w:t>RF-0</w:t>
-            </w:r>
-            <w:r>
-              <w:rPr>
-                <w:sz w:val="18"/>
-                <w:szCs w:val="18"/>
-              </w:rPr>
-              <w:t>7</w:t>
+              <w:t>RF-07</w:t>
             </w:r>
           </w:p>
         </w:tc>
@@ -14932,14 +14869,7 @@
                 <w:sz w:val="18"/>
                 <w:szCs w:val="18"/>
               </w:rPr>
-              <w:t>RF-0</w:t>
-            </w:r>
-            <w:r>
-              <w:rPr>
-                <w:sz w:val="18"/>
-                <w:szCs w:val="18"/>
-              </w:rPr>
-              <w:t>8.1</w:t>
+              <w:t>RF-08.1</w:t>
             </w:r>
           </w:p>
         </w:tc>
@@ -15083,14 +15013,7 @@
                 <w:sz w:val="18"/>
                 <w:szCs w:val="18"/>
               </w:rPr>
-              <w:t>RF-0</w:t>
-            </w:r>
-            <w:r>
-              <w:rPr>
-                <w:sz w:val="18"/>
-                <w:szCs w:val="18"/>
-              </w:rPr>
-              <w:t>8.2</w:t>
+              <w:t>RF-08.2</w:t>
             </w:r>
           </w:p>
         </w:tc>
@@ -15234,14 +15157,7 @@
                 <w:sz w:val="18"/>
                 <w:szCs w:val="18"/>
               </w:rPr>
-              <w:t>RF-0</w:t>
-            </w:r>
-            <w:r>
-              <w:rPr>
-                <w:sz w:val="18"/>
-                <w:szCs w:val="18"/>
-              </w:rPr>
-              <w:t>8.3</w:t>
+              <w:t>RF-08.3</w:t>
             </w:r>
           </w:p>
         </w:tc>
@@ -15386,14 +15302,7 @@
                 <w:szCs w:val="18"/>
               </w:rPr>
               <w:lastRenderedPageBreak/>
-              <w:t>RF-0</w:t>
-            </w:r>
-            <w:r>
-              <w:rPr>
-                <w:sz w:val="18"/>
-                <w:szCs w:val="18"/>
-              </w:rPr>
-              <w:t>9</w:t>
+              <w:t>RF-09</w:t>
             </w:r>
           </w:p>
         </w:tc>
@@ -15537,14 +15446,7 @@
                 <w:sz w:val="18"/>
                 <w:szCs w:val="18"/>
               </w:rPr>
-              <w:t>RF-</w:t>
-            </w:r>
-            <w:r>
-              <w:rPr>
-                <w:sz w:val="18"/>
-                <w:szCs w:val="18"/>
-              </w:rPr>
-              <w:t>10</w:t>
+              <w:t>RF-10</w:t>
             </w:r>
           </w:p>
         </w:tc>
@@ -17452,9 +17354,15 @@
           <w:p>
             <w:pPr>
               <w:spacing w:after="30"/>
-            </w:pPr>
-            <w:r>
-              <w:rPr>
+              <w:rPr>
+                <w:rFonts w:asciiTheme="majorHAnsi" w:hAnsiTheme="majorHAnsi" w:cstheme="majorHAnsi"/>
+                <w:sz w:val="18"/>
+                <w:szCs w:val="18"/>
+              </w:rPr>
+            </w:pPr>
+            <w:r>
+              <w:rPr>
+                <w:rFonts w:asciiTheme="majorHAnsi" w:eastAsia="Arial" w:hAnsiTheme="majorHAnsi" w:cstheme="majorHAnsi"/>
                 <w:sz w:val="18"/>
                 <w:szCs w:val="18"/>
               </w:rPr>
@@ -17481,13 +17389,37 @@
           <w:p>
             <w:pPr>
               <w:spacing w:after="30"/>
-            </w:pPr>
-            <w:r>
-              <w:rPr>
-                <w:sz w:val="18"/>
-                <w:szCs w:val="18"/>
-              </w:rPr>
-              <w:t>Eficiencia de desempeño</w:t>
+              <w:rPr>
+                <w:rFonts w:asciiTheme="majorHAnsi" w:hAnsiTheme="majorHAnsi" w:cstheme="majorHAnsi"/>
+                <w:sz w:val="18"/>
+                <w:szCs w:val="18"/>
+              </w:rPr>
+            </w:pPr>
+            <w:r>
+              <w:rPr>
+                <w:rFonts w:asciiTheme="majorHAnsi" w:eastAsia="Arial" w:hAnsiTheme="majorHAnsi" w:cstheme="majorHAnsi"/>
+                <w:sz w:val="18"/>
+                <w:szCs w:val="18"/>
+              </w:rPr>
+              <w:t>Flexibilidad (</w:t>
+            </w:r>
+            <w:proofErr w:type="spellStart"/>
+            <w:r>
+              <w:rPr>
+                <w:rFonts w:asciiTheme="majorHAnsi" w:eastAsia="Arial" w:hAnsiTheme="majorHAnsi" w:cstheme="majorHAnsi"/>
+                <w:sz w:val="18"/>
+                <w:szCs w:val="18"/>
+              </w:rPr>
+              <w:t>instalabilidad</w:t>
+            </w:r>
+            <w:proofErr w:type="spellEnd"/>
+            <w:r>
+              <w:rPr>
+                <w:rFonts w:asciiTheme="majorHAnsi" w:eastAsia="Arial" w:hAnsiTheme="majorHAnsi" w:cstheme="majorHAnsi"/>
+                <w:sz w:val="18"/>
+                <w:szCs w:val="18"/>
+              </w:rPr>
+              <w:t xml:space="preserve"> y adaptabilidad)</w:t>
             </w:r>
           </w:p>
         </w:tc>
@@ -17510,13 +17442,19 @@
           <w:p>
             <w:pPr>
               <w:spacing w:after="30"/>
-            </w:pPr>
-            <w:r>
-              <w:rPr>
-                <w:sz w:val="18"/>
-                <w:szCs w:val="18"/>
-              </w:rPr>
-              <w:t>La búsqueda de clientes…</w:t>
+              <w:rPr>
+                <w:rFonts w:asciiTheme="majorHAnsi" w:hAnsiTheme="majorHAnsi" w:cstheme="majorHAnsi"/>
+                <w:sz w:val="18"/>
+                <w:szCs w:val="18"/>
+              </w:rPr>
+            </w:pPr>
+            <w:r>
+              <w:rPr>
+                <w:rFonts w:asciiTheme="majorHAnsi" w:eastAsia="Arial" w:hAnsiTheme="majorHAnsi" w:cstheme="majorHAnsi"/>
+                <w:sz w:val="18"/>
+                <w:szCs w:val="18"/>
+              </w:rPr>
+              <w:t>El portal del cliente deberá ser una PWA responsiva que funcione en navegadores móviles iOS y Android sin instalar software ni conceder permisos especiales.</w:t>
             </w:r>
           </w:p>
         </w:tc>
@@ -17539,13 +17477,37 @@
           <w:p>
             <w:pPr>
               <w:spacing w:after="30"/>
-            </w:pPr>
-            <w:r>
-              <w:rPr>
-                <w:sz w:val="18"/>
-                <w:szCs w:val="18"/>
-              </w:rPr>
-              <w:t>Menos de 2 s con 5,000 registros</w:t>
+              <w:rPr>
+                <w:rFonts w:asciiTheme="majorHAnsi" w:hAnsiTheme="majorHAnsi" w:cstheme="majorHAnsi"/>
+                <w:sz w:val="18"/>
+                <w:szCs w:val="18"/>
+              </w:rPr>
+            </w:pPr>
+            <w:r>
+              <w:rPr>
+                <w:rFonts w:asciiTheme="majorHAnsi" w:eastAsia="Arial" w:hAnsiTheme="majorHAnsi" w:cstheme="majorHAnsi"/>
+                <w:sz w:val="18"/>
+                <w:szCs w:val="18"/>
+              </w:rPr>
+              <w:t xml:space="preserve">Funciona sin errores bloqueantes en las 2 últimas versiones de Safari (iOS) y Chrome (Android); 0 permisos solicitados al cliente; sin desplazamiento horizontal en anchos de 360 a 430 </w:t>
+            </w:r>
+            <w:proofErr w:type="spellStart"/>
+            <w:r>
+              <w:rPr>
+                <w:rFonts w:asciiTheme="majorHAnsi" w:eastAsia="Arial" w:hAnsiTheme="majorHAnsi" w:cstheme="majorHAnsi"/>
+                <w:sz w:val="18"/>
+                <w:szCs w:val="18"/>
+              </w:rPr>
+              <w:t>px</w:t>
+            </w:r>
+            <w:proofErr w:type="spellEnd"/>
+            <w:r>
+              <w:rPr>
+                <w:rFonts w:asciiTheme="majorHAnsi" w:eastAsia="Arial" w:hAnsiTheme="majorHAnsi" w:cstheme="majorHAnsi"/>
+                <w:sz w:val="18"/>
+                <w:szCs w:val="18"/>
+              </w:rPr>
+              <w:t>.</w:t>
             </w:r>
           </w:p>
         </w:tc>
@@ -17568,13 +17530,19 @@
           <w:p>
             <w:pPr>
               <w:spacing w:after="30"/>
-            </w:pPr>
-            <w:r>
-              <w:rPr>
-                <w:sz w:val="18"/>
-                <w:szCs w:val="18"/>
-              </w:rPr>
-              <w:t>Prueba de rendimiento con datos ficticios</w:t>
+              <w:rPr>
+                <w:rFonts w:asciiTheme="majorHAnsi" w:hAnsiTheme="majorHAnsi" w:cstheme="majorHAnsi"/>
+                <w:sz w:val="18"/>
+                <w:szCs w:val="18"/>
+              </w:rPr>
+            </w:pPr>
+            <w:r>
+              <w:rPr>
+                <w:rFonts w:asciiTheme="majorHAnsi" w:eastAsia="Arial" w:hAnsiTheme="majorHAnsi" w:cstheme="majorHAnsi"/>
+                <w:sz w:val="18"/>
+                <w:szCs w:val="18"/>
+              </w:rPr>
+              <w:t>Pruebas manuales en 2 móviles reales (iOS y Android) con una lista de verificación de las pantallas del cliente y revisión con las herramientas de desarrollo del navegador.</w:t>
             </w:r>
           </w:p>
         </w:tc>
@@ -17602,7 +17570,20 @@
           <w:p>
             <w:pPr>
               <w:spacing w:after="30"/>
-            </w:pPr>
+              <w:rPr>
+                <w:rFonts w:asciiTheme="majorHAnsi" w:hAnsiTheme="majorHAnsi" w:cstheme="majorHAnsi"/>
+                <w:sz w:val="18"/>
+                <w:szCs w:val="18"/>
+              </w:rPr>
+            </w:pPr>
+            <w:r>
+              <w:rPr>
+                <w:rFonts w:asciiTheme="majorHAnsi" w:eastAsia="Arial" w:hAnsiTheme="majorHAnsi" w:cstheme="majorHAnsi"/>
+                <w:sz w:val="18"/>
+                <w:szCs w:val="18"/>
+              </w:rPr>
+              <w:t>RNF-02</w:t>
+            </w:r>
           </w:p>
         </w:tc>
         <w:tc>
@@ -17624,7 +17605,20 @@
           <w:p>
             <w:pPr>
               <w:spacing w:after="30"/>
-            </w:pPr>
+              <w:rPr>
+                <w:rFonts w:asciiTheme="majorHAnsi" w:hAnsiTheme="majorHAnsi" w:cstheme="majorHAnsi"/>
+                <w:sz w:val="18"/>
+                <w:szCs w:val="18"/>
+              </w:rPr>
+            </w:pPr>
+            <w:r>
+              <w:rPr>
+                <w:rFonts w:asciiTheme="majorHAnsi" w:eastAsia="Arial" w:hAnsiTheme="majorHAnsi" w:cstheme="majorHAnsi"/>
+                <w:sz w:val="18"/>
+                <w:szCs w:val="18"/>
+              </w:rPr>
+              <w:t>Capacidad de interacción</w:t>
+            </w:r>
           </w:p>
         </w:tc>
         <w:tc>
@@ -17646,7 +17640,20 @@
           <w:p>
             <w:pPr>
               <w:spacing w:after="30"/>
-            </w:pPr>
+              <w:rPr>
+                <w:rFonts w:asciiTheme="majorHAnsi" w:hAnsiTheme="majorHAnsi" w:cstheme="majorHAnsi"/>
+                <w:sz w:val="18"/>
+                <w:szCs w:val="18"/>
+              </w:rPr>
+            </w:pPr>
+            <w:r>
+              <w:rPr>
+                <w:rFonts w:asciiTheme="majorHAnsi" w:eastAsia="Arial" w:hAnsiTheme="majorHAnsi" w:cstheme="majorHAnsi"/>
+                <w:sz w:val="18"/>
+                <w:szCs w:val="18"/>
+              </w:rPr>
+              <w:t>La interfaz de la tableta del jefe de Mecánicos deberá tener botones grandes, alto contraste y controles táctiles adaptados al uso con manos sucias y en ambiente ruidoso.</w:t>
+            </w:r>
           </w:p>
         </w:tc>
         <w:tc>
@@ -17668,7 +17675,56 @@
           <w:p>
             <w:pPr>
               <w:spacing w:after="30"/>
-            </w:pPr>
+              <w:rPr>
+                <w:rFonts w:asciiTheme="majorHAnsi" w:hAnsiTheme="majorHAnsi" w:cstheme="majorHAnsi"/>
+                <w:sz w:val="18"/>
+                <w:szCs w:val="18"/>
+              </w:rPr>
+            </w:pPr>
+            <w:r>
+              <w:rPr>
+                <w:rFonts w:asciiTheme="majorHAnsi" w:eastAsia="Arial" w:hAnsiTheme="majorHAnsi" w:cstheme="majorHAnsi"/>
+                <w:sz w:val="18"/>
+                <w:szCs w:val="18"/>
+              </w:rPr>
+              <w:t xml:space="preserve">Botones de al menos 48 × 48 </w:t>
+            </w:r>
+            <w:proofErr w:type="spellStart"/>
+            <w:r>
+              <w:rPr>
+                <w:rFonts w:asciiTheme="majorHAnsi" w:eastAsia="Arial" w:hAnsiTheme="majorHAnsi" w:cstheme="majorHAnsi"/>
+                <w:sz w:val="18"/>
+                <w:szCs w:val="18"/>
+              </w:rPr>
+              <w:t>px</w:t>
+            </w:r>
+            <w:proofErr w:type="spellEnd"/>
+            <w:r>
+              <w:rPr>
+                <w:rFonts w:asciiTheme="majorHAnsi" w:eastAsia="Arial" w:hAnsiTheme="majorHAnsi" w:cstheme="majorHAnsi"/>
+                <w:sz w:val="18"/>
+                <w:szCs w:val="18"/>
+              </w:rPr>
+              <w:t xml:space="preserve"> con separación mínima de 8 </w:t>
+            </w:r>
+            <w:proofErr w:type="spellStart"/>
+            <w:r>
+              <w:rPr>
+                <w:rFonts w:asciiTheme="majorHAnsi" w:eastAsia="Arial" w:hAnsiTheme="majorHAnsi" w:cstheme="majorHAnsi"/>
+                <w:sz w:val="18"/>
+                <w:szCs w:val="18"/>
+              </w:rPr>
+              <w:t>px</w:t>
+            </w:r>
+            <w:proofErr w:type="spellEnd"/>
+            <w:r>
+              <w:rPr>
+                <w:rFonts w:asciiTheme="majorHAnsi" w:eastAsia="Arial" w:hAnsiTheme="majorHAnsi" w:cstheme="majorHAnsi"/>
+                <w:sz w:val="18"/>
+                <w:szCs w:val="18"/>
+              </w:rPr>
+              <w:t>; contraste de texto de al menos 7:1; al menos 95 % de aciertos en 20 toques con guantes de trabajo.</w:t>
+            </w:r>
           </w:p>
         </w:tc>
         <w:tc>
@@ -17690,7 +17746,74 @@
           <w:p>
             <w:pPr>
               <w:spacing w:after="30"/>
-            </w:pPr>
+              <w:rPr>
+                <w:rFonts w:asciiTheme="majorHAnsi" w:hAnsiTheme="majorHAnsi" w:cstheme="majorHAnsi"/>
+                <w:sz w:val="18"/>
+                <w:szCs w:val="18"/>
+              </w:rPr>
+            </w:pPr>
+            <w:r>
+              <w:rPr>
+                <w:rFonts w:asciiTheme="majorHAnsi" w:eastAsia="Arial" w:hAnsiTheme="majorHAnsi" w:cstheme="majorHAnsi"/>
+                <w:sz w:val="18"/>
+                <w:szCs w:val="18"/>
+              </w:rPr>
+              <w:t xml:space="preserve">Auditoría con </w:t>
+            </w:r>
+            <w:proofErr w:type="spellStart"/>
+            <w:r>
+              <w:rPr>
+                <w:rFonts w:asciiTheme="majorHAnsi" w:eastAsia="Arial" w:hAnsiTheme="majorHAnsi" w:cstheme="majorHAnsi"/>
+                <w:sz w:val="18"/>
+                <w:szCs w:val="18"/>
+              </w:rPr>
+              <w:t>Lighthouse</w:t>
+            </w:r>
+            <w:proofErr w:type="spellEnd"/>
+            <w:r>
+              <w:rPr>
+                <w:rFonts w:asciiTheme="majorHAnsi" w:eastAsia="Arial" w:hAnsiTheme="majorHAnsi" w:cstheme="majorHAnsi"/>
+                <w:sz w:val="18"/>
+                <w:szCs w:val="18"/>
+              </w:rPr>
+              <w:t xml:space="preserve"> o </w:t>
+            </w:r>
+            <w:proofErr w:type="spellStart"/>
+            <w:r>
+              <w:rPr>
+                <w:rFonts w:asciiTheme="majorHAnsi" w:eastAsia="Arial" w:hAnsiTheme="majorHAnsi" w:cstheme="majorHAnsi"/>
+                <w:sz w:val="18"/>
+                <w:szCs w:val="18"/>
+              </w:rPr>
+              <w:t>axe</w:t>
+            </w:r>
+            <w:proofErr w:type="spellEnd"/>
+            <w:r>
+              <w:rPr>
+                <w:rFonts w:asciiTheme="majorHAnsi" w:eastAsia="Arial" w:hAnsiTheme="majorHAnsi" w:cstheme="majorHAnsi"/>
+                <w:sz w:val="18"/>
+                <w:szCs w:val="18"/>
+              </w:rPr>
+              <w:t xml:space="preserve"> </w:t>
+            </w:r>
+            <w:proofErr w:type="spellStart"/>
+            <w:r>
+              <w:rPr>
+                <w:rFonts w:asciiTheme="majorHAnsi" w:eastAsia="Arial" w:hAnsiTheme="majorHAnsi" w:cstheme="majorHAnsi"/>
+                <w:sz w:val="18"/>
+                <w:szCs w:val="18"/>
+              </w:rPr>
+              <w:t>DevTools</w:t>
+            </w:r>
+            <w:proofErr w:type="spellEnd"/>
+            <w:r>
+              <w:rPr>
+                <w:rFonts w:asciiTheme="majorHAnsi" w:eastAsia="Arial" w:hAnsiTheme="majorHAnsi" w:cstheme="majorHAnsi"/>
+                <w:sz w:val="18"/>
+                <w:szCs w:val="18"/>
+              </w:rPr>
+              <w:t xml:space="preserve"> (gratuitos), medición del contraste con un verificador y prueba en la tableta real con guantes.</w:t>
+            </w:r>
           </w:p>
         </w:tc>
       </w:tr>
@@ -17717,7 +17840,20 @@
           <w:p>
             <w:pPr>
               <w:spacing w:after="30"/>
-            </w:pPr>
+              <w:rPr>
+                <w:rFonts w:asciiTheme="majorHAnsi" w:hAnsiTheme="majorHAnsi" w:cstheme="majorHAnsi"/>
+                <w:sz w:val="18"/>
+                <w:szCs w:val="18"/>
+              </w:rPr>
+            </w:pPr>
+            <w:r>
+              <w:rPr>
+                <w:rFonts w:asciiTheme="majorHAnsi" w:eastAsia="Arial" w:hAnsiTheme="majorHAnsi" w:cstheme="majorHAnsi"/>
+                <w:sz w:val="18"/>
+                <w:szCs w:val="18"/>
+              </w:rPr>
+              <w:t>RNF-03</w:t>
+            </w:r>
           </w:p>
         </w:tc>
         <w:tc>
@@ -17739,7 +17875,20 @@
           <w:p>
             <w:pPr>
               <w:spacing w:after="30"/>
-            </w:pPr>
+              <w:rPr>
+                <w:rFonts w:asciiTheme="majorHAnsi" w:hAnsiTheme="majorHAnsi" w:cstheme="majorHAnsi"/>
+                <w:sz w:val="18"/>
+                <w:szCs w:val="18"/>
+              </w:rPr>
+            </w:pPr>
+            <w:r>
+              <w:rPr>
+                <w:rFonts w:asciiTheme="majorHAnsi" w:eastAsia="Arial" w:hAnsiTheme="majorHAnsi" w:cstheme="majorHAnsi"/>
+                <w:sz w:val="18"/>
+                <w:szCs w:val="18"/>
+              </w:rPr>
+              <w:t>Capacidad de interacción</w:t>
+            </w:r>
           </w:p>
         </w:tc>
         <w:tc>
@@ -17761,7 +17910,20 @@
           <w:p>
             <w:pPr>
               <w:spacing w:after="30"/>
-            </w:pPr>
+              <w:rPr>
+                <w:rFonts w:asciiTheme="majorHAnsi" w:hAnsiTheme="majorHAnsi" w:cstheme="majorHAnsi"/>
+                <w:sz w:val="18"/>
+                <w:szCs w:val="18"/>
+              </w:rPr>
+            </w:pPr>
+            <w:r>
+              <w:rPr>
+                <w:rFonts w:asciiTheme="majorHAnsi" w:eastAsia="Arial" w:hAnsiTheme="majorHAnsi" w:cstheme="majorHAnsi"/>
+                <w:sz w:val="18"/>
+                <w:szCs w:val="18"/>
+              </w:rPr>
+              <w:t>La interfaz de la tableta deberá ofrecer flujos de pocos pasos para las operaciones frecuentes del taller.</w:t>
+            </w:r>
           </w:p>
         </w:tc>
         <w:tc>
@@ -17783,7 +17945,20 @@
           <w:p>
             <w:pPr>
               <w:spacing w:after="30"/>
-            </w:pPr>
+              <w:rPr>
+                <w:rFonts w:asciiTheme="majorHAnsi" w:hAnsiTheme="majorHAnsi" w:cstheme="majorHAnsi"/>
+                <w:sz w:val="18"/>
+                <w:szCs w:val="18"/>
+              </w:rPr>
+            </w:pPr>
+            <w:r>
+              <w:rPr>
+                <w:rFonts w:asciiTheme="majorHAnsi" w:eastAsia="Arial" w:hAnsiTheme="majorHAnsi" w:cstheme="majorHAnsi"/>
+                <w:sz w:val="18"/>
+                <w:szCs w:val="18"/>
+              </w:rPr>
+              <w:t>Asignar bahía, actualizar el estado de una orden y sellar un trabajo en máximo 4 toques y 30 s cada una.</w:t>
+            </w:r>
           </w:p>
         </w:tc>
         <w:tc>
@@ -17805,7 +17980,1371 @@
           <w:p>
             <w:pPr>
               <w:spacing w:after="30"/>
-            </w:pPr>
+              <w:rPr>
+                <w:rFonts w:asciiTheme="majorHAnsi" w:hAnsiTheme="majorHAnsi" w:cstheme="majorHAnsi"/>
+                <w:sz w:val="18"/>
+                <w:szCs w:val="18"/>
+              </w:rPr>
+            </w:pPr>
+            <w:r>
+              <w:rPr>
+                <w:rFonts w:asciiTheme="majorHAnsi" w:eastAsia="Arial" w:hAnsiTheme="majorHAnsi" w:cstheme="majorHAnsi"/>
+                <w:sz w:val="18"/>
+                <w:szCs w:val="18"/>
+              </w:rPr>
+              <w:t>Prueba de usabilidad cronometrada con al menos 3 usuarios (o compañeros que simulen el rol), repitiendo cada operación 3 veces.</w:t>
+            </w:r>
+          </w:p>
+        </w:tc>
+      </w:tr>
+      <w:tr>
+        <w:trPr>
+          <w:cantSplit/>
+        </w:trPr>
+        <w:tc>
+          <w:tcPr>
+            <w:tcW w:w="900" w:type="dxa"/>
+            <w:tcBorders>
+              <w:top w:val="single" w:sz="4" w:space="0" w:color="A6A6A6"/>
+              <w:left w:val="single" w:sz="4" w:space="0" w:color="A6A6A6"/>
+              <w:bottom w:val="single" w:sz="4" w:space="0" w:color="A6A6A6"/>
+              <w:right w:val="single" w:sz="4" w:space="0" w:color="A6A6A6"/>
+            </w:tcBorders>
+            <w:tcMar>
+              <w:top w:w="60" w:type="dxa"/>
+              <w:left w:w="100" w:type="dxa"/>
+              <w:bottom w:w="60" w:type="dxa"/>
+              <w:right w:w="100" w:type="dxa"/>
+            </w:tcMar>
+          </w:tcPr>
+          <w:p>
+            <w:pPr>
+              <w:spacing w:after="30"/>
+              <w:rPr>
+                <w:rFonts w:asciiTheme="majorHAnsi" w:eastAsia="Arial" w:hAnsiTheme="majorHAnsi" w:cstheme="majorHAnsi"/>
+                <w:sz w:val="18"/>
+                <w:szCs w:val="18"/>
+              </w:rPr>
+            </w:pPr>
+            <w:r>
+              <w:rPr>
+                <w:rFonts w:asciiTheme="majorHAnsi" w:eastAsia="Arial" w:hAnsiTheme="majorHAnsi" w:cstheme="majorHAnsi"/>
+                <w:sz w:val="18"/>
+                <w:szCs w:val="18"/>
+              </w:rPr>
+              <w:t>RNF-04</w:t>
+            </w:r>
+          </w:p>
+        </w:tc>
+        <w:tc>
+          <w:tcPr>
+            <w:tcW w:w="2000" w:type="dxa"/>
+            <w:tcBorders>
+              <w:top w:val="single" w:sz="4" w:space="0" w:color="A6A6A6"/>
+              <w:left w:val="single" w:sz="4" w:space="0" w:color="A6A6A6"/>
+              <w:bottom w:val="single" w:sz="4" w:space="0" w:color="A6A6A6"/>
+              <w:right w:val="single" w:sz="4" w:space="0" w:color="A6A6A6"/>
+            </w:tcBorders>
+            <w:tcMar>
+              <w:top w:w="60" w:type="dxa"/>
+              <w:left w:w="100" w:type="dxa"/>
+              <w:bottom w:w="60" w:type="dxa"/>
+              <w:right w:w="100" w:type="dxa"/>
+            </w:tcMar>
+          </w:tcPr>
+          <w:p>
+            <w:pPr>
+              <w:spacing w:after="30"/>
+              <w:rPr>
+                <w:rFonts w:asciiTheme="majorHAnsi" w:eastAsia="Arial" w:hAnsiTheme="majorHAnsi" w:cstheme="majorHAnsi"/>
+                <w:sz w:val="18"/>
+                <w:szCs w:val="18"/>
+              </w:rPr>
+            </w:pPr>
+            <w:r>
+              <w:rPr>
+                <w:rFonts w:asciiTheme="majorHAnsi" w:eastAsia="Arial" w:hAnsiTheme="majorHAnsi" w:cstheme="majorHAnsi"/>
+                <w:sz w:val="18"/>
+                <w:szCs w:val="18"/>
+              </w:rPr>
+              <w:t>Seguridad (no repudio e integridad)</w:t>
+            </w:r>
+          </w:p>
+        </w:tc>
+        <w:tc>
+          <w:tcPr>
+            <w:tcW w:w="2560" w:type="dxa"/>
+            <w:tcBorders>
+              <w:top w:val="single" w:sz="4" w:space="0" w:color="A6A6A6"/>
+              <w:left w:val="single" w:sz="4" w:space="0" w:color="A6A6A6"/>
+              <w:bottom w:val="single" w:sz="4" w:space="0" w:color="A6A6A6"/>
+              <w:right w:val="single" w:sz="4" w:space="0" w:color="A6A6A6"/>
+            </w:tcBorders>
+            <w:tcMar>
+              <w:top w:w="60" w:type="dxa"/>
+              <w:left w:w="100" w:type="dxa"/>
+              <w:bottom w:w="60" w:type="dxa"/>
+              <w:right w:w="100" w:type="dxa"/>
+            </w:tcMar>
+          </w:tcPr>
+          <w:p>
+            <w:pPr>
+              <w:spacing w:after="30"/>
+              <w:rPr>
+                <w:rFonts w:asciiTheme="majorHAnsi" w:eastAsia="Arial" w:hAnsiTheme="majorHAnsi" w:cstheme="majorHAnsi"/>
+                <w:sz w:val="18"/>
+                <w:szCs w:val="18"/>
+              </w:rPr>
+            </w:pPr>
+            <w:r>
+              <w:rPr>
+                <w:rFonts w:asciiTheme="majorHAnsi" w:eastAsia="Arial" w:hAnsiTheme="majorHAnsi" w:cstheme="majorHAnsi"/>
+                <w:sz w:val="18"/>
+                <w:szCs w:val="18"/>
+              </w:rPr>
+              <w:t>Toda autorización de presupuesto o de sobrecosto mayor al 10 % deberá registrar marca de tiempo y metadatos inalterables, incluida la dirección IP, para evitar disputas con el cliente.</w:t>
+            </w:r>
+          </w:p>
+        </w:tc>
+        <w:tc>
+          <w:tcPr>
+            <w:tcW w:w="2000" w:type="dxa"/>
+            <w:tcBorders>
+              <w:top w:val="single" w:sz="4" w:space="0" w:color="A6A6A6"/>
+              <w:left w:val="single" w:sz="4" w:space="0" w:color="A6A6A6"/>
+              <w:bottom w:val="single" w:sz="4" w:space="0" w:color="A6A6A6"/>
+              <w:right w:val="single" w:sz="4" w:space="0" w:color="A6A6A6"/>
+            </w:tcBorders>
+            <w:tcMar>
+              <w:top w:w="60" w:type="dxa"/>
+              <w:left w:w="100" w:type="dxa"/>
+              <w:bottom w:w="60" w:type="dxa"/>
+              <w:right w:w="100" w:type="dxa"/>
+            </w:tcMar>
+          </w:tcPr>
+          <w:p>
+            <w:pPr>
+              <w:spacing w:after="30"/>
+              <w:rPr>
+                <w:rFonts w:asciiTheme="majorHAnsi" w:eastAsia="Arial" w:hAnsiTheme="majorHAnsi" w:cstheme="majorHAnsi"/>
+                <w:sz w:val="18"/>
+                <w:szCs w:val="18"/>
+              </w:rPr>
+            </w:pPr>
+            <w:r>
+              <w:rPr>
+                <w:rFonts w:asciiTheme="majorHAnsi" w:eastAsia="Arial" w:hAnsiTheme="majorHAnsi" w:cstheme="majorHAnsi"/>
+                <w:sz w:val="18"/>
+                <w:szCs w:val="18"/>
+              </w:rPr>
+              <w:t>100 % de las autorizaciones guardan fecha y hora UTC, IP, identificador de orden y huella SHA-256 del documento; 100 % de los intentos de alterar un registro se detectan al verificar la huella.</w:t>
+            </w:r>
+          </w:p>
+        </w:tc>
+        <w:tc>
+          <w:tcPr>
+            <w:tcW w:w="1900" w:type="dxa"/>
+            <w:tcBorders>
+              <w:top w:val="single" w:sz="4" w:space="0" w:color="A6A6A6"/>
+              <w:left w:val="single" w:sz="4" w:space="0" w:color="A6A6A6"/>
+              <w:bottom w:val="single" w:sz="4" w:space="0" w:color="A6A6A6"/>
+              <w:right w:val="single" w:sz="4" w:space="0" w:color="A6A6A6"/>
+            </w:tcBorders>
+            <w:tcMar>
+              <w:top w:w="60" w:type="dxa"/>
+              <w:left w:w="100" w:type="dxa"/>
+              <w:bottom w:w="60" w:type="dxa"/>
+              <w:right w:w="100" w:type="dxa"/>
+            </w:tcMar>
+          </w:tcPr>
+          <w:p>
+            <w:pPr>
+              <w:spacing w:after="30"/>
+              <w:rPr>
+                <w:rFonts w:asciiTheme="majorHAnsi" w:eastAsia="Arial" w:hAnsiTheme="majorHAnsi" w:cstheme="majorHAnsi"/>
+                <w:sz w:val="18"/>
+                <w:szCs w:val="18"/>
+              </w:rPr>
+            </w:pPr>
+            <w:r>
+              <w:rPr>
+                <w:rFonts w:asciiTheme="majorHAnsi" w:eastAsia="Arial" w:hAnsiTheme="majorHAnsi" w:cstheme="majorHAnsi"/>
+                <w:sz w:val="18"/>
+                <w:szCs w:val="18"/>
+              </w:rPr>
+              <w:t>Prueba con 20 autorizaciones, revisión de los registros guardados e intento de modificar directamente la base de datos para confirmar que la verificación lo detecta.</w:t>
+            </w:r>
+          </w:p>
+        </w:tc>
+      </w:tr>
+      <w:tr>
+        <w:trPr>
+          <w:cantSplit/>
+        </w:trPr>
+        <w:tc>
+          <w:tcPr>
+            <w:tcW w:w="900" w:type="dxa"/>
+            <w:tcBorders>
+              <w:top w:val="single" w:sz="4" w:space="0" w:color="A6A6A6"/>
+              <w:left w:val="single" w:sz="4" w:space="0" w:color="A6A6A6"/>
+              <w:bottom w:val="single" w:sz="4" w:space="0" w:color="A6A6A6"/>
+              <w:right w:val="single" w:sz="4" w:space="0" w:color="A6A6A6"/>
+            </w:tcBorders>
+            <w:tcMar>
+              <w:top w:w="60" w:type="dxa"/>
+              <w:left w:w="100" w:type="dxa"/>
+              <w:bottom w:w="60" w:type="dxa"/>
+              <w:right w:w="100" w:type="dxa"/>
+            </w:tcMar>
+          </w:tcPr>
+          <w:p>
+            <w:pPr>
+              <w:spacing w:after="30"/>
+              <w:rPr>
+                <w:rFonts w:asciiTheme="majorHAnsi" w:eastAsia="Arial" w:hAnsiTheme="majorHAnsi" w:cstheme="majorHAnsi"/>
+                <w:sz w:val="18"/>
+                <w:szCs w:val="18"/>
+              </w:rPr>
+            </w:pPr>
+            <w:r>
+              <w:rPr>
+                <w:rFonts w:asciiTheme="majorHAnsi" w:eastAsia="Arial" w:hAnsiTheme="majorHAnsi" w:cstheme="majorHAnsi"/>
+                <w:sz w:val="18"/>
+                <w:szCs w:val="18"/>
+              </w:rPr>
+              <w:t>RNF-05</w:t>
+            </w:r>
+          </w:p>
+        </w:tc>
+        <w:tc>
+          <w:tcPr>
+            <w:tcW w:w="2000" w:type="dxa"/>
+            <w:tcBorders>
+              <w:top w:val="single" w:sz="4" w:space="0" w:color="A6A6A6"/>
+              <w:left w:val="single" w:sz="4" w:space="0" w:color="A6A6A6"/>
+              <w:bottom w:val="single" w:sz="4" w:space="0" w:color="A6A6A6"/>
+              <w:right w:val="single" w:sz="4" w:space="0" w:color="A6A6A6"/>
+            </w:tcBorders>
+            <w:tcMar>
+              <w:top w:w="60" w:type="dxa"/>
+              <w:left w:w="100" w:type="dxa"/>
+              <w:bottom w:w="60" w:type="dxa"/>
+              <w:right w:w="100" w:type="dxa"/>
+            </w:tcMar>
+          </w:tcPr>
+          <w:p>
+            <w:pPr>
+              <w:spacing w:after="30"/>
+              <w:rPr>
+                <w:rFonts w:asciiTheme="majorHAnsi" w:eastAsia="Arial" w:hAnsiTheme="majorHAnsi" w:cstheme="majorHAnsi"/>
+                <w:sz w:val="18"/>
+                <w:szCs w:val="18"/>
+              </w:rPr>
+            </w:pPr>
+            <w:r>
+              <w:rPr>
+                <w:rFonts w:asciiTheme="majorHAnsi" w:eastAsia="Arial" w:hAnsiTheme="majorHAnsi" w:cstheme="majorHAnsi"/>
+                <w:sz w:val="18"/>
+                <w:szCs w:val="18"/>
+              </w:rPr>
+              <w:t>Seguridad (confidencialidad y cumplimiento legal)</w:t>
+            </w:r>
+          </w:p>
+        </w:tc>
+        <w:tc>
+          <w:tcPr>
+            <w:tcW w:w="2560" w:type="dxa"/>
+            <w:tcBorders>
+              <w:top w:val="single" w:sz="4" w:space="0" w:color="A6A6A6"/>
+              <w:left w:val="single" w:sz="4" w:space="0" w:color="A6A6A6"/>
+              <w:bottom w:val="single" w:sz="4" w:space="0" w:color="A6A6A6"/>
+              <w:right w:val="single" w:sz="4" w:space="0" w:color="A6A6A6"/>
+            </w:tcBorders>
+            <w:tcMar>
+              <w:top w:w="60" w:type="dxa"/>
+              <w:left w:w="100" w:type="dxa"/>
+              <w:bottom w:w="60" w:type="dxa"/>
+              <w:right w:w="100" w:type="dxa"/>
+            </w:tcMar>
+          </w:tcPr>
+          <w:p>
+            <w:pPr>
+              <w:spacing w:after="30"/>
+              <w:rPr>
+                <w:rFonts w:asciiTheme="majorHAnsi" w:eastAsia="Arial" w:hAnsiTheme="majorHAnsi" w:cstheme="majorHAnsi"/>
+                <w:sz w:val="18"/>
+                <w:szCs w:val="18"/>
+              </w:rPr>
+            </w:pPr>
+            <w:r>
+              <w:rPr>
+                <w:rFonts w:asciiTheme="majorHAnsi" w:eastAsia="Arial" w:hAnsiTheme="majorHAnsi" w:cstheme="majorHAnsi"/>
+                <w:sz w:val="18"/>
+                <w:szCs w:val="18"/>
+              </w:rPr>
+              <w:t>El manejo de datos personales deberá apegarse a la Ley Federal de Protección de Datos Personales en Posesión de los Particulares y usar solo datos ficticios en las pruebas.</w:t>
+            </w:r>
+          </w:p>
+        </w:tc>
+        <w:tc>
+          <w:tcPr>
+            <w:tcW w:w="2000" w:type="dxa"/>
+            <w:tcBorders>
+              <w:top w:val="single" w:sz="4" w:space="0" w:color="A6A6A6"/>
+              <w:left w:val="single" w:sz="4" w:space="0" w:color="A6A6A6"/>
+              <w:bottom w:val="single" w:sz="4" w:space="0" w:color="A6A6A6"/>
+              <w:right w:val="single" w:sz="4" w:space="0" w:color="A6A6A6"/>
+            </w:tcBorders>
+            <w:tcMar>
+              <w:top w:w="60" w:type="dxa"/>
+              <w:left w:w="100" w:type="dxa"/>
+              <w:bottom w:w="60" w:type="dxa"/>
+              <w:right w:w="100" w:type="dxa"/>
+            </w:tcMar>
+          </w:tcPr>
+          <w:p>
+            <w:pPr>
+              <w:spacing w:after="30"/>
+              <w:rPr>
+                <w:rFonts w:asciiTheme="majorHAnsi" w:eastAsia="Arial" w:hAnsiTheme="majorHAnsi" w:cstheme="majorHAnsi"/>
+                <w:sz w:val="18"/>
+                <w:szCs w:val="18"/>
+              </w:rPr>
+            </w:pPr>
+            <w:r>
+              <w:rPr>
+                <w:rFonts w:asciiTheme="majorHAnsi" w:eastAsia="Arial" w:hAnsiTheme="majorHAnsi" w:cstheme="majorHAnsi"/>
+                <w:sz w:val="18"/>
+                <w:szCs w:val="18"/>
+              </w:rPr>
+              <w:t>100 % de las conexiones con HTTPS (TLS 1.2 o superior); datos personales sensibles cifrados en reposo; aviso de privacidad visible en el 100 % de los formularios que capturan datos; 0 registros reales en el ambiente de pruebas.</w:t>
+            </w:r>
+          </w:p>
+        </w:tc>
+        <w:tc>
+          <w:tcPr>
+            <w:tcW w:w="1900" w:type="dxa"/>
+            <w:tcBorders>
+              <w:top w:val="single" w:sz="4" w:space="0" w:color="A6A6A6"/>
+              <w:left w:val="single" w:sz="4" w:space="0" w:color="A6A6A6"/>
+              <w:bottom w:val="single" w:sz="4" w:space="0" w:color="A6A6A6"/>
+              <w:right w:val="single" w:sz="4" w:space="0" w:color="A6A6A6"/>
+            </w:tcBorders>
+            <w:tcMar>
+              <w:top w:w="60" w:type="dxa"/>
+              <w:left w:w="100" w:type="dxa"/>
+              <w:bottom w:w="60" w:type="dxa"/>
+              <w:right w:w="100" w:type="dxa"/>
+            </w:tcMar>
+          </w:tcPr>
+          <w:p>
+            <w:pPr>
+              <w:spacing w:after="30"/>
+              <w:rPr>
+                <w:rFonts w:asciiTheme="majorHAnsi" w:eastAsia="Arial" w:hAnsiTheme="majorHAnsi" w:cstheme="majorHAnsi"/>
+                <w:sz w:val="18"/>
+                <w:szCs w:val="18"/>
+              </w:rPr>
+            </w:pPr>
+            <w:r>
+              <w:rPr>
+                <w:rFonts w:asciiTheme="majorHAnsi" w:eastAsia="Arial" w:hAnsiTheme="majorHAnsi" w:cstheme="majorHAnsi"/>
+                <w:sz w:val="18"/>
+                <w:szCs w:val="18"/>
+              </w:rPr>
+              <w:t xml:space="preserve">Análisis con testssl.sh o SSL </w:t>
+            </w:r>
+            <w:proofErr w:type="spellStart"/>
+            <w:r>
+              <w:rPr>
+                <w:rFonts w:asciiTheme="majorHAnsi" w:eastAsia="Arial" w:hAnsiTheme="majorHAnsi" w:cstheme="majorHAnsi"/>
+                <w:sz w:val="18"/>
+                <w:szCs w:val="18"/>
+              </w:rPr>
+              <w:t>Labs</w:t>
+            </w:r>
+            <w:proofErr w:type="spellEnd"/>
+            <w:r>
+              <w:rPr>
+                <w:rFonts w:asciiTheme="majorHAnsi" w:eastAsia="Arial" w:hAnsiTheme="majorHAnsi" w:cstheme="majorHAnsi"/>
+                <w:sz w:val="18"/>
+                <w:szCs w:val="18"/>
+              </w:rPr>
+              <w:t>, lista de verificación de la ley revisada por el equipo y revisión de los datos de prueba antes de cada entrega.</w:t>
+            </w:r>
+          </w:p>
+        </w:tc>
+      </w:tr>
+      <w:tr>
+        <w:trPr>
+          <w:cantSplit/>
+        </w:trPr>
+        <w:tc>
+          <w:tcPr>
+            <w:tcW w:w="900" w:type="dxa"/>
+            <w:tcBorders>
+              <w:top w:val="single" w:sz="4" w:space="0" w:color="A6A6A6"/>
+              <w:left w:val="single" w:sz="4" w:space="0" w:color="A6A6A6"/>
+              <w:bottom w:val="single" w:sz="4" w:space="0" w:color="A6A6A6"/>
+              <w:right w:val="single" w:sz="4" w:space="0" w:color="A6A6A6"/>
+            </w:tcBorders>
+            <w:tcMar>
+              <w:top w:w="60" w:type="dxa"/>
+              <w:left w:w="100" w:type="dxa"/>
+              <w:bottom w:w="60" w:type="dxa"/>
+              <w:right w:w="100" w:type="dxa"/>
+            </w:tcMar>
+          </w:tcPr>
+          <w:p>
+            <w:pPr>
+              <w:spacing w:after="30"/>
+              <w:rPr>
+                <w:rFonts w:asciiTheme="majorHAnsi" w:eastAsia="Arial" w:hAnsiTheme="majorHAnsi" w:cstheme="majorHAnsi"/>
+                <w:sz w:val="18"/>
+                <w:szCs w:val="18"/>
+              </w:rPr>
+            </w:pPr>
+            <w:r>
+              <w:rPr>
+                <w:rFonts w:asciiTheme="majorHAnsi" w:eastAsia="Arial" w:hAnsiTheme="majorHAnsi" w:cstheme="majorHAnsi"/>
+                <w:sz w:val="18"/>
+                <w:szCs w:val="18"/>
+              </w:rPr>
+              <w:t>RNF-06</w:t>
+            </w:r>
+          </w:p>
+        </w:tc>
+        <w:tc>
+          <w:tcPr>
+            <w:tcW w:w="2000" w:type="dxa"/>
+            <w:tcBorders>
+              <w:top w:val="single" w:sz="4" w:space="0" w:color="A6A6A6"/>
+              <w:left w:val="single" w:sz="4" w:space="0" w:color="A6A6A6"/>
+              <w:bottom w:val="single" w:sz="4" w:space="0" w:color="A6A6A6"/>
+              <w:right w:val="single" w:sz="4" w:space="0" w:color="A6A6A6"/>
+            </w:tcBorders>
+            <w:tcMar>
+              <w:top w:w="60" w:type="dxa"/>
+              <w:left w:w="100" w:type="dxa"/>
+              <w:bottom w:w="60" w:type="dxa"/>
+              <w:right w:w="100" w:type="dxa"/>
+            </w:tcMar>
+          </w:tcPr>
+          <w:p>
+            <w:pPr>
+              <w:spacing w:after="30"/>
+              <w:rPr>
+                <w:rFonts w:asciiTheme="majorHAnsi" w:eastAsia="Arial" w:hAnsiTheme="majorHAnsi" w:cstheme="majorHAnsi"/>
+                <w:sz w:val="18"/>
+                <w:szCs w:val="18"/>
+              </w:rPr>
+            </w:pPr>
+            <w:r>
+              <w:rPr>
+                <w:rFonts w:asciiTheme="majorHAnsi" w:eastAsia="Arial" w:hAnsiTheme="majorHAnsi" w:cstheme="majorHAnsi"/>
+                <w:sz w:val="18"/>
+                <w:szCs w:val="18"/>
+              </w:rPr>
+              <w:t>Eficiencia de desempeño</w:t>
+            </w:r>
+          </w:p>
+        </w:tc>
+        <w:tc>
+          <w:tcPr>
+            <w:tcW w:w="2560" w:type="dxa"/>
+            <w:tcBorders>
+              <w:top w:val="single" w:sz="4" w:space="0" w:color="A6A6A6"/>
+              <w:left w:val="single" w:sz="4" w:space="0" w:color="A6A6A6"/>
+              <w:bottom w:val="single" w:sz="4" w:space="0" w:color="A6A6A6"/>
+              <w:right w:val="single" w:sz="4" w:space="0" w:color="A6A6A6"/>
+            </w:tcBorders>
+            <w:tcMar>
+              <w:top w:w="60" w:type="dxa"/>
+              <w:left w:w="100" w:type="dxa"/>
+              <w:bottom w:w="60" w:type="dxa"/>
+              <w:right w:w="100" w:type="dxa"/>
+            </w:tcMar>
+          </w:tcPr>
+          <w:p>
+            <w:pPr>
+              <w:spacing w:after="30"/>
+              <w:rPr>
+                <w:rFonts w:asciiTheme="majorHAnsi" w:eastAsia="Arial" w:hAnsiTheme="majorHAnsi" w:cstheme="majorHAnsi"/>
+                <w:sz w:val="18"/>
+                <w:szCs w:val="18"/>
+              </w:rPr>
+            </w:pPr>
+            <w:r>
+              <w:rPr>
+                <w:rFonts w:asciiTheme="majorHAnsi" w:eastAsia="Arial" w:hAnsiTheme="majorHAnsi" w:cstheme="majorHAnsi"/>
+                <w:sz w:val="18"/>
+                <w:szCs w:val="18"/>
+              </w:rPr>
+              <w:t>El registro de recepción se deberá guardar de forma local con rapidez, aun sin conexión.</w:t>
+            </w:r>
+          </w:p>
+        </w:tc>
+        <w:tc>
+          <w:tcPr>
+            <w:tcW w:w="2000" w:type="dxa"/>
+            <w:tcBorders>
+              <w:top w:val="single" w:sz="4" w:space="0" w:color="A6A6A6"/>
+              <w:left w:val="single" w:sz="4" w:space="0" w:color="A6A6A6"/>
+              <w:bottom w:val="single" w:sz="4" w:space="0" w:color="A6A6A6"/>
+              <w:right w:val="single" w:sz="4" w:space="0" w:color="A6A6A6"/>
+            </w:tcBorders>
+            <w:tcMar>
+              <w:top w:w="60" w:type="dxa"/>
+              <w:left w:w="100" w:type="dxa"/>
+              <w:bottom w:w="60" w:type="dxa"/>
+              <w:right w:w="100" w:type="dxa"/>
+            </w:tcMar>
+          </w:tcPr>
+          <w:p>
+            <w:pPr>
+              <w:spacing w:after="30"/>
+              <w:rPr>
+                <w:rFonts w:asciiTheme="majorHAnsi" w:eastAsia="Arial" w:hAnsiTheme="majorHAnsi" w:cstheme="majorHAnsi"/>
+                <w:sz w:val="18"/>
+                <w:szCs w:val="18"/>
+              </w:rPr>
+            </w:pPr>
+            <w:r>
+              <w:rPr>
+                <w:rFonts w:asciiTheme="majorHAnsi" w:eastAsia="Arial" w:hAnsiTheme="majorHAnsi" w:cstheme="majorHAnsi"/>
+                <w:sz w:val="18"/>
+                <w:szCs w:val="18"/>
+              </w:rPr>
+              <w:t>Guardar un registro con 5 fotografías en máximo 2 s (percentil 95) en la tableta o laptop del taller.</w:t>
+            </w:r>
+          </w:p>
+        </w:tc>
+        <w:tc>
+          <w:tcPr>
+            <w:tcW w:w="1900" w:type="dxa"/>
+            <w:tcBorders>
+              <w:top w:val="single" w:sz="4" w:space="0" w:color="A6A6A6"/>
+              <w:left w:val="single" w:sz="4" w:space="0" w:color="A6A6A6"/>
+              <w:bottom w:val="single" w:sz="4" w:space="0" w:color="A6A6A6"/>
+              <w:right w:val="single" w:sz="4" w:space="0" w:color="A6A6A6"/>
+            </w:tcBorders>
+            <w:tcMar>
+              <w:top w:w="60" w:type="dxa"/>
+              <w:left w:w="100" w:type="dxa"/>
+              <w:bottom w:w="60" w:type="dxa"/>
+              <w:right w:w="100" w:type="dxa"/>
+            </w:tcMar>
+          </w:tcPr>
+          <w:p>
+            <w:pPr>
+              <w:spacing w:after="30"/>
+              <w:rPr>
+                <w:rFonts w:asciiTheme="majorHAnsi" w:eastAsia="Arial" w:hAnsiTheme="majorHAnsi" w:cstheme="majorHAnsi"/>
+                <w:sz w:val="18"/>
+                <w:szCs w:val="18"/>
+              </w:rPr>
+            </w:pPr>
+            <w:r>
+              <w:rPr>
+                <w:rFonts w:asciiTheme="majorHAnsi" w:eastAsia="Arial" w:hAnsiTheme="majorHAnsi" w:cstheme="majorHAnsi"/>
+                <w:sz w:val="18"/>
+                <w:szCs w:val="18"/>
+              </w:rPr>
+              <w:t>20 repeticiones cronometradas con la herramienta de rendimiento del navegador, calculando el percentil 95.</w:t>
+            </w:r>
+          </w:p>
+        </w:tc>
+      </w:tr>
+      <w:tr>
+        <w:trPr>
+          <w:cantSplit/>
+        </w:trPr>
+        <w:tc>
+          <w:tcPr>
+            <w:tcW w:w="900" w:type="dxa"/>
+            <w:tcBorders>
+              <w:top w:val="single" w:sz="4" w:space="0" w:color="A6A6A6"/>
+              <w:left w:val="single" w:sz="4" w:space="0" w:color="A6A6A6"/>
+              <w:bottom w:val="single" w:sz="4" w:space="0" w:color="A6A6A6"/>
+              <w:right w:val="single" w:sz="4" w:space="0" w:color="A6A6A6"/>
+            </w:tcBorders>
+            <w:tcMar>
+              <w:top w:w="60" w:type="dxa"/>
+              <w:left w:w="100" w:type="dxa"/>
+              <w:bottom w:w="60" w:type="dxa"/>
+              <w:right w:w="100" w:type="dxa"/>
+            </w:tcMar>
+          </w:tcPr>
+          <w:p>
+            <w:pPr>
+              <w:spacing w:after="30"/>
+              <w:rPr>
+                <w:rFonts w:asciiTheme="majorHAnsi" w:eastAsia="Arial" w:hAnsiTheme="majorHAnsi" w:cstheme="majorHAnsi"/>
+                <w:sz w:val="18"/>
+                <w:szCs w:val="18"/>
+              </w:rPr>
+            </w:pPr>
+            <w:r>
+              <w:rPr>
+                <w:rFonts w:asciiTheme="majorHAnsi" w:eastAsia="Arial" w:hAnsiTheme="majorHAnsi" w:cstheme="majorHAnsi"/>
+                <w:sz w:val="18"/>
+                <w:szCs w:val="18"/>
+              </w:rPr>
+              <w:lastRenderedPageBreak/>
+              <w:t>RNF-07</w:t>
+            </w:r>
+          </w:p>
+        </w:tc>
+        <w:tc>
+          <w:tcPr>
+            <w:tcW w:w="2000" w:type="dxa"/>
+            <w:tcBorders>
+              <w:top w:val="single" w:sz="4" w:space="0" w:color="A6A6A6"/>
+              <w:left w:val="single" w:sz="4" w:space="0" w:color="A6A6A6"/>
+              <w:bottom w:val="single" w:sz="4" w:space="0" w:color="A6A6A6"/>
+              <w:right w:val="single" w:sz="4" w:space="0" w:color="A6A6A6"/>
+            </w:tcBorders>
+            <w:tcMar>
+              <w:top w:w="60" w:type="dxa"/>
+              <w:left w:w="100" w:type="dxa"/>
+              <w:bottom w:w="60" w:type="dxa"/>
+              <w:right w:w="100" w:type="dxa"/>
+            </w:tcMar>
+          </w:tcPr>
+          <w:p>
+            <w:pPr>
+              <w:spacing w:after="30"/>
+              <w:rPr>
+                <w:rFonts w:asciiTheme="majorHAnsi" w:eastAsia="Arial" w:hAnsiTheme="majorHAnsi" w:cstheme="majorHAnsi"/>
+                <w:sz w:val="18"/>
+                <w:szCs w:val="18"/>
+              </w:rPr>
+            </w:pPr>
+            <w:r>
+              <w:rPr>
+                <w:rFonts w:asciiTheme="majorHAnsi" w:eastAsia="Arial" w:hAnsiTheme="majorHAnsi" w:cstheme="majorHAnsi"/>
+                <w:sz w:val="18"/>
+                <w:szCs w:val="18"/>
+              </w:rPr>
+              <w:t>Mantenibilidad (modificabilidad)</w:t>
+            </w:r>
+          </w:p>
+        </w:tc>
+        <w:tc>
+          <w:tcPr>
+            <w:tcW w:w="2560" w:type="dxa"/>
+            <w:tcBorders>
+              <w:top w:val="single" w:sz="4" w:space="0" w:color="A6A6A6"/>
+              <w:left w:val="single" w:sz="4" w:space="0" w:color="A6A6A6"/>
+              <w:bottom w:val="single" w:sz="4" w:space="0" w:color="A6A6A6"/>
+              <w:right w:val="single" w:sz="4" w:space="0" w:color="A6A6A6"/>
+            </w:tcBorders>
+            <w:tcMar>
+              <w:top w:w="60" w:type="dxa"/>
+              <w:left w:w="100" w:type="dxa"/>
+              <w:bottom w:w="60" w:type="dxa"/>
+              <w:right w:w="100" w:type="dxa"/>
+            </w:tcMar>
+          </w:tcPr>
+          <w:p>
+            <w:pPr>
+              <w:spacing w:after="30"/>
+              <w:rPr>
+                <w:rFonts w:asciiTheme="majorHAnsi" w:eastAsia="Arial" w:hAnsiTheme="majorHAnsi" w:cstheme="majorHAnsi"/>
+                <w:sz w:val="18"/>
+                <w:szCs w:val="18"/>
+              </w:rPr>
+            </w:pPr>
+            <w:r>
+              <w:rPr>
+                <w:rFonts w:asciiTheme="majorHAnsi" w:eastAsia="Arial" w:hAnsiTheme="majorHAnsi" w:cstheme="majorHAnsi"/>
+                <w:sz w:val="18"/>
+                <w:szCs w:val="18"/>
+              </w:rPr>
+              <w:t xml:space="preserve">El desarrollo deberá usar únicamente herramientas de código abierto, </w:t>
+            </w:r>
+            <w:proofErr w:type="spellStart"/>
+            <w:r>
+              <w:rPr>
+                <w:rFonts w:asciiTheme="majorHAnsi" w:eastAsia="Arial" w:hAnsiTheme="majorHAnsi" w:cstheme="majorHAnsi"/>
+                <w:sz w:val="18"/>
+                <w:szCs w:val="18"/>
+              </w:rPr>
+              <w:t>frameworks</w:t>
+            </w:r>
+            <w:proofErr w:type="spellEnd"/>
+            <w:r>
+              <w:rPr>
+                <w:rFonts w:asciiTheme="majorHAnsi" w:eastAsia="Arial" w:hAnsiTheme="majorHAnsi" w:cstheme="majorHAnsi"/>
+                <w:sz w:val="18"/>
+                <w:szCs w:val="18"/>
+              </w:rPr>
+              <w:t xml:space="preserve"> de uso libre (como </w:t>
+            </w:r>
+            <w:proofErr w:type="spellStart"/>
+            <w:r>
+              <w:rPr>
+                <w:rFonts w:asciiTheme="majorHAnsi" w:eastAsia="Arial" w:hAnsiTheme="majorHAnsi" w:cstheme="majorHAnsi"/>
+                <w:sz w:val="18"/>
+                <w:szCs w:val="18"/>
+              </w:rPr>
+              <w:t>FastAPI</w:t>
+            </w:r>
+            <w:proofErr w:type="spellEnd"/>
+            <w:r>
+              <w:rPr>
+                <w:rFonts w:asciiTheme="majorHAnsi" w:eastAsia="Arial" w:hAnsiTheme="majorHAnsi" w:cstheme="majorHAnsi"/>
+                <w:sz w:val="18"/>
+                <w:szCs w:val="18"/>
+              </w:rPr>
+              <w:t xml:space="preserve"> y Python) y planes educativos.</w:t>
+            </w:r>
+          </w:p>
+        </w:tc>
+        <w:tc>
+          <w:tcPr>
+            <w:tcW w:w="2000" w:type="dxa"/>
+            <w:tcBorders>
+              <w:top w:val="single" w:sz="4" w:space="0" w:color="A6A6A6"/>
+              <w:left w:val="single" w:sz="4" w:space="0" w:color="A6A6A6"/>
+              <w:bottom w:val="single" w:sz="4" w:space="0" w:color="A6A6A6"/>
+              <w:right w:val="single" w:sz="4" w:space="0" w:color="A6A6A6"/>
+            </w:tcBorders>
+            <w:tcMar>
+              <w:top w:w="60" w:type="dxa"/>
+              <w:left w:w="100" w:type="dxa"/>
+              <w:bottom w:w="60" w:type="dxa"/>
+              <w:right w:w="100" w:type="dxa"/>
+            </w:tcMar>
+          </w:tcPr>
+          <w:p>
+            <w:pPr>
+              <w:spacing w:after="30"/>
+              <w:rPr>
+                <w:rFonts w:asciiTheme="majorHAnsi" w:eastAsia="Arial" w:hAnsiTheme="majorHAnsi" w:cstheme="majorHAnsi"/>
+                <w:sz w:val="18"/>
+                <w:szCs w:val="18"/>
+              </w:rPr>
+            </w:pPr>
+            <w:r>
+              <w:rPr>
+                <w:rFonts w:asciiTheme="majorHAnsi" w:eastAsia="Arial" w:hAnsiTheme="majorHAnsi" w:cstheme="majorHAnsi"/>
+                <w:sz w:val="18"/>
+                <w:szCs w:val="18"/>
+              </w:rPr>
+              <w:t>100 % de las dependencias con licencia de código abierto o plan educativo vigente; costo de licenciamiento de $0 en esta fase.</w:t>
+            </w:r>
+          </w:p>
+        </w:tc>
+        <w:tc>
+          <w:tcPr>
+            <w:tcW w:w="1900" w:type="dxa"/>
+            <w:tcBorders>
+              <w:top w:val="single" w:sz="4" w:space="0" w:color="A6A6A6"/>
+              <w:left w:val="single" w:sz="4" w:space="0" w:color="A6A6A6"/>
+              <w:bottom w:val="single" w:sz="4" w:space="0" w:color="A6A6A6"/>
+              <w:right w:val="single" w:sz="4" w:space="0" w:color="A6A6A6"/>
+            </w:tcBorders>
+            <w:tcMar>
+              <w:top w:w="60" w:type="dxa"/>
+              <w:left w:w="100" w:type="dxa"/>
+              <w:bottom w:w="60" w:type="dxa"/>
+              <w:right w:w="100" w:type="dxa"/>
+            </w:tcMar>
+          </w:tcPr>
+          <w:p>
+            <w:pPr>
+              <w:spacing w:after="30"/>
+              <w:rPr>
+                <w:rFonts w:asciiTheme="majorHAnsi" w:eastAsia="Arial" w:hAnsiTheme="majorHAnsi" w:cstheme="majorHAnsi"/>
+                <w:sz w:val="18"/>
+                <w:szCs w:val="18"/>
+              </w:rPr>
+            </w:pPr>
+            <w:r>
+              <w:rPr>
+                <w:rFonts w:asciiTheme="majorHAnsi" w:eastAsia="Arial" w:hAnsiTheme="majorHAnsi" w:cstheme="majorHAnsi"/>
+                <w:sz w:val="18"/>
+                <w:szCs w:val="18"/>
+              </w:rPr>
+              <w:t xml:space="preserve">Inventario de dependencias con herramientas de revisión de licencias (por ejemplo, </w:t>
+            </w:r>
+            <w:proofErr w:type="spellStart"/>
+            <w:r>
+              <w:rPr>
+                <w:rFonts w:asciiTheme="majorHAnsi" w:eastAsia="Arial" w:hAnsiTheme="majorHAnsi" w:cstheme="majorHAnsi"/>
+                <w:sz w:val="18"/>
+                <w:szCs w:val="18"/>
+              </w:rPr>
+              <w:t>pip-licenses</w:t>
+            </w:r>
+            <w:proofErr w:type="spellEnd"/>
+            <w:r>
+              <w:rPr>
+                <w:rFonts w:asciiTheme="majorHAnsi" w:eastAsia="Arial" w:hAnsiTheme="majorHAnsi" w:cstheme="majorHAnsi"/>
+                <w:sz w:val="18"/>
+                <w:szCs w:val="18"/>
+              </w:rPr>
+              <w:t>) y registro de los planes educativos usados.</w:t>
+            </w:r>
+          </w:p>
+        </w:tc>
+      </w:tr>
+      <w:tr>
+        <w:trPr>
+          <w:cantSplit/>
+        </w:trPr>
+        <w:tc>
+          <w:tcPr>
+            <w:tcW w:w="900" w:type="dxa"/>
+            <w:tcBorders>
+              <w:top w:val="single" w:sz="4" w:space="0" w:color="A6A6A6"/>
+              <w:left w:val="single" w:sz="4" w:space="0" w:color="A6A6A6"/>
+              <w:bottom w:val="single" w:sz="4" w:space="0" w:color="A6A6A6"/>
+              <w:right w:val="single" w:sz="4" w:space="0" w:color="A6A6A6"/>
+            </w:tcBorders>
+            <w:tcMar>
+              <w:top w:w="60" w:type="dxa"/>
+              <w:left w:w="100" w:type="dxa"/>
+              <w:bottom w:w="60" w:type="dxa"/>
+              <w:right w:w="100" w:type="dxa"/>
+            </w:tcMar>
+          </w:tcPr>
+          <w:p>
+            <w:pPr>
+              <w:spacing w:after="30"/>
+              <w:rPr>
+                <w:rFonts w:asciiTheme="majorHAnsi" w:eastAsia="Arial" w:hAnsiTheme="majorHAnsi" w:cstheme="majorHAnsi"/>
+                <w:sz w:val="18"/>
+                <w:szCs w:val="18"/>
+              </w:rPr>
+            </w:pPr>
+            <w:r>
+              <w:rPr>
+                <w:rFonts w:asciiTheme="majorHAnsi" w:eastAsia="Arial" w:hAnsiTheme="majorHAnsi" w:cstheme="majorHAnsi"/>
+                <w:sz w:val="18"/>
+                <w:szCs w:val="18"/>
+              </w:rPr>
+              <w:t>RNF-08</w:t>
+            </w:r>
+          </w:p>
+        </w:tc>
+        <w:tc>
+          <w:tcPr>
+            <w:tcW w:w="2000" w:type="dxa"/>
+            <w:tcBorders>
+              <w:top w:val="single" w:sz="4" w:space="0" w:color="A6A6A6"/>
+              <w:left w:val="single" w:sz="4" w:space="0" w:color="A6A6A6"/>
+              <w:bottom w:val="single" w:sz="4" w:space="0" w:color="A6A6A6"/>
+              <w:right w:val="single" w:sz="4" w:space="0" w:color="A6A6A6"/>
+            </w:tcBorders>
+            <w:tcMar>
+              <w:top w:w="60" w:type="dxa"/>
+              <w:left w:w="100" w:type="dxa"/>
+              <w:bottom w:w="60" w:type="dxa"/>
+              <w:right w:w="100" w:type="dxa"/>
+            </w:tcMar>
+          </w:tcPr>
+          <w:p>
+            <w:pPr>
+              <w:spacing w:after="30"/>
+              <w:rPr>
+                <w:rFonts w:asciiTheme="majorHAnsi" w:eastAsia="Arial" w:hAnsiTheme="majorHAnsi" w:cstheme="majorHAnsi"/>
+                <w:sz w:val="18"/>
+                <w:szCs w:val="18"/>
+              </w:rPr>
+            </w:pPr>
+            <w:r>
+              <w:rPr>
+                <w:rFonts w:asciiTheme="majorHAnsi" w:eastAsia="Arial" w:hAnsiTheme="majorHAnsi" w:cstheme="majorHAnsi"/>
+                <w:sz w:val="18"/>
+                <w:szCs w:val="18"/>
+              </w:rPr>
+              <w:t>Fiabilidad (tolerancia a fallos)</w:t>
+            </w:r>
+          </w:p>
+        </w:tc>
+        <w:tc>
+          <w:tcPr>
+            <w:tcW w:w="2560" w:type="dxa"/>
+            <w:tcBorders>
+              <w:top w:val="single" w:sz="4" w:space="0" w:color="A6A6A6"/>
+              <w:left w:val="single" w:sz="4" w:space="0" w:color="A6A6A6"/>
+              <w:bottom w:val="single" w:sz="4" w:space="0" w:color="A6A6A6"/>
+              <w:right w:val="single" w:sz="4" w:space="0" w:color="A6A6A6"/>
+            </w:tcBorders>
+            <w:tcMar>
+              <w:top w:w="60" w:type="dxa"/>
+              <w:left w:w="100" w:type="dxa"/>
+              <w:bottom w:w="60" w:type="dxa"/>
+              <w:right w:w="100" w:type="dxa"/>
+            </w:tcMar>
+          </w:tcPr>
+          <w:p>
+            <w:pPr>
+              <w:spacing w:after="30"/>
+              <w:rPr>
+                <w:rFonts w:asciiTheme="majorHAnsi" w:eastAsia="Arial" w:hAnsiTheme="majorHAnsi" w:cstheme="majorHAnsi"/>
+                <w:sz w:val="18"/>
+                <w:szCs w:val="18"/>
+              </w:rPr>
+            </w:pPr>
+            <w:r>
+              <w:rPr>
+                <w:rFonts w:asciiTheme="majorHAnsi" w:eastAsia="Arial" w:hAnsiTheme="majorHAnsi" w:cstheme="majorHAnsi"/>
+                <w:sz w:val="18"/>
+                <w:szCs w:val="18"/>
+              </w:rPr>
+              <w:t>El personal interno deberá poder operar sin internet o sin energía eléctrica, con equipos en batería, bajo una arquitectura local con sincronización diferida.</w:t>
+            </w:r>
+          </w:p>
+        </w:tc>
+        <w:tc>
+          <w:tcPr>
+            <w:tcW w:w="2000" w:type="dxa"/>
+            <w:tcBorders>
+              <w:top w:val="single" w:sz="4" w:space="0" w:color="A6A6A6"/>
+              <w:left w:val="single" w:sz="4" w:space="0" w:color="A6A6A6"/>
+              <w:bottom w:val="single" w:sz="4" w:space="0" w:color="A6A6A6"/>
+              <w:right w:val="single" w:sz="4" w:space="0" w:color="A6A6A6"/>
+            </w:tcBorders>
+            <w:tcMar>
+              <w:top w:w="60" w:type="dxa"/>
+              <w:left w:w="100" w:type="dxa"/>
+              <w:bottom w:w="60" w:type="dxa"/>
+              <w:right w:w="100" w:type="dxa"/>
+            </w:tcMar>
+          </w:tcPr>
+          <w:p>
+            <w:pPr>
+              <w:spacing w:after="30"/>
+              <w:rPr>
+                <w:rFonts w:asciiTheme="majorHAnsi" w:eastAsia="Arial" w:hAnsiTheme="majorHAnsi" w:cstheme="majorHAnsi"/>
+                <w:sz w:val="18"/>
+                <w:szCs w:val="18"/>
+              </w:rPr>
+            </w:pPr>
+            <w:r>
+              <w:rPr>
+                <w:rFonts w:asciiTheme="majorHAnsi" w:eastAsia="Arial" w:hAnsiTheme="majorHAnsi" w:cstheme="majorHAnsi"/>
+                <w:sz w:val="18"/>
+                <w:szCs w:val="18"/>
+              </w:rPr>
+              <w:t xml:space="preserve">Las 7 operaciones definidas (registro de entrada, </w:t>
+            </w:r>
+            <w:proofErr w:type="spellStart"/>
+            <w:r>
+              <w:rPr>
+                <w:rFonts w:asciiTheme="majorHAnsi" w:eastAsia="Arial" w:hAnsiTheme="majorHAnsi" w:cstheme="majorHAnsi"/>
+                <w:sz w:val="18"/>
+                <w:szCs w:val="18"/>
+              </w:rPr>
+              <w:t>checklist</w:t>
+            </w:r>
+            <w:proofErr w:type="spellEnd"/>
+            <w:r>
+              <w:rPr>
+                <w:rFonts w:asciiTheme="majorHAnsi" w:eastAsia="Arial" w:hAnsiTheme="majorHAnsi" w:cstheme="majorHAnsi"/>
+                <w:sz w:val="18"/>
+                <w:szCs w:val="18"/>
+              </w:rPr>
+              <w:t>, fotografías, diagnósticos, asignación de bahías, consulta de proveedores y autorizaciones gerenciales) funcionan al 100 % durante al menos 4 h sin conexión; 0 datos perdidos.</w:t>
+            </w:r>
+          </w:p>
+        </w:tc>
+        <w:tc>
+          <w:tcPr>
+            <w:tcW w:w="1900" w:type="dxa"/>
+            <w:tcBorders>
+              <w:top w:val="single" w:sz="4" w:space="0" w:color="A6A6A6"/>
+              <w:left w:val="single" w:sz="4" w:space="0" w:color="A6A6A6"/>
+              <w:bottom w:val="single" w:sz="4" w:space="0" w:color="A6A6A6"/>
+              <w:right w:val="single" w:sz="4" w:space="0" w:color="A6A6A6"/>
+            </w:tcBorders>
+            <w:tcMar>
+              <w:top w:w="60" w:type="dxa"/>
+              <w:left w:w="100" w:type="dxa"/>
+              <w:bottom w:w="60" w:type="dxa"/>
+              <w:right w:w="100" w:type="dxa"/>
+            </w:tcMar>
+          </w:tcPr>
+          <w:p>
+            <w:pPr>
+              <w:spacing w:after="30"/>
+              <w:rPr>
+                <w:rFonts w:asciiTheme="majorHAnsi" w:eastAsia="Arial" w:hAnsiTheme="majorHAnsi" w:cstheme="majorHAnsi"/>
+                <w:sz w:val="18"/>
+                <w:szCs w:val="18"/>
+              </w:rPr>
+            </w:pPr>
+            <w:r>
+              <w:rPr>
+                <w:rFonts w:asciiTheme="majorHAnsi" w:eastAsia="Arial" w:hAnsiTheme="majorHAnsi" w:cstheme="majorHAnsi"/>
+                <w:sz w:val="18"/>
+                <w:szCs w:val="18"/>
+              </w:rPr>
+              <w:t>Casos de prueba de las 7 operaciones con la red desconectada y un equipo con batería, comparando los registros al terminar.</w:t>
+            </w:r>
+          </w:p>
+        </w:tc>
+      </w:tr>
+      <w:tr>
+        <w:trPr>
+          <w:cantSplit/>
+        </w:trPr>
+        <w:tc>
+          <w:tcPr>
+            <w:tcW w:w="900" w:type="dxa"/>
+            <w:tcBorders>
+              <w:top w:val="single" w:sz="4" w:space="0" w:color="A6A6A6"/>
+              <w:left w:val="single" w:sz="4" w:space="0" w:color="A6A6A6"/>
+              <w:bottom w:val="single" w:sz="4" w:space="0" w:color="A6A6A6"/>
+              <w:right w:val="single" w:sz="4" w:space="0" w:color="A6A6A6"/>
+            </w:tcBorders>
+            <w:tcMar>
+              <w:top w:w="60" w:type="dxa"/>
+              <w:left w:w="100" w:type="dxa"/>
+              <w:bottom w:w="60" w:type="dxa"/>
+              <w:right w:w="100" w:type="dxa"/>
+            </w:tcMar>
+          </w:tcPr>
+          <w:p>
+            <w:pPr>
+              <w:spacing w:after="30"/>
+              <w:rPr>
+                <w:rFonts w:asciiTheme="majorHAnsi" w:eastAsia="Arial" w:hAnsiTheme="majorHAnsi" w:cstheme="majorHAnsi"/>
+                <w:sz w:val="18"/>
+                <w:szCs w:val="18"/>
+              </w:rPr>
+            </w:pPr>
+            <w:r>
+              <w:rPr>
+                <w:rFonts w:asciiTheme="majorHAnsi" w:eastAsia="Arial" w:hAnsiTheme="majorHAnsi" w:cstheme="majorHAnsi"/>
+                <w:sz w:val="18"/>
+                <w:szCs w:val="18"/>
+              </w:rPr>
+              <w:t>RNF-09</w:t>
+            </w:r>
+          </w:p>
+        </w:tc>
+        <w:tc>
+          <w:tcPr>
+            <w:tcW w:w="2000" w:type="dxa"/>
+            <w:tcBorders>
+              <w:top w:val="single" w:sz="4" w:space="0" w:color="A6A6A6"/>
+              <w:left w:val="single" w:sz="4" w:space="0" w:color="A6A6A6"/>
+              <w:bottom w:val="single" w:sz="4" w:space="0" w:color="A6A6A6"/>
+              <w:right w:val="single" w:sz="4" w:space="0" w:color="A6A6A6"/>
+            </w:tcBorders>
+            <w:tcMar>
+              <w:top w:w="60" w:type="dxa"/>
+              <w:left w:w="100" w:type="dxa"/>
+              <w:bottom w:w="60" w:type="dxa"/>
+              <w:right w:w="100" w:type="dxa"/>
+            </w:tcMar>
+          </w:tcPr>
+          <w:p>
+            <w:pPr>
+              <w:spacing w:after="30"/>
+              <w:rPr>
+                <w:rFonts w:asciiTheme="majorHAnsi" w:eastAsia="Arial" w:hAnsiTheme="majorHAnsi" w:cstheme="majorHAnsi"/>
+                <w:sz w:val="18"/>
+                <w:szCs w:val="18"/>
+              </w:rPr>
+            </w:pPr>
+            <w:r>
+              <w:rPr>
+                <w:rFonts w:asciiTheme="majorHAnsi" w:eastAsia="Arial" w:hAnsiTheme="majorHAnsi" w:cstheme="majorHAnsi"/>
+                <w:sz w:val="18"/>
+                <w:szCs w:val="18"/>
+              </w:rPr>
+              <w:t>Fiabilidad (recuperabilidad)</w:t>
+            </w:r>
+          </w:p>
+        </w:tc>
+        <w:tc>
+          <w:tcPr>
+            <w:tcW w:w="2560" w:type="dxa"/>
+            <w:tcBorders>
+              <w:top w:val="single" w:sz="4" w:space="0" w:color="A6A6A6"/>
+              <w:left w:val="single" w:sz="4" w:space="0" w:color="A6A6A6"/>
+              <w:bottom w:val="single" w:sz="4" w:space="0" w:color="A6A6A6"/>
+              <w:right w:val="single" w:sz="4" w:space="0" w:color="A6A6A6"/>
+            </w:tcBorders>
+            <w:tcMar>
+              <w:top w:w="60" w:type="dxa"/>
+              <w:left w:w="100" w:type="dxa"/>
+              <w:bottom w:w="60" w:type="dxa"/>
+              <w:right w:w="100" w:type="dxa"/>
+            </w:tcMar>
+          </w:tcPr>
+          <w:p>
+            <w:pPr>
+              <w:spacing w:after="30"/>
+              <w:rPr>
+                <w:rFonts w:asciiTheme="majorHAnsi" w:eastAsia="Arial" w:hAnsiTheme="majorHAnsi" w:cstheme="majorHAnsi"/>
+                <w:sz w:val="18"/>
+                <w:szCs w:val="18"/>
+              </w:rPr>
+            </w:pPr>
+            <w:r>
+              <w:rPr>
+                <w:rFonts w:asciiTheme="majorHAnsi" w:eastAsia="Arial" w:hAnsiTheme="majorHAnsi" w:cstheme="majorHAnsi"/>
+                <w:sz w:val="18"/>
+                <w:szCs w:val="18"/>
+              </w:rPr>
+              <w:t>Al restablecerse la conexión, el sistema deberá sincronizar automáticamente datos, archivos multimedia y registros de auditoría con la base de datos central, sin duplicados.</w:t>
+            </w:r>
+          </w:p>
+        </w:tc>
+        <w:tc>
+          <w:tcPr>
+            <w:tcW w:w="2000" w:type="dxa"/>
+            <w:tcBorders>
+              <w:top w:val="single" w:sz="4" w:space="0" w:color="A6A6A6"/>
+              <w:left w:val="single" w:sz="4" w:space="0" w:color="A6A6A6"/>
+              <w:bottom w:val="single" w:sz="4" w:space="0" w:color="A6A6A6"/>
+              <w:right w:val="single" w:sz="4" w:space="0" w:color="A6A6A6"/>
+            </w:tcBorders>
+            <w:tcMar>
+              <w:top w:w="60" w:type="dxa"/>
+              <w:left w:w="100" w:type="dxa"/>
+              <w:bottom w:w="60" w:type="dxa"/>
+              <w:right w:w="100" w:type="dxa"/>
+            </w:tcMar>
+          </w:tcPr>
+          <w:p>
+            <w:pPr>
+              <w:spacing w:after="30"/>
+              <w:rPr>
+                <w:rFonts w:asciiTheme="majorHAnsi" w:eastAsia="Arial" w:hAnsiTheme="majorHAnsi" w:cstheme="majorHAnsi"/>
+                <w:sz w:val="18"/>
+                <w:szCs w:val="18"/>
+              </w:rPr>
+            </w:pPr>
+            <w:r>
+              <w:rPr>
+                <w:rFonts w:asciiTheme="majorHAnsi" w:eastAsia="Arial" w:hAnsiTheme="majorHAnsi" w:cstheme="majorHAnsi"/>
+                <w:sz w:val="18"/>
+                <w:szCs w:val="18"/>
+              </w:rPr>
+              <w:t>100 % de los registros sincronizados, 0 duplicados y 0 pérdidas; 200 registros con 50 fotografías en máximo 5 min.</w:t>
+            </w:r>
+          </w:p>
+        </w:tc>
+        <w:tc>
+          <w:tcPr>
+            <w:tcW w:w="1900" w:type="dxa"/>
+            <w:tcBorders>
+              <w:top w:val="single" w:sz="4" w:space="0" w:color="A6A6A6"/>
+              <w:left w:val="single" w:sz="4" w:space="0" w:color="A6A6A6"/>
+              <w:bottom w:val="single" w:sz="4" w:space="0" w:color="A6A6A6"/>
+              <w:right w:val="single" w:sz="4" w:space="0" w:color="A6A6A6"/>
+            </w:tcBorders>
+            <w:tcMar>
+              <w:top w:w="60" w:type="dxa"/>
+              <w:left w:w="100" w:type="dxa"/>
+              <w:bottom w:w="60" w:type="dxa"/>
+              <w:right w:w="100" w:type="dxa"/>
+            </w:tcMar>
+          </w:tcPr>
+          <w:p>
+            <w:pPr>
+              <w:spacing w:after="30"/>
+              <w:rPr>
+                <w:rFonts w:asciiTheme="majorHAnsi" w:eastAsia="Arial" w:hAnsiTheme="majorHAnsi" w:cstheme="majorHAnsi"/>
+                <w:sz w:val="18"/>
+                <w:szCs w:val="18"/>
+              </w:rPr>
+            </w:pPr>
+            <w:r>
+              <w:rPr>
+                <w:rFonts w:asciiTheme="majorHAnsi" w:eastAsia="Arial" w:hAnsiTheme="majorHAnsi" w:cstheme="majorHAnsi"/>
+                <w:sz w:val="18"/>
+                <w:szCs w:val="18"/>
+              </w:rPr>
+              <w:t>Crear 200 registros sin conexión, reconectar y comparar conteos y huellas con la base central; repetir 3 veces e interrumpir la conexión a mitad de una sincronización.</w:t>
+            </w:r>
+          </w:p>
+        </w:tc>
+      </w:tr>
+      <w:tr>
+        <w:trPr>
+          <w:cantSplit/>
+        </w:trPr>
+        <w:tc>
+          <w:tcPr>
+            <w:tcW w:w="900" w:type="dxa"/>
+            <w:tcBorders>
+              <w:top w:val="single" w:sz="4" w:space="0" w:color="A6A6A6"/>
+              <w:left w:val="single" w:sz="4" w:space="0" w:color="A6A6A6"/>
+              <w:bottom w:val="single" w:sz="4" w:space="0" w:color="A6A6A6"/>
+              <w:right w:val="single" w:sz="4" w:space="0" w:color="A6A6A6"/>
+            </w:tcBorders>
+            <w:tcMar>
+              <w:top w:w="60" w:type="dxa"/>
+              <w:left w:w="100" w:type="dxa"/>
+              <w:bottom w:w="60" w:type="dxa"/>
+              <w:right w:w="100" w:type="dxa"/>
+            </w:tcMar>
+          </w:tcPr>
+          <w:p>
+            <w:pPr>
+              <w:spacing w:after="30"/>
+              <w:rPr>
+                <w:rFonts w:asciiTheme="majorHAnsi" w:eastAsia="Arial" w:hAnsiTheme="majorHAnsi" w:cstheme="majorHAnsi"/>
+                <w:sz w:val="18"/>
+                <w:szCs w:val="18"/>
+              </w:rPr>
+            </w:pPr>
+            <w:r>
+              <w:rPr>
+                <w:rFonts w:asciiTheme="majorHAnsi" w:eastAsia="Arial" w:hAnsiTheme="majorHAnsi" w:cstheme="majorHAnsi"/>
+                <w:sz w:val="18"/>
+                <w:szCs w:val="18"/>
+              </w:rPr>
+              <w:t>RNF-10</w:t>
+            </w:r>
+          </w:p>
+        </w:tc>
+        <w:tc>
+          <w:tcPr>
+            <w:tcW w:w="2000" w:type="dxa"/>
+            <w:tcBorders>
+              <w:top w:val="single" w:sz="4" w:space="0" w:color="A6A6A6"/>
+              <w:left w:val="single" w:sz="4" w:space="0" w:color="A6A6A6"/>
+              <w:bottom w:val="single" w:sz="4" w:space="0" w:color="A6A6A6"/>
+              <w:right w:val="single" w:sz="4" w:space="0" w:color="A6A6A6"/>
+            </w:tcBorders>
+            <w:tcMar>
+              <w:top w:w="60" w:type="dxa"/>
+              <w:left w:w="100" w:type="dxa"/>
+              <w:bottom w:w="60" w:type="dxa"/>
+              <w:right w:w="100" w:type="dxa"/>
+            </w:tcMar>
+          </w:tcPr>
+          <w:p>
+            <w:pPr>
+              <w:spacing w:after="30"/>
+              <w:rPr>
+                <w:rFonts w:asciiTheme="majorHAnsi" w:eastAsia="Arial" w:hAnsiTheme="majorHAnsi" w:cstheme="majorHAnsi"/>
+                <w:sz w:val="18"/>
+                <w:szCs w:val="18"/>
+              </w:rPr>
+            </w:pPr>
+            <w:r>
+              <w:rPr>
+                <w:rFonts w:asciiTheme="majorHAnsi" w:eastAsia="Arial" w:hAnsiTheme="majorHAnsi" w:cstheme="majorHAnsi"/>
+                <w:sz w:val="18"/>
+                <w:szCs w:val="18"/>
+              </w:rPr>
+              <w:t>Fiabilidad (tolerancia a fallos del cliente)</w:t>
+            </w:r>
+          </w:p>
+        </w:tc>
+        <w:tc>
+          <w:tcPr>
+            <w:tcW w:w="2560" w:type="dxa"/>
+            <w:tcBorders>
+              <w:top w:val="single" w:sz="4" w:space="0" w:color="A6A6A6"/>
+              <w:left w:val="single" w:sz="4" w:space="0" w:color="A6A6A6"/>
+              <w:bottom w:val="single" w:sz="4" w:space="0" w:color="A6A6A6"/>
+              <w:right w:val="single" w:sz="4" w:space="0" w:color="A6A6A6"/>
+            </w:tcBorders>
+            <w:tcMar>
+              <w:top w:w="60" w:type="dxa"/>
+              <w:left w:w="100" w:type="dxa"/>
+              <w:bottom w:w="60" w:type="dxa"/>
+              <w:right w:w="100" w:type="dxa"/>
+            </w:tcMar>
+          </w:tcPr>
+          <w:p>
+            <w:pPr>
+              <w:spacing w:after="30"/>
+              <w:rPr>
+                <w:rFonts w:asciiTheme="majorHAnsi" w:eastAsia="Arial" w:hAnsiTheme="majorHAnsi" w:cstheme="majorHAnsi"/>
+                <w:sz w:val="18"/>
+                <w:szCs w:val="18"/>
+              </w:rPr>
+            </w:pPr>
+            <w:r>
+              <w:rPr>
+                <w:rFonts w:asciiTheme="majorHAnsi" w:eastAsia="Arial" w:hAnsiTheme="majorHAnsi" w:cstheme="majorHAnsi"/>
+                <w:sz w:val="18"/>
+                <w:szCs w:val="18"/>
+              </w:rPr>
+              <w:t>Ante una falla de conectividad durante la consulta de estatus o la autorización 2FA, la interfaz del cliente deberá informar el estado y reintentar automáticamente.</w:t>
+            </w:r>
+          </w:p>
+        </w:tc>
+        <w:tc>
+          <w:tcPr>
+            <w:tcW w:w="2000" w:type="dxa"/>
+            <w:tcBorders>
+              <w:top w:val="single" w:sz="4" w:space="0" w:color="A6A6A6"/>
+              <w:left w:val="single" w:sz="4" w:space="0" w:color="A6A6A6"/>
+              <w:bottom w:val="single" w:sz="4" w:space="0" w:color="A6A6A6"/>
+              <w:right w:val="single" w:sz="4" w:space="0" w:color="A6A6A6"/>
+            </w:tcBorders>
+            <w:tcMar>
+              <w:top w:w="60" w:type="dxa"/>
+              <w:left w:w="100" w:type="dxa"/>
+              <w:bottom w:w="60" w:type="dxa"/>
+              <w:right w:w="100" w:type="dxa"/>
+            </w:tcMar>
+          </w:tcPr>
+          <w:p>
+            <w:pPr>
+              <w:spacing w:after="30"/>
+              <w:rPr>
+                <w:rFonts w:asciiTheme="majorHAnsi" w:eastAsia="Arial" w:hAnsiTheme="majorHAnsi" w:cstheme="majorHAnsi"/>
+                <w:sz w:val="18"/>
+                <w:szCs w:val="18"/>
+              </w:rPr>
+            </w:pPr>
+            <w:r>
+              <w:rPr>
+                <w:rFonts w:asciiTheme="majorHAnsi" w:eastAsia="Arial" w:hAnsiTheme="majorHAnsi" w:cstheme="majorHAnsi"/>
+                <w:sz w:val="18"/>
+                <w:szCs w:val="18"/>
+              </w:rPr>
+              <w:t>Mensaje de estado en máximo 3 s; reintento automático cada 30 s o menos hasta completar; 0 autorizaciones duplicadas o perdidas.</w:t>
+            </w:r>
+          </w:p>
+        </w:tc>
+        <w:tc>
+          <w:tcPr>
+            <w:tcW w:w="1900" w:type="dxa"/>
+            <w:tcBorders>
+              <w:top w:val="single" w:sz="4" w:space="0" w:color="A6A6A6"/>
+              <w:left w:val="single" w:sz="4" w:space="0" w:color="A6A6A6"/>
+              <w:bottom w:val="single" w:sz="4" w:space="0" w:color="A6A6A6"/>
+              <w:right w:val="single" w:sz="4" w:space="0" w:color="A6A6A6"/>
+            </w:tcBorders>
+            <w:tcMar>
+              <w:top w:w="60" w:type="dxa"/>
+              <w:left w:w="100" w:type="dxa"/>
+              <w:bottom w:w="60" w:type="dxa"/>
+              <w:right w:w="100" w:type="dxa"/>
+            </w:tcMar>
+          </w:tcPr>
+          <w:p>
+            <w:pPr>
+              <w:spacing w:after="30"/>
+              <w:rPr>
+                <w:rFonts w:asciiTheme="majorHAnsi" w:eastAsia="Arial" w:hAnsiTheme="majorHAnsi" w:cstheme="majorHAnsi"/>
+                <w:sz w:val="18"/>
+                <w:szCs w:val="18"/>
+              </w:rPr>
+            </w:pPr>
+            <w:r>
+              <w:rPr>
+                <w:rFonts w:asciiTheme="majorHAnsi" w:eastAsia="Arial" w:hAnsiTheme="majorHAnsi" w:cstheme="majorHAnsi"/>
+                <w:sz w:val="18"/>
+                <w:szCs w:val="18"/>
+              </w:rPr>
+              <w:t>Cortar el servidor durante la consulta y durante el envío del código, cronometrar el mensaje y revisar la base de datos tras restablecer el servicio.</w:t>
+            </w:r>
           </w:p>
         </w:tc>
       </w:tr>
@@ -18305,6 +19844,7 @@
         <w:pStyle w:val="Ttulo2"/>
       </w:pPr>
       <w:r>
+        <w:lastRenderedPageBreak/>
         <w:t>4.8 Requisitos de protección de datos personales</w:t>
       </w:r>
     </w:p>
@@ -18862,7 +20402,6 @@
                 <w:sz w:val="18"/>
                 <w:szCs w:val="18"/>
               </w:rPr>
-              <w:lastRenderedPageBreak/>
               <w:t>Flujo principal</w:t>
             </w:r>
           </w:p>
@@ -19396,6 +20935,7 @@
                 <w:sz w:val="19"/>
                 <w:szCs w:val="19"/>
               </w:rPr>
+              <w:lastRenderedPageBreak/>
               <w:t>Fecha</w:t>
             </w:r>
           </w:p>
@@ -33155,6 +34695,7 @@
   <w:style w:type="character" w:default="1" w:styleId="Fuentedeprrafopredeter">
     <w:name w:val="Default Paragraph Font"/>
     <w:uiPriority w:val="1"/>
+    <w:semiHidden/>
     <w:unhideWhenUsed/>
   </w:style>
   <w:style w:type="table" w:default="1" w:styleId="Tablanormal">

--- a/IS1_Fase1_EquipoB_Documento_Ingenieria-v0.1.docx
+++ b/IS1_Fase1_EquipoB_Documento_Ingenieria-v0.1.docx
@@ -418,25 +418,7 @@
           <w:sz w:val="24"/>
           <w:szCs w:val="24"/>
         </w:rPr>
-        <w:t xml:space="preserve">9. Implementación del </w:t>
-      </w:r>
-      <w:proofErr w:type="spellStart"/>
-      <w:r>
-        <w:rPr>
-          <w:color w:val="1F3A5F"/>
-          <w:sz w:val="24"/>
-          <w:szCs w:val="24"/>
-        </w:rPr>
-        <w:t>Release</w:t>
-      </w:r>
-      <w:proofErr w:type="spellEnd"/>
-      <w:r>
-        <w:rPr>
-          <w:color w:val="1F3A5F"/>
-          <w:sz w:val="24"/>
-          <w:szCs w:val="24"/>
-        </w:rPr>
-        <w:t xml:space="preserve"> v0.1.0</w:t>
+        <w:t>9. Implementación del Release v0.1.0</w:t>
       </w:r>
     </w:p>
     <w:p>
@@ -635,17 +617,8 @@
         <w:t>1</w:t>
       </w:r>
       <w:r>
-        <w:t xml:space="preserve"> que cada equipo entrega al profesor para su evaluación. Reúne en un solo archivo lo que el equipo produce durante los </w:t>
-      </w:r>
-      <w:proofErr w:type="spellStart"/>
-      <w:r>
-        <w:t>sprints</w:t>
-      </w:r>
-      <w:proofErr w:type="spellEnd"/>
-      <w:r>
-        <w:t xml:space="preserve"> 0 a 6 y que se encuentra en la carpeta </w:t>
-      </w:r>
-      <w:proofErr w:type="spellStart"/>
+        <w:t xml:space="preserve"> que cada equipo entrega al profesor para su evaluación. Reúne en un solo archivo lo que el equipo produce durante los sprints 0 a 6 y que se encuentra en la carpeta </w:t>
+      </w:r>
       <w:r>
         <w:rPr>
           <w:rFonts w:ascii="Consolas" w:eastAsia="Consolas" w:hAnsi="Consolas" w:cs="Consolas"/>
@@ -653,17 +626,7 @@
           <w:sz w:val="20"/>
           <w:szCs w:val="20"/>
         </w:rPr>
-        <w:t>docs</w:t>
-      </w:r>
-      <w:proofErr w:type="spellEnd"/>
-      <w:r>
-        <w:rPr>
-          <w:rFonts w:ascii="Consolas" w:eastAsia="Consolas" w:hAnsi="Consolas" w:cs="Consolas"/>
-          <w:color w:val="A31515"/>
-          <w:sz w:val="20"/>
-          <w:szCs w:val="20"/>
-        </w:rPr>
-        <w:t>/</w:t>
+        <w:t>docs/</w:t>
       </w:r>
       <w:r>
         <w:t xml:space="preserve"> del repositorio.</w:t>
@@ -817,23 +780,7 @@
         <w:spacing w:after="60" w:line="264" w:lineRule="auto"/>
       </w:pPr>
       <w:r>
-        <w:t xml:space="preserve">Los diagramas se insertan como imágenes legibles y su archivo fuente (draw.io, </w:t>
-      </w:r>
-      <w:proofErr w:type="spellStart"/>
-      <w:r>
-        <w:t>PlantUML</w:t>
-      </w:r>
-      <w:proofErr w:type="spellEnd"/>
-      <w:r>
-        <w:t xml:space="preserve"> o </w:t>
-      </w:r>
-      <w:proofErr w:type="spellStart"/>
-      <w:r>
-        <w:t>Mermaid</w:t>
-      </w:r>
-      <w:proofErr w:type="spellEnd"/>
-      <w:r>
-        <w:t>) queda en el repositorio.</w:t>
+        <w:t>Los diagramas se insertan como imágenes legibles y su archivo fuente (draw.io, PlantUML o Mermaid) queda en el repositorio.</w:t>
       </w:r>
       <w:r>
         <w:rPr>
@@ -847,36 +794,8 @@
           <w:iCs/>
           <w:color w:val="000000"/>
         </w:rPr>
-        <w:t xml:space="preserve">Figura 4.2. Máquina de estados de Pedido. Fuente: </w:t>
-      </w:r>
-      <w:proofErr w:type="spellStart"/>
-      <w:r>
-        <w:rPr>
-          <w:i/>
-          <w:iCs/>
-          <w:color w:val="000000"/>
-        </w:rPr>
-        <w:t>docs</w:t>
-      </w:r>
-      <w:proofErr w:type="spellEnd"/>
-      <w:r>
-        <w:rPr>
-          <w:i/>
-          <w:iCs/>
-          <w:color w:val="000000"/>
-        </w:rPr>
-        <w:t>/04-analisis/estados/</w:t>
-      </w:r>
-      <w:proofErr w:type="spellStart"/>
-      <w:r>
-        <w:rPr>
-          <w:i/>
-          <w:iCs/>
-          <w:color w:val="000000"/>
-        </w:rPr>
-        <w:t>pedido.puml</w:t>
-      </w:r>
-      <w:proofErr w:type="spellEnd"/>
+        <w:t>Figura 4.2. Máquina de estados de Pedido. Fuente: docs/04-analisis/estados/pedido.puml</w:t>
+      </w:r>
       <w:r>
         <w:rPr>
           <w:color w:val="000000"/>
@@ -930,15 +849,7 @@
         <w:t>crece sprint a sprint</w:t>
       </w:r>
       <w:r>
-        <w:t xml:space="preserve">. En cada Sprint </w:t>
-      </w:r>
-      <w:proofErr w:type="spellStart"/>
-      <w:r>
-        <w:t>Review</w:t>
-      </w:r>
-      <w:proofErr w:type="spellEnd"/>
-      <w:r>
-        <w:t xml:space="preserve"> se entrega la versión vigente con las secciones correspondientes completas; el profesor evalúa solo las secciones del corte, pero puede pedir corregir las anteriores.</w:t>
+        <w:t>. En cada Sprint Review se entrega la versión vigente con las secciones correspondientes completas; el profesor evalúa solo las secciones del corte, pero puede pedir corregir las anteriores.</w:t>
       </w:r>
     </w:p>
     <w:tbl>
@@ -1125,37 +1036,12 @@
             <w:pPr>
               <w:spacing w:after="30"/>
             </w:pPr>
-            <w:proofErr w:type="spellStart"/>
-            <w:r>
-              <w:rPr>
-                <w:sz w:val="18"/>
-                <w:szCs w:val="18"/>
-              </w:rPr>
-              <w:t>Review</w:t>
-            </w:r>
-            <w:proofErr w:type="spellEnd"/>
-            <w:r>
-              <w:rPr>
-                <w:sz w:val="18"/>
-                <w:szCs w:val="18"/>
-              </w:rPr>
-              <w:t xml:space="preserve"> 0 (</w:t>
-            </w:r>
-            <w:proofErr w:type="spellStart"/>
-            <w:r>
-              <w:rPr>
-                <w:sz w:val="18"/>
-                <w:szCs w:val="18"/>
-              </w:rPr>
-              <w:t>sem</w:t>
-            </w:r>
-            <w:proofErr w:type="spellEnd"/>
-            <w:r>
-              <w:rPr>
-                <w:sz w:val="18"/>
-                <w:szCs w:val="18"/>
-              </w:rPr>
-              <w:t>. 5)</w:t>
+            <w:r>
+              <w:rPr>
+                <w:sz w:val="18"/>
+                <w:szCs w:val="18"/>
+              </w:rPr>
+              <w:t>Review 0 (sem. 5)</w:t>
             </w:r>
           </w:p>
         </w:tc>
@@ -1271,37 +1157,12 @@
             <w:pPr>
               <w:spacing w:after="30"/>
             </w:pPr>
-            <w:proofErr w:type="spellStart"/>
-            <w:r>
-              <w:rPr>
-                <w:sz w:val="18"/>
-                <w:szCs w:val="18"/>
-              </w:rPr>
-              <w:t>Review</w:t>
-            </w:r>
-            <w:proofErr w:type="spellEnd"/>
-            <w:r>
-              <w:rPr>
-                <w:sz w:val="18"/>
-                <w:szCs w:val="18"/>
-              </w:rPr>
-              <w:t xml:space="preserve"> 1 (</w:t>
-            </w:r>
-            <w:proofErr w:type="spellStart"/>
-            <w:r>
-              <w:rPr>
-                <w:sz w:val="18"/>
-                <w:szCs w:val="18"/>
-              </w:rPr>
-              <w:t>sem</w:t>
-            </w:r>
-            <w:proofErr w:type="spellEnd"/>
-            <w:r>
-              <w:rPr>
-                <w:sz w:val="18"/>
-                <w:szCs w:val="18"/>
-              </w:rPr>
-              <w:t>. 7)</w:t>
+            <w:r>
+              <w:rPr>
+                <w:sz w:val="18"/>
+                <w:szCs w:val="18"/>
+              </w:rPr>
+              <w:t>Review 1 (sem. 7)</w:t>
             </w:r>
           </w:p>
         </w:tc>
@@ -1417,37 +1278,12 @@
             <w:pPr>
               <w:spacing w:after="30"/>
             </w:pPr>
-            <w:proofErr w:type="spellStart"/>
-            <w:r>
-              <w:rPr>
-                <w:sz w:val="18"/>
-                <w:szCs w:val="18"/>
-              </w:rPr>
-              <w:t>Review</w:t>
-            </w:r>
-            <w:proofErr w:type="spellEnd"/>
-            <w:r>
-              <w:rPr>
-                <w:sz w:val="18"/>
-                <w:szCs w:val="18"/>
-              </w:rPr>
-              <w:t xml:space="preserve"> 2 (</w:t>
-            </w:r>
-            <w:proofErr w:type="spellStart"/>
-            <w:r>
-              <w:rPr>
-                <w:sz w:val="18"/>
-                <w:szCs w:val="18"/>
-              </w:rPr>
-              <w:t>sem</w:t>
-            </w:r>
-            <w:proofErr w:type="spellEnd"/>
-            <w:r>
-              <w:rPr>
-                <w:sz w:val="18"/>
-                <w:szCs w:val="18"/>
-              </w:rPr>
-              <w:t>. 9)</w:t>
+            <w:r>
+              <w:rPr>
+                <w:sz w:val="18"/>
+                <w:szCs w:val="18"/>
+              </w:rPr>
+              <w:t>Review 2 (sem. 9)</w:t>
             </w:r>
           </w:p>
         </w:tc>
@@ -1563,37 +1399,12 @@
             <w:pPr>
               <w:spacing w:after="30"/>
             </w:pPr>
-            <w:proofErr w:type="spellStart"/>
-            <w:r>
-              <w:rPr>
-                <w:sz w:val="18"/>
-                <w:szCs w:val="18"/>
-              </w:rPr>
-              <w:t>Review</w:t>
-            </w:r>
-            <w:proofErr w:type="spellEnd"/>
-            <w:r>
-              <w:rPr>
-                <w:sz w:val="18"/>
-                <w:szCs w:val="18"/>
-              </w:rPr>
-              <w:t xml:space="preserve"> 3 (</w:t>
-            </w:r>
-            <w:proofErr w:type="spellStart"/>
-            <w:r>
-              <w:rPr>
-                <w:sz w:val="18"/>
-                <w:szCs w:val="18"/>
-              </w:rPr>
-              <w:t>sem</w:t>
-            </w:r>
-            <w:proofErr w:type="spellEnd"/>
-            <w:r>
-              <w:rPr>
-                <w:sz w:val="18"/>
-                <w:szCs w:val="18"/>
-              </w:rPr>
-              <w:t>. 11)</w:t>
+            <w:r>
+              <w:rPr>
+                <w:sz w:val="18"/>
+                <w:szCs w:val="18"/>
+              </w:rPr>
+              <w:t>Review 3 (sem. 11)</w:t>
             </w:r>
           </w:p>
         </w:tc>
@@ -1709,37 +1520,12 @@
             <w:pPr>
               <w:spacing w:after="30"/>
             </w:pPr>
-            <w:proofErr w:type="spellStart"/>
-            <w:r>
-              <w:rPr>
-                <w:sz w:val="18"/>
-                <w:szCs w:val="18"/>
-              </w:rPr>
-              <w:t>Review</w:t>
-            </w:r>
-            <w:proofErr w:type="spellEnd"/>
-            <w:r>
-              <w:rPr>
-                <w:sz w:val="18"/>
-                <w:szCs w:val="18"/>
-              </w:rPr>
-              <w:t xml:space="preserve"> 4 (</w:t>
-            </w:r>
-            <w:proofErr w:type="spellStart"/>
-            <w:r>
-              <w:rPr>
-                <w:sz w:val="18"/>
-                <w:szCs w:val="18"/>
-              </w:rPr>
-              <w:t>sem</w:t>
-            </w:r>
-            <w:proofErr w:type="spellEnd"/>
-            <w:r>
-              <w:rPr>
-                <w:sz w:val="18"/>
-                <w:szCs w:val="18"/>
-              </w:rPr>
-              <w:t>. 13)</w:t>
+            <w:r>
+              <w:rPr>
+                <w:sz w:val="18"/>
+                <w:szCs w:val="18"/>
+              </w:rPr>
+              <w:t>Review 4 (sem. 13)</w:t>
             </w:r>
           </w:p>
         </w:tc>
@@ -1855,37 +1641,12 @@
             <w:pPr>
               <w:spacing w:after="30"/>
             </w:pPr>
-            <w:proofErr w:type="spellStart"/>
-            <w:r>
-              <w:rPr>
-                <w:sz w:val="18"/>
-                <w:szCs w:val="18"/>
-              </w:rPr>
-              <w:t>Review</w:t>
-            </w:r>
-            <w:proofErr w:type="spellEnd"/>
-            <w:r>
-              <w:rPr>
-                <w:sz w:val="18"/>
-                <w:szCs w:val="18"/>
-              </w:rPr>
-              <w:t xml:space="preserve"> 5 (</w:t>
-            </w:r>
-            <w:proofErr w:type="spellStart"/>
-            <w:r>
-              <w:rPr>
-                <w:sz w:val="18"/>
-                <w:szCs w:val="18"/>
-              </w:rPr>
-              <w:t>sem</w:t>
-            </w:r>
-            <w:proofErr w:type="spellEnd"/>
-            <w:r>
-              <w:rPr>
-                <w:sz w:val="18"/>
-                <w:szCs w:val="18"/>
-              </w:rPr>
-              <w:t>. 15)</w:t>
+            <w:r>
+              <w:rPr>
+                <w:sz w:val="18"/>
+                <w:szCs w:val="18"/>
+              </w:rPr>
+              <w:t>Review 5 (sem. 15)</w:t>
             </w:r>
           </w:p>
         </w:tc>
@@ -2006,23 +1767,7 @@
                 <w:sz w:val="18"/>
                 <w:szCs w:val="18"/>
               </w:rPr>
-              <w:t>Demo final (</w:t>
-            </w:r>
-            <w:proofErr w:type="spellStart"/>
-            <w:r>
-              <w:rPr>
-                <w:sz w:val="18"/>
-                <w:szCs w:val="18"/>
-              </w:rPr>
-              <w:t>sem</w:t>
-            </w:r>
-            <w:proofErr w:type="spellEnd"/>
-            <w:r>
-              <w:rPr>
-                <w:sz w:val="18"/>
-                <w:szCs w:val="18"/>
-              </w:rPr>
-              <w:t>. 16)</w:t>
+              <w:t>Demo final (sem. 16)</w:t>
             </w:r>
           </w:p>
         </w:tc>
@@ -2158,7 +1903,6 @@
         </w:rPr>
         <w:t xml:space="preserve"> este documento en Word (.docx) y en PDF, en </w:t>
       </w:r>
-      <w:proofErr w:type="spellStart"/>
       <w:r>
         <w:rPr>
           <w:rFonts w:ascii="Consolas" w:eastAsia="Consolas" w:hAnsi="Consolas" w:cs="Consolas"/>
@@ -2166,37 +1910,13 @@
           <w:sz w:val="20"/>
           <w:szCs w:val="20"/>
         </w:rPr>
-        <w:t>docs</w:t>
-      </w:r>
-      <w:proofErr w:type="spellEnd"/>
-      <w:r>
-        <w:rPr>
-          <w:rFonts w:ascii="Consolas" w:eastAsia="Consolas" w:hAnsi="Consolas" w:cs="Consolas"/>
-          <w:color w:val="A31515"/>
-          <w:sz w:val="20"/>
-          <w:szCs w:val="20"/>
-        </w:rPr>
-        <w:t>/entregas/</w:t>
+        <w:t>docs/entregas/</w:t>
       </w:r>
       <w:r>
         <w:rPr>
           <w:color w:val="000000"/>
         </w:rPr>
-        <w:t xml:space="preserve"> del repositorio, y la liga del PDF en la minuta de la </w:t>
-      </w:r>
-      <w:proofErr w:type="spellStart"/>
-      <w:r>
-        <w:rPr>
-          <w:color w:val="000000"/>
-        </w:rPr>
-        <w:t>Review</w:t>
-      </w:r>
-      <w:proofErr w:type="spellEnd"/>
-      <w:r>
-        <w:rPr>
-          <w:color w:val="000000"/>
-        </w:rPr>
-        <w:t>.</w:t>
+        <w:t xml:space="preserve"> del repositorio, y la liga del PDF en la minuta de la Review.</w:t>
       </w:r>
     </w:p>
     <w:p>
@@ -2235,19 +1955,8 @@
           <w:sz w:val="20"/>
           <w:szCs w:val="20"/>
         </w:rPr>
-        <w:t>IS1-Fase1-Equipo&lt;A|B&gt;-v&lt;versión&gt;.</w:t>
-      </w:r>
-      <w:proofErr w:type="spellStart"/>
-      <w:r>
-        <w:rPr>
-          <w:rFonts w:ascii="Consolas" w:eastAsia="Consolas" w:hAnsi="Consolas" w:cs="Consolas"/>
-          <w:color w:val="A31515"/>
-          <w:sz w:val="20"/>
-          <w:szCs w:val="20"/>
-        </w:rPr>
-        <w:t>pdf</w:t>
-      </w:r>
-      <w:proofErr w:type="spellEnd"/>
+        <w:t>IS1-Fase1-Equipo&lt;A|B&gt;-v&lt;versión&gt;.pdf</w:t>
+      </w:r>
       <w:r>
         <w:rPr>
           <w:color w:val="000000"/>
@@ -3776,39 +3485,7 @@
           <w:sz w:val="18"/>
           <w:szCs w:val="18"/>
         </w:rPr>
-        <w:t xml:space="preserve">Esta sección no aplica para la versión v0.1 (Parcial 1) debido a que los hitos de firma formal del SRS y del </w:t>
-      </w:r>
-      <w:proofErr w:type="spellStart"/>
-      <w:r>
-        <w:rPr>
-          <w:sz w:val="18"/>
-          <w:szCs w:val="18"/>
-        </w:rPr>
-        <w:t>Release</w:t>
-      </w:r>
-      <w:proofErr w:type="spellEnd"/>
-      <w:r>
-        <w:rPr>
-          <w:sz w:val="18"/>
-          <w:szCs w:val="18"/>
-        </w:rPr>
-        <w:t xml:space="preserve"> v0.1.0 se evalúan y registran en la </w:t>
-      </w:r>
-      <w:proofErr w:type="spellStart"/>
-      <w:r>
-        <w:rPr>
-          <w:sz w:val="18"/>
-          <w:szCs w:val="18"/>
-        </w:rPr>
-        <w:t>Review</w:t>
-      </w:r>
-      <w:proofErr w:type="spellEnd"/>
-      <w:r>
-        <w:rPr>
-          <w:sz w:val="18"/>
-          <w:szCs w:val="18"/>
-        </w:rPr>
-        <w:t xml:space="preserve"> 2 y en la Demo Final, respectivamente.</w:t>
+        <w:t>Esta sección no aplica para la versión v0.1 (Parcial 1) debido a que los hitos de firma formal del SRS y del Release v0.1.0 se evalúan y registran en la Review 2 y en la Demo Final, respectivamente.</w:t>
       </w:r>
     </w:p>
     <w:p/>
@@ -4035,23 +3712,7 @@
                 <w:sz w:val="18"/>
                 <w:szCs w:val="18"/>
               </w:rPr>
-              <w:t>SRS v1.0 (</w:t>
-            </w:r>
-            <w:proofErr w:type="spellStart"/>
-            <w:r>
-              <w:rPr>
-                <w:sz w:val="18"/>
-                <w:szCs w:val="18"/>
-              </w:rPr>
-              <w:t>Review</w:t>
-            </w:r>
-            <w:proofErr w:type="spellEnd"/>
-            <w:r>
-              <w:rPr>
-                <w:sz w:val="18"/>
-                <w:szCs w:val="18"/>
-              </w:rPr>
-              <w:t xml:space="preserve"> 2)</w:t>
+              <w:t>SRS v1.0 (Review 2)</w:t>
             </w:r>
           </w:p>
         </w:tc>
@@ -4168,21 +3829,12 @@
             <w:pPr>
               <w:spacing w:after="30"/>
             </w:pPr>
-            <w:proofErr w:type="spellStart"/>
-            <w:r>
-              <w:rPr>
-                <w:sz w:val="18"/>
-                <w:szCs w:val="18"/>
-              </w:rPr>
-              <w:t>Release</w:t>
-            </w:r>
-            <w:proofErr w:type="spellEnd"/>
-            <w:r>
-              <w:rPr>
-                <w:sz w:val="18"/>
-                <w:szCs w:val="18"/>
-              </w:rPr>
-              <w:t xml:space="preserve"> v0.1.0 (Demo final)</w:t>
+            <w:r>
+              <w:rPr>
+                <w:sz w:val="18"/>
+                <w:szCs w:val="18"/>
+              </w:rPr>
+              <w:t>Release v0.1.0 (Demo final)</w:t>
             </w:r>
           </w:p>
         </w:tc>
@@ -4459,9 +4111,31 @@
                 <w:sz w:val="19"/>
                 <w:szCs w:val="19"/>
               </w:rPr>
-              <w:t xml:space="preserve">Rol(es) y </w:t>
-            </w:r>
-            <w:proofErr w:type="spellStart"/>
+              <w:t>Rol(es) y sprints</w:t>
+            </w:r>
+          </w:p>
+        </w:tc>
+        <w:tc>
+          <w:tcPr>
+            <w:tcW w:w="2400" w:type="dxa"/>
+            <w:tcBorders>
+              <w:top w:val="single" w:sz="4" w:space="0" w:color="A6A6A6"/>
+              <w:left w:val="single" w:sz="4" w:space="0" w:color="A6A6A6"/>
+              <w:bottom w:val="single" w:sz="4" w:space="0" w:color="A6A6A6"/>
+              <w:right w:val="single" w:sz="4" w:space="0" w:color="A6A6A6"/>
+            </w:tcBorders>
+            <w:shd w:val="clear" w:color="auto" w:fill="1F3A5F"/>
+            <w:tcMar>
+              <w:top w:w="60" w:type="dxa"/>
+              <w:left w:w="100" w:type="dxa"/>
+              <w:bottom w:w="60" w:type="dxa"/>
+              <w:right w:w="100" w:type="dxa"/>
+            </w:tcMar>
+          </w:tcPr>
+          <w:p>
+            <w:pPr>
+              <w:spacing w:after="30"/>
+            </w:pPr>
             <w:r>
               <w:rPr>
                 <w:b/>
@@ -4470,40 +4144,6 @@
                 <w:sz w:val="19"/>
                 <w:szCs w:val="19"/>
               </w:rPr>
-              <w:t>sprints</w:t>
-            </w:r>
-            <w:proofErr w:type="spellEnd"/>
-          </w:p>
-        </w:tc>
-        <w:tc>
-          <w:tcPr>
-            <w:tcW w:w="2400" w:type="dxa"/>
-            <w:tcBorders>
-              <w:top w:val="single" w:sz="4" w:space="0" w:color="A6A6A6"/>
-              <w:left w:val="single" w:sz="4" w:space="0" w:color="A6A6A6"/>
-              <w:bottom w:val="single" w:sz="4" w:space="0" w:color="A6A6A6"/>
-              <w:right w:val="single" w:sz="4" w:space="0" w:color="A6A6A6"/>
-            </w:tcBorders>
-            <w:shd w:val="clear" w:color="auto" w:fill="1F3A5F"/>
-            <w:tcMar>
-              <w:top w:w="60" w:type="dxa"/>
-              <w:left w:w="100" w:type="dxa"/>
-              <w:bottom w:w="60" w:type="dxa"/>
-              <w:right w:w="100" w:type="dxa"/>
-            </w:tcMar>
-          </w:tcPr>
-          <w:p>
-            <w:pPr>
-              <w:spacing w:after="30"/>
-            </w:pPr>
-            <w:r>
-              <w:rPr>
-                <w:b/>
-                <w:bCs/>
-                <w:color w:val="FFFFFF"/>
-                <w:sz w:val="19"/>
-                <w:szCs w:val="19"/>
-              </w:rPr>
               <w:t>Áreas principales de contribución</w:t>
             </w:r>
           </w:p>
@@ -4628,58 +4268,24 @@
                 <w:szCs w:val="18"/>
               </w:rPr>
             </w:pPr>
-            <w:proofErr w:type="spellStart"/>
-            <w:r>
-              <w:rPr>
-                <w:sz w:val="18"/>
-                <w:szCs w:val="18"/>
-              </w:rPr>
-              <w:t>Product</w:t>
-            </w:r>
-            <w:proofErr w:type="spellEnd"/>
-            <w:r>
-              <w:rPr>
-                <w:sz w:val="18"/>
-                <w:szCs w:val="18"/>
-              </w:rPr>
-              <w:t xml:space="preserve"> </w:t>
-            </w:r>
-            <w:proofErr w:type="spellStart"/>
-            <w:r>
-              <w:rPr>
-                <w:sz w:val="18"/>
-                <w:szCs w:val="18"/>
-              </w:rPr>
-              <w:t>Owner</w:t>
-            </w:r>
-            <w:proofErr w:type="spellEnd"/>
-            <w:r>
-              <w:rPr>
-                <w:sz w:val="18"/>
-                <w:szCs w:val="18"/>
-              </w:rPr>
-              <w:t xml:space="preserve"> (S0–S6)</w:t>
-            </w:r>
-          </w:p>
-          <w:p>
-            <w:pPr>
-              <w:spacing w:after="30"/>
-            </w:pPr>
-            <w:proofErr w:type="spellStart"/>
-            <w:r>
-              <w:rPr>
-                <w:sz w:val="18"/>
-                <w:szCs w:val="18"/>
-              </w:rPr>
-              <w:t>Developer</w:t>
-            </w:r>
-            <w:proofErr w:type="spellEnd"/>
-            <w:r>
-              <w:rPr>
-                <w:sz w:val="18"/>
-                <w:szCs w:val="18"/>
-              </w:rPr>
-              <w:t xml:space="preserve"> </w:t>
+            <w:r>
+              <w:rPr>
+                <w:sz w:val="18"/>
+                <w:szCs w:val="18"/>
+              </w:rPr>
+              <w:t>Product Owner (S0–S6)</w:t>
+            </w:r>
+          </w:p>
+          <w:p>
+            <w:pPr>
+              <w:spacing w:after="30"/>
+            </w:pPr>
+            <w:r>
+              <w:rPr>
+                <w:sz w:val="18"/>
+                <w:szCs w:val="18"/>
+              </w:rPr>
+              <w:t xml:space="preserve">Developer </w:t>
             </w:r>
           </w:p>
         </w:tc>
@@ -4829,13 +4435,8 @@
             <w:pPr>
               <w:spacing w:after="30"/>
             </w:pPr>
-            <w:proofErr w:type="spellStart"/>
-            <w:r>
-              <w:t>Developer</w:t>
-            </w:r>
-            <w:proofErr w:type="spellEnd"/>
-            <w:r>
-              <w:t xml:space="preserve"> </w:t>
+            <w:r>
+              <w:t xml:space="preserve">Developer </w:t>
             </w:r>
           </w:p>
         </w:tc>
@@ -4981,13 +4582,8 @@
             <w:pPr>
               <w:spacing w:after="30"/>
             </w:pPr>
-            <w:proofErr w:type="spellStart"/>
-            <w:r>
-              <w:t>Product</w:t>
-            </w:r>
-            <w:proofErr w:type="spellEnd"/>
-            <w:r>
-              <w:t xml:space="preserve"> manager </w:t>
+            <w:r>
+              <w:t xml:space="preserve">Product manager </w:t>
             </w:r>
           </w:p>
         </w:tc>
@@ -5493,23 +5089,7 @@
                 <w:sz w:val="18"/>
                 <w:szCs w:val="18"/>
               </w:rPr>
-              <w:t xml:space="preserve">Tablero (GitHub </w:t>
-            </w:r>
-            <w:proofErr w:type="spellStart"/>
-            <w:r>
-              <w:rPr>
-                <w:sz w:val="18"/>
-                <w:szCs w:val="18"/>
-              </w:rPr>
-              <w:t>Projects</w:t>
-            </w:r>
-            <w:proofErr w:type="spellEnd"/>
-            <w:r>
-              <w:rPr>
-                <w:sz w:val="18"/>
-                <w:szCs w:val="18"/>
-              </w:rPr>
-              <w:t xml:space="preserve"> / Jira)</w:t>
+              <w:t>Tablero (GitHub Projects / Jira)</w:t>
             </w:r>
           </w:p>
         </w:tc>
@@ -5572,39 +5152,7 @@
                 <w:sz w:val="18"/>
                 <w:szCs w:val="18"/>
               </w:rPr>
-              <w:t>Prototipo de UI (</w:t>
-            </w:r>
-            <w:proofErr w:type="spellStart"/>
-            <w:r>
-              <w:rPr>
-                <w:sz w:val="18"/>
-                <w:szCs w:val="18"/>
-              </w:rPr>
-              <w:t>Figma</w:t>
-            </w:r>
-            <w:proofErr w:type="spellEnd"/>
-            <w:r>
-              <w:rPr>
-                <w:sz w:val="18"/>
-                <w:szCs w:val="18"/>
-              </w:rPr>
-              <w:t xml:space="preserve"> / </w:t>
-            </w:r>
-            <w:proofErr w:type="spellStart"/>
-            <w:r>
-              <w:rPr>
-                <w:sz w:val="18"/>
-                <w:szCs w:val="18"/>
-              </w:rPr>
-              <w:t>Penpot</w:t>
-            </w:r>
-            <w:proofErr w:type="spellEnd"/>
-            <w:r>
-              <w:rPr>
-                <w:sz w:val="18"/>
-                <w:szCs w:val="18"/>
-              </w:rPr>
-              <w:t>)</w:t>
+              <w:t>Prototipo de UI (Figma / Penpot)</w:t>
             </w:r>
           </w:p>
         </w:tc>
@@ -5667,23 +5215,7 @@
                 <w:sz w:val="18"/>
                 <w:szCs w:val="18"/>
               </w:rPr>
-              <w:t>Ambiente de pruebas (</w:t>
-            </w:r>
-            <w:proofErr w:type="spellStart"/>
-            <w:r>
-              <w:rPr>
-                <w:sz w:val="18"/>
-                <w:szCs w:val="18"/>
-              </w:rPr>
-              <w:t>staging</w:t>
-            </w:r>
-            <w:proofErr w:type="spellEnd"/>
-            <w:r>
-              <w:rPr>
-                <w:sz w:val="18"/>
-                <w:szCs w:val="18"/>
-              </w:rPr>
-              <w:t>)</w:t>
+              <w:t>Ambiente de pruebas (staging)</w:t>
             </w:r>
           </w:p>
         </w:tc>
@@ -5741,21 +5273,12 @@
             <w:pPr>
               <w:spacing w:after="30"/>
             </w:pPr>
-            <w:proofErr w:type="spellStart"/>
-            <w:r>
-              <w:rPr>
-                <w:sz w:val="18"/>
-                <w:szCs w:val="18"/>
-              </w:rPr>
-              <w:t>Release</w:t>
-            </w:r>
-            <w:proofErr w:type="spellEnd"/>
-            <w:r>
-              <w:rPr>
-                <w:sz w:val="18"/>
-                <w:szCs w:val="18"/>
-              </w:rPr>
-              <w:t xml:space="preserve"> v0.1.0</w:t>
+            <w:r>
+              <w:rPr>
+                <w:sz w:val="18"/>
+                <w:szCs w:val="18"/>
+              </w:rPr>
+              <w:t>Release v0.1.0</w:t>
             </w:r>
           </w:p>
         </w:tc>
@@ -5784,23 +5307,7 @@
                 <w:sz w:val="18"/>
                 <w:szCs w:val="18"/>
               </w:rPr>
-              <w:t xml:space="preserve">[URL de GitHub </w:t>
-            </w:r>
-            <w:proofErr w:type="spellStart"/>
-            <w:r>
-              <w:rPr>
-                <w:sz w:val="18"/>
-                <w:szCs w:val="18"/>
-              </w:rPr>
-              <w:t>Releases</w:t>
-            </w:r>
-            <w:proofErr w:type="spellEnd"/>
-            <w:r>
-              <w:rPr>
-                <w:sz w:val="18"/>
-                <w:szCs w:val="18"/>
-              </w:rPr>
-              <w:t>]</w:t>
+              <w:t>[URL de GitHub Releases]</w:t>
             </w:r>
           </w:p>
         </w:tc>
@@ -5997,29 +5504,7 @@
           <w:sz w:val="20"/>
           <w:szCs w:val="20"/>
         </w:rPr>
-        <w:t xml:space="preserve">: horarios y canal de comunicación, tiempo máximo de respuesta, cómo se toman las decisiones, convenciones de ramas y </w:t>
-      </w:r>
-      <w:proofErr w:type="spellStart"/>
-      <w:r>
-        <w:rPr>
-          <w:i/>
-          <w:iCs/>
-          <w:color w:val="6B5E3C"/>
-          <w:sz w:val="20"/>
-          <w:szCs w:val="20"/>
-        </w:rPr>
-        <w:t>commits</w:t>
-      </w:r>
-      <w:proofErr w:type="spellEnd"/>
-      <w:r>
-        <w:rPr>
-          <w:i/>
-          <w:iCs/>
-          <w:color w:val="6B5E3C"/>
-          <w:sz w:val="20"/>
-          <w:szCs w:val="20"/>
-        </w:rPr>
-        <w:t>, y consecuencias por incumplimiento.</w:t>
+        <w:t>: horarios y canal de comunicación, tiempo máximo de respuesta, cómo se toman las decisiones, convenciones de ramas y commits, y consecuencias por incumplimiento.</w:t>
       </w:r>
     </w:p>
     <w:p>
@@ -6239,13 +5724,8 @@
         <w:pStyle w:val="Ttulo2"/>
       </w:pPr>
       <w:r>
-        <w:t xml:space="preserve">2.3 Resumen de </w:t>
-      </w:r>
-      <w:proofErr w:type="spellStart"/>
-      <w:r>
-        <w:t>sprints</w:t>
-      </w:r>
-      <w:proofErr w:type="spellEnd"/>
+        <w:t>2.3 Resumen de sprints</w:t>
+      </w:r>
     </w:p>
     <w:p>
       <w:pPr>
@@ -6298,29 +5778,7 @@
           <w:sz w:val="20"/>
           <w:szCs w:val="20"/>
         </w:rPr>
-        <w:t>, no los iniciados. Agreguen al final la gráfica de velocidad y, si la usan, la de quemado (</w:t>
-      </w:r>
-      <w:proofErr w:type="spellStart"/>
-      <w:r>
-        <w:rPr>
-          <w:i/>
-          <w:iCs/>
-          <w:color w:val="6B5E3C"/>
-          <w:sz w:val="20"/>
-          <w:szCs w:val="20"/>
-        </w:rPr>
-        <w:t>burndown</w:t>
-      </w:r>
-      <w:proofErr w:type="spellEnd"/>
-      <w:r>
-        <w:rPr>
-          <w:i/>
-          <w:iCs/>
-          <w:color w:val="6B5E3C"/>
-          <w:sz w:val="20"/>
-          <w:szCs w:val="20"/>
-        </w:rPr>
-        <w:t>).</w:t>
+        <w:t>, no los iniciados. Agreguen al final la gráfica de velocidad y, si la usan, la de quemado (burndown).</w:t>
       </w:r>
     </w:p>
     <w:tbl>
@@ -7616,29 +7074,7 @@
           <w:sz w:val="20"/>
           <w:szCs w:val="20"/>
         </w:rPr>
-        <w:t xml:space="preserve">Por sprint, la ruta a la minuta de la </w:t>
-      </w:r>
-      <w:proofErr w:type="spellStart"/>
-      <w:r>
-        <w:rPr>
-          <w:i/>
-          <w:iCs/>
-          <w:color w:val="6B5E3C"/>
-          <w:sz w:val="20"/>
-          <w:szCs w:val="20"/>
-        </w:rPr>
-        <w:t>Review</w:t>
-      </w:r>
-      <w:proofErr w:type="spellEnd"/>
-      <w:r>
-        <w:rPr>
-          <w:i/>
-          <w:iCs/>
-          <w:color w:val="6B5E3C"/>
-          <w:sz w:val="20"/>
-          <w:szCs w:val="20"/>
-        </w:rPr>
-        <w:t>, a la retrospectiva y a los registros del Daily en el repositorio. Para cada retrospectiva, anoten las acciones de mejora y si se aplicaron en el siguiente sprint.</w:t>
+        <w:t>Por sprint, la ruta a la minuta de la Review, a la retrospectiva y a los registros del Daily en el repositorio. Para cada retrospectiva, anoten las acciones de mejora y si se aplicaron en el siguiente sprint.</w:t>
       </w:r>
     </w:p>
     <w:tbl>
@@ -7731,20 +7167,8 @@
                 <w:sz w:val="19"/>
                 <w:szCs w:val="19"/>
               </w:rPr>
-              <w:t xml:space="preserve">Minuta de </w:t>
-            </w:r>
-            <w:proofErr w:type="spellStart"/>
-            <w:r>
-              <w:rPr>
-                <w:b/>
-                <w:bCs/>
-                <w:color w:val="FFFFFF"/>
-                <w:sz w:val="19"/>
-                <w:szCs w:val="19"/>
-              </w:rPr>
-              <w:t>Review</w:t>
-            </w:r>
-            <w:proofErr w:type="spellEnd"/>
+              <w:t>Minuta de Review</w:t>
+            </w:r>
           </w:p>
         </w:tc>
         <w:tc>
@@ -9067,9 +8491,31 @@
                 <w:sz w:val="19"/>
                 <w:szCs w:val="19"/>
               </w:rPr>
-              <w:t xml:space="preserve">ID / </w:t>
-            </w:r>
-            <w:proofErr w:type="spellStart"/>
+              <w:t>ID / issue</w:t>
+            </w:r>
+          </w:p>
+        </w:tc>
+        <w:tc>
+          <w:tcPr>
+            <w:tcW w:w="1000" w:type="dxa"/>
+            <w:tcBorders>
+              <w:top w:val="single" w:sz="4" w:space="0" w:color="A6A6A6"/>
+              <w:left w:val="single" w:sz="4" w:space="0" w:color="A6A6A6"/>
+              <w:bottom w:val="single" w:sz="4" w:space="0" w:color="A6A6A6"/>
+              <w:right w:val="single" w:sz="4" w:space="0" w:color="A6A6A6"/>
+            </w:tcBorders>
+            <w:shd w:val="clear" w:color="auto" w:fill="1F3A5F"/>
+            <w:tcMar>
+              <w:top w:w="60" w:type="dxa"/>
+              <w:left w:w="100" w:type="dxa"/>
+              <w:bottom w:w="60" w:type="dxa"/>
+              <w:right w:w="100" w:type="dxa"/>
+            </w:tcMar>
+          </w:tcPr>
+          <w:p>
+            <w:pPr>
+              <w:spacing w:after="30"/>
+            </w:pPr>
             <w:r>
               <w:rPr>
                 <w:b/>
@@ -9078,14 +8524,13 @@
                 <w:sz w:val="19"/>
                 <w:szCs w:val="19"/>
               </w:rPr>
-              <w:t>issue</w:t>
-            </w:r>
-            <w:proofErr w:type="spellEnd"/>
-          </w:p>
-        </w:tc>
-        <w:tc>
-          <w:tcPr>
-            <w:tcW w:w="1000" w:type="dxa"/>
+              <w:t>Fecha</w:t>
+            </w:r>
+          </w:p>
+        </w:tc>
+        <w:tc>
+          <w:tcPr>
+            <w:tcW w:w="2000" w:type="dxa"/>
             <w:tcBorders>
               <w:top w:val="single" w:sz="4" w:space="0" w:color="A6A6A6"/>
               <w:left w:val="single" w:sz="4" w:space="0" w:color="A6A6A6"/>
@@ -9112,13 +8557,13 @@
                 <w:sz w:val="19"/>
                 <w:szCs w:val="19"/>
               </w:rPr>
-              <w:t>Fecha</w:t>
-            </w:r>
-          </w:p>
-        </w:tc>
-        <w:tc>
-          <w:tcPr>
-            <w:tcW w:w="2000" w:type="dxa"/>
+              <w:t>Solicitud del cliente</w:t>
+            </w:r>
+          </w:p>
+        </w:tc>
+        <w:tc>
+          <w:tcPr>
+            <w:tcW w:w="2160" w:type="dxa"/>
             <w:tcBorders>
               <w:top w:val="single" w:sz="4" w:space="0" w:color="A6A6A6"/>
               <w:left w:val="single" w:sz="4" w:space="0" w:color="A6A6A6"/>
@@ -9145,13 +8590,13 @@
                 <w:sz w:val="19"/>
                 <w:szCs w:val="19"/>
               </w:rPr>
-              <w:t>Solicitud del cliente</w:t>
-            </w:r>
-          </w:p>
-        </w:tc>
-        <w:tc>
-          <w:tcPr>
-            <w:tcW w:w="2160" w:type="dxa"/>
+              <w:t>Impacto (requisitos, modelos, pruebas, esfuerzo)</w:t>
+            </w:r>
+          </w:p>
+        </w:tc>
+        <w:tc>
+          <w:tcPr>
+            <w:tcW w:w="2000" w:type="dxa"/>
             <w:tcBorders>
               <w:top w:val="single" w:sz="4" w:space="0" w:color="A6A6A6"/>
               <w:left w:val="single" w:sz="4" w:space="0" w:color="A6A6A6"/>
@@ -9178,13 +8623,13 @@
                 <w:sz w:val="19"/>
                 <w:szCs w:val="19"/>
               </w:rPr>
-              <w:t>Impacto (requisitos, modelos, pruebas, esfuerzo)</w:t>
-            </w:r>
-          </w:p>
-        </w:tc>
-        <w:tc>
-          <w:tcPr>
-            <w:tcW w:w="2000" w:type="dxa"/>
+              <w:t>Decisión y justificación</w:t>
+            </w:r>
+          </w:p>
+        </w:tc>
+        <w:tc>
+          <w:tcPr>
+            <w:tcW w:w="1000" w:type="dxa"/>
             <w:tcBorders>
               <w:top w:val="single" w:sz="4" w:space="0" w:color="A6A6A6"/>
               <w:left w:val="single" w:sz="4" w:space="0" w:color="A6A6A6"/>
@@ -9211,43 +8656,8 @@
                 <w:sz w:val="19"/>
                 <w:szCs w:val="19"/>
               </w:rPr>
-              <w:t>Decisión y justificación</w:t>
-            </w:r>
-          </w:p>
-        </w:tc>
-        <w:tc>
-          <w:tcPr>
-            <w:tcW w:w="1000" w:type="dxa"/>
-            <w:tcBorders>
-              <w:top w:val="single" w:sz="4" w:space="0" w:color="A6A6A6"/>
-              <w:left w:val="single" w:sz="4" w:space="0" w:color="A6A6A6"/>
-              <w:bottom w:val="single" w:sz="4" w:space="0" w:color="A6A6A6"/>
-              <w:right w:val="single" w:sz="4" w:space="0" w:color="A6A6A6"/>
-            </w:tcBorders>
-            <w:shd w:val="clear" w:color="auto" w:fill="1F3A5F"/>
-            <w:tcMar>
-              <w:top w:w="60" w:type="dxa"/>
-              <w:left w:w="100" w:type="dxa"/>
-              <w:bottom w:w="60" w:type="dxa"/>
-              <w:right w:w="100" w:type="dxa"/>
-            </w:tcMar>
-          </w:tcPr>
-          <w:p>
-            <w:pPr>
-              <w:spacing w:after="30"/>
-            </w:pPr>
-            <w:proofErr w:type="spellStart"/>
-            <w:r>
-              <w:rPr>
-                <w:b/>
-                <w:bCs/>
-                <w:color w:val="FFFFFF"/>
-                <w:sz w:val="19"/>
-                <w:szCs w:val="19"/>
-              </w:rPr>
               <w:t>Release</w:t>
             </w:r>
-            <w:proofErr w:type="spellEnd"/>
           </w:p>
         </w:tc>
       </w:tr>
@@ -10877,13 +10287,8 @@
         <w:pStyle w:val="Ttulo2"/>
       </w:pPr>
       <w:r>
-        <w:t xml:space="preserve">3.4 </w:t>
-      </w:r>
-      <w:proofErr w:type="spellStart"/>
-      <w:r>
-        <w:t>Stakeholders</w:t>
-      </w:r>
-      <w:proofErr w:type="spellEnd"/>
+        <w:t>3.4 Stakeholders</w:t>
+      </w:r>
     </w:p>
     <w:p>
       <w:pPr>
@@ -10966,7 +10371,6 @@
             <w:pPr>
               <w:spacing w:after="30"/>
             </w:pPr>
-            <w:proofErr w:type="spellStart"/>
             <w:r>
               <w:rPr>
                 <w:b/>
@@ -10977,7 +10381,6 @@
               </w:rPr>
               <w:t>Stakeholder</w:t>
             </w:r>
-            <w:proofErr w:type="spellEnd"/>
           </w:p>
         </w:tc>
         <w:tc>
@@ -11136,7 +10539,18 @@
           <w:p>
             <w:pPr>
               <w:spacing w:after="30"/>
-            </w:pPr>
+              <w:rPr>
+                <w:sz w:val="18"/>
+                <w:szCs w:val="18"/>
+              </w:rPr>
+            </w:pPr>
+            <w:r>
+              <w:rPr>
+                <w:sz w:val="18"/>
+                <w:szCs w:val="18"/>
+              </w:rPr>
+              <w:t xml:space="preserve">Dueños del taller </w:t>
+            </w:r>
           </w:p>
         </w:tc>
         <w:tc>
@@ -11158,7 +10572,18 @@
           <w:p>
             <w:pPr>
               <w:spacing w:after="30"/>
-            </w:pPr>
+              <w:rPr>
+                <w:sz w:val="18"/>
+                <w:szCs w:val="18"/>
+              </w:rPr>
+            </w:pPr>
+            <w:r>
+              <w:rPr>
+                <w:sz w:val="18"/>
+                <w:szCs w:val="18"/>
+              </w:rPr>
+              <w:t>Propietarios; deciden la inversión y aprueban el proyecto.</w:t>
+            </w:r>
           </w:p>
         </w:tc>
         <w:tc>
@@ -11180,7 +10605,25 @@
           <w:p>
             <w:pPr>
               <w:spacing w:after="30"/>
-            </w:pPr>
+              <w:rPr>
+                <w:sz w:val="18"/>
+                <w:szCs w:val="18"/>
+              </w:rPr>
+            </w:pPr>
+            <w:r>
+              <w:rPr>
+                <w:sz w:val="18"/>
+                <w:szCs w:val="18"/>
+              </w:rPr>
+              <w:t>Reducir disputas por cobros, cuidar la rentabilidad y la reputación, y no pagar licencias</w:t>
+            </w:r>
+            <w:r>
+              <w:rPr>
+                <w:sz w:val="18"/>
+                <w:szCs w:val="18"/>
+              </w:rPr>
+              <w:t>.</w:t>
+            </w:r>
           </w:p>
         </w:tc>
         <w:tc>
@@ -11202,7 +10645,18 @@
           <w:p>
             <w:pPr>
               <w:spacing w:after="30"/>
-            </w:pPr>
+              <w:rPr>
+                <w:sz w:val="18"/>
+                <w:szCs w:val="18"/>
+              </w:rPr>
+            </w:pPr>
+            <w:r>
+              <w:rPr>
+                <w:sz w:val="18"/>
+                <w:szCs w:val="18"/>
+              </w:rPr>
+              <w:t xml:space="preserve">Alto poder – alto interés </w:t>
+            </w:r>
           </w:p>
         </w:tc>
         <w:tc>
@@ -11224,7 +10678,25 @@
           <w:p>
             <w:pPr>
               <w:spacing w:after="30"/>
-            </w:pPr>
+              <w:rPr>
+                <w:sz w:val="18"/>
+                <w:szCs w:val="18"/>
+              </w:rPr>
+            </w:pPr>
+            <w:r>
+              <w:rPr>
+                <w:sz w:val="18"/>
+                <w:szCs w:val="18"/>
+              </w:rPr>
+              <w:t>Gestionar de cerca mediante entrevistas y revisiones de avance en cada entrega, validación de requisitos y aprobación formal del alcance</w:t>
+            </w:r>
+            <w:r>
+              <w:rPr>
+                <w:sz w:val="18"/>
+                <w:szCs w:val="18"/>
+              </w:rPr>
+              <w:t>.</w:t>
+            </w:r>
           </w:p>
         </w:tc>
       </w:tr>
@@ -11251,7 +10723,18 @@
           <w:p>
             <w:pPr>
               <w:spacing w:after="30"/>
-            </w:pPr>
+              <w:rPr>
+                <w:sz w:val="18"/>
+                <w:szCs w:val="18"/>
+              </w:rPr>
+            </w:pPr>
+            <w:r>
+              <w:rPr>
+                <w:sz w:val="18"/>
+                <w:szCs w:val="18"/>
+              </w:rPr>
+              <w:t>Gerente</w:t>
+            </w:r>
           </w:p>
         </w:tc>
         <w:tc>
@@ -11273,7 +10756,18 @@
           <w:p>
             <w:pPr>
               <w:spacing w:after="30"/>
-            </w:pPr>
+              <w:rPr>
+                <w:sz w:val="18"/>
+                <w:szCs w:val="18"/>
+              </w:rPr>
+            </w:pPr>
+            <w:r>
+              <w:rPr>
+                <w:sz w:val="18"/>
+                <w:szCs w:val="18"/>
+              </w:rPr>
+              <w:t>Supervisa la operación y autoriza entregas a crédito a flotillas.</w:t>
+            </w:r>
           </w:p>
         </w:tc>
         <w:tc>
@@ -11295,7 +10789,25 @@
           <w:p>
             <w:pPr>
               <w:spacing w:after="30"/>
-            </w:pPr>
+              <w:rPr>
+                <w:sz w:val="18"/>
+                <w:szCs w:val="18"/>
+              </w:rPr>
+            </w:pPr>
+            <w:r>
+              <w:rPr>
+                <w:sz w:val="18"/>
+                <w:szCs w:val="18"/>
+              </w:rPr>
+              <w:t>Consultar tableros de control, controlar saldos y autorizar créditos con respaldo</w:t>
+            </w:r>
+            <w:r>
+              <w:rPr>
+                <w:sz w:val="18"/>
+                <w:szCs w:val="18"/>
+              </w:rPr>
+              <w:t>.</w:t>
+            </w:r>
           </w:p>
         </w:tc>
         <w:tc>
@@ -11317,7 +10829,18 @@
           <w:p>
             <w:pPr>
               <w:spacing w:after="30"/>
-            </w:pPr>
+              <w:rPr>
+                <w:sz w:val="18"/>
+                <w:szCs w:val="18"/>
+              </w:rPr>
+            </w:pPr>
+            <w:r>
+              <w:rPr>
+                <w:sz w:val="18"/>
+                <w:szCs w:val="18"/>
+              </w:rPr>
+              <w:t xml:space="preserve">Alto poder – alto interés </w:t>
+            </w:r>
           </w:p>
         </w:tc>
         <w:tc>
@@ -11339,7 +10862,18 @@
           <w:p>
             <w:pPr>
               <w:spacing w:after="30"/>
-            </w:pPr>
+              <w:rPr>
+                <w:sz w:val="18"/>
+                <w:szCs w:val="18"/>
+              </w:rPr>
+            </w:pPr>
+            <w:r>
+              <w:rPr>
+                <w:sz w:val="18"/>
+                <w:szCs w:val="18"/>
+              </w:rPr>
+              <w:t>Gestionar de cerca mediante sesiones de definición de reglas de crédito y de reportes, y pruebas de aceptación de su flujo.</w:t>
+            </w:r>
           </w:p>
         </w:tc>
       </w:tr>
@@ -11366,7 +10900,19 @@
           <w:p>
             <w:pPr>
               <w:spacing w:after="30"/>
-            </w:pPr>
+              <w:rPr>
+                <w:sz w:val="18"/>
+                <w:szCs w:val="18"/>
+              </w:rPr>
+            </w:pPr>
+            <w:r>
+              <w:rPr>
+                <w:sz w:val="18"/>
+                <w:szCs w:val="18"/>
+              </w:rPr>
+              <w:lastRenderedPageBreak/>
+              <w:t xml:space="preserve">Recepcionista </w:t>
+            </w:r>
           </w:p>
         </w:tc>
         <w:tc>
@@ -11388,7 +10934,18 @@
           <w:p>
             <w:pPr>
               <w:spacing w:after="30"/>
-            </w:pPr>
+              <w:rPr>
+                <w:sz w:val="18"/>
+                <w:szCs w:val="18"/>
+              </w:rPr>
+            </w:pPr>
+            <w:r>
+              <w:rPr>
+                <w:sz w:val="18"/>
+                <w:szCs w:val="18"/>
+              </w:rPr>
+              <w:t>Registra ingresos, confirma citas y atiende a clientes.</w:t>
+            </w:r>
           </w:p>
         </w:tc>
         <w:tc>
@@ -11410,7 +10967,25 @@
           <w:p>
             <w:pPr>
               <w:spacing w:after="30"/>
-            </w:pPr>
+              <w:rPr>
+                <w:sz w:val="18"/>
+                <w:szCs w:val="18"/>
+              </w:rPr>
+            </w:pPr>
+            <w:r>
+              <w:rPr>
+                <w:sz w:val="18"/>
+                <w:szCs w:val="18"/>
+              </w:rPr>
+              <w:t>Reducir llamadas de seguimiento y tener el registro de recepción y fotografías en un solo lugar</w:t>
+            </w:r>
+            <w:r>
+              <w:rPr>
+                <w:sz w:val="18"/>
+                <w:szCs w:val="18"/>
+              </w:rPr>
+              <w:t>.</w:t>
+            </w:r>
           </w:p>
         </w:tc>
         <w:tc>
@@ -11432,7 +11007,32 @@
           <w:p>
             <w:pPr>
               <w:spacing w:after="30"/>
-            </w:pPr>
+              <w:rPr>
+                <w:sz w:val="18"/>
+                <w:szCs w:val="18"/>
+              </w:rPr>
+            </w:pPr>
+            <w:r>
+              <w:rPr>
+                <w:sz w:val="18"/>
+                <w:szCs w:val="18"/>
+              </w:rPr>
+              <w:t>Bajo poder</w:t>
+            </w:r>
+            <w:r>
+              <w:rPr>
+                <w:sz w:val="18"/>
+                <w:szCs w:val="18"/>
+              </w:rPr>
+              <w:t xml:space="preserve"> –</w:t>
+            </w:r>
+            <w:r>
+              <w:rPr>
+                <w:sz w:val="18"/>
+                <w:szCs w:val="18"/>
+              </w:rPr>
+              <w:t xml:space="preserve"> alto interés</w:t>
+            </w:r>
           </w:p>
         </w:tc>
         <w:tc>
@@ -11454,7 +11054,1259 @@
           <w:p>
             <w:pPr>
               <w:spacing w:after="30"/>
-            </w:pPr>
+              <w:rPr>
+                <w:sz w:val="18"/>
+                <w:szCs w:val="18"/>
+              </w:rPr>
+            </w:pPr>
+            <w:r>
+              <w:rPr>
+                <w:sz w:val="18"/>
+                <w:szCs w:val="18"/>
+              </w:rPr>
+              <w:t xml:space="preserve">Mantener informada e involucrada, participando en las pruebas de usabilidad, capacitación y retroalimentación </w:t>
+            </w:r>
+            <w:r>
+              <w:rPr>
+                <w:sz w:val="18"/>
+                <w:szCs w:val="18"/>
+              </w:rPr>
+              <w:t>continua.</w:t>
+            </w:r>
+          </w:p>
+        </w:tc>
+      </w:tr>
+      <w:tr>
+        <w:trPr>
+          <w:cantSplit/>
+        </w:trPr>
+        <w:tc>
+          <w:tcPr>
+            <w:tcW w:w="1800" w:type="dxa"/>
+            <w:tcBorders>
+              <w:top w:val="single" w:sz="4" w:space="0" w:color="A6A6A6"/>
+              <w:left w:val="single" w:sz="4" w:space="0" w:color="A6A6A6"/>
+              <w:bottom w:val="single" w:sz="4" w:space="0" w:color="A6A6A6"/>
+              <w:right w:val="single" w:sz="4" w:space="0" w:color="A6A6A6"/>
+            </w:tcBorders>
+            <w:tcMar>
+              <w:top w:w="60" w:type="dxa"/>
+              <w:left w:w="100" w:type="dxa"/>
+              <w:bottom w:w="60" w:type="dxa"/>
+              <w:right w:w="100" w:type="dxa"/>
+            </w:tcMar>
+          </w:tcPr>
+          <w:p>
+            <w:pPr>
+              <w:spacing w:after="30"/>
+              <w:rPr>
+                <w:sz w:val="18"/>
+                <w:szCs w:val="18"/>
+              </w:rPr>
+            </w:pPr>
+            <w:r>
+              <w:rPr>
+                <w:sz w:val="18"/>
+                <w:szCs w:val="18"/>
+              </w:rPr>
+              <w:t xml:space="preserve">Jefe de mecánicos </w:t>
+            </w:r>
+          </w:p>
+        </w:tc>
+        <w:tc>
+          <w:tcPr>
+            <w:tcW w:w="1900" w:type="dxa"/>
+            <w:tcBorders>
+              <w:top w:val="single" w:sz="4" w:space="0" w:color="A6A6A6"/>
+              <w:left w:val="single" w:sz="4" w:space="0" w:color="A6A6A6"/>
+              <w:bottom w:val="single" w:sz="4" w:space="0" w:color="A6A6A6"/>
+              <w:right w:val="single" w:sz="4" w:space="0" w:color="A6A6A6"/>
+            </w:tcBorders>
+            <w:tcMar>
+              <w:top w:w="60" w:type="dxa"/>
+              <w:left w:w="100" w:type="dxa"/>
+              <w:bottom w:w="60" w:type="dxa"/>
+              <w:right w:w="100" w:type="dxa"/>
+            </w:tcMar>
+          </w:tcPr>
+          <w:p>
+            <w:pPr>
+              <w:spacing w:after="30"/>
+              <w:rPr>
+                <w:sz w:val="18"/>
+                <w:szCs w:val="18"/>
+              </w:rPr>
+            </w:pPr>
+            <w:r>
+              <w:rPr>
+                <w:sz w:val="18"/>
+                <w:szCs w:val="18"/>
+              </w:rPr>
+              <w:t>Centraliza diagnóstico, cotización y asignación de bahías en la tableta.</w:t>
+            </w:r>
+          </w:p>
+        </w:tc>
+        <w:tc>
+          <w:tcPr>
+            <w:tcW w:w="2200" w:type="dxa"/>
+            <w:tcBorders>
+              <w:top w:val="single" w:sz="4" w:space="0" w:color="A6A6A6"/>
+              <w:left w:val="single" w:sz="4" w:space="0" w:color="A6A6A6"/>
+              <w:bottom w:val="single" w:sz="4" w:space="0" w:color="A6A6A6"/>
+              <w:right w:val="single" w:sz="4" w:space="0" w:color="A6A6A6"/>
+            </w:tcBorders>
+            <w:tcMar>
+              <w:top w:w="60" w:type="dxa"/>
+              <w:left w:w="100" w:type="dxa"/>
+              <w:bottom w:w="60" w:type="dxa"/>
+              <w:right w:w="100" w:type="dxa"/>
+            </w:tcMar>
+          </w:tcPr>
+          <w:p>
+            <w:pPr>
+              <w:spacing w:after="30"/>
+              <w:rPr>
+                <w:sz w:val="18"/>
+                <w:szCs w:val="18"/>
+              </w:rPr>
+            </w:pPr>
+            <w:r>
+              <w:rPr>
+                <w:sz w:val="18"/>
+                <w:szCs w:val="18"/>
+              </w:rPr>
+              <w:t>Flujos cortos, botones grandes y operación sin conexión</w:t>
+            </w:r>
+            <w:r>
+              <w:rPr>
+                <w:sz w:val="18"/>
+                <w:szCs w:val="18"/>
+              </w:rPr>
+              <w:t>.</w:t>
+            </w:r>
+          </w:p>
+        </w:tc>
+        <w:tc>
+          <w:tcPr>
+            <w:tcW w:w="1400" w:type="dxa"/>
+            <w:tcBorders>
+              <w:top w:val="single" w:sz="4" w:space="0" w:color="A6A6A6"/>
+              <w:left w:val="single" w:sz="4" w:space="0" w:color="A6A6A6"/>
+              <w:bottom w:val="single" w:sz="4" w:space="0" w:color="A6A6A6"/>
+              <w:right w:val="single" w:sz="4" w:space="0" w:color="A6A6A6"/>
+            </w:tcBorders>
+            <w:tcMar>
+              <w:top w:w="60" w:type="dxa"/>
+              <w:left w:w="100" w:type="dxa"/>
+              <w:bottom w:w="60" w:type="dxa"/>
+              <w:right w:w="100" w:type="dxa"/>
+            </w:tcMar>
+          </w:tcPr>
+          <w:p>
+            <w:pPr>
+              <w:spacing w:after="30"/>
+              <w:rPr>
+                <w:sz w:val="18"/>
+                <w:szCs w:val="18"/>
+              </w:rPr>
+            </w:pPr>
+            <w:r>
+              <w:rPr>
+                <w:sz w:val="18"/>
+                <w:szCs w:val="18"/>
+              </w:rPr>
+              <w:t xml:space="preserve">Alto poder – alto interés </w:t>
+            </w:r>
+          </w:p>
+        </w:tc>
+        <w:tc>
+          <w:tcPr>
+            <w:tcW w:w="2060" w:type="dxa"/>
+            <w:tcBorders>
+              <w:top w:val="single" w:sz="4" w:space="0" w:color="A6A6A6"/>
+              <w:left w:val="single" w:sz="4" w:space="0" w:color="A6A6A6"/>
+              <w:bottom w:val="single" w:sz="4" w:space="0" w:color="A6A6A6"/>
+              <w:right w:val="single" w:sz="4" w:space="0" w:color="A6A6A6"/>
+            </w:tcBorders>
+            <w:tcMar>
+              <w:top w:w="60" w:type="dxa"/>
+              <w:left w:w="100" w:type="dxa"/>
+              <w:bottom w:w="60" w:type="dxa"/>
+              <w:right w:w="100" w:type="dxa"/>
+            </w:tcMar>
+          </w:tcPr>
+          <w:p>
+            <w:pPr>
+              <w:spacing w:after="30"/>
+              <w:rPr>
+                <w:sz w:val="18"/>
+                <w:szCs w:val="18"/>
+              </w:rPr>
+            </w:pPr>
+            <w:r>
+              <w:rPr>
+                <w:sz w:val="18"/>
+                <w:szCs w:val="18"/>
+              </w:rPr>
+              <w:t xml:space="preserve">Gestionar de cerca </w:t>
+            </w:r>
+            <w:r>
+              <w:rPr>
+                <w:sz w:val="18"/>
+                <w:szCs w:val="18"/>
+              </w:rPr>
+              <w:t xml:space="preserve">los prototipos en el entrono real (tableta, pruebas con manos sucias) y ajustes por iteración. </w:t>
+            </w:r>
+          </w:p>
+        </w:tc>
+      </w:tr>
+      <w:tr>
+        <w:trPr>
+          <w:cantSplit/>
+        </w:trPr>
+        <w:tc>
+          <w:tcPr>
+            <w:tcW w:w="1800" w:type="dxa"/>
+            <w:tcBorders>
+              <w:top w:val="single" w:sz="4" w:space="0" w:color="A6A6A6"/>
+              <w:left w:val="single" w:sz="4" w:space="0" w:color="A6A6A6"/>
+              <w:bottom w:val="single" w:sz="4" w:space="0" w:color="A6A6A6"/>
+              <w:right w:val="single" w:sz="4" w:space="0" w:color="A6A6A6"/>
+            </w:tcBorders>
+            <w:tcMar>
+              <w:top w:w="60" w:type="dxa"/>
+              <w:left w:w="100" w:type="dxa"/>
+              <w:bottom w:w="60" w:type="dxa"/>
+              <w:right w:w="100" w:type="dxa"/>
+            </w:tcMar>
+          </w:tcPr>
+          <w:p>
+            <w:pPr>
+              <w:spacing w:after="30"/>
+              <w:rPr>
+                <w:sz w:val="18"/>
+                <w:szCs w:val="18"/>
+              </w:rPr>
+            </w:pPr>
+            <w:r>
+              <w:rPr>
+                <w:sz w:val="18"/>
+                <w:szCs w:val="18"/>
+              </w:rPr>
+              <w:t>Mecánicos de bahía y de apoyo</w:t>
+            </w:r>
+          </w:p>
+        </w:tc>
+        <w:tc>
+          <w:tcPr>
+            <w:tcW w:w="1900" w:type="dxa"/>
+            <w:tcBorders>
+              <w:top w:val="single" w:sz="4" w:space="0" w:color="A6A6A6"/>
+              <w:left w:val="single" w:sz="4" w:space="0" w:color="A6A6A6"/>
+              <w:bottom w:val="single" w:sz="4" w:space="0" w:color="A6A6A6"/>
+              <w:right w:val="single" w:sz="4" w:space="0" w:color="A6A6A6"/>
+            </w:tcBorders>
+            <w:tcMar>
+              <w:top w:w="60" w:type="dxa"/>
+              <w:left w:w="100" w:type="dxa"/>
+              <w:bottom w:w="60" w:type="dxa"/>
+              <w:right w:w="100" w:type="dxa"/>
+            </w:tcMar>
+          </w:tcPr>
+          <w:p>
+            <w:pPr>
+              <w:spacing w:after="30"/>
+              <w:rPr>
+                <w:sz w:val="18"/>
+                <w:szCs w:val="18"/>
+              </w:rPr>
+            </w:pPr>
+            <w:r>
+              <w:rPr>
+                <w:sz w:val="18"/>
+                <w:szCs w:val="18"/>
+              </w:rPr>
+              <w:t>Realizan reparaciones, inspecciones y cubrimientos de turnos.</w:t>
+            </w:r>
+          </w:p>
+        </w:tc>
+        <w:tc>
+          <w:tcPr>
+            <w:tcW w:w="2200" w:type="dxa"/>
+            <w:tcBorders>
+              <w:top w:val="single" w:sz="4" w:space="0" w:color="A6A6A6"/>
+              <w:left w:val="single" w:sz="4" w:space="0" w:color="A6A6A6"/>
+              <w:bottom w:val="single" w:sz="4" w:space="0" w:color="A6A6A6"/>
+              <w:right w:val="single" w:sz="4" w:space="0" w:color="A6A6A6"/>
+            </w:tcBorders>
+            <w:tcMar>
+              <w:top w:w="60" w:type="dxa"/>
+              <w:left w:w="100" w:type="dxa"/>
+              <w:bottom w:w="60" w:type="dxa"/>
+              <w:right w:w="100" w:type="dxa"/>
+            </w:tcMar>
+          </w:tcPr>
+          <w:p>
+            <w:pPr>
+              <w:spacing w:after="30"/>
+              <w:rPr>
+                <w:sz w:val="18"/>
+                <w:szCs w:val="18"/>
+              </w:rPr>
+            </w:pPr>
+            <w:r>
+              <w:rPr>
+                <w:sz w:val="18"/>
+                <w:szCs w:val="18"/>
+              </w:rPr>
+              <w:t>Recibir órdenes claras y enfocarse en el trabajo físico</w:t>
+            </w:r>
+          </w:p>
+        </w:tc>
+        <w:tc>
+          <w:tcPr>
+            <w:tcW w:w="1400" w:type="dxa"/>
+            <w:tcBorders>
+              <w:top w:val="single" w:sz="4" w:space="0" w:color="A6A6A6"/>
+              <w:left w:val="single" w:sz="4" w:space="0" w:color="A6A6A6"/>
+              <w:bottom w:val="single" w:sz="4" w:space="0" w:color="A6A6A6"/>
+              <w:right w:val="single" w:sz="4" w:space="0" w:color="A6A6A6"/>
+            </w:tcBorders>
+            <w:tcMar>
+              <w:top w:w="60" w:type="dxa"/>
+              <w:left w:w="100" w:type="dxa"/>
+              <w:bottom w:w="60" w:type="dxa"/>
+              <w:right w:w="100" w:type="dxa"/>
+            </w:tcMar>
+          </w:tcPr>
+          <w:p>
+            <w:pPr>
+              <w:spacing w:after="30"/>
+              <w:rPr>
+                <w:sz w:val="18"/>
+                <w:szCs w:val="18"/>
+              </w:rPr>
+            </w:pPr>
+            <w:r>
+              <w:rPr>
+                <w:sz w:val="18"/>
+                <w:szCs w:val="18"/>
+              </w:rPr>
+              <w:t>Bajo poder – alto interés</w:t>
+            </w:r>
+          </w:p>
+        </w:tc>
+        <w:tc>
+          <w:tcPr>
+            <w:tcW w:w="2060" w:type="dxa"/>
+            <w:tcBorders>
+              <w:top w:val="single" w:sz="4" w:space="0" w:color="A6A6A6"/>
+              <w:left w:val="single" w:sz="4" w:space="0" w:color="A6A6A6"/>
+              <w:bottom w:val="single" w:sz="4" w:space="0" w:color="A6A6A6"/>
+              <w:right w:val="single" w:sz="4" w:space="0" w:color="A6A6A6"/>
+            </w:tcBorders>
+            <w:tcMar>
+              <w:top w:w="60" w:type="dxa"/>
+              <w:left w:w="100" w:type="dxa"/>
+              <w:bottom w:w="60" w:type="dxa"/>
+              <w:right w:w="100" w:type="dxa"/>
+            </w:tcMar>
+          </w:tcPr>
+          <w:p>
+            <w:pPr>
+              <w:spacing w:after="30"/>
+              <w:rPr>
+                <w:sz w:val="18"/>
+                <w:szCs w:val="18"/>
+              </w:rPr>
+            </w:pPr>
+            <w:r>
+              <w:rPr>
+                <w:sz w:val="18"/>
+                <w:szCs w:val="18"/>
+              </w:rPr>
+              <w:t xml:space="preserve">Mantener informado con capacitaciones breves y un canal para reportar dificultades. </w:t>
+            </w:r>
+          </w:p>
+        </w:tc>
+      </w:tr>
+      <w:tr>
+        <w:trPr>
+          <w:cantSplit/>
+        </w:trPr>
+        <w:tc>
+          <w:tcPr>
+            <w:tcW w:w="1800" w:type="dxa"/>
+            <w:tcBorders>
+              <w:top w:val="single" w:sz="4" w:space="0" w:color="A6A6A6"/>
+              <w:left w:val="single" w:sz="4" w:space="0" w:color="A6A6A6"/>
+              <w:bottom w:val="single" w:sz="4" w:space="0" w:color="A6A6A6"/>
+              <w:right w:val="single" w:sz="4" w:space="0" w:color="A6A6A6"/>
+            </w:tcBorders>
+            <w:tcMar>
+              <w:top w:w="60" w:type="dxa"/>
+              <w:left w:w="100" w:type="dxa"/>
+              <w:bottom w:w="60" w:type="dxa"/>
+              <w:right w:w="100" w:type="dxa"/>
+            </w:tcMar>
+          </w:tcPr>
+          <w:p>
+            <w:pPr>
+              <w:spacing w:after="30"/>
+              <w:rPr>
+                <w:sz w:val="18"/>
+                <w:szCs w:val="18"/>
+              </w:rPr>
+            </w:pPr>
+            <w:r>
+              <w:rPr>
+                <w:sz w:val="18"/>
+                <w:szCs w:val="18"/>
+              </w:rPr>
+              <w:t xml:space="preserve">Encargado de almacén </w:t>
+            </w:r>
+          </w:p>
+        </w:tc>
+        <w:tc>
+          <w:tcPr>
+            <w:tcW w:w="1900" w:type="dxa"/>
+            <w:tcBorders>
+              <w:top w:val="single" w:sz="4" w:space="0" w:color="A6A6A6"/>
+              <w:left w:val="single" w:sz="4" w:space="0" w:color="A6A6A6"/>
+              <w:bottom w:val="single" w:sz="4" w:space="0" w:color="A6A6A6"/>
+              <w:right w:val="single" w:sz="4" w:space="0" w:color="A6A6A6"/>
+            </w:tcBorders>
+            <w:tcMar>
+              <w:top w:w="60" w:type="dxa"/>
+              <w:left w:w="100" w:type="dxa"/>
+              <w:bottom w:w="60" w:type="dxa"/>
+              <w:right w:w="100" w:type="dxa"/>
+            </w:tcMar>
+          </w:tcPr>
+          <w:p>
+            <w:pPr>
+              <w:spacing w:after="30"/>
+              <w:rPr>
+                <w:sz w:val="18"/>
+                <w:szCs w:val="18"/>
+              </w:rPr>
+            </w:pPr>
+            <w:r>
+              <w:rPr>
+                <w:sz w:val="18"/>
+                <w:szCs w:val="18"/>
+              </w:rPr>
+              <w:t>Controla requisiciones, proveedores, costos e inventario de consumibles.</w:t>
+            </w:r>
+          </w:p>
+        </w:tc>
+        <w:tc>
+          <w:tcPr>
+            <w:tcW w:w="2200" w:type="dxa"/>
+            <w:tcBorders>
+              <w:top w:val="single" w:sz="4" w:space="0" w:color="A6A6A6"/>
+              <w:left w:val="single" w:sz="4" w:space="0" w:color="A6A6A6"/>
+              <w:bottom w:val="single" w:sz="4" w:space="0" w:color="A6A6A6"/>
+              <w:right w:val="single" w:sz="4" w:space="0" w:color="A6A6A6"/>
+            </w:tcBorders>
+            <w:tcMar>
+              <w:top w:w="60" w:type="dxa"/>
+              <w:left w:w="100" w:type="dxa"/>
+              <w:bottom w:w="60" w:type="dxa"/>
+              <w:right w:w="100" w:type="dxa"/>
+            </w:tcMar>
+          </w:tcPr>
+          <w:p>
+            <w:pPr>
+              <w:spacing w:after="30"/>
+              <w:rPr>
+                <w:sz w:val="18"/>
+                <w:szCs w:val="18"/>
+              </w:rPr>
+            </w:pPr>
+            <w:r>
+              <w:rPr>
+                <w:sz w:val="18"/>
+                <w:szCs w:val="18"/>
+              </w:rPr>
+              <w:t>Directorio de proveedores, registro de costos y fechas, y tickets de compra por orden</w:t>
+            </w:r>
+          </w:p>
+        </w:tc>
+        <w:tc>
+          <w:tcPr>
+            <w:tcW w:w="1400" w:type="dxa"/>
+            <w:tcBorders>
+              <w:top w:val="single" w:sz="4" w:space="0" w:color="A6A6A6"/>
+              <w:left w:val="single" w:sz="4" w:space="0" w:color="A6A6A6"/>
+              <w:bottom w:val="single" w:sz="4" w:space="0" w:color="A6A6A6"/>
+              <w:right w:val="single" w:sz="4" w:space="0" w:color="A6A6A6"/>
+            </w:tcBorders>
+            <w:tcMar>
+              <w:top w:w="60" w:type="dxa"/>
+              <w:left w:w="100" w:type="dxa"/>
+              <w:bottom w:w="60" w:type="dxa"/>
+              <w:right w:w="100" w:type="dxa"/>
+            </w:tcMar>
+          </w:tcPr>
+          <w:p>
+            <w:pPr>
+              <w:spacing w:after="30"/>
+              <w:rPr>
+                <w:sz w:val="18"/>
+                <w:szCs w:val="18"/>
+              </w:rPr>
+            </w:pPr>
+            <w:r>
+              <w:rPr>
+                <w:sz w:val="18"/>
+                <w:szCs w:val="18"/>
+              </w:rPr>
+              <w:t>Bajo poder – alto interés</w:t>
+            </w:r>
+          </w:p>
+        </w:tc>
+        <w:tc>
+          <w:tcPr>
+            <w:tcW w:w="2060" w:type="dxa"/>
+            <w:tcBorders>
+              <w:top w:val="single" w:sz="4" w:space="0" w:color="A6A6A6"/>
+              <w:left w:val="single" w:sz="4" w:space="0" w:color="A6A6A6"/>
+              <w:bottom w:val="single" w:sz="4" w:space="0" w:color="A6A6A6"/>
+              <w:right w:val="single" w:sz="4" w:space="0" w:color="A6A6A6"/>
+            </w:tcBorders>
+            <w:tcMar>
+              <w:top w:w="60" w:type="dxa"/>
+              <w:left w:w="100" w:type="dxa"/>
+              <w:bottom w:w="60" w:type="dxa"/>
+              <w:right w:w="100" w:type="dxa"/>
+            </w:tcMar>
+          </w:tcPr>
+          <w:p>
+            <w:pPr>
+              <w:spacing w:after="30"/>
+              <w:rPr>
+                <w:sz w:val="18"/>
+                <w:szCs w:val="18"/>
+              </w:rPr>
+            </w:pPr>
+            <w:r>
+              <w:rPr>
+                <w:sz w:val="18"/>
+                <w:szCs w:val="18"/>
+              </w:rPr>
+              <w:t>Mantener informado e involucrado mediante entrevistas sobre su flujo de compras y pruebas del módulo M6.</w:t>
+            </w:r>
+          </w:p>
+        </w:tc>
+      </w:tr>
+      <w:tr>
+        <w:trPr>
+          <w:cantSplit/>
+        </w:trPr>
+        <w:tc>
+          <w:tcPr>
+            <w:tcW w:w="1800" w:type="dxa"/>
+            <w:tcBorders>
+              <w:top w:val="single" w:sz="4" w:space="0" w:color="A6A6A6"/>
+              <w:left w:val="single" w:sz="4" w:space="0" w:color="A6A6A6"/>
+              <w:bottom w:val="single" w:sz="4" w:space="0" w:color="A6A6A6"/>
+              <w:right w:val="single" w:sz="4" w:space="0" w:color="A6A6A6"/>
+            </w:tcBorders>
+            <w:tcMar>
+              <w:top w:w="60" w:type="dxa"/>
+              <w:left w:w="100" w:type="dxa"/>
+              <w:bottom w:w="60" w:type="dxa"/>
+              <w:right w:w="100" w:type="dxa"/>
+            </w:tcMar>
+          </w:tcPr>
+          <w:p>
+            <w:pPr>
+              <w:spacing w:after="30"/>
+              <w:rPr>
+                <w:sz w:val="18"/>
+                <w:szCs w:val="18"/>
+              </w:rPr>
+            </w:pPr>
+            <w:r>
+              <w:rPr>
+                <w:sz w:val="18"/>
+                <w:szCs w:val="18"/>
+              </w:rPr>
+              <w:t xml:space="preserve">Clientes particulares </w:t>
+            </w:r>
+          </w:p>
+        </w:tc>
+        <w:tc>
+          <w:tcPr>
+            <w:tcW w:w="1900" w:type="dxa"/>
+            <w:tcBorders>
+              <w:top w:val="single" w:sz="4" w:space="0" w:color="A6A6A6"/>
+              <w:left w:val="single" w:sz="4" w:space="0" w:color="A6A6A6"/>
+              <w:bottom w:val="single" w:sz="4" w:space="0" w:color="A6A6A6"/>
+              <w:right w:val="single" w:sz="4" w:space="0" w:color="A6A6A6"/>
+            </w:tcBorders>
+            <w:tcMar>
+              <w:top w:w="60" w:type="dxa"/>
+              <w:left w:w="100" w:type="dxa"/>
+              <w:bottom w:w="60" w:type="dxa"/>
+              <w:right w:w="100" w:type="dxa"/>
+            </w:tcMar>
+          </w:tcPr>
+          <w:p>
+            <w:pPr>
+              <w:spacing w:after="30"/>
+              <w:rPr>
+                <w:sz w:val="18"/>
+                <w:szCs w:val="18"/>
+              </w:rPr>
+            </w:pPr>
+            <w:r>
+              <w:rPr>
+                <w:sz w:val="18"/>
+                <w:szCs w:val="18"/>
+              </w:rPr>
+              <w:t>Dueños de autos, motocicletas y vehículos.</w:t>
+            </w:r>
+          </w:p>
+        </w:tc>
+        <w:tc>
+          <w:tcPr>
+            <w:tcW w:w="2200" w:type="dxa"/>
+            <w:tcBorders>
+              <w:top w:val="single" w:sz="4" w:space="0" w:color="A6A6A6"/>
+              <w:left w:val="single" w:sz="4" w:space="0" w:color="A6A6A6"/>
+              <w:bottom w:val="single" w:sz="4" w:space="0" w:color="A6A6A6"/>
+              <w:right w:val="single" w:sz="4" w:space="0" w:color="A6A6A6"/>
+            </w:tcBorders>
+            <w:tcMar>
+              <w:top w:w="60" w:type="dxa"/>
+              <w:left w:w="100" w:type="dxa"/>
+              <w:bottom w:w="60" w:type="dxa"/>
+              <w:right w:w="100" w:type="dxa"/>
+            </w:tcMar>
+          </w:tcPr>
+          <w:p>
+            <w:pPr>
+              <w:spacing w:after="30"/>
+              <w:rPr>
+                <w:sz w:val="18"/>
+                <w:szCs w:val="18"/>
+              </w:rPr>
+            </w:pPr>
+            <w:r>
+              <w:rPr>
+                <w:sz w:val="18"/>
+                <w:szCs w:val="18"/>
+              </w:rPr>
+              <w:t>Ver el estado de su vehículo, autorizar presupuestos y recibir un cobro transparente</w:t>
+            </w:r>
+          </w:p>
+        </w:tc>
+        <w:tc>
+          <w:tcPr>
+            <w:tcW w:w="1400" w:type="dxa"/>
+            <w:tcBorders>
+              <w:top w:val="single" w:sz="4" w:space="0" w:color="A6A6A6"/>
+              <w:left w:val="single" w:sz="4" w:space="0" w:color="A6A6A6"/>
+              <w:bottom w:val="single" w:sz="4" w:space="0" w:color="A6A6A6"/>
+              <w:right w:val="single" w:sz="4" w:space="0" w:color="A6A6A6"/>
+            </w:tcBorders>
+            <w:tcMar>
+              <w:top w:w="60" w:type="dxa"/>
+              <w:left w:w="100" w:type="dxa"/>
+              <w:bottom w:w="60" w:type="dxa"/>
+              <w:right w:w="100" w:type="dxa"/>
+            </w:tcMar>
+          </w:tcPr>
+          <w:p>
+            <w:pPr>
+              <w:spacing w:after="30"/>
+              <w:rPr>
+                <w:sz w:val="18"/>
+                <w:szCs w:val="18"/>
+              </w:rPr>
+            </w:pPr>
+            <w:r>
+              <w:rPr>
+                <w:sz w:val="18"/>
+                <w:szCs w:val="18"/>
+              </w:rPr>
+              <w:t>Bajo poder – alto interés</w:t>
+            </w:r>
+          </w:p>
+        </w:tc>
+        <w:tc>
+          <w:tcPr>
+            <w:tcW w:w="2060" w:type="dxa"/>
+            <w:tcBorders>
+              <w:top w:val="single" w:sz="4" w:space="0" w:color="A6A6A6"/>
+              <w:left w:val="single" w:sz="4" w:space="0" w:color="A6A6A6"/>
+              <w:bottom w:val="single" w:sz="4" w:space="0" w:color="A6A6A6"/>
+              <w:right w:val="single" w:sz="4" w:space="0" w:color="A6A6A6"/>
+            </w:tcBorders>
+            <w:tcMar>
+              <w:top w:w="60" w:type="dxa"/>
+              <w:left w:w="100" w:type="dxa"/>
+              <w:bottom w:w="60" w:type="dxa"/>
+              <w:right w:w="100" w:type="dxa"/>
+            </w:tcMar>
+          </w:tcPr>
+          <w:p>
+            <w:pPr>
+              <w:spacing w:after="30"/>
+              <w:rPr>
+                <w:sz w:val="18"/>
+                <w:szCs w:val="18"/>
+              </w:rPr>
+            </w:pPr>
+            <w:r>
+              <w:rPr>
+                <w:sz w:val="18"/>
+                <w:szCs w:val="18"/>
+              </w:rPr>
+              <w:t>Mantener informado con las pruebas de usabilidad con algunos clientes y alguna encuesta breve de satisfacción al finalizar el servicio.</w:t>
+            </w:r>
+          </w:p>
+        </w:tc>
+      </w:tr>
+      <w:tr>
+        <w:trPr>
+          <w:cantSplit/>
+        </w:trPr>
+        <w:tc>
+          <w:tcPr>
+            <w:tcW w:w="1800" w:type="dxa"/>
+            <w:tcBorders>
+              <w:top w:val="single" w:sz="4" w:space="0" w:color="A6A6A6"/>
+              <w:left w:val="single" w:sz="4" w:space="0" w:color="A6A6A6"/>
+              <w:bottom w:val="single" w:sz="4" w:space="0" w:color="A6A6A6"/>
+              <w:right w:val="single" w:sz="4" w:space="0" w:color="A6A6A6"/>
+            </w:tcBorders>
+            <w:tcMar>
+              <w:top w:w="60" w:type="dxa"/>
+              <w:left w:w="100" w:type="dxa"/>
+              <w:bottom w:w="60" w:type="dxa"/>
+              <w:right w:w="100" w:type="dxa"/>
+            </w:tcMar>
+          </w:tcPr>
+          <w:p>
+            <w:pPr>
+              <w:spacing w:after="30"/>
+              <w:rPr>
+                <w:sz w:val="18"/>
+                <w:szCs w:val="18"/>
+              </w:rPr>
+            </w:pPr>
+            <w:r>
+              <w:rPr>
+                <w:sz w:val="18"/>
+                <w:szCs w:val="18"/>
+              </w:rPr>
+              <w:t xml:space="preserve">Clientes de flotillas empresariales </w:t>
+            </w:r>
+          </w:p>
+        </w:tc>
+        <w:tc>
+          <w:tcPr>
+            <w:tcW w:w="1900" w:type="dxa"/>
+            <w:tcBorders>
+              <w:top w:val="single" w:sz="4" w:space="0" w:color="A6A6A6"/>
+              <w:left w:val="single" w:sz="4" w:space="0" w:color="A6A6A6"/>
+              <w:bottom w:val="single" w:sz="4" w:space="0" w:color="A6A6A6"/>
+              <w:right w:val="single" w:sz="4" w:space="0" w:color="A6A6A6"/>
+            </w:tcBorders>
+            <w:tcMar>
+              <w:top w:w="60" w:type="dxa"/>
+              <w:left w:w="100" w:type="dxa"/>
+              <w:bottom w:w="60" w:type="dxa"/>
+              <w:right w:w="100" w:type="dxa"/>
+            </w:tcMar>
+          </w:tcPr>
+          <w:p>
+            <w:pPr>
+              <w:spacing w:after="30"/>
+              <w:rPr>
+                <w:sz w:val="18"/>
+                <w:szCs w:val="18"/>
+              </w:rPr>
+            </w:pPr>
+            <w:r>
+              <w:rPr>
+                <w:sz w:val="18"/>
+                <w:szCs w:val="18"/>
+              </w:rPr>
+              <w:t>Empresas con vehículos que pueden recibir entrega a crédito.</w:t>
+            </w:r>
+          </w:p>
+        </w:tc>
+        <w:tc>
+          <w:tcPr>
+            <w:tcW w:w="2200" w:type="dxa"/>
+            <w:tcBorders>
+              <w:top w:val="single" w:sz="4" w:space="0" w:color="A6A6A6"/>
+              <w:left w:val="single" w:sz="4" w:space="0" w:color="A6A6A6"/>
+              <w:bottom w:val="single" w:sz="4" w:space="0" w:color="A6A6A6"/>
+              <w:right w:val="single" w:sz="4" w:space="0" w:color="A6A6A6"/>
+            </w:tcBorders>
+            <w:tcMar>
+              <w:top w:w="60" w:type="dxa"/>
+              <w:left w:w="100" w:type="dxa"/>
+              <w:bottom w:w="60" w:type="dxa"/>
+              <w:right w:w="100" w:type="dxa"/>
+            </w:tcMar>
+          </w:tcPr>
+          <w:p>
+            <w:pPr>
+              <w:spacing w:after="30"/>
+              <w:rPr>
+                <w:sz w:val="18"/>
+                <w:szCs w:val="18"/>
+              </w:rPr>
+            </w:pPr>
+            <w:r>
+              <w:rPr>
+                <w:sz w:val="18"/>
+                <w:szCs w:val="18"/>
+              </w:rPr>
+              <w:t>Condiciones de crédito claras y seguimiento de varios vehículos</w:t>
+            </w:r>
+          </w:p>
+        </w:tc>
+        <w:tc>
+          <w:tcPr>
+            <w:tcW w:w="1400" w:type="dxa"/>
+            <w:tcBorders>
+              <w:top w:val="single" w:sz="4" w:space="0" w:color="A6A6A6"/>
+              <w:left w:val="single" w:sz="4" w:space="0" w:color="A6A6A6"/>
+              <w:bottom w:val="single" w:sz="4" w:space="0" w:color="A6A6A6"/>
+              <w:right w:val="single" w:sz="4" w:space="0" w:color="A6A6A6"/>
+            </w:tcBorders>
+            <w:tcMar>
+              <w:top w:w="60" w:type="dxa"/>
+              <w:left w:w="100" w:type="dxa"/>
+              <w:bottom w:w="60" w:type="dxa"/>
+              <w:right w:w="100" w:type="dxa"/>
+            </w:tcMar>
+          </w:tcPr>
+          <w:p>
+            <w:pPr>
+              <w:spacing w:after="30"/>
+              <w:rPr>
+                <w:sz w:val="18"/>
+                <w:szCs w:val="18"/>
+              </w:rPr>
+            </w:pPr>
+            <w:r>
+              <w:rPr>
+                <w:sz w:val="18"/>
+                <w:szCs w:val="18"/>
+              </w:rPr>
+              <w:t xml:space="preserve">Poder medio – interés medio </w:t>
+            </w:r>
+          </w:p>
+        </w:tc>
+        <w:tc>
+          <w:tcPr>
+            <w:tcW w:w="2060" w:type="dxa"/>
+            <w:tcBorders>
+              <w:top w:val="single" w:sz="4" w:space="0" w:color="A6A6A6"/>
+              <w:left w:val="single" w:sz="4" w:space="0" w:color="A6A6A6"/>
+              <w:bottom w:val="single" w:sz="4" w:space="0" w:color="A6A6A6"/>
+              <w:right w:val="single" w:sz="4" w:space="0" w:color="A6A6A6"/>
+            </w:tcBorders>
+            <w:tcMar>
+              <w:top w:w="60" w:type="dxa"/>
+              <w:left w:w="100" w:type="dxa"/>
+              <w:bottom w:w="60" w:type="dxa"/>
+              <w:right w:w="100" w:type="dxa"/>
+            </w:tcMar>
+          </w:tcPr>
+          <w:p>
+            <w:pPr>
+              <w:spacing w:after="30"/>
+              <w:rPr>
+                <w:sz w:val="18"/>
+                <w:szCs w:val="18"/>
+              </w:rPr>
+            </w:pPr>
+            <w:r>
+              <w:rPr>
+                <w:sz w:val="18"/>
+                <w:szCs w:val="18"/>
+              </w:rPr>
+              <w:t>Mantener satisfechos al definir con el gerente las reglas del crédito y validar el flujo con un representante.</w:t>
+            </w:r>
+          </w:p>
+        </w:tc>
+      </w:tr>
+      <w:tr>
+        <w:trPr>
+          <w:cantSplit/>
+        </w:trPr>
+        <w:tc>
+          <w:tcPr>
+            <w:tcW w:w="1800" w:type="dxa"/>
+            <w:tcBorders>
+              <w:top w:val="single" w:sz="4" w:space="0" w:color="A6A6A6"/>
+              <w:left w:val="single" w:sz="4" w:space="0" w:color="A6A6A6"/>
+              <w:bottom w:val="single" w:sz="4" w:space="0" w:color="A6A6A6"/>
+              <w:right w:val="single" w:sz="4" w:space="0" w:color="A6A6A6"/>
+            </w:tcBorders>
+            <w:tcMar>
+              <w:top w:w="60" w:type="dxa"/>
+              <w:left w:w="100" w:type="dxa"/>
+              <w:bottom w:w="60" w:type="dxa"/>
+              <w:right w:w="100" w:type="dxa"/>
+            </w:tcMar>
+          </w:tcPr>
+          <w:p>
+            <w:pPr>
+              <w:spacing w:after="30"/>
+              <w:rPr>
+                <w:sz w:val="18"/>
+                <w:szCs w:val="18"/>
+              </w:rPr>
+            </w:pPr>
+            <w:r>
+              <w:rPr>
+                <w:sz w:val="18"/>
+                <w:szCs w:val="18"/>
+              </w:rPr>
+              <w:t xml:space="preserve">Equipo de desarrollo </w:t>
+            </w:r>
+          </w:p>
+        </w:tc>
+        <w:tc>
+          <w:tcPr>
+            <w:tcW w:w="1900" w:type="dxa"/>
+            <w:tcBorders>
+              <w:top w:val="single" w:sz="4" w:space="0" w:color="A6A6A6"/>
+              <w:left w:val="single" w:sz="4" w:space="0" w:color="A6A6A6"/>
+              <w:bottom w:val="single" w:sz="4" w:space="0" w:color="A6A6A6"/>
+              <w:right w:val="single" w:sz="4" w:space="0" w:color="A6A6A6"/>
+            </w:tcBorders>
+            <w:tcMar>
+              <w:top w:w="60" w:type="dxa"/>
+              <w:left w:w="100" w:type="dxa"/>
+              <w:bottom w:w="60" w:type="dxa"/>
+              <w:right w:w="100" w:type="dxa"/>
+            </w:tcMar>
+          </w:tcPr>
+          <w:p>
+            <w:pPr>
+              <w:spacing w:after="30"/>
+              <w:rPr>
+                <w:sz w:val="18"/>
+                <w:szCs w:val="18"/>
+              </w:rPr>
+            </w:pPr>
+            <w:r>
+              <w:rPr>
+                <w:sz w:val="18"/>
+                <w:szCs w:val="18"/>
+              </w:rPr>
+              <w:t>Diseñan, construyen y prueban la plataforma.</w:t>
+            </w:r>
+          </w:p>
+        </w:tc>
+        <w:tc>
+          <w:tcPr>
+            <w:tcW w:w="2200" w:type="dxa"/>
+            <w:tcBorders>
+              <w:top w:val="single" w:sz="4" w:space="0" w:color="A6A6A6"/>
+              <w:left w:val="single" w:sz="4" w:space="0" w:color="A6A6A6"/>
+              <w:bottom w:val="single" w:sz="4" w:space="0" w:color="A6A6A6"/>
+              <w:right w:val="single" w:sz="4" w:space="0" w:color="A6A6A6"/>
+            </w:tcBorders>
+            <w:tcMar>
+              <w:top w:w="60" w:type="dxa"/>
+              <w:left w:w="100" w:type="dxa"/>
+              <w:bottom w:w="60" w:type="dxa"/>
+              <w:right w:w="100" w:type="dxa"/>
+            </w:tcMar>
+          </w:tcPr>
+          <w:p>
+            <w:pPr>
+              <w:spacing w:after="30"/>
+              <w:rPr>
+                <w:sz w:val="18"/>
+                <w:szCs w:val="18"/>
+              </w:rPr>
+            </w:pPr>
+            <w:r>
+              <w:rPr>
+                <w:sz w:val="18"/>
+                <w:szCs w:val="18"/>
+              </w:rPr>
+              <w:t>Entregar un sistema que cumpla los requisitos y la norma ISO/IEC 25010</w:t>
+            </w:r>
+          </w:p>
+        </w:tc>
+        <w:tc>
+          <w:tcPr>
+            <w:tcW w:w="1400" w:type="dxa"/>
+            <w:tcBorders>
+              <w:top w:val="single" w:sz="4" w:space="0" w:color="A6A6A6"/>
+              <w:left w:val="single" w:sz="4" w:space="0" w:color="A6A6A6"/>
+              <w:bottom w:val="single" w:sz="4" w:space="0" w:color="A6A6A6"/>
+              <w:right w:val="single" w:sz="4" w:space="0" w:color="A6A6A6"/>
+            </w:tcBorders>
+            <w:tcMar>
+              <w:top w:w="60" w:type="dxa"/>
+              <w:left w:w="100" w:type="dxa"/>
+              <w:bottom w:w="60" w:type="dxa"/>
+              <w:right w:w="100" w:type="dxa"/>
+            </w:tcMar>
+          </w:tcPr>
+          <w:p>
+            <w:pPr>
+              <w:spacing w:after="30"/>
+              <w:rPr>
+                <w:sz w:val="18"/>
+                <w:szCs w:val="18"/>
+              </w:rPr>
+            </w:pPr>
+            <w:r>
+              <w:rPr>
+                <w:sz w:val="18"/>
+                <w:szCs w:val="18"/>
+              </w:rPr>
+              <w:t>Alto</w:t>
+            </w:r>
+            <w:r>
+              <w:rPr>
+                <w:sz w:val="18"/>
+                <w:szCs w:val="18"/>
+              </w:rPr>
+              <w:t xml:space="preserve"> poder – alto interés</w:t>
+            </w:r>
+          </w:p>
+        </w:tc>
+        <w:tc>
+          <w:tcPr>
+            <w:tcW w:w="2060" w:type="dxa"/>
+            <w:tcBorders>
+              <w:top w:val="single" w:sz="4" w:space="0" w:color="A6A6A6"/>
+              <w:left w:val="single" w:sz="4" w:space="0" w:color="A6A6A6"/>
+              <w:bottom w:val="single" w:sz="4" w:space="0" w:color="A6A6A6"/>
+              <w:right w:val="single" w:sz="4" w:space="0" w:color="A6A6A6"/>
+            </w:tcBorders>
+            <w:tcMar>
+              <w:top w:w="60" w:type="dxa"/>
+              <w:left w:w="100" w:type="dxa"/>
+              <w:bottom w:w="60" w:type="dxa"/>
+              <w:right w:w="100" w:type="dxa"/>
+            </w:tcMar>
+          </w:tcPr>
+          <w:p>
+            <w:pPr>
+              <w:spacing w:after="30"/>
+              <w:rPr>
+                <w:sz w:val="18"/>
+                <w:szCs w:val="18"/>
+              </w:rPr>
+            </w:pPr>
+            <w:r>
+              <w:rPr>
+                <w:sz w:val="18"/>
+                <w:szCs w:val="18"/>
+              </w:rPr>
+              <w:t>Gestionar de cerca con reuniones periódicas, control de versiones y revisiones internas de calidad.</w:t>
+            </w:r>
+          </w:p>
+        </w:tc>
+      </w:tr>
+      <w:tr>
+        <w:trPr>
+          <w:cantSplit/>
+        </w:trPr>
+        <w:tc>
+          <w:tcPr>
+            <w:tcW w:w="1800" w:type="dxa"/>
+            <w:tcBorders>
+              <w:top w:val="single" w:sz="4" w:space="0" w:color="A6A6A6"/>
+              <w:left w:val="single" w:sz="4" w:space="0" w:color="A6A6A6"/>
+              <w:bottom w:val="single" w:sz="4" w:space="0" w:color="A6A6A6"/>
+              <w:right w:val="single" w:sz="4" w:space="0" w:color="A6A6A6"/>
+            </w:tcBorders>
+            <w:tcMar>
+              <w:top w:w="60" w:type="dxa"/>
+              <w:left w:w="100" w:type="dxa"/>
+              <w:bottom w:w="60" w:type="dxa"/>
+              <w:right w:w="100" w:type="dxa"/>
+            </w:tcMar>
+          </w:tcPr>
+          <w:p>
+            <w:pPr>
+              <w:spacing w:after="30"/>
+              <w:rPr>
+                <w:sz w:val="18"/>
+                <w:szCs w:val="18"/>
+              </w:rPr>
+            </w:pPr>
+            <w:r>
+              <w:rPr>
+                <w:sz w:val="18"/>
+                <w:szCs w:val="18"/>
+              </w:rPr>
+              <w:t xml:space="preserve">Docente evaluador </w:t>
+            </w:r>
+          </w:p>
+        </w:tc>
+        <w:tc>
+          <w:tcPr>
+            <w:tcW w:w="1900" w:type="dxa"/>
+            <w:tcBorders>
+              <w:top w:val="single" w:sz="4" w:space="0" w:color="A6A6A6"/>
+              <w:left w:val="single" w:sz="4" w:space="0" w:color="A6A6A6"/>
+              <w:bottom w:val="single" w:sz="4" w:space="0" w:color="A6A6A6"/>
+              <w:right w:val="single" w:sz="4" w:space="0" w:color="A6A6A6"/>
+            </w:tcBorders>
+            <w:tcMar>
+              <w:top w:w="60" w:type="dxa"/>
+              <w:left w:w="100" w:type="dxa"/>
+              <w:bottom w:w="60" w:type="dxa"/>
+              <w:right w:w="100" w:type="dxa"/>
+            </w:tcMar>
+          </w:tcPr>
+          <w:p>
+            <w:pPr>
+              <w:spacing w:after="30"/>
+              <w:rPr>
+                <w:sz w:val="18"/>
+                <w:szCs w:val="18"/>
+              </w:rPr>
+            </w:pPr>
+            <w:r>
+              <w:rPr>
+                <w:sz w:val="18"/>
+                <w:szCs w:val="18"/>
+              </w:rPr>
+              <w:t>Revisa el documento y el producto en curso.</w:t>
+            </w:r>
+          </w:p>
+        </w:tc>
+        <w:tc>
+          <w:tcPr>
+            <w:tcW w:w="2200" w:type="dxa"/>
+            <w:tcBorders>
+              <w:top w:val="single" w:sz="4" w:space="0" w:color="A6A6A6"/>
+              <w:left w:val="single" w:sz="4" w:space="0" w:color="A6A6A6"/>
+              <w:bottom w:val="single" w:sz="4" w:space="0" w:color="A6A6A6"/>
+              <w:right w:val="single" w:sz="4" w:space="0" w:color="A6A6A6"/>
+            </w:tcBorders>
+            <w:tcMar>
+              <w:top w:w="60" w:type="dxa"/>
+              <w:left w:w="100" w:type="dxa"/>
+              <w:bottom w:w="60" w:type="dxa"/>
+              <w:right w:w="100" w:type="dxa"/>
+            </w:tcMar>
+          </w:tcPr>
+          <w:p>
+            <w:pPr>
+              <w:spacing w:after="30"/>
+              <w:rPr>
+                <w:sz w:val="18"/>
+                <w:szCs w:val="18"/>
+              </w:rPr>
+            </w:pPr>
+            <w:r>
+              <w:rPr>
+                <w:sz w:val="18"/>
+                <w:szCs w:val="18"/>
+              </w:rPr>
+              <w:t>Que el proyecto cumpla los criterios y entregas del curso</w:t>
+            </w:r>
+          </w:p>
+        </w:tc>
+        <w:tc>
+          <w:tcPr>
+            <w:tcW w:w="1400" w:type="dxa"/>
+            <w:tcBorders>
+              <w:top w:val="single" w:sz="4" w:space="0" w:color="A6A6A6"/>
+              <w:left w:val="single" w:sz="4" w:space="0" w:color="A6A6A6"/>
+              <w:bottom w:val="single" w:sz="4" w:space="0" w:color="A6A6A6"/>
+              <w:right w:val="single" w:sz="4" w:space="0" w:color="A6A6A6"/>
+            </w:tcBorders>
+            <w:tcMar>
+              <w:top w:w="60" w:type="dxa"/>
+              <w:left w:w="100" w:type="dxa"/>
+              <w:bottom w:w="60" w:type="dxa"/>
+              <w:right w:w="100" w:type="dxa"/>
+            </w:tcMar>
+          </w:tcPr>
+          <w:p>
+            <w:pPr>
+              <w:spacing w:after="30"/>
+              <w:rPr>
+                <w:sz w:val="18"/>
+                <w:szCs w:val="18"/>
+              </w:rPr>
+            </w:pPr>
+            <w:r>
+              <w:rPr>
+                <w:sz w:val="18"/>
+                <w:szCs w:val="18"/>
+              </w:rPr>
+              <w:t>Alto</w:t>
+            </w:r>
+            <w:r>
+              <w:rPr>
+                <w:sz w:val="18"/>
+                <w:szCs w:val="18"/>
+              </w:rPr>
+              <w:t xml:space="preserve"> poder – alto interés</w:t>
+            </w:r>
+          </w:p>
+        </w:tc>
+        <w:tc>
+          <w:tcPr>
+            <w:tcW w:w="2060" w:type="dxa"/>
+            <w:tcBorders>
+              <w:top w:val="single" w:sz="4" w:space="0" w:color="A6A6A6"/>
+              <w:left w:val="single" w:sz="4" w:space="0" w:color="A6A6A6"/>
+              <w:bottom w:val="single" w:sz="4" w:space="0" w:color="A6A6A6"/>
+              <w:right w:val="single" w:sz="4" w:space="0" w:color="A6A6A6"/>
+            </w:tcBorders>
+            <w:tcMar>
+              <w:top w:w="60" w:type="dxa"/>
+              <w:left w:w="100" w:type="dxa"/>
+              <w:bottom w:w="60" w:type="dxa"/>
+              <w:right w:w="100" w:type="dxa"/>
+            </w:tcMar>
+          </w:tcPr>
+          <w:p>
+            <w:pPr>
+              <w:spacing w:after="30"/>
+              <w:rPr>
+                <w:sz w:val="18"/>
+                <w:szCs w:val="18"/>
+              </w:rPr>
+            </w:pPr>
+            <w:r>
+              <w:rPr>
+                <w:sz w:val="18"/>
+                <w:szCs w:val="18"/>
+              </w:rPr>
+              <w:t xml:space="preserve">Mantener satisfecho entregando a tiempo, pidiendo asesoría en los avances y pidiendo aclaraciones </w:t>
+            </w:r>
+            <w:proofErr w:type="gramStart"/>
+            <w:r>
+              <w:rPr>
+                <w:sz w:val="18"/>
+                <w:szCs w:val="18"/>
+              </w:rPr>
+              <w:t>de  dudas</w:t>
+            </w:r>
+            <w:proofErr w:type="gramEnd"/>
+            <w:r>
+              <w:rPr>
+                <w:sz w:val="18"/>
+                <w:szCs w:val="18"/>
+              </w:rPr>
+              <w:t>.</w:t>
+            </w:r>
           </w:p>
         </w:tc>
       </w:tr>
@@ -11469,15 +12321,7 @@
         <w:pStyle w:val="Ttulo2"/>
       </w:pPr>
       <w:r>
-        <w:t>3.5 Proceso actual (as-</w:t>
-      </w:r>
-      <w:proofErr w:type="spellStart"/>
-      <w:r>
-        <w:t>is</w:t>
-      </w:r>
-      <w:proofErr w:type="spellEnd"/>
-      <w:r>
-        <w:t>)</w:t>
+        <w:t>3.5 Proceso actual (as-is)</w:t>
       </w:r>
     </w:p>
     <w:p>
@@ -12148,29 +12992,7 @@
           <w:sz w:val="20"/>
           <w:szCs w:val="20"/>
         </w:rPr>
-        <w:t xml:space="preserve">Estructura adaptada de ISO/IEC/IEEE 29148:2018. El SRS es lo que el cliente firma en la </w:t>
-      </w:r>
-      <w:proofErr w:type="spellStart"/>
-      <w:r>
-        <w:rPr>
-          <w:i/>
-          <w:iCs/>
-          <w:color w:val="6B5E3C"/>
-          <w:sz w:val="20"/>
-          <w:szCs w:val="20"/>
-        </w:rPr>
-        <w:t>Review</w:t>
-      </w:r>
-      <w:proofErr w:type="spellEnd"/>
-      <w:r>
-        <w:rPr>
-          <w:i/>
-          <w:iCs/>
-          <w:color w:val="6B5E3C"/>
-          <w:sz w:val="20"/>
-          <w:szCs w:val="20"/>
-        </w:rPr>
-        <w:t xml:space="preserve"> 2. Cada requisito tiene un identificador único que se utiliza para la trazabilidad.</w:t>
+        <w:t>Estructura adaptada de ISO/IEC/IEEE 29148:2018. El SRS es lo que el cliente firma en la Review 2. Cada requisito tiene un identificador único que se utiliza para la trazabilidad.</w:t>
       </w:r>
     </w:p>
     <w:p>
@@ -13453,6 +14275,13 @@
               </w:rPr>
               <w:t>M1</w:t>
             </w:r>
+            <w:r>
+              <w:rPr>
+                <w:sz w:val="18"/>
+                <w:szCs w:val="18"/>
+              </w:rPr>
+              <w:t xml:space="preserve"> – Autenticación y Seguridad </w:t>
+            </w:r>
           </w:p>
         </w:tc>
         <w:tc>
@@ -13537,6 +14366,10 @@
           <w:p>
             <w:pPr>
               <w:spacing w:after="30"/>
+              <w:rPr>
+                <w:sz w:val="18"/>
+                <w:szCs w:val="18"/>
+              </w:rPr>
             </w:pPr>
             <w:r>
               <w:rPr>
@@ -13576,14 +14409,7 @@
                 <w:sz w:val="18"/>
                 <w:szCs w:val="18"/>
               </w:rPr>
-              <w:t>El sistema deberá permitir al cliente consultar el estado de su vehículo y autorizar cotizaciones mediante un enlace web seguro enviado por correo o mensaje, sin instalar aplicacione</w:t>
-            </w:r>
-            <w:r>
-              <w:rPr>
-                <w:sz w:val="18"/>
-                <w:szCs w:val="18"/>
-              </w:rPr>
-              <w:t>s.</w:t>
+              <w:t>El sistema deberá permitir al cliente consultar el estado de su vehículo y autorizar cotizaciones mediante un enlace web seguro enviado por correo o mensaje, sin instalar aplicaciones.</w:t>
             </w:r>
           </w:p>
         </w:tc>
@@ -13606,9 +14432,17 @@
           <w:p>
             <w:pPr>
               <w:spacing w:after="30"/>
-            </w:pPr>
-            <w:r>
-              <w:t xml:space="preserve">M1 </w:t>
+              <w:rPr>
+                <w:sz w:val="18"/>
+                <w:szCs w:val="18"/>
+              </w:rPr>
+            </w:pPr>
+            <w:r>
+              <w:rPr>
+                <w:sz w:val="18"/>
+                <w:szCs w:val="18"/>
+              </w:rPr>
+              <w:t xml:space="preserve">M1 – Autenticación y Seguridad </w:t>
             </w:r>
           </w:p>
         </w:tc>
@@ -13631,14 +14465,17 @@
           <w:p>
             <w:pPr>
               <w:spacing w:after="30"/>
-            </w:pPr>
-            <w:proofErr w:type="spellStart"/>
-            <w:r>
-              <w:t>Must</w:t>
-            </w:r>
-            <w:proofErr w:type="spellEnd"/>
-            <w:r>
-              <w:t xml:space="preserve"> </w:t>
+              <w:rPr>
+                <w:sz w:val="18"/>
+                <w:szCs w:val="18"/>
+              </w:rPr>
+            </w:pPr>
+            <w:r>
+              <w:rPr>
+                <w:sz w:val="18"/>
+                <w:szCs w:val="18"/>
+              </w:rPr>
+              <w:t xml:space="preserve">Must </w:t>
             </w:r>
           </w:p>
         </w:tc>
@@ -13688,6 +14525,10 @@
           <w:p>
             <w:pPr>
               <w:spacing w:after="30"/>
+              <w:rPr>
+                <w:sz w:val="18"/>
+                <w:szCs w:val="18"/>
+              </w:rPr>
             </w:pPr>
             <w:r>
               <w:rPr>
@@ -13750,9 +14591,17 @@
           <w:p>
             <w:pPr>
               <w:spacing w:after="30"/>
-            </w:pPr>
-            <w:r>
-              <w:t xml:space="preserve">M1 </w:t>
+              <w:rPr>
+                <w:sz w:val="18"/>
+                <w:szCs w:val="18"/>
+              </w:rPr>
+            </w:pPr>
+            <w:r>
+              <w:rPr>
+                <w:sz w:val="18"/>
+                <w:szCs w:val="18"/>
+              </w:rPr>
+              <w:t xml:space="preserve">M1 – Autenticación y Seguridad </w:t>
             </w:r>
           </w:p>
         </w:tc>
@@ -13775,14 +14624,17 @@
           <w:p>
             <w:pPr>
               <w:spacing w:after="30"/>
-            </w:pPr>
-            <w:proofErr w:type="spellStart"/>
-            <w:r>
-              <w:t>Should</w:t>
-            </w:r>
-            <w:proofErr w:type="spellEnd"/>
-            <w:r>
-              <w:t xml:space="preserve"> </w:t>
+              <w:rPr>
+                <w:sz w:val="18"/>
+                <w:szCs w:val="18"/>
+              </w:rPr>
+            </w:pPr>
+            <w:r>
+              <w:rPr>
+                <w:sz w:val="18"/>
+                <w:szCs w:val="18"/>
+              </w:rPr>
+              <w:t xml:space="preserve">Should </w:t>
             </w:r>
           </w:p>
         </w:tc>
@@ -13832,6 +14684,10 @@
           <w:p>
             <w:pPr>
               <w:spacing w:after="30"/>
+              <w:rPr>
+                <w:sz w:val="18"/>
+                <w:szCs w:val="18"/>
+              </w:rPr>
             </w:pPr>
             <w:r>
               <w:rPr>
@@ -13871,14 +14727,7 @@
                 <w:sz w:val="18"/>
                 <w:szCs w:val="18"/>
               </w:rPr>
-              <w:t xml:space="preserve">El sistema deberá de permitir enviar el enlace del cliente </w:t>
-            </w:r>
-            <w:r>
-              <w:rPr>
-                <w:sz w:val="18"/>
-                <w:szCs w:val="18"/>
-              </w:rPr>
-              <w:t>también por mensaje.</w:t>
+              <w:t>El sistema deberá de permitir enviar el enlace del cliente también por mensaje.</w:t>
             </w:r>
           </w:p>
         </w:tc>
@@ -13901,9 +14750,17 @@
           <w:p>
             <w:pPr>
               <w:spacing w:after="30"/>
-            </w:pPr>
-            <w:r>
-              <w:t xml:space="preserve">M1 </w:t>
+              <w:rPr>
+                <w:sz w:val="18"/>
+                <w:szCs w:val="18"/>
+              </w:rPr>
+            </w:pPr>
+            <w:r>
+              <w:rPr>
+                <w:sz w:val="18"/>
+                <w:szCs w:val="18"/>
+              </w:rPr>
+              <w:t xml:space="preserve">M1 – Autenticación y Seguridad </w:t>
             </w:r>
           </w:p>
         </w:tc>
@@ -13926,14 +14783,17 @@
           <w:p>
             <w:pPr>
               <w:spacing w:after="30"/>
-            </w:pPr>
-            <w:proofErr w:type="spellStart"/>
-            <w:r>
-              <w:t>Could</w:t>
-            </w:r>
-            <w:proofErr w:type="spellEnd"/>
-            <w:r>
-              <w:t xml:space="preserve"> </w:t>
+              <w:rPr>
+                <w:sz w:val="18"/>
+                <w:szCs w:val="18"/>
+              </w:rPr>
+            </w:pPr>
+            <w:r>
+              <w:rPr>
+                <w:sz w:val="18"/>
+                <w:szCs w:val="18"/>
+              </w:rPr>
+              <w:t xml:space="preserve">Could </w:t>
             </w:r>
           </w:p>
         </w:tc>
@@ -13983,6 +14843,10 @@
           <w:p>
             <w:pPr>
               <w:spacing w:after="30"/>
+              <w:rPr>
+                <w:sz w:val="18"/>
+                <w:szCs w:val="18"/>
+              </w:rPr>
             </w:pPr>
             <w:r>
               <w:rPr>
@@ -14045,9 +14909,17 @@
           <w:p>
             <w:pPr>
               <w:spacing w:after="30"/>
-            </w:pPr>
-            <w:r>
-              <w:t xml:space="preserve">M3 </w:t>
+              <w:rPr>
+                <w:sz w:val="18"/>
+                <w:szCs w:val="18"/>
+              </w:rPr>
+            </w:pPr>
+            <w:r>
+              <w:rPr>
+                <w:sz w:val="18"/>
+                <w:szCs w:val="18"/>
+              </w:rPr>
+              <w:t xml:space="preserve">M3 – Recepción E Historial Inicial </w:t>
             </w:r>
           </w:p>
         </w:tc>
@@ -14070,14 +14942,17 @@
           <w:p>
             <w:pPr>
               <w:spacing w:after="30"/>
-            </w:pPr>
-            <w:proofErr w:type="spellStart"/>
-            <w:r>
-              <w:t>Must</w:t>
-            </w:r>
-            <w:proofErr w:type="spellEnd"/>
-            <w:r>
-              <w:t xml:space="preserve"> </w:t>
+              <w:rPr>
+                <w:sz w:val="18"/>
+                <w:szCs w:val="18"/>
+              </w:rPr>
+            </w:pPr>
+            <w:r>
+              <w:rPr>
+                <w:sz w:val="18"/>
+                <w:szCs w:val="18"/>
+              </w:rPr>
+              <w:t xml:space="preserve">Must </w:t>
             </w:r>
           </w:p>
         </w:tc>
@@ -14127,6 +15002,10 @@
           <w:p>
             <w:pPr>
               <w:spacing w:after="30"/>
+              <w:rPr>
+                <w:sz w:val="18"/>
+                <w:szCs w:val="18"/>
+              </w:rPr>
             </w:pPr>
             <w:r>
               <w:rPr>
@@ -14189,10 +15068,25 @@
           <w:p>
             <w:pPr>
               <w:spacing w:after="30"/>
-            </w:pPr>
-            <w:r>
+              <w:rPr>
+                <w:sz w:val="18"/>
+                <w:szCs w:val="18"/>
+              </w:rPr>
+            </w:pPr>
+            <w:r>
+              <w:rPr>
+                <w:sz w:val="18"/>
+                <w:szCs w:val="18"/>
+              </w:rPr>
               <w:t>M7</w:t>
             </w:r>
+            <w:r>
+              <w:rPr>
+                <w:sz w:val="18"/>
+                <w:szCs w:val="18"/>
+              </w:rPr>
+              <w:t xml:space="preserve"> – Portal del Cliente, Cobro y Gerencia </w:t>
+            </w:r>
           </w:p>
         </w:tc>
         <w:tc>
@@ -14214,14 +15108,17 @@
           <w:p>
             <w:pPr>
               <w:spacing w:after="30"/>
-            </w:pPr>
-            <w:proofErr w:type="spellStart"/>
-            <w:r>
-              <w:t>Should</w:t>
-            </w:r>
-            <w:proofErr w:type="spellEnd"/>
-            <w:r>
-              <w:t xml:space="preserve"> </w:t>
+              <w:rPr>
+                <w:sz w:val="18"/>
+                <w:szCs w:val="18"/>
+              </w:rPr>
+            </w:pPr>
+            <w:r>
+              <w:rPr>
+                <w:sz w:val="18"/>
+                <w:szCs w:val="18"/>
+              </w:rPr>
+              <w:t xml:space="preserve">Should </w:t>
             </w:r>
           </w:p>
         </w:tc>
@@ -14271,6 +15168,10 @@
           <w:p>
             <w:pPr>
               <w:spacing w:after="30"/>
+              <w:rPr>
+                <w:sz w:val="18"/>
+                <w:szCs w:val="18"/>
+              </w:rPr>
             </w:pPr>
             <w:r>
               <w:rPr>
@@ -14310,23 +15211,7 @@
                 <w:sz w:val="18"/>
                 <w:szCs w:val="18"/>
               </w:rPr>
-              <w:t xml:space="preserve">El sistema deberá registrar en la recepción el kilometraje, el nivel de combustible y un </w:t>
-            </w:r>
-            <w:proofErr w:type="spellStart"/>
-            <w:r>
-              <w:rPr>
-                <w:sz w:val="18"/>
-                <w:szCs w:val="18"/>
-              </w:rPr>
-              <w:t>checklist</w:t>
-            </w:r>
-            <w:proofErr w:type="spellEnd"/>
-            <w:r>
-              <w:rPr>
-                <w:sz w:val="18"/>
-                <w:szCs w:val="18"/>
-              </w:rPr>
-              <w:t xml:space="preserve"> de carrocería, y exigir fotografías digitales del estado inicial de la unidad.</w:t>
+              <w:t>El sistema deberá registrar en la recepción el kilometraje, el nivel de combustible y un checklist de carrocería, y exigir fotografías digitales del estado inicial de la unidad.</w:t>
             </w:r>
           </w:p>
         </w:tc>
@@ -14349,9 +15234,17 @@
           <w:p>
             <w:pPr>
               <w:spacing w:after="30"/>
-            </w:pPr>
-            <w:r>
-              <w:t xml:space="preserve">M3 </w:t>
+              <w:rPr>
+                <w:sz w:val="18"/>
+                <w:szCs w:val="18"/>
+              </w:rPr>
+            </w:pPr>
+            <w:r>
+              <w:rPr>
+                <w:sz w:val="18"/>
+                <w:szCs w:val="18"/>
+              </w:rPr>
+              <w:t xml:space="preserve">M3 – Recepción E Historial Inicial </w:t>
             </w:r>
           </w:p>
         </w:tc>
@@ -14374,14 +15267,17 @@
           <w:p>
             <w:pPr>
               <w:spacing w:after="30"/>
-            </w:pPr>
-            <w:proofErr w:type="spellStart"/>
-            <w:r>
-              <w:t>Must</w:t>
-            </w:r>
-            <w:proofErr w:type="spellEnd"/>
-            <w:r>
-              <w:t xml:space="preserve"> </w:t>
+              <w:rPr>
+                <w:sz w:val="18"/>
+                <w:szCs w:val="18"/>
+              </w:rPr>
+            </w:pPr>
+            <w:r>
+              <w:rPr>
+                <w:sz w:val="18"/>
+                <w:szCs w:val="18"/>
+              </w:rPr>
+              <w:t xml:space="preserve">Must </w:t>
             </w:r>
           </w:p>
         </w:tc>
@@ -14431,6 +15327,10 @@
           <w:p>
             <w:pPr>
               <w:spacing w:after="30"/>
+              <w:rPr>
+                <w:sz w:val="18"/>
+                <w:szCs w:val="18"/>
+              </w:rPr>
             </w:pPr>
             <w:r>
               <w:rPr>
@@ -14493,10 +15393,25 @@
           <w:p>
             <w:pPr>
               <w:spacing w:after="30"/>
-            </w:pPr>
-            <w:r>
+              <w:rPr>
+                <w:sz w:val="18"/>
+                <w:szCs w:val="18"/>
+              </w:rPr>
+            </w:pPr>
+            <w:r>
+              <w:rPr>
+                <w:sz w:val="18"/>
+                <w:szCs w:val="18"/>
+              </w:rPr>
               <w:t xml:space="preserve">M5 </w:t>
             </w:r>
+            <w:r>
+              <w:rPr>
+                <w:sz w:val="18"/>
+                <w:szCs w:val="18"/>
+              </w:rPr>
+              <w:t>– Taller, Bahías y Expediente Técnico</w:t>
+            </w:r>
           </w:p>
         </w:tc>
         <w:tc>
@@ -14518,14 +15433,17 @@
           <w:p>
             <w:pPr>
               <w:spacing w:after="30"/>
-            </w:pPr>
-            <w:proofErr w:type="spellStart"/>
-            <w:r>
-              <w:t>Must</w:t>
-            </w:r>
-            <w:proofErr w:type="spellEnd"/>
-            <w:r>
-              <w:t xml:space="preserve"> </w:t>
+              <w:rPr>
+                <w:sz w:val="18"/>
+                <w:szCs w:val="18"/>
+              </w:rPr>
+            </w:pPr>
+            <w:r>
+              <w:rPr>
+                <w:sz w:val="18"/>
+                <w:szCs w:val="18"/>
+              </w:rPr>
+              <w:t xml:space="preserve">Must </w:t>
             </w:r>
           </w:p>
         </w:tc>
@@ -14575,6 +15493,10 @@
           <w:p>
             <w:pPr>
               <w:spacing w:after="30"/>
+              <w:rPr>
+                <w:sz w:val="18"/>
+                <w:szCs w:val="18"/>
+              </w:rPr>
             </w:pPr>
             <w:r>
               <w:rPr>
@@ -14637,10 +15559,32 @@
           <w:p>
             <w:pPr>
               <w:spacing w:after="30"/>
-            </w:pPr>
-            <w:r>
+              <w:rPr>
+                <w:sz w:val="18"/>
+                <w:szCs w:val="18"/>
+              </w:rPr>
+            </w:pPr>
+            <w:r>
+              <w:rPr>
+                <w:sz w:val="18"/>
+                <w:szCs w:val="18"/>
+              </w:rPr>
               <w:t>M4</w:t>
             </w:r>
+            <w:r>
+              <w:rPr>
+                <w:sz w:val="18"/>
+                <w:szCs w:val="18"/>
+              </w:rPr>
+              <w:t xml:space="preserve"> </w:t>
+            </w:r>
+            <w:r>
+              <w:rPr>
+                <w:sz w:val="18"/>
+                <w:szCs w:val="18"/>
+              </w:rPr>
+              <w:t>Cotización y Contratos 2FA</w:t>
+            </w:r>
           </w:p>
         </w:tc>
         <w:tc>
@@ -14662,14 +15606,17 @@
           <w:p>
             <w:pPr>
               <w:spacing w:after="30"/>
-            </w:pPr>
-            <w:proofErr w:type="spellStart"/>
-            <w:r>
-              <w:t>Must</w:t>
-            </w:r>
-            <w:proofErr w:type="spellEnd"/>
-            <w:r>
-              <w:t xml:space="preserve"> </w:t>
+              <w:rPr>
+                <w:sz w:val="18"/>
+                <w:szCs w:val="18"/>
+              </w:rPr>
+            </w:pPr>
+            <w:r>
+              <w:rPr>
+                <w:sz w:val="18"/>
+                <w:szCs w:val="18"/>
+              </w:rPr>
+              <w:t xml:space="preserve">Must </w:t>
             </w:r>
           </w:p>
         </w:tc>
@@ -14719,6 +15666,10 @@
           <w:p>
             <w:pPr>
               <w:spacing w:after="30"/>
+              <w:rPr>
+                <w:sz w:val="18"/>
+                <w:szCs w:val="18"/>
+              </w:rPr>
             </w:pPr>
             <w:r>
               <w:rPr>
@@ -14781,10 +15732,32 @@
           <w:p>
             <w:pPr>
               <w:spacing w:after="30"/>
-            </w:pPr>
-            <w:r>
+              <w:rPr>
+                <w:sz w:val="18"/>
+                <w:szCs w:val="18"/>
+              </w:rPr>
+            </w:pPr>
+            <w:r>
+              <w:rPr>
+                <w:sz w:val="18"/>
+                <w:szCs w:val="18"/>
+              </w:rPr>
               <w:t>M4</w:t>
             </w:r>
+            <w:r>
+              <w:rPr>
+                <w:sz w:val="18"/>
+                <w:szCs w:val="18"/>
+              </w:rPr>
+              <w:t xml:space="preserve"> </w:t>
+            </w:r>
+            <w:r>
+              <w:rPr>
+                <w:sz w:val="18"/>
+                <w:szCs w:val="18"/>
+              </w:rPr>
+              <w:t>Cotización y Contratos 2FA</w:t>
+            </w:r>
           </w:p>
         </w:tc>
         <w:tc>
@@ -14806,14 +15779,17 @@
           <w:p>
             <w:pPr>
               <w:spacing w:after="30"/>
-            </w:pPr>
-            <w:proofErr w:type="spellStart"/>
-            <w:r>
-              <w:t>Must</w:t>
-            </w:r>
-            <w:proofErr w:type="spellEnd"/>
-            <w:r>
-              <w:t xml:space="preserve"> </w:t>
+              <w:rPr>
+                <w:sz w:val="18"/>
+                <w:szCs w:val="18"/>
+              </w:rPr>
+            </w:pPr>
+            <w:r>
+              <w:rPr>
+                <w:sz w:val="18"/>
+                <w:szCs w:val="18"/>
+              </w:rPr>
+              <w:t xml:space="preserve">Must </w:t>
             </w:r>
           </w:p>
         </w:tc>
@@ -14863,6 +15839,10 @@
           <w:p>
             <w:pPr>
               <w:spacing w:after="30"/>
+              <w:rPr>
+                <w:sz w:val="18"/>
+                <w:szCs w:val="18"/>
+              </w:rPr>
             </w:pPr>
             <w:r>
               <w:rPr>
@@ -14925,10 +15905,32 @@
           <w:p>
             <w:pPr>
               <w:spacing w:after="30"/>
-            </w:pPr>
-            <w:r>
+              <w:rPr>
+                <w:sz w:val="18"/>
+                <w:szCs w:val="18"/>
+              </w:rPr>
+            </w:pPr>
+            <w:r>
+              <w:rPr>
+                <w:sz w:val="18"/>
+                <w:szCs w:val="18"/>
+              </w:rPr>
               <w:t>M6</w:t>
             </w:r>
+            <w:r>
+              <w:rPr>
+                <w:sz w:val="18"/>
+                <w:szCs w:val="18"/>
+              </w:rPr>
+              <w:t xml:space="preserve"> </w:t>
+            </w:r>
+            <w:r>
+              <w:rPr>
+                <w:sz w:val="18"/>
+                <w:szCs w:val="18"/>
+              </w:rPr>
+              <w:t>– Almacén y Refacciones</w:t>
+            </w:r>
           </w:p>
         </w:tc>
         <w:tc>
@@ -14950,14 +15952,17 @@
           <w:p>
             <w:pPr>
               <w:spacing w:after="30"/>
-            </w:pPr>
-            <w:proofErr w:type="spellStart"/>
-            <w:r>
-              <w:t>Should</w:t>
-            </w:r>
-            <w:proofErr w:type="spellEnd"/>
-            <w:r>
-              <w:t xml:space="preserve"> </w:t>
+              <w:rPr>
+                <w:sz w:val="18"/>
+                <w:szCs w:val="18"/>
+              </w:rPr>
+            </w:pPr>
+            <w:r>
+              <w:rPr>
+                <w:sz w:val="18"/>
+                <w:szCs w:val="18"/>
+              </w:rPr>
+              <w:t xml:space="preserve">Should </w:t>
             </w:r>
           </w:p>
         </w:tc>
@@ -15007,12 +16012,17 @@
           <w:p>
             <w:pPr>
               <w:spacing w:after="30"/>
-            </w:pPr>
-            <w:r>
-              <w:rPr>
-                <w:sz w:val="18"/>
-                <w:szCs w:val="18"/>
-              </w:rPr>
+              <w:rPr>
+                <w:sz w:val="18"/>
+                <w:szCs w:val="18"/>
+              </w:rPr>
+            </w:pPr>
+            <w:r>
+              <w:rPr>
+                <w:sz w:val="18"/>
+                <w:szCs w:val="18"/>
+              </w:rPr>
+              <w:lastRenderedPageBreak/>
               <w:t>RF-08.2</w:t>
             </w:r>
           </w:p>
@@ -15069,10 +16079,32 @@
           <w:p>
             <w:pPr>
               <w:spacing w:after="30"/>
-            </w:pPr>
-            <w:r>
+              <w:rPr>
+                <w:sz w:val="18"/>
+                <w:szCs w:val="18"/>
+              </w:rPr>
+            </w:pPr>
+            <w:r>
+              <w:rPr>
+                <w:sz w:val="18"/>
+                <w:szCs w:val="18"/>
+              </w:rPr>
               <w:t>M6</w:t>
             </w:r>
+            <w:r>
+              <w:rPr>
+                <w:sz w:val="18"/>
+                <w:szCs w:val="18"/>
+              </w:rPr>
+              <w:t xml:space="preserve"> </w:t>
+            </w:r>
+            <w:r>
+              <w:rPr>
+                <w:sz w:val="18"/>
+                <w:szCs w:val="18"/>
+              </w:rPr>
+              <w:t>– Almacén y Refacciones</w:t>
+            </w:r>
           </w:p>
         </w:tc>
         <w:tc>
@@ -15094,14 +16126,17 @@
           <w:p>
             <w:pPr>
               <w:spacing w:after="30"/>
-            </w:pPr>
-            <w:proofErr w:type="spellStart"/>
-            <w:r>
-              <w:t>Should</w:t>
-            </w:r>
-            <w:proofErr w:type="spellEnd"/>
-            <w:r>
-              <w:t xml:space="preserve"> </w:t>
+              <w:rPr>
+                <w:sz w:val="18"/>
+                <w:szCs w:val="18"/>
+              </w:rPr>
+            </w:pPr>
+            <w:r>
+              <w:rPr>
+                <w:sz w:val="18"/>
+                <w:szCs w:val="18"/>
+              </w:rPr>
+              <w:t xml:space="preserve">Should </w:t>
             </w:r>
           </w:p>
         </w:tc>
@@ -15151,6 +16186,10 @@
           <w:p>
             <w:pPr>
               <w:spacing w:after="30"/>
+              <w:rPr>
+                <w:sz w:val="18"/>
+                <w:szCs w:val="18"/>
+              </w:rPr>
             </w:pPr>
             <w:r>
               <w:rPr>
@@ -15213,10 +16252,25 @@
           <w:p>
             <w:pPr>
               <w:spacing w:after="30"/>
-            </w:pPr>
-            <w:r>
+              <w:rPr>
+                <w:sz w:val="18"/>
+                <w:szCs w:val="18"/>
+              </w:rPr>
+            </w:pPr>
+            <w:r>
+              <w:rPr>
+                <w:sz w:val="18"/>
+                <w:szCs w:val="18"/>
+              </w:rPr>
               <w:t xml:space="preserve">M6 </w:t>
             </w:r>
+            <w:r>
+              <w:rPr>
+                <w:sz w:val="18"/>
+                <w:szCs w:val="18"/>
+              </w:rPr>
+              <w:t>– Almacén y Refacciones</w:t>
+            </w:r>
           </w:p>
         </w:tc>
         <w:tc>
@@ -15238,14 +16292,17 @@
           <w:p>
             <w:pPr>
               <w:spacing w:after="30"/>
-            </w:pPr>
-            <w:proofErr w:type="spellStart"/>
-            <w:r>
-              <w:t>Could</w:t>
-            </w:r>
-            <w:proofErr w:type="spellEnd"/>
-            <w:r>
-              <w:t xml:space="preserve"> </w:t>
+              <w:rPr>
+                <w:sz w:val="18"/>
+                <w:szCs w:val="18"/>
+              </w:rPr>
+            </w:pPr>
+            <w:r>
+              <w:rPr>
+                <w:sz w:val="18"/>
+                <w:szCs w:val="18"/>
+              </w:rPr>
+              <w:t xml:space="preserve">Could </w:t>
             </w:r>
           </w:p>
         </w:tc>
@@ -15295,13 +16352,16 @@
           <w:p>
             <w:pPr>
               <w:spacing w:after="30"/>
-            </w:pPr>
-            <w:r>
-              <w:rPr>
-                <w:sz w:val="18"/>
-                <w:szCs w:val="18"/>
-              </w:rPr>
-              <w:lastRenderedPageBreak/>
+              <w:rPr>
+                <w:sz w:val="18"/>
+                <w:szCs w:val="18"/>
+              </w:rPr>
+            </w:pPr>
+            <w:r>
+              <w:rPr>
+                <w:sz w:val="18"/>
+                <w:szCs w:val="18"/>
+              </w:rPr>
               <w:t>RF-09</w:t>
             </w:r>
           </w:p>
@@ -15358,9 +16418,31 @@
           <w:p>
             <w:pPr>
               <w:spacing w:after="30"/>
-            </w:pPr>
-            <w:r>
-              <w:t xml:space="preserve">M2 </w:t>
+              <w:rPr>
+                <w:sz w:val="18"/>
+                <w:szCs w:val="18"/>
+              </w:rPr>
+            </w:pPr>
+            <w:r>
+              <w:rPr>
+                <w:sz w:val="18"/>
+                <w:szCs w:val="18"/>
+              </w:rPr>
+              <w:t>M2</w:t>
+            </w:r>
+            <w:r>
+              <w:rPr>
+                <w:sz w:val="18"/>
+                <w:szCs w:val="18"/>
+              </w:rPr>
+              <w:t xml:space="preserve"> – Citas y Solicitudes </w:t>
+            </w:r>
+            <w:r>
+              <w:rPr>
+                <w:sz w:val="18"/>
+                <w:szCs w:val="18"/>
+              </w:rPr>
+              <w:t xml:space="preserve"> </w:t>
             </w:r>
           </w:p>
         </w:tc>
@@ -15383,14 +16465,17 @@
           <w:p>
             <w:pPr>
               <w:spacing w:after="30"/>
-            </w:pPr>
-            <w:proofErr w:type="spellStart"/>
-            <w:r>
-              <w:t>Should</w:t>
-            </w:r>
-            <w:proofErr w:type="spellEnd"/>
-            <w:r>
-              <w:t xml:space="preserve"> </w:t>
+              <w:rPr>
+                <w:sz w:val="18"/>
+                <w:szCs w:val="18"/>
+              </w:rPr>
+            </w:pPr>
+            <w:r>
+              <w:rPr>
+                <w:sz w:val="18"/>
+                <w:szCs w:val="18"/>
+              </w:rPr>
+              <w:t xml:space="preserve">Should </w:t>
             </w:r>
           </w:p>
         </w:tc>
@@ -15440,6 +16525,10 @@
           <w:p>
             <w:pPr>
               <w:spacing w:after="30"/>
+              <w:rPr>
+                <w:sz w:val="18"/>
+                <w:szCs w:val="18"/>
+              </w:rPr>
             </w:pPr>
             <w:r>
               <w:rPr>
@@ -15502,10 +16591,25 @@
           <w:p>
             <w:pPr>
               <w:spacing w:after="30"/>
-            </w:pPr>
-            <w:r>
+              <w:rPr>
+                <w:sz w:val="18"/>
+                <w:szCs w:val="18"/>
+              </w:rPr>
+            </w:pPr>
+            <w:r>
+              <w:rPr>
+                <w:sz w:val="18"/>
+                <w:szCs w:val="18"/>
+              </w:rPr>
               <w:t>M7</w:t>
             </w:r>
+            <w:r>
+              <w:rPr>
+                <w:sz w:val="18"/>
+                <w:szCs w:val="18"/>
+              </w:rPr>
+              <w:t xml:space="preserve"> – Portal del Cliente, Cobro y Gerencia</w:t>
+            </w:r>
           </w:p>
         </w:tc>
         <w:tc>
@@ -15527,14 +16631,17 @@
           <w:p>
             <w:pPr>
               <w:spacing w:after="30"/>
-            </w:pPr>
-            <w:proofErr w:type="spellStart"/>
-            <w:r>
-              <w:t>Must</w:t>
-            </w:r>
-            <w:proofErr w:type="spellEnd"/>
-            <w:r>
-              <w:t xml:space="preserve"> </w:t>
+              <w:rPr>
+                <w:sz w:val="18"/>
+                <w:szCs w:val="18"/>
+              </w:rPr>
+            </w:pPr>
+            <w:r>
+              <w:rPr>
+                <w:sz w:val="18"/>
+                <w:szCs w:val="18"/>
+              </w:rPr>
+              <w:t xml:space="preserve">Must </w:t>
             </w:r>
           </w:p>
         </w:tc>
@@ -15572,15 +16679,7 @@
         <w:pStyle w:val="Ttulo2"/>
       </w:pPr>
       <w:r>
-        <w:t>4.5 Historias de usuario (</w:t>
-      </w:r>
-      <w:proofErr w:type="spellStart"/>
-      <w:r>
-        <w:t>Product</w:t>
-      </w:r>
-      <w:proofErr w:type="spellEnd"/>
-      <w:r>
-        <w:t xml:space="preserve"> Backlog)</w:t>
+        <w:t>4.5 Historias de usuario (Product Backlog)</w:t>
       </w:r>
     </w:p>
     <w:p>
@@ -15656,73 +16755,7 @@
           <w:sz w:val="20"/>
           <w:szCs w:val="20"/>
         </w:rPr>
-        <w:t xml:space="preserve">. Las de prioridad Must incluyen al menos 2 criterios de aceptación en formato Dado-Cuando-Entonces y cumplen con INVEST. Incluyan aquí la tabla resumen y el detalle de las historias del flujo núcleo; el resto puede quedar en el tablero con su enlace. Agreguen la imagen del </w:t>
-      </w:r>
-      <w:proofErr w:type="spellStart"/>
-      <w:r>
-        <w:rPr>
-          <w:i/>
-          <w:iCs/>
-          <w:color w:val="6B5E3C"/>
-          <w:sz w:val="20"/>
-          <w:szCs w:val="20"/>
-        </w:rPr>
-        <w:t>story</w:t>
-      </w:r>
-      <w:proofErr w:type="spellEnd"/>
-      <w:r>
-        <w:rPr>
-          <w:i/>
-          <w:iCs/>
-          <w:color w:val="6B5E3C"/>
-          <w:sz w:val="20"/>
-          <w:szCs w:val="20"/>
-        </w:rPr>
-        <w:t xml:space="preserve"> </w:t>
-      </w:r>
-      <w:proofErr w:type="spellStart"/>
-      <w:r>
-        <w:rPr>
-          <w:i/>
-          <w:iCs/>
-          <w:color w:val="6B5E3C"/>
-          <w:sz w:val="20"/>
-          <w:szCs w:val="20"/>
-        </w:rPr>
-        <w:t>map</w:t>
-      </w:r>
-      <w:proofErr w:type="spellEnd"/>
-      <w:r>
-        <w:rPr>
-          <w:i/>
-          <w:iCs/>
-          <w:color w:val="6B5E3C"/>
-          <w:sz w:val="20"/>
-          <w:szCs w:val="20"/>
-        </w:rPr>
-        <w:t xml:space="preserve"> con el corte del </w:t>
-      </w:r>
-      <w:proofErr w:type="spellStart"/>
-      <w:r>
-        <w:rPr>
-          <w:i/>
-          <w:iCs/>
-          <w:color w:val="6B5E3C"/>
-          <w:sz w:val="20"/>
-          <w:szCs w:val="20"/>
-        </w:rPr>
-        <w:t>release</w:t>
-      </w:r>
-      <w:proofErr w:type="spellEnd"/>
-      <w:r>
-        <w:rPr>
-          <w:i/>
-          <w:iCs/>
-          <w:color w:val="6B5E3C"/>
-          <w:sz w:val="20"/>
-          <w:szCs w:val="20"/>
-        </w:rPr>
-        <w:t xml:space="preserve"> v0.1.0.</w:t>
+        <w:t>. Las de prioridad Must incluyen al menos 2 criterios de aceptación en formato Dado-Cuando-Entonces y cumplen con INVEST. Incluyan aquí la tabla resumen y el detalle de las historias del flujo núcleo; el resto puede quedar en el tablero con su enlace. Agreguen la imagen del story map con el corte del release v0.1.0.</w:t>
       </w:r>
     </w:p>
     <w:tbl>
@@ -15783,9 +16816,31 @@
                 <w:sz w:val="19"/>
                 <w:szCs w:val="19"/>
               </w:rPr>
-              <w:t xml:space="preserve">ID / </w:t>
-            </w:r>
-            <w:proofErr w:type="spellStart"/>
+              <w:t>ID / issue</w:t>
+            </w:r>
+          </w:p>
+        </w:tc>
+        <w:tc>
+          <w:tcPr>
+            <w:tcW w:w="3860" w:type="dxa"/>
+            <w:tcBorders>
+              <w:top w:val="single" w:sz="4" w:space="0" w:color="A6A6A6"/>
+              <w:left w:val="single" w:sz="4" w:space="0" w:color="A6A6A6"/>
+              <w:bottom w:val="single" w:sz="4" w:space="0" w:color="A6A6A6"/>
+              <w:right w:val="single" w:sz="4" w:space="0" w:color="A6A6A6"/>
+            </w:tcBorders>
+            <w:shd w:val="clear" w:color="auto" w:fill="1F3A5F"/>
+            <w:tcMar>
+              <w:top w:w="60" w:type="dxa"/>
+              <w:left w:w="100" w:type="dxa"/>
+              <w:bottom w:w="60" w:type="dxa"/>
+              <w:right w:w="100" w:type="dxa"/>
+            </w:tcMar>
+          </w:tcPr>
+          <w:p>
+            <w:pPr>
+              <w:spacing w:after="30"/>
+            </w:pPr>
             <w:r>
               <w:rPr>
                 <w:b/>
@@ -15794,14 +16849,13 @@
                 <w:sz w:val="19"/>
                 <w:szCs w:val="19"/>
               </w:rPr>
-              <w:t>issue</w:t>
-            </w:r>
-            <w:proofErr w:type="spellEnd"/>
-          </w:p>
-        </w:tc>
-        <w:tc>
-          <w:tcPr>
-            <w:tcW w:w="3860" w:type="dxa"/>
+              <w:t>Historia (Como… quiero… para…)</w:t>
+            </w:r>
+          </w:p>
+        </w:tc>
+        <w:tc>
+          <w:tcPr>
+            <w:tcW w:w="1000" w:type="dxa"/>
             <w:tcBorders>
               <w:top w:val="single" w:sz="4" w:space="0" w:color="A6A6A6"/>
               <w:left w:val="single" w:sz="4" w:space="0" w:color="A6A6A6"/>
@@ -15828,13 +16882,13 @@
                 <w:sz w:val="19"/>
                 <w:szCs w:val="19"/>
               </w:rPr>
-              <w:t>Historia (Como… quiero… para…)</w:t>
-            </w:r>
-          </w:p>
-        </w:tc>
-        <w:tc>
-          <w:tcPr>
-            <w:tcW w:w="1000" w:type="dxa"/>
+              <w:t>Prioridad</w:t>
+            </w:r>
+          </w:p>
+        </w:tc>
+        <w:tc>
+          <w:tcPr>
+            <w:tcW w:w="800" w:type="dxa"/>
             <w:tcBorders>
               <w:top w:val="single" w:sz="4" w:space="0" w:color="A6A6A6"/>
               <w:left w:val="single" w:sz="4" w:space="0" w:color="A6A6A6"/>
@@ -15861,13 +16915,13 @@
                 <w:sz w:val="19"/>
                 <w:szCs w:val="19"/>
               </w:rPr>
-              <w:t>Prioridad</w:t>
-            </w:r>
-          </w:p>
-        </w:tc>
-        <w:tc>
-          <w:tcPr>
-            <w:tcW w:w="800" w:type="dxa"/>
+              <w:t>Puntos</w:t>
+            </w:r>
+          </w:p>
+        </w:tc>
+        <w:tc>
+          <w:tcPr>
+            <w:tcW w:w="1200" w:type="dxa"/>
             <w:tcBorders>
               <w:top w:val="single" w:sz="4" w:space="0" w:color="A6A6A6"/>
               <w:left w:val="single" w:sz="4" w:space="0" w:color="A6A6A6"/>
@@ -15894,43 +16948,8 @@
                 <w:sz w:val="19"/>
                 <w:szCs w:val="19"/>
               </w:rPr>
-              <w:t>Puntos</w:t>
-            </w:r>
-          </w:p>
-        </w:tc>
-        <w:tc>
-          <w:tcPr>
-            <w:tcW w:w="1200" w:type="dxa"/>
-            <w:tcBorders>
-              <w:top w:val="single" w:sz="4" w:space="0" w:color="A6A6A6"/>
-              <w:left w:val="single" w:sz="4" w:space="0" w:color="A6A6A6"/>
-              <w:bottom w:val="single" w:sz="4" w:space="0" w:color="A6A6A6"/>
-              <w:right w:val="single" w:sz="4" w:space="0" w:color="A6A6A6"/>
-            </w:tcBorders>
-            <w:shd w:val="clear" w:color="auto" w:fill="1F3A5F"/>
-            <w:tcMar>
-              <w:top w:w="60" w:type="dxa"/>
-              <w:left w:w="100" w:type="dxa"/>
-              <w:bottom w:w="60" w:type="dxa"/>
-              <w:right w:w="100" w:type="dxa"/>
-            </w:tcMar>
-          </w:tcPr>
-          <w:p>
-            <w:pPr>
-              <w:spacing w:after="30"/>
-            </w:pPr>
-            <w:proofErr w:type="spellStart"/>
-            <w:r>
-              <w:rPr>
-                <w:b/>
-                <w:bCs/>
-                <w:color w:val="FFFFFF"/>
-                <w:sz w:val="19"/>
-                <w:szCs w:val="19"/>
-              </w:rPr>
               <w:t>Release</w:t>
             </w:r>
-            <w:proofErr w:type="spellEnd"/>
           </w:p>
         </w:tc>
         <w:tc>
@@ -16555,17 +17574,8 @@
                 <w:sz w:val="18"/>
                 <w:szCs w:val="18"/>
               </w:rPr>
-              <w:t xml:space="preserve">ID e </w:t>
-            </w:r>
-            <w:proofErr w:type="spellStart"/>
-            <w:r>
-              <w:rPr>
-                <w:sz w:val="18"/>
-                <w:szCs w:val="18"/>
-              </w:rPr>
-              <w:t>issue</w:t>
-            </w:r>
-            <w:proofErr w:type="spellEnd"/>
+              <w:t>ID e issue</w:t>
+            </w:r>
           </w:p>
         </w:tc>
         <w:tc>
@@ -16867,7 +17877,6 @@
             <w:pPr>
               <w:spacing w:after="30"/>
             </w:pPr>
-            <w:proofErr w:type="spellStart"/>
             <w:r>
               <w:rPr>
                 <w:sz w:val="18"/>
@@ -16875,7 +17884,6 @@
               </w:rPr>
               <w:t>Wireframe</w:t>
             </w:r>
-            <w:proofErr w:type="spellEnd"/>
           </w:p>
         </w:tc>
         <w:tc>
@@ -16985,49 +17993,7 @@
         <w:rPr>
           <w:color w:val="7F7F7F"/>
         </w:rPr>
-        <w:t xml:space="preserve">[Figura 4.1. </w:t>
-      </w:r>
-      <w:proofErr w:type="spellStart"/>
-      <w:r>
-        <w:rPr>
-          <w:color w:val="7F7F7F"/>
-        </w:rPr>
-        <w:t>Story</w:t>
-      </w:r>
-      <w:proofErr w:type="spellEnd"/>
-      <w:r>
-        <w:rPr>
-          <w:color w:val="7F7F7F"/>
-        </w:rPr>
-        <w:t xml:space="preserve"> </w:t>
-      </w:r>
-      <w:proofErr w:type="spellStart"/>
-      <w:r>
-        <w:rPr>
-          <w:color w:val="7F7F7F"/>
-        </w:rPr>
-        <w:t>map</w:t>
-      </w:r>
-      <w:proofErr w:type="spellEnd"/>
-      <w:r>
-        <w:rPr>
-          <w:color w:val="7F7F7F"/>
-        </w:rPr>
-        <w:t xml:space="preserve"> con el corte del </w:t>
-      </w:r>
-      <w:proofErr w:type="spellStart"/>
-      <w:r>
-        <w:rPr>
-          <w:color w:val="7F7F7F"/>
-        </w:rPr>
-        <w:t>release</w:t>
-      </w:r>
-      <w:proofErr w:type="spellEnd"/>
-      <w:r>
-        <w:rPr>
-          <w:color w:val="7F7F7F"/>
-        </w:rPr>
-        <w:t xml:space="preserve"> v0.1.0.]</w:t>
+        <w:t>[Figura 4.1. Story map con el corte del release v0.1.0.]</w:t>
       </w:r>
     </w:p>
     <w:p>
@@ -17035,6 +18001,7 @@
         <w:pStyle w:val="Ttulo2"/>
       </w:pPr>
       <w:r>
+        <w:lastRenderedPageBreak/>
         <w:t>4.6 Requisitos no funcionales</w:t>
       </w:r>
     </w:p>
@@ -17193,7 +18160,6 @@
                 <w:sz w:val="19"/>
                 <w:szCs w:val="19"/>
               </w:rPr>
-              <w:lastRenderedPageBreak/>
               <w:t>ID</w:t>
             </w:r>
           </w:p>
@@ -17401,113 +18367,77 @@
                 <w:sz w:val="18"/>
                 <w:szCs w:val="18"/>
               </w:rPr>
-              <w:t>Flexibilidad (</w:t>
-            </w:r>
-            <w:proofErr w:type="spellStart"/>
+              <w:t>Flexibilidad (instalabilidad y adaptabilidad)</w:t>
+            </w:r>
+          </w:p>
+        </w:tc>
+        <w:tc>
+          <w:tcPr>
+            <w:tcW w:w="2560" w:type="dxa"/>
+            <w:tcBorders>
+              <w:top w:val="single" w:sz="4" w:space="0" w:color="A6A6A6"/>
+              <w:left w:val="single" w:sz="4" w:space="0" w:color="A6A6A6"/>
+              <w:bottom w:val="single" w:sz="4" w:space="0" w:color="A6A6A6"/>
+              <w:right w:val="single" w:sz="4" w:space="0" w:color="A6A6A6"/>
+            </w:tcBorders>
+            <w:tcMar>
+              <w:top w:w="60" w:type="dxa"/>
+              <w:left w:w="100" w:type="dxa"/>
+              <w:bottom w:w="60" w:type="dxa"/>
+              <w:right w:w="100" w:type="dxa"/>
+            </w:tcMar>
+          </w:tcPr>
+          <w:p>
+            <w:pPr>
+              <w:spacing w:after="30"/>
+              <w:rPr>
+                <w:rFonts w:asciiTheme="majorHAnsi" w:hAnsiTheme="majorHAnsi" w:cstheme="majorHAnsi"/>
+                <w:sz w:val="18"/>
+                <w:szCs w:val="18"/>
+              </w:rPr>
+            </w:pPr>
             <w:r>
               <w:rPr>
                 <w:rFonts w:asciiTheme="majorHAnsi" w:eastAsia="Arial" w:hAnsiTheme="majorHAnsi" w:cstheme="majorHAnsi"/>
                 <w:sz w:val="18"/>
                 <w:szCs w:val="18"/>
               </w:rPr>
-              <w:t>instalabilidad</w:t>
-            </w:r>
-            <w:proofErr w:type="spellEnd"/>
+              <w:t>El portal del cliente deberá ser una PWA responsiva que funcione en navegadores móviles iOS y Android sin instalar software ni conceder permisos especiales.</w:t>
+            </w:r>
+          </w:p>
+        </w:tc>
+        <w:tc>
+          <w:tcPr>
+            <w:tcW w:w="2000" w:type="dxa"/>
+            <w:tcBorders>
+              <w:top w:val="single" w:sz="4" w:space="0" w:color="A6A6A6"/>
+              <w:left w:val="single" w:sz="4" w:space="0" w:color="A6A6A6"/>
+              <w:bottom w:val="single" w:sz="4" w:space="0" w:color="A6A6A6"/>
+              <w:right w:val="single" w:sz="4" w:space="0" w:color="A6A6A6"/>
+            </w:tcBorders>
+            <w:tcMar>
+              <w:top w:w="60" w:type="dxa"/>
+              <w:left w:w="100" w:type="dxa"/>
+              <w:bottom w:w="60" w:type="dxa"/>
+              <w:right w:w="100" w:type="dxa"/>
+            </w:tcMar>
+          </w:tcPr>
+          <w:p>
+            <w:pPr>
+              <w:spacing w:after="30"/>
+              <w:rPr>
+                <w:rFonts w:asciiTheme="majorHAnsi" w:hAnsiTheme="majorHAnsi" w:cstheme="majorHAnsi"/>
+                <w:sz w:val="18"/>
+                <w:szCs w:val="18"/>
+              </w:rPr>
+            </w:pPr>
             <w:r>
               <w:rPr>
                 <w:rFonts w:asciiTheme="majorHAnsi" w:eastAsia="Arial" w:hAnsiTheme="majorHAnsi" w:cstheme="majorHAnsi"/>
                 <w:sz w:val="18"/>
                 <w:szCs w:val="18"/>
               </w:rPr>
-              <w:t xml:space="preserve"> y adaptabilidad)</w:t>
-            </w:r>
-          </w:p>
-        </w:tc>
-        <w:tc>
-          <w:tcPr>
-            <w:tcW w:w="2560" w:type="dxa"/>
-            <w:tcBorders>
-              <w:top w:val="single" w:sz="4" w:space="0" w:color="A6A6A6"/>
-              <w:left w:val="single" w:sz="4" w:space="0" w:color="A6A6A6"/>
-              <w:bottom w:val="single" w:sz="4" w:space="0" w:color="A6A6A6"/>
-              <w:right w:val="single" w:sz="4" w:space="0" w:color="A6A6A6"/>
-            </w:tcBorders>
-            <w:tcMar>
-              <w:top w:w="60" w:type="dxa"/>
-              <w:left w:w="100" w:type="dxa"/>
-              <w:bottom w:w="60" w:type="dxa"/>
-              <w:right w:w="100" w:type="dxa"/>
-            </w:tcMar>
-          </w:tcPr>
-          <w:p>
-            <w:pPr>
-              <w:spacing w:after="30"/>
-              <w:rPr>
-                <w:rFonts w:asciiTheme="majorHAnsi" w:hAnsiTheme="majorHAnsi" w:cstheme="majorHAnsi"/>
-                <w:sz w:val="18"/>
-                <w:szCs w:val="18"/>
-              </w:rPr>
-            </w:pPr>
-            <w:r>
-              <w:rPr>
-                <w:rFonts w:asciiTheme="majorHAnsi" w:eastAsia="Arial" w:hAnsiTheme="majorHAnsi" w:cstheme="majorHAnsi"/>
-                <w:sz w:val="18"/>
-                <w:szCs w:val="18"/>
-              </w:rPr>
-              <w:t>El portal del cliente deberá ser una PWA responsiva que funcione en navegadores móviles iOS y Android sin instalar software ni conceder permisos especiales.</w:t>
-            </w:r>
-          </w:p>
-        </w:tc>
-        <w:tc>
-          <w:tcPr>
-            <w:tcW w:w="2000" w:type="dxa"/>
-            <w:tcBorders>
-              <w:top w:val="single" w:sz="4" w:space="0" w:color="A6A6A6"/>
-              <w:left w:val="single" w:sz="4" w:space="0" w:color="A6A6A6"/>
-              <w:bottom w:val="single" w:sz="4" w:space="0" w:color="A6A6A6"/>
-              <w:right w:val="single" w:sz="4" w:space="0" w:color="A6A6A6"/>
-            </w:tcBorders>
-            <w:tcMar>
-              <w:top w:w="60" w:type="dxa"/>
-              <w:left w:w="100" w:type="dxa"/>
-              <w:bottom w:w="60" w:type="dxa"/>
-              <w:right w:w="100" w:type="dxa"/>
-            </w:tcMar>
-          </w:tcPr>
-          <w:p>
-            <w:pPr>
-              <w:spacing w:after="30"/>
-              <w:rPr>
-                <w:rFonts w:asciiTheme="majorHAnsi" w:hAnsiTheme="majorHAnsi" w:cstheme="majorHAnsi"/>
-                <w:sz w:val="18"/>
-                <w:szCs w:val="18"/>
-              </w:rPr>
-            </w:pPr>
-            <w:r>
-              <w:rPr>
-                <w:rFonts w:asciiTheme="majorHAnsi" w:eastAsia="Arial" w:hAnsiTheme="majorHAnsi" w:cstheme="majorHAnsi"/>
-                <w:sz w:val="18"/>
-                <w:szCs w:val="18"/>
-              </w:rPr>
-              <w:t xml:space="preserve">Funciona sin errores bloqueantes en las 2 últimas versiones de Safari (iOS) y Chrome (Android); 0 permisos solicitados al cliente; sin desplazamiento horizontal en anchos de 360 a 430 </w:t>
-            </w:r>
-            <w:proofErr w:type="spellStart"/>
-            <w:r>
-              <w:rPr>
-                <w:rFonts w:asciiTheme="majorHAnsi" w:eastAsia="Arial" w:hAnsiTheme="majorHAnsi" w:cstheme="majorHAnsi"/>
-                <w:sz w:val="18"/>
-                <w:szCs w:val="18"/>
-              </w:rPr>
-              <w:t>px</w:t>
-            </w:r>
-            <w:proofErr w:type="spellEnd"/>
-            <w:r>
-              <w:rPr>
-                <w:rFonts w:asciiTheme="majorHAnsi" w:eastAsia="Arial" w:hAnsiTheme="majorHAnsi" w:cstheme="majorHAnsi"/>
-                <w:sz w:val="18"/>
-                <w:szCs w:val="18"/>
-              </w:rPr>
-              <w:t>.</w:t>
+              <w:t>Funciona sin errores bloqueantes en las 2 últimas versiones de Safari (iOS) y Chrome (Android); 0 permisos solicitados al cliente; sin desplazamiento horizontal en anchos de 360 a 430 px.</w:t>
             </w:r>
           </w:p>
         </w:tc>
@@ -17687,132 +18617,42 @@
                 <w:sz w:val="18"/>
                 <w:szCs w:val="18"/>
               </w:rPr>
-              <w:t xml:space="preserve">Botones de al menos 48 × 48 </w:t>
-            </w:r>
-            <w:proofErr w:type="spellStart"/>
+              <w:t>Botones de al menos 48 × 48 px con separación mínima de 8 px; contraste de texto de al menos 7:1; al menos 95 % de aciertos en 20 toques con guantes de trabajo.</w:t>
+            </w:r>
+          </w:p>
+        </w:tc>
+        <w:tc>
+          <w:tcPr>
+            <w:tcW w:w="1900" w:type="dxa"/>
+            <w:tcBorders>
+              <w:top w:val="single" w:sz="4" w:space="0" w:color="A6A6A6"/>
+              <w:left w:val="single" w:sz="4" w:space="0" w:color="A6A6A6"/>
+              <w:bottom w:val="single" w:sz="4" w:space="0" w:color="A6A6A6"/>
+              <w:right w:val="single" w:sz="4" w:space="0" w:color="A6A6A6"/>
+            </w:tcBorders>
+            <w:tcMar>
+              <w:top w:w="60" w:type="dxa"/>
+              <w:left w:w="100" w:type="dxa"/>
+              <w:bottom w:w="60" w:type="dxa"/>
+              <w:right w:w="100" w:type="dxa"/>
+            </w:tcMar>
+          </w:tcPr>
+          <w:p>
+            <w:pPr>
+              <w:spacing w:after="30"/>
+              <w:rPr>
+                <w:rFonts w:asciiTheme="majorHAnsi" w:hAnsiTheme="majorHAnsi" w:cstheme="majorHAnsi"/>
+                <w:sz w:val="18"/>
+                <w:szCs w:val="18"/>
+              </w:rPr>
+            </w:pPr>
             <w:r>
               <w:rPr>
                 <w:rFonts w:asciiTheme="majorHAnsi" w:eastAsia="Arial" w:hAnsiTheme="majorHAnsi" w:cstheme="majorHAnsi"/>
                 <w:sz w:val="18"/>
                 <w:szCs w:val="18"/>
               </w:rPr>
-              <w:t>px</w:t>
-            </w:r>
-            <w:proofErr w:type="spellEnd"/>
-            <w:r>
-              <w:rPr>
-                <w:rFonts w:asciiTheme="majorHAnsi" w:eastAsia="Arial" w:hAnsiTheme="majorHAnsi" w:cstheme="majorHAnsi"/>
-                <w:sz w:val="18"/>
-                <w:szCs w:val="18"/>
-              </w:rPr>
-              <w:t xml:space="preserve"> con separación mínima de 8 </w:t>
-            </w:r>
-            <w:proofErr w:type="spellStart"/>
-            <w:r>
-              <w:rPr>
-                <w:rFonts w:asciiTheme="majorHAnsi" w:eastAsia="Arial" w:hAnsiTheme="majorHAnsi" w:cstheme="majorHAnsi"/>
-                <w:sz w:val="18"/>
-                <w:szCs w:val="18"/>
-              </w:rPr>
-              <w:t>px</w:t>
-            </w:r>
-            <w:proofErr w:type="spellEnd"/>
-            <w:r>
-              <w:rPr>
-                <w:rFonts w:asciiTheme="majorHAnsi" w:eastAsia="Arial" w:hAnsiTheme="majorHAnsi" w:cstheme="majorHAnsi"/>
-                <w:sz w:val="18"/>
-                <w:szCs w:val="18"/>
-              </w:rPr>
-              <w:t>; contraste de texto de al menos 7:1; al menos 95 % de aciertos en 20 toques con guantes de trabajo.</w:t>
-            </w:r>
-          </w:p>
-        </w:tc>
-        <w:tc>
-          <w:tcPr>
-            <w:tcW w:w="1900" w:type="dxa"/>
-            <w:tcBorders>
-              <w:top w:val="single" w:sz="4" w:space="0" w:color="A6A6A6"/>
-              <w:left w:val="single" w:sz="4" w:space="0" w:color="A6A6A6"/>
-              <w:bottom w:val="single" w:sz="4" w:space="0" w:color="A6A6A6"/>
-              <w:right w:val="single" w:sz="4" w:space="0" w:color="A6A6A6"/>
-            </w:tcBorders>
-            <w:tcMar>
-              <w:top w:w="60" w:type="dxa"/>
-              <w:left w:w="100" w:type="dxa"/>
-              <w:bottom w:w="60" w:type="dxa"/>
-              <w:right w:w="100" w:type="dxa"/>
-            </w:tcMar>
-          </w:tcPr>
-          <w:p>
-            <w:pPr>
-              <w:spacing w:after="30"/>
-              <w:rPr>
-                <w:rFonts w:asciiTheme="majorHAnsi" w:hAnsiTheme="majorHAnsi" w:cstheme="majorHAnsi"/>
-                <w:sz w:val="18"/>
-                <w:szCs w:val="18"/>
-              </w:rPr>
-            </w:pPr>
-            <w:r>
-              <w:rPr>
-                <w:rFonts w:asciiTheme="majorHAnsi" w:eastAsia="Arial" w:hAnsiTheme="majorHAnsi" w:cstheme="majorHAnsi"/>
-                <w:sz w:val="18"/>
-                <w:szCs w:val="18"/>
-              </w:rPr>
-              <w:t xml:space="preserve">Auditoría con </w:t>
-            </w:r>
-            <w:proofErr w:type="spellStart"/>
-            <w:r>
-              <w:rPr>
-                <w:rFonts w:asciiTheme="majorHAnsi" w:eastAsia="Arial" w:hAnsiTheme="majorHAnsi" w:cstheme="majorHAnsi"/>
-                <w:sz w:val="18"/>
-                <w:szCs w:val="18"/>
-              </w:rPr>
-              <w:t>Lighthouse</w:t>
-            </w:r>
-            <w:proofErr w:type="spellEnd"/>
-            <w:r>
-              <w:rPr>
-                <w:rFonts w:asciiTheme="majorHAnsi" w:eastAsia="Arial" w:hAnsiTheme="majorHAnsi" w:cstheme="majorHAnsi"/>
-                <w:sz w:val="18"/>
-                <w:szCs w:val="18"/>
-              </w:rPr>
-              <w:t xml:space="preserve"> o </w:t>
-            </w:r>
-            <w:proofErr w:type="spellStart"/>
-            <w:r>
-              <w:rPr>
-                <w:rFonts w:asciiTheme="majorHAnsi" w:eastAsia="Arial" w:hAnsiTheme="majorHAnsi" w:cstheme="majorHAnsi"/>
-                <w:sz w:val="18"/>
-                <w:szCs w:val="18"/>
-              </w:rPr>
-              <w:t>axe</w:t>
-            </w:r>
-            <w:proofErr w:type="spellEnd"/>
-            <w:r>
-              <w:rPr>
-                <w:rFonts w:asciiTheme="majorHAnsi" w:eastAsia="Arial" w:hAnsiTheme="majorHAnsi" w:cstheme="majorHAnsi"/>
-                <w:sz w:val="18"/>
-                <w:szCs w:val="18"/>
-              </w:rPr>
-              <w:t xml:space="preserve"> </w:t>
-            </w:r>
-            <w:proofErr w:type="spellStart"/>
-            <w:r>
-              <w:rPr>
-                <w:rFonts w:asciiTheme="majorHAnsi" w:eastAsia="Arial" w:hAnsiTheme="majorHAnsi" w:cstheme="majorHAnsi"/>
-                <w:sz w:val="18"/>
-                <w:szCs w:val="18"/>
-              </w:rPr>
-              <w:t>DevTools</w:t>
-            </w:r>
-            <w:proofErr w:type="spellEnd"/>
-            <w:r>
-              <w:rPr>
-                <w:rFonts w:asciiTheme="majorHAnsi" w:eastAsia="Arial" w:hAnsiTheme="majorHAnsi" w:cstheme="majorHAnsi"/>
-                <w:sz w:val="18"/>
-                <w:szCs w:val="18"/>
-              </w:rPr>
-              <w:t xml:space="preserve"> (gratuitos), medición del contraste con un verificador y prueba en la tableta real con guantes.</w:t>
+              <w:t>Auditoría con Lighthouse o axe DevTools (gratuitos), medición del contraste con un verificador y prueba en la tableta real con guantes.</w:t>
             </w:r>
           </w:p>
         </w:tc>
@@ -18352,25 +19192,7 @@
                 <w:sz w:val="18"/>
                 <w:szCs w:val="18"/>
               </w:rPr>
-              <w:t xml:space="preserve">Análisis con testssl.sh o SSL </w:t>
-            </w:r>
-            <w:proofErr w:type="spellStart"/>
-            <w:r>
-              <w:rPr>
-                <w:rFonts w:asciiTheme="majorHAnsi" w:eastAsia="Arial" w:hAnsiTheme="majorHAnsi" w:cstheme="majorHAnsi"/>
-                <w:sz w:val="18"/>
-                <w:szCs w:val="18"/>
-              </w:rPr>
-              <w:t>Labs</w:t>
-            </w:r>
-            <w:proofErr w:type="spellEnd"/>
-            <w:r>
-              <w:rPr>
-                <w:rFonts w:asciiTheme="majorHAnsi" w:eastAsia="Arial" w:hAnsiTheme="majorHAnsi" w:cstheme="majorHAnsi"/>
-                <w:sz w:val="18"/>
-                <w:szCs w:val="18"/>
-              </w:rPr>
-              <w:t>, lista de verificación de la ley revisada por el equipo y revisión de los datos de prueba antes de cada entrega.</w:t>
+              <w:t>Análisis con testssl.sh o SSL Labs, lista de verificación de la ley revisada por el equipo y revisión de los datos de prueba antes de cada entrega.</w:t>
             </w:r>
           </w:p>
         </w:tc>
@@ -18410,6 +19232,7 @@
                 <w:sz w:val="18"/>
                 <w:szCs w:val="18"/>
               </w:rPr>
+              <w:lastRenderedPageBreak/>
               <w:t>RNF-06</w:t>
             </w:r>
           </w:p>
@@ -18590,7 +19413,6 @@
                 <w:sz w:val="18"/>
                 <w:szCs w:val="18"/>
               </w:rPr>
-              <w:lastRenderedPageBreak/>
               <w:t>RNF-07</w:t>
             </w:r>
           </w:p>
@@ -18661,131 +19483,77 @@
                 <w:sz w:val="18"/>
                 <w:szCs w:val="18"/>
               </w:rPr>
-              <w:t xml:space="preserve">El desarrollo deberá usar únicamente herramientas de código abierto, </w:t>
-            </w:r>
-            <w:proofErr w:type="spellStart"/>
-            <w:r>
+              <w:t>El desarrollo deberá usar únicamente herramientas de código abierto, frameworks de uso libre (como FastAPI y Python) y planes educativos.</w:t>
+            </w:r>
+          </w:p>
+        </w:tc>
+        <w:tc>
+          <w:tcPr>
+            <w:tcW w:w="2000" w:type="dxa"/>
+            <w:tcBorders>
+              <w:top w:val="single" w:sz="4" w:space="0" w:color="A6A6A6"/>
+              <w:left w:val="single" w:sz="4" w:space="0" w:color="A6A6A6"/>
+              <w:bottom w:val="single" w:sz="4" w:space="0" w:color="A6A6A6"/>
+              <w:right w:val="single" w:sz="4" w:space="0" w:color="A6A6A6"/>
+            </w:tcBorders>
+            <w:tcMar>
+              <w:top w:w="60" w:type="dxa"/>
+              <w:left w:w="100" w:type="dxa"/>
+              <w:bottom w:w="60" w:type="dxa"/>
+              <w:right w:w="100" w:type="dxa"/>
+            </w:tcMar>
+          </w:tcPr>
+          <w:p>
+            <w:pPr>
+              <w:spacing w:after="30"/>
               <w:rPr>
                 <w:rFonts w:asciiTheme="majorHAnsi" w:eastAsia="Arial" w:hAnsiTheme="majorHAnsi" w:cstheme="majorHAnsi"/>
                 <w:sz w:val="18"/>
                 <w:szCs w:val="18"/>
               </w:rPr>
-              <w:t>frameworks</w:t>
-            </w:r>
-            <w:proofErr w:type="spellEnd"/>
+            </w:pPr>
             <w:r>
               <w:rPr>
                 <w:rFonts w:asciiTheme="majorHAnsi" w:eastAsia="Arial" w:hAnsiTheme="majorHAnsi" w:cstheme="majorHAnsi"/>
                 <w:sz w:val="18"/>
                 <w:szCs w:val="18"/>
               </w:rPr>
-              <w:t xml:space="preserve"> de uso libre (como </w:t>
-            </w:r>
-            <w:proofErr w:type="spellStart"/>
-            <w:r>
+              <w:t>100 % de las dependencias con licencia de código abierto o plan educativo vigente; costo de licenciamiento de $0 en esta fase.</w:t>
+            </w:r>
+          </w:p>
+        </w:tc>
+        <w:tc>
+          <w:tcPr>
+            <w:tcW w:w="1900" w:type="dxa"/>
+            <w:tcBorders>
+              <w:top w:val="single" w:sz="4" w:space="0" w:color="A6A6A6"/>
+              <w:left w:val="single" w:sz="4" w:space="0" w:color="A6A6A6"/>
+              <w:bottom w:val="single" w:sz="4" w:space="0" w:color="A6A6A6"/>
+              <w:right w:val="single" w:sz="4" w:space="0" w:color="A6A6A6"/>
+            </w:tcBorders>
+            <w:tcMar>
+              <w:top w:w="60" w:type="dxa"/>
+              <w:left w:w="100" w:type="dxa"/>
+              <w:bottom w:w="60" w:type="dxa"/>
+              <w:right w:w="100" w:type="dxa"/>
+            </w:tcMar>
+          </w:tcPr>
+          <w:p>
+            <w:pPr>
+              <w:spacing w:after="30"/>
               <w:rPr>
                 <w:rFonts w:asciiTheme="majorHAnsi" w:eastAsia="Arial" w:hAnsiTheme="majorHAnsi" w:cstheme="majorHAnsi"/>
                 <w:sz w:val="18"/>
                 <w:szCs w:val="18"/>
               </w:rPr>
-              <w:t>FastAPI</w:t>
-            </w:r>
-            <w:proofErr w:type="spellEnd"/>
+            </w:pPr>
             <w:r>
               <w:rPr>
                 <w:rFonts w:asciiTheme="majorHAnsi" w:eastAsia="Arial" w:hAnsiTheme="majorHAnsi" w:cstheme="majorHAnsi"/>
                 <w:sz w:val="18"/>
                 <w:szCs w:val="18"/>
               </w:rPr>
-              <w:t xml:space="preserve"> y Python) y planes educativos.</w:t>
-            </w:r>
-          </w:p>
-        </w:tc>
-        <w:tc>
-          <w:tcPr>
-            <w:tcW w:w="2000" w:type="dxa"/>
-            <w:tcBorders>
-              <w:top w:val="single" w:sz="4" w:space="0" w:color="A6A6A6"/>
-              <w:left w:val="single" w:sz="4" w:space="0" w:color="A6A6A6"/>
-              <w:bottom w:val="single" w:sz="4" w:space="0" w:color="A6A6A6"/>
-              <w:right w:val="single" w:sz="4" w:space="0" w:color="A6A6A6"/>
-            </w:tcBorders>
-            <w:tcMar>
-              <w:top w:w="60" w:type="dxa"/>
-              <w:left w:w="100" w:type="dxa"/>
-              <w:bottom w:w="60" w:type="dxa"/>
-              <w:right w:w="100" w:type="dxa"/>
-            </w:tcMar>
-          </w:tcPr>
-          <w:p>
-            <w:pPr>
-              <w:spacing w:after="30"/>
-              <w:rPr>
-                <w:rFonts w:asciiTheme="majorHAnsi" w:eastAsia="Arial" w:hAnsiTheme="majorHAnsi" w:cstheme="majorHAnsi"/>
-                <w:sz w:val="18"/>
-                <w:szCs w:val="18"/>
-              </w:rPr>
-            </w:pPr>
-            <w:r>
-              <w:rPr>
-                <w:rFonts w:asciiTheme="majorHAnsi" w:eastAsia="Arial" w:hAnsiTheme="majorHAnsi" w:cstheme="majorHAnsi"/>
-                <w:sz w:val="18"/>
-                <w:szCs w:val="18"/>
-              </w:rPr>
-              <w:t>100 % de las dependencias con licencia de código abierto o plan educativo vigente; costo de licenciamiento de $0 en esta fase.</w:t>
-            </w:r>
-          </w:p>
-        </w:tc>
-        <w:tc>
-          <w:tcPr>
-            <w:tcW w:w="1900" w:type="dxa"/>
-            <w:tcBorders>
-              <w:top w:val="single" w:sz="4" w:space="0" w:color="A6A6A6"/>
-              <w:left w:val="single" w:sz="4" w:space="0" w:color="A6A6A6"/>
-              <w:bottom w:val="single" w:sz="4" w:space="0" w:color="A6A6A6"/>
-              <w:right w:val="single" w:sz="4" w:space="0" w:color="A6A6A6"/>
-            </w:tcBorders>
-            <w:tcMar>
-              <w:top w:w="60" w:type="dxa"/>
-              <w:left w:w="100" w:type="dxa"/>
-              <w:bottom w:w="60" w:type="dxa"/>
-              <w:right w:w="100" w:type="dxa"/>
-            </w:tcMar>
-          </w:tcPr>
-          <w:p>
-            <w:pPr>
-              <w:spacing w:after="30"/>
-              <w:rPr>
-                <w:rFonts w:asciiTheme="majorHAnsi" w:eastAsia="Arial" w:hAnsiTheme="majorHAnsi" w:cstheme="majorHAnsi"/>
-                <w:sz w:val="18"/>
-                <w:szCs w:val="18"/>
-              </w:rPr>
-            </w:pPr>
-            <w:r>
-              <w:rPr>
-                <w:rFonts w:asciiTheme="majorHAnsi" w:eastAsia="Arial" w:hAnsiTheme="majorHAnsi" w:cstheme="majorHAnsi"/>
-                <w:sz w:val="18"/>
-                <w:szCs w:val="18"/>
-              </w:rPr>
-              <w:t xml:space="preserve">Inventario de dependencias con herramientas de revisión de licencias (por ejemplo, </w:t>
-            </w:r>
-            <w:proofErr w:type="spellStart"/>
-            <w:r>
-              <w:rPr>
-                <w:rFonts w:asciiTheme="majorHAnsi" w:eastAsia="Arial" w:hAnsiTheme="majorHAnsi" w:cstheme="majorHAnsi"/>
-                <w:sz w:val="18"/>
-                <w:szCs w:val="18"/>
-              </w:rPr>
-              <w:t>pip-licenses</w:t>
-            </w:r>
-            <w:proofErr w:type="spellEnd"/>
-            <w:r>
-              <w:rPr>
-                <w:rFonts w:asciiTheme="majorHAnsi" w:eastAsia="Arial" w:hAnsiTheme="majorHAnsi" w:cstheme="majorHAnsi"/>
-                <w:sz w:val="18"/>
-                <w:szCs w:val="18"/>
-              </w:rPr>
-              <w:t>) y registro de los planes educativos usados.</w:t>
+              <w:t>Inventario de dependencias con herramientas de revisión de licencias (por ejemplo, pip-licenses) y registro de los planes educativos usados.</w:t>
             </w:r>
           </w:p>
         </w:tc>
@@ -18930,25 +19698,7 @@
                 <w:sz w:val="18"/>
                 <w:szCs w:val="18"/>
               </w:rPr>
-              <w:t xml:space="preserve">Las 7 operaciones definidas (registro de entrada, </w:t>
-            </w:r>
-            <w:proofErr w:type="spellStart"/>
-            <w:r>
-              <w:rPr>
-                <w:rFonts w:asciiTheme="majorHAnsi" w:eastAsia="Arial" w:hAnsiTheme="majorHAnsi" w:cstheme="majorHAnsi"/>
-                <w:sz w:val="18"/>
-                <w:szCs w:val="18"/>
-              </w:rPr>
-              <w:t>checklist</w:t>
-            </w:r>
-            <w:proofErr w:type="spellEnd"/>
-            <w:r>
-              <w:rPr>
-                <w:rFonts w:asciiTheme="majorHAnsi" w:eastAsia="Arial" w:hAnsiTheme="majorHAnsi" w:cstheme="majorHAnsi"/>
-                <w:sz w:val="18"/>
-                <w:szCs w:val="18"/>
-              </w:rPr>
-              <w:t>, fotografías, diagnósticos, asignación de bahías, consulta de proveedores y autorizaciones gerenciales) funcionan al 100 % durante al menos 4 h sin conexión; 0 datos perdidos.</w:t>
+              <w:t>Las 7 operaciones definidas (registro de entrada, checklist, fotografías, diagnósticos, asignación de bahías, consulta de proveedores y autorizaciones gerenciales) funcionan al 100 % durante al menos 4 h sin conexión; 0 datos perdidos.</w:t>
             </w:r>
           </w:p>
         </w:tc>
@@ -19844,7 +20594,6 @@
         <w:pStyle w:val="Ttulo2"/>
       </w:pPr>
       <w:r>
-        <w:lastRenderedPageBreak/>
         <w:t>4.8 Requisitos de protección de datos personales</w:t>
       </w:r>
     </w:p>
@@ -20791,7 +21540,6 @@
         </w:rPr>
         <w:t xml:space="preserve">Instrucción: </w:t>
       </w:r>
-      <w:proofErr w:type="spellStart"/>
       <w:r>
         <w:rPr>
           <w:i/>
@@ -20800,18 +21548,7 @@
           <w:sz w:val="20"/>
           <w:szCs w:val="20"/>
         </w:rPr>
-        <w:t>Wireframes</w:t>
-      </w:r>
-      <w:proofErr w:type="spellEnd"/>
-      <w:r>
-        <w:rPr>
-          <w:i/>
-          <w:iCs/>
-          <w:color w:val="6B5E3C"/>
-          <w:sz w:val="20"/>
-          <w:szCs w:val="20"/>
-        </w:rPr>
-        <w:t xml:space="preserve"> de todas las pantallas del flujo núcleo, cada uno con la historia o el caso de uso que representa.</w:t>
+        <w:t>Wireframes de todas las pantallas del flujo núcleo, cada uno con la historia o el caso de uso que representa.</w:t>
       </w:r>
     </w:p>
     <w:p>
@@ -20822,21 +21559,8 @@
         <w:rPr>
           <w:color w:val="7F7F7F"/>
         </w:rPr>
-        <w:t xml:space="preserve">[Figuras 4.x. </w:t>
-      </w:r>
-      <w:proofErr w:type="spellStart"/>
-      <w:r>
-        <w:rPr>
-          <w:color w:val="7F7F7F"/>
-        </w:rPr>
-        <w:t>Wireframes</w:t>
-      </w:r>
-      <w:proofErr w:type="spellEnd"/>
-      <w:r>
-        <w:rPr>
-          <w:color w:val="7F7F7F"/>
-        </w:rPr>
-        <w:t>.]</w:t>
+        <w:lastRenderedPageBreak/>
+        <w:t>[Figuras 4.x. Wireframes.]</w:t>
       </w:r>
     </w:p>
     <w:p>
@@ -20935,7 +21659,6 @@
                 <w:sz w:val="19"/>
                 <w:szCs w:val="19"/>
               </w:rPr>
-              <w:lastRenderedPageBreak/>
               <w:t>Fecha</w:t>
             </w:r>
           </w:p>
@@ -21625,23 +22348,7 @@
                 <w:sz w:val="18"/>
                 <w:szCs w:val="18"/>
               </w:rPr>
-              <w:t xml:space="preserve">[Local, CI, </w:t>
-            </w:r>
-            <w:proofErr w:type="spellStart"/>
-            <w:r>
-              <w:rPr>
-                <w:sz w:val="18"/>
-                <w:szCs w:val="18"/>
-              </w:rPr>
-              <w:t>staging</w:t>
-            </w:r>
-            <w:proofErr w:type="spellEnd"/>
-            <w:r>
-              <w:rPr>
-                <w:sz w:val="18"/>
-                <w:szCs w:val="18"/>
-              </w:rPr>
-              <w:t>; datos ficticios]</w:t>
+              <w:t>[Local, CI, staging; datos ficticios]</w:t>
             </w:r>
           </w:p>
         </w:tc>
@@ -21823,23 +22530,7 @@
                 <w:sz w:val="18"/>
                 <w:szCs w:val="18"/>
               </w:rPr>
-              <w:t xml:space="preserve">[QA Lead, </w:t>
-            </w:r>
-            <w:proofErr w:type="spellStart"/>
-            <w:r>
-              <w:rPr>
-                <w:sz w:val="18"/>
-                <w:szCs w:val="18"/>
-              </w:rPr>
-              <w:t>developers</w:t>
-            </w:r>
-            <w:proofErr w:type="spellEnd"/>
-            <w:r>
-              <w:rPr>
-                <w:sz w:val="18"/>
-                <w:szCs w:val="18"/>
-              </w:rPr>
-              <w:t>, equipo contrario, cliente]</w:t>
+              <w:t>[QA Lead, developers, equipo contrario, cliente]</w:t>
             </w:r>
           </w:p>
         </w:tc>
@@ -25086,15 +25777,7 @@
         <w:pStyle w:val="Ttulo2"/>
       </w:pPr>
       <w:r>
-        <w:t>6.6 Diagramas de actividades (</w:t>
-      </w:r>
-      <w:proofErr w:type="spellStart"/>
-      <w:r>
-        <w:t>to</w:t>
-      </w:r>
-      <w:proofErr w:type="spellEnd"/>
-      <w:r>
-        <w:t>-be)</w:t>
+        <w:t>6.6 Diagramas de actividades (to-be)</w:t>
       </w:r>
     </w:p>
     <w:p>
@@ -26646,7 +27329,6 @@
             <w:pPr>
               <w:spacing w:after="30"/>
             </w:pPr>
-            <w:proofErr w:type="spellStart"/>
             <w:r>
               <w:rPr>
                 <w:b/>
@@ -26657,7 +27339,6 @@
               </w:rPr>
               <w:t>Issue</w:t>
             </w:r>
-            <w:proofErr w:type="spellEnd"/>
           </w:p>
         </w:tc>
         <w:tc>
@@ -27936,15 +28617,7 @@
       </w:pPr>
       <w:r>
         <w:lastRenderedPageBreak/>
-        <w:t xml:space="preserve">9. Implementación del </w:t>
-      </w:r>
-      <w:proofErr w:type="spellStart"/>
-      <w:r>
-        <w:t>Release</w:t>
-      </w:r>
-      <w:proofErr w:type="spellEnd"/>
-      <w:r>
-        <w:t xml:space="preserve"> v0.1.0</w:t>
+        <w:t>9. Implementación del Release v0.1.0</w:t>
       </w:r>
     </w:p>
     <w:p>
@@ -28565,31 +29238,8 @@
           <w:sz w:val="20"/>
           <w:szCs w:val="20"/>
         </w:rPr>
-        <w:t xml:space="preserve">Qué ejecuta el pipeline (compilación, </w:t>
-      </w:r>
-      <w:proofErr w:type="spellStart"/>
-      <w:r>
-        <w:rPr>
-          <w:i/>
-          <w:iCs/>
-          <w:color w:val="6B5E3C"/>
-          <w:sz w:val="20"/>
-          <w:szCs w:val="20"/>
-        </w:rPr>
-        <w:t>linter</w:t>
-      </w:r>
-      <w:proofErr w:type="spellEnd"/>
-      <w:r>
-        <w:rPr>
-          <w:i/>
-          <w:iCs/>
-          <w:color w:val="6B5E3C"/>
-          <w:sz w:val="20"/>
-          <w:szCs w:val="20"/>
-        </w:rPr>
-        <w:t xml:space="preserve">, pruebas), reglas de protección de </w:t>
-      </w:r>
-      <w:proofErr w:type="spellStart"/>
+        <w:t xml:space="preserve">Qué ejecuta el pipeline (compilación, linter, pruebas), reglas de protección de </w:t>
+      </w:r>
       <w:r>
         <w:rPr>
           <w:rFonts w:ascii="Consolas" w:eastAsia="Consolas" w:hAnsi="Consolas" w:cs="Consolas"/>
@@ -28601,7 +29251,6 @@
         </w:rPr>
         <w:t>main</w:t>
       </w:r>
-      <w:proofErr w:type="spellEnd"/>
       <w:r>
         <w:rPr>
           <w:i/>
@@ -28610,51 +29259,7 @@
           <w:sz w:val="20"/>
           <w:szCs w:val="20"/>
         </w:rPr>
-        <w:t xml:space="preserve"> y estadísticas del repositorio: número de </w:t>
-      </w:r>
-      <w:proofErr w:type="spellStart"/>
-      <w:r>
-        <w:rPr>
-          <w:i/>
-          <w:iCs/>
-          <w:color w:val="6B5E3C"/>
-          <w:sz w:val="20"/>
-          <w:szCs w:val="20"/>
-        </w:rPr>
-        <w:t>pull</w:t>
-      </w:r>
-      <w:proofErr w:type="spellEnd"/>
-      <w:r>
-        <w:rPr>
-          <w:i/>
-          <w:iCs/>
-          <w:color w:val="6B5E3C"/>
-          <w:sz w:val="20"/>
-          <w:szCs w:val="20"/>
-        </w:rPr>
-        <w:t xml:space="preserve"> </w:t>
-      </w:r>
-      <w:proofErr w:type="spellStart"/>
-      <w:r>
-        <w:rPr>
-          <w:i/>
-          <w:iCs/>
-          <w:color w:val="6B5E3C"/>
-          <w:sz w:val="20"/>
-          <w:szCs w:val="20"/>
-        </w:rPr>
-        <w:t>requests</w:t>
-      </w:r>
-      <w:proofErr w:type="spellEnd"/>
-      <w:r>
-        <w:rPr>
-          <w:i/>
-          <w:iCs/>
-          <w:color w:val="6B5E3C"/>
-          <w:sz w:val="20"/>
-          <w:szCs w:val="20"/>
-        </w:rPr>
-        <w:t xml:space="preserve"> fusionados y revisados.</w:t>
+        <w:t xml:space="preserve"> y estadísticas del repositorio: número de pull requests fusionados y revisados.</w:t>
       </w:r>
     </w:p>
     <w:p>
@@ -28727,29 +29332,7 @@
           <w:sz w:val="20"/>
           <w:szCs w:val="20"/>
         </w:rPr>
-        <w:t xml:space="preserve"> (no en local), con datos ficticios. Equipo A: registro de pedido, cálculo del total por tipo de cliente y consulta de la producción requerida. Equipo B: apertura de orden con </w:t>
-      </w:r>
-      <w:proofErr w:type="spellStart"/>
-      <w:r>
-        <w:rPr>
-          <w:i/>
-          <w:iCs/>
-          <w:color w:val="6B5E3C"/>
-          <w:sz w:val="20"/>
-          <w:szCs w:val="20"/>
-        </w:rPr>
-        <w:t>checklist</w:t>
-      </w:r>
-      <w:proofErr w:type="spellEnd"/>
-      <w:r>
-        <w:rPr>
-          <w:i/>
-          <w:iCs/>
-          <w:color w:val="6B5E3C"/>
-          <w:sz w:val="20"/>
-          <w:szCs w:val="20"/>
-        </w:rPr>
-        <w:t>, diagnóstico, cotización con autorización registrada y lista de órdenes abiertas.</w:t>
+        <w:t xml:space="preserve"> (no en local), con datos ficticios. Equipo A: registro de pedido, cálculo del total por tipo de cliente y consulta de la producción requerida. Equipo B: apertura de orden con checklist, diagnóstico, cotización con autorización registrada y lista de órdenes abiertas.</w:t>
       </w:r>
     </w:p>
     <w:p>
@@ -30126,7 +30709,6 @@
             <w:pPr>
               <w:spacing w:after="30"/>
             </w:pPr>
-            <w:proofErr w:type="spellStart"/>
             <w:r>
               <w:rPr>
                 <w:b/>
@@ -30137,7 +30719,6 @@
               </w:rPr>
               <w:t>Issue</w:t>
             </w:r>
-            <w:proofErr w:type="spellEnd"/>
           </w:p>
         </w:tc>
         <w:tc>
@@ -31484,29 +32065,7 @@
                 <w:sz w:val="19"/>
                 <w:szCs w:val="19"/>
               </w:rPr>
-              <w:t>Evidencia (</w:t>
-            </w:r>
-            <w:proofErr w:type="spellStart"/>
-            <w:r>
-              <w:rPr>
-                <w:b/>
-                <w:bCs/>
-                <w:color w:val="FFFFFF"/>
-                <w:sz w:val="19"/>
-                <w:szCs w:val="19"/>
-              </w:rPr>
-              <w:t>issues</w:t>
-            </w:r>
-            <w:proofErr w:type="spellEnd"/>
-            <w:r>
-              <w:rPr>
-                <w:b/>
-                <w:bCs/>
-                <w:color w:val="FFFFFF"/>
-                <w:sz w:val="19"/>
-                <w:szCs w:val="19"/>
-              </w:rPr>
-              <w:t>, PR, documentos)</w:t>
+              <w:t>Evidencia (issues, PR, documentos)</w:t>
             </w:r>
           </w:p>
         </w:tc>
@@ -32195,113 +32754,8 @@
           <w:i/>
           <w:iCs/>
         </w:rPr>
-        <w:t xml:space="preserve">ISO/IEC/IEEE 29148:2018 </w:t>
-      </w:r>
-      <w:proofErr w:type="spellStart"/>
-      <w:r>
-        <w:rPr>
-          <w:i/>
-          <w:iCs/>
-        </w:rPr>
-        <w:t>Systems</w:t>
-      </w:r>
-      <w:proofErr w:type="spellEnd"/>
-      <w:r>
-        <w:rPr>
-          <w:i/>
-          <w:iCs/>
-        </w:rPr>
-        <w:t xml:space="preserve"> and software </w:t>
-      </w:r>
-      <w:proofErr w:type="spellStart"/>
-      <w:r>
-        <w:rPr>
-          <w:i/>
-          <w:iCs/>
-        </w:rPr>
-        <w:t>engineering</w:t>
-      </w:r>
-      <w:proofErr w:type="spellEnd"/>
-      <w:r>
-        <w:rPr>
-          <w:i/>
-          <w:iCs/>
-        </w:rPr>
-        <w:t xml:space="preserve"> — </w:t>
-      </w:r>
-      <w:proofErr w:type="spellStart"/>
-      <w:r>
-        <w:rPr>
-          <w:i/>
-          <w:iCs/>
-        </w:rPr>
-        <w:t>Life</w:t>
-      </w:r>
-      <w:proofErr w:type="spellEnd"/>
-      <w:r>
-        <w:rPr>
-          <w:i/>
-          <w:iCs/>
-        </w:rPr>
-        <w:t xml:space="preserve"> </w:t>
-      </w:r>
-      <w:proofErr w:type="spellStart"/>
-      <w:r>
-        <w:rPr>
-          <w:i/>
-          <w:iCs/>
-        </w:rPr>
-        <w:t>cycle</w:t>
-      </w:r>
-      <w:proofErr w:type="spellEnd"/>
-      <w:r>
-        <w:rPr>
-          <w:i/>
-          <w:iCs/>
-        </w:rPr>
-        <w:t xml:space="preserve"> </w:t>
-      </w:r>
-      <w:proofErr w:type="spellStart"/>
-      <w:r>
-        <w:rPr>
-          <w:i/>
-          <w:iCs/>
-        </w:rPr>
-        <w:t>processes</w:t>
-      </w:r>
-      <w:proofErr w:type="spellEnd"/>
-      <w:r>
-        <w:rPr>
-          <w:i/>
-          <w:iCs/>
-        </w:rPr>
-        <w:t xml:space="preserve"> — </w:t>
-      </w:r>
-      <w:proofErr w:type="spellStart"/>
-      <w:r>
-        <w:rPr>
-          <w:i/>
-          <w:iCs/>
-        </w:rPr>
-        <w:t>Requirements</w:t>
-      </w:r>
-      <w:proofErr w:type="spellEnd"/>
-      <w:r>
-        <w:rPr>
-          <w:i/>
-          <w:iCs/>
-        </w:rPr>
-        <w:t xml:space="preserve"> </w:t>
-      </w:r>
-      <w:proofErr w:type="spellStart"/>
-      <w:r>
-        <w:rPr>
-          <w:i/>
-          <w:iCs/>
-        </w:rPr>
-        <w:t>engineering</w:t>
-      </w:r>
-      <w:proofErr w:type="spellEnd"/>
+        <w:t>ISO/IEC/IEEE 29148:2018 Systems and software engineering — Life cycle processes — Requirements engineering</w:t>
+      </w:r>
       <w:r>
         <w:t>. ISO.</w:t>
       </w:r>
@@ -32319,97 +32773,8 @@
           <w:i/>
           <w:iCs/>
         </w:rPr>
-        <w:t xml:space="preserve">ISO/IEC 25010:2023 </w:t>
-      </w:r>
-      <w:proofErr w:type="spellStart"/>
-      <w:r>
-        <w:rPr>
-          <w:i/>
-          <w:iCs/>
-        </w:rPr>
-        <w:t>Systems</w:t>
-      </w:r>
-      <w:proofErr w:type="spellEnd"/>
-      <w:r>
-        <w:rPr>
-          <w:i/>
-          <w:iCs/>
-        </w:rPr>
-        <w:t xml:space="preserve"> and software </w:t>
-      </w:r>
-      <w:proofErr w:type="spellStart"/>
-      <w:r>
-        <w:rPr>
-          <w:i/>
-          <w:iCs/>
-        </w:rPr>
-        <w:t>engineering</w:t>
-      </w:r>
-      <w:proofErr w:type="spellEnd"/>
-      <w:r>
-        <w:rPr>
-          <w:i/>
-          <w:iCs/>
-        </w:rPr>
-        <w:t xml:space="preserve"> — </w:t>
-      </w:r>
-      <w:proofErr w:type="spellStart"/>
-      <w:r>
-        <w:rPr>
-          <w:i/>
-          <w:iCs/>
-        </w:rPr>
-        <w:t>SQuaRE</w:t>
-      </w:r>
-      <w:proofErr w:type="spellEnd"/>
-      <w:r>
-        <w:rPr>
-          <w:i/>
-          <w:iCs/>
-        </w:rPr>
-        <w:t xml:space="preserve"> — </w:t>
-      </w:r>
-      <w:proofErr w:type="spellStart"/>
-      <w:r>
-        <w:rPr>
-          <w:i/>
-          <w:iCs/>
-        </w:rPr>
-        <w:t>Product</w:t>
-      </w:r>
-      <w:proofErr w:type="spellEnd"/>
-      <w:r>
-        <w:rPr>
-          <w:i/>
-          <w:iCs/>
-        </w:rPr>
-        <w:t xml:space="preserve"> </w:t>
-      </w:r>
-      <w:proofErr w:type="spellStart"/>
-      <w:r>
-        <w:rPr>
-          <w:i/>
-          <w:iCs/>
-        </w:rPr>
-        <w:t>quality</w:t>
-      </w:r>
-      <w:proofErr w:type="spellEnd"/>
-      <w:r>
-        <w:rPr>
-          <w:i/>
-          <w:iCs/>
-        </w:rPr>
-        <w:t xml:space="preserve"> </w:t>
-      </w:r>
-      <w:proofErr w:type="spellStart"/>
-      <w:r>
-        <w:rPr>
-          <w:i/>
-          <w:iCs/>
-        </w:rPr>
-        <w:t>model</w:t>
-      </w:r>
-      <w:proofErr w:type="spellEnd"/>
+        <w:t>ISO/IEC 25010:2023 Systems and software engineering — SQuaRE — Product quality model</w:t>
+      </w:r>
       <w:r>
         <w:t>. ISO.</w:t>
       </w:r>
@@ -32427,81 +32792,8 @@
           <w:i/>
           <w:iCs/>
         </w:rPr>
-        <w:t xml:space="preserve">ISO/IEC/IEEE 29119-3:2021 Software and </w:t>
-      </w:r>
-      <w:proofErr w:type="spellStart"/>
-      <w:r>
-        <w:rPr>
-          <w:i/>
-          <w:iCs/>
-        </w:rPr>
-        <w:t>systems</w:t>
-      </w:r>
-      <w:proofErr w:type="spellEnd"/>
-      <w:r>
-        <w:rPr>
-          <w:i/>
-          <w:iCs/>
-        </w:rPr>
-        <w:t xml:space="preserve"> </w:t>
-      </w:r>
-      <w:proofErr w:type="spellStart"/>
-      <w:r>
-        <w:rPr>
-          <w:i/>
-          <w:iCs/>
-        </w:rPr>
-        <w:t>engineering</w:t>
-      </w:r>
-      <w:proofErr w:type="spellEnd"/>
-      <w:r>
-        <w:rPr>
-          <w:i/>
-          <w:iCs/>
-        </w:rPr>
-        <w:t xml:space="preserve"> — Software </w:t>
-      </w:r>
-      <w:proofErr w:type="spellStart"/>
-      <w:r>
-        <w:rPr>
-          <w:i/>
-          <w:iCs/>
-        </w:rPr>
-        <w:t>testing</w:t>
-      </w:r>
-      <w:proofErr w:type="spellEnd"/>
-      <w:r>
-        <w:rPr>
-          <w:i/>
-          <w:iCs/>
-        </w:rPr>
-        <w:t xml:space="preserve"> — </w:t>
-      </w:r>
-      <w:proofErr w:type="spellStart"/>
-      <w:r>
-        <w:rPr>
-          <w:i/>
-          <w:iCs/>
-        </w:rPr>
-        <w:t>Part</w:t>
-      </w:r>
-      <w:proofErr w:type="spellEnd"/>
-      <w:r>
-        <w:rPr>
-          <w:i/>
-          <w:iCs/>
-        </w:rPr>
-        <w:t xml:space="preserve"> 3: Test </w:t>
-      </w:r>
-      <w:proofErr w:type="spellStart"/>
-      <w:r>
-        <w:rPr>
-          <w:i/>
-          <w:iCs/>
-        </w:rPr>
-        <w:t>documentation</w:t>
-      </w:r>
-      <w:proofErr w:type="spellEnd"/>
+        <w:t>ISO/IEC/IEEE 29119-3:2021 Software and systems engineering — Software testing — Part 3: Test documentation</w:t>
+      </w:r>
       <w:r>
         <w:t>. ISO.</w:t>
       </w:r>
@@ -32511,92 +32803,15 @@
         <w:spacing w:after="100" w:line="264" w:lineRule="auto"/>
         <w:ind w:left="720" w:hanging="720"/>
       </w:pPr>
-      <w:proofErr w:type="spellStart"/>
-      <w:r>
-        <w:t>Object</w:t>
-      </w:r>
-      <w:proofErr w:type="spellEnd"/>
-      <w:r>
-        <w:t xml:space="preserve"> Management </w:t>
-      </w:r>
-      <w:proofErr w:type="spellStart"/>
-      <w:r>
-        <w:t>Group</w:t>
-      </w:r>
-      <w:proofErr w:type="spellEnd"/>
-      <w:r>
-        <w:t xml:space="preserve">. (2017). </w:t>
+      <w:r>
+        <w:t xml:space="preserve">Object Management Group. (2017). </w:t>
       </w:r>
       <w:r>
         <w:rPr>
           <w:i/>
           <w:iCs/>
         </w:rPr>
-        <w:t xml:space="preserve">OMG </w:t>
-      </w:r>
-      <w:proofErr w:type="spellStart"/>
-      <w:r>
-        <w:rPr>
-          <w:i/>
-          <w:iCs/>
-        </w:rPr>
-        <w:t>Unified</w:t>
-      </w:r>
-      <w:proofErr w:type="spellEnd"/>
-      <w:r>
-        <w:rPr>
-          <w:i/>
-          <w:iCs/>
-        </w:rPr>
-        <w:t xml:space="preserve"> </w:t>
-      </w:r>
-      <w:proofErr w:type="spellStart"/>
-      <w:r>
-        <w:rPr>
-          <w:i/>
-          <w:iCs/>
-        </w:rPr>
-        <w:t>Modeling</w:t>
-      </w:r>
-      <w:proofErr w:type="spellEnd"/>
-      <w:r>
-        <w:rPr>
-          <w:i/>
-          <w:iCs/>
-        </w:rPr>
-        <w:t xml:space="preserve"> </w:t>
-      </w:r>
-      <w:proofErr w:type="spellStart"/>
-      <w:r>
-        <w:rPr>
-          <w:i/>
-          <w:iCs/>
-        </w:rPr>
-        <w:t>Language</w:t>
-      </w:r>
-      <w:proofErr w:type="spellEnd"/>
-      <w:r>
-        <w:rPr>
-          <w:i/>
-          <w:iCs/>
-        </w:rPr>
-        <w:t xml:space="preserve">, </w:t>
-      </w:r>
-      <w:proofErr w:type="spellStart"/>
-      <w:r>
-        <w:rPr>
-          <w:i/>
-          <w:iCs/>
-        </w:rPr>
-        <w:t>Version</w:t>
-      </w:r>
-      <w:proofErr w:type="spellEnd"/>
-      <w:r>
-        <w:rPr>
-          <w:i/>
-          <w:iCs/>
-        </w:rPr>
-        <w:t xml:space="preserve"> 2.5.1</w:t>
+        <w:t>OMG Unified Modeling Language, Version 2.5.1</w:t>
       </w:r>
       <w:r>
         <w:t xml:space="preserve">. </w:t>
@@ -32719,21 +32934,7 @@
         <w:rPr>
           <w:color w:val="000000"/>
         </w:rPr>
-        <w:t xml:space="preserve"> Minutas de las Sprint </w:t>
-      </w:r>
-      <w:proofErr w:type="spellStart"/>
-      <w:r>
-        <w:rPr>
-          <w:color w:val="000000"/>
-        </w:rPr>
-        <w:t>Reviews</w:t>
-      </w:r>
-      <w:proofErr w:type="spellEnd"/>
-      <w:r>
-        <w:rPr>
-          <w:color w:val="000000"/>
-        </w:rPr>
-        <w:t xml:space="preserve"> con aceptaciones y rechazos del cliente.</w:t>
+        <w:t xml:space="preserve"> Minutas de las Sprint Reviews con aceptaciones y rechazos del cliente.</w:t>
       </w:r>
     </w:p>
     <w:p>
@@ -33783,23 +33984,7 @@
                 <w:sz w:val="18"/>
                 <w:szCs w:val="18"/>
               </w:rPr>
-              <w:t xml:space="preserve">El PDF y el .docx están en </w:t>
-            </w:r>
-            <w:proofErr w:type="spellStart"/>
-            <w:r>
-              <w:rPr>
-                <w:sz w:val="18"/>
-                <w:szCs w:val="18"/>
-              </w:rPr>
-              <w:t>docs</w:t>
-            </w:r>
-            <w:proofErr w:type="spellEnd"/>
-            <w:r>
-              <w:rPr>
-                <w:sz w:val="18"/>
-                <w:szCs w:val="18"/>
-              </w:rPr>
-              <w:t>/entregas/ con el nombre correcto.</w:t>
+              <w:t>El PDF y el .docx están en docs/entregas/ con el nombre correcto.</w:t>
             </w:r>
           </w:p>
         </w:tc>
@@ -34695,7 +34880,6 @@
   <w:style w:type="character" w:default="1" w:styleId="Fuentedeprrafopredeter">
     <w:name w:val="Default Paragraph Font"/>
     <w:uiPriority w:val="1"/>
-    <w:semiHidden/>
     <w:unhideWhenUsed/>
   </w:style>
   <w:style w:type="table" w:default="1" w:styleId="Tablanormal">

--- a/IS1_Fase1_EquipoB_Documento_Ingenieria-v0.1.docx
+++ b/IS1_Fase1_EquipoB_Documento_Ingenieria-v0.1.docx
@@ -1,6 +1,6 @@
 
 <file path=word/document.xml><?xml version="1.0" encoding="utf-8"?>
-<w:document xmlns:wpc="http://schemas.microsoft.com/office/word/2010/wordprocessingCanvas" xmlns:cx="http://schemas.microsoft.com/office/drawing/2014/chartex" xmlns:cx1="http://schemas.microsoft.com/office/drawing/2015/9/8/chartex" xmlns:cx2="http://schemas.microsoft.com/office/drawing/2015/10/21/chartex" xmlns:cx3="http://schemas.microsoft.com/office/drawing/2016/5/9/chartex" xmlns:cx4="http://schemas.microsoft.com/office/drawing/2016/5/10/chartex" xmlns:cx5="http://schemas.microsoft.com/office/drawing/2016/5/11/chartex" xmlns:cx6="http://schemas.microsoft.com/office/drawing/2016/5/12/chartex" xmlns:cx7="http://schemas.microsoft.com/office/drawing/2016/5/13/chartex" xmlns:cx8="http://schemas.microsoft.com/office/drawing/2016/5/14/chartex" xmlns:mc="http://schemas.openxmlformats.org/markup-compatibility/2006" xmlns:aink="http://schemas.microsoft.com/office/drawing/2016/ink" xmlns:am3d="http://schemas.microsoft.com/office/drawing/2017/model3d" xmlns:o="urn:schemas-microsoft-com:office:office" xmlns:oel="http://schemas.microsoft.com/office/2019/extlst" xmlns:r="http://schemas.openxmlformats.org/officeDocument/2006/relationships" xmlns:m="http://schemas.openxmlformats.org/officeDocument/2006/math" xmlns:v="urn:schemas-microsoft-com:vml" xmlns:wp14="http://schemas.microsoft.com/office/word/2010/wordprocessingDrawing" xmlns:wp="http://schemas.openxmlformats.org/drawingml/2006/wordprocessingDrawing" xmlns:w10="urn:schemas-microsoft-com:office:word" xmlns:w="http://schemas.openxmlformats.org/wordprocessingml/2006/main" xmlns:w14="http://schemas.microsoft.com/office/word/2010/wordml" xmlns:w15="http://schemas.microsoft.com/office/word/2012/wordml" xmlns:w16cex="http://schemas.microsoft.com/office/word/2018/wordml/cex" xmlns:w16cid="http://schemas.microsoft.com/office/word/2016/wordml/cid" xmlns:w16="http://schemas.microsoft.com/office/word/2018/wordml" xmlns:w16sdtdh="http://schemas.microsoft.com/office/word/2020/wordml/sdtdatahash" xmlns:w16se="http://schemas.microsoft.com/office/word/2015/wordml/symex" xmlns:wpg="http://schemas.microsoft.com/office/word/2010/wordprocessingGroup" xmlns:wpi="http://schemas.microsoft.com/office/word/2010/wordprocessingInk" xmlns:wne="http://schemas.microsoft.com/office/word/2006/wordml" xmlns:wps="http://schemas.microsoft.com/office/word/2010/wordprocessingShape" mc:Ignorable="w14 w15 w16se w16cid w16 w16cex w16sdtdh wp14">
+<w:document xmlns:wpc="http://schemas.microsoft.com/office/word/2010/wordprocessingCanvas" xmlns:cx="http://schemas.microsoft.com/office/drawing/2014/chartex" xmlns:cx1="http://schemas.microsoft.com/office/drawing/2015/9/8/chartex" xmlns:cx2="http://schemas.microsoft.com/office/drawing/2015/10/21/chartex" xmlns:cx3="http://schemas.microsoft.com/office/drawing/2016/5/9/chartex" xmlns:cx4="http://schemas.microsoft.com/office/drawing/2016/5/10/chartex" xmlns:cx5="http://schemas.microsoft.com/office/drawing/2016/5/11/chartex" xmlns:cx6="http://schemas.microsoft.com/office/drawing/2016/5/12/chartex" xmlns:cx7="http://schemas.microsoft.com/office/drawing/2016/5/13/chartex" xmlns:cx8="http://schemas.microsoft.com/office/drawing/2016/5/14/chartex" xmlns:mc="http://schemas.openxmlformats.org/markup-compatibility/2006" xmlns:aink="http://schemas.microsoft.com/office/drawing/2016/ink" xmlns:am3d="http://schemas.microsoft.com/office/drawing/2017/model3d" xmlns:o="urn:schemas-microsoft-com:office:office" xmlns:oel="http://schemas.microsoft.com/office/2019/extlst" xmlns:r="http://schemas.openxmlformats.org/officeDocument/2006/relationships" xmlns:m="http://schemas.openxmlformats.org/officeDocument/2006/math" xmlns:v="urn:schemas-microsoft-com:vml" xmlns:wp14="http://schemas.microsoft.com/office/word/2010/wordprocessingDrawing" xmlns:wp="http://schemas.openxmlformats.org/drawingml/2006/wordprocessingDrawing" xmlns:w10="urn:schemas-microsoft-com:office:word" xmlns:w="http://schemas.openxmlformats.org/wordprocessingml/2006/main" xmlns:w14="http://schemas.microsoft.com/office/word/2010/wordml" xmlns:w15="http://schemas.microsoft.com/office/word/2012/wordml" xmlns:w16cex="http://schemas.microsoft.com/office/word/2018/wordml/cex" xmlns:w16cid="http://schemas.microsoft.com/office/word/2016/wordml/cid" xmlns:w16="http://schemas.microsoft.com/office/word/2018/wordml" xmlns:w16du="http://schemas.microsoft.com/office/word/2023/wordml/word16du" xmlns:w16sdtdh="http://schemas.microsoft.com/office/word/2020/wordml/sdtdatahash" xmlns:w16sdtfl="http://schemas.microsoft.com/office/word/2024/wordml/sdtformatlock" xmlns:w16se="http://schemas.microsoft.com/office/word/2015/wordml/symex" xmlns:wpg="http://schemas.microsoft.com/office/word/2010/wordprocessingGroup" xmlns:wpi="http://schemas.microsoft.com/office/word/2010/wordprocessingInk" xmlns:wne="http://schemas.microsoft.com/office/word/2006/wordml" xmlns:wps="http://schemas.microsoft.com/office/word/2010/wordprocessingShape" mc:Ignorable="w14 w15 w16se w16cid w16 w16cex w16sdtdh w16sdtfl w16du wp14">
   <w:body>
     <w:p>
       <w:pPr>
@@ -418,7 +418,25 @@
           <w:sz w:val="24"/>
           <w:szCs w:val="24"/>
         </w:rPr>
-        <w:t>9. Implementación del Release v0.1.0</w:t>
+        <w:t xml:space="preserve">9. Implementación del </w:t>
+      </w:r>
+      <w:proofErr w:type="spellStart"/>
+      <w:r>
+        <w:rPr>
+          <w:color w:val="1F3A5F"/>
+          <w:sz w:val="24"/>
+          <w:szCs w:val="24"/>
+        </w:rPr>
+        <w:t>Release</w:t>
+      </w:r>
+      <w:proofErr w:type="spellEnd"/>
+      <w:r>
+        <w:rPr>
+          <w:color w:val="1F3A5F"/>
+          <w:sz w:val="24"/>
+          <w:szCs w:val="24"/>
+        </w:rPr>
+        <w:t xml:space="preserve"> v0.1.0</w:t>
       </w:r>
     </w:p>
     <w:p>
@@ -617,8 +635,17 @@
         <w:t>1</w:t>
       </w:r>
       <w:r>
-        <w:t xml:space="preserve"> que cada equipo entrega al profesor para su evaluación. Reúne en un solo archivo lo que el equipo produce durante los sprints 0 a 6 y que se encuentra en la carpeta </w:t>
-      </w:r>
+        <w:t xml:space="preserve"> que cada equipo entrega al profesor para su evaluación. Reúne en un solo archivo lo que el equipo produce durante los </w:t>
+      </w:r>
+      <w:proofErr w:type="spellStart"/>
+      <w:r>
+        <w:t>sprints</w:t>
+      </w:r>
+      <w:proofErr w:type="spellEnd"/>
+      <w:r>
+        <w:t xml:space="preserve"> 0 a 6 y que se encuentra en la carpeta </w:t>
+      </w:r>
+      <w:proofErr w:type="spellStart"/>
       <w:r>
         <w:rPr>
           <w:rFonts w:ascii="Consolas" w:eastAsia="Consolas" w:hAnsi="Consolas" w:cs="Consolas"/>
@@ -626,7 +653,17 @@
           <w:sz w:val="20"/>
           <w:szCs w:val="20"/>
         </w:rPr>
-        <w:t>docs/</w:t>
+        <w:t>docs</w:t>
+      </w:r>
+      <w:proofErr w:type="spellEnd"/>
+      <w:r>
+        <w:rPr>
+          <w:rFonts w:ascii="Consolas" w:eastAsia="Consolas" w:hAnsi="Consolas" w:cs="Consolas"/>
+          <w:color w:val="A31515"/>
+          <w:sz w:val="20"/>
+          <w:szCs w:val="20"/>
+        </w:rPr>
+        <w:t>/</w:t>
       </w:r>
       <w:r>
         <w:t xml:space="preserve"> del repositorio.</w:t>
@@ -780,7 +817,23 @@
         <w:spacing w:after="60" w:line="264" w:lineRule="auto"/>
       </w:pPr>
       <w:r>
-        <w:t>Los diagramas se insertan como imágenes legibles y su archivo fuente (draw.io, PlantUML o Mermaid) queda en el repositorio.</w:t>
+        <w:t xml:space="preserve">Los diagramas se insertan como imágenes legibles y su archivo fuente (draw.io, </w:t>
+      </w:r>
+      <w:proofErr w:type="spellStart"/>
+      <w:r>
+        <w:t>PlantUML</w:t>
+      </w:r>
+      <w:proofErr w:type="spellEnd"/>
+      <w:r>
+        <w:t xml:space="preserve"> o </w:t>
+      </w:r>
+      <w:proofErr w:type="spellStart"/>
+      <w:r>
+        <w:t>Mermaid</w:t>
+      </w:r>
+      <w:proofErr w:type="spellEnd"/>
+      <w:r>
+        <w:t>) queda en el repositorio.</w:t>
       </w:r>
       <w:r>
         <w:rPr>
@@ -794,8 +847,36 @@
           <w:iCs/>
           <w:color w:val="000000"/>
         </w:rPr>
-        <w:t>Figura 4.2. Máquina de estados de Pedido. Fuente: docs/04-analisis/estados/pedido.puml</w:t>
-      </w:r>
+        <w:t xml:space="preserve">Figura 4.2. Máquina de estados de Pedido. Fuente: </w:t>
+      </w:r>
+      <w:proofErr w:type="spellStart"/>
+      <w:r>
+        <w:rPr>
+          <w:i/>
+          <w:iCs/>
+          <w:color w:val="000000"/>
+        </w:rPr>
+        <w:t>docs</w:t>
+      </w:r>
+      <w:proofErr w:type="spellEnd"/>
+      <w:r>
+        <w:rPr>
+          <w:i/>
+          <w:iCs/>
+          <w:color w:val="000000"/>
+        </w:rPr>
+        <w:t>/04-analisis/estados/</w:t>
+      </w:r>
+      <w:proofErr w:type="spellStart"/>
+      <w:r>
+        <w:rPr>
+          <w:i/>
+          <w:iCs/>
+          <w:color w:val="000000"/>
+        </w:rPr>
+        <w:t>pedido.puml</w:t>
+      </w:r>
+      <w:proofErr w:type="spellEnd"/>
       <w:r>
         <w:rPr>
           <w:color w:val="000000"/>
@@ -849,7 +930,15 @@
         <w:t>crece sprint a sprint</w:t>
       </w:r>
       <w:r>
-        <w:t>. En cada Sprint Review se entrega la versión vigente con las secciones correspondientes completas; el profesor evalúa solo las secciones del corte, pero puede pedir corregir las anteriores.</w:t>
+        <w:t xml:space="preserve">. En cada Sprint </w:t>
+      </w:r>
+      <w:proofErr w:type="spellStart"/>
+      <w:r>
+        <w:t>Review</w:t>
+      </w:r>
+      <w:proofErr w:type="spellEnd"/>
+      <w:r>
+        <w:t xml:space="preserve"> se entrega la versión vigente con las secciones correspondientes completas; el profesor evalúa solo las secciones del corte, pero puede pedir corregir las anteriores.</w:t>
       </w:r>
     </w:p>
     <w:tbl>
@@ -1036,12 +1125,37 @@
             <w:pPr>
               <w:spacing w:after="30"/>
             </w:pPr>
-            <w:r>
-              <w:rPr>
-                <w:sz w:val="18"/>
-                <w:szCs w:val="18"/>
-              </w:rPr>
-              <w:t>Review 0 (sem. 5)</w:t>
+            <w:proofErr w:type="spellStart"/>
+            <w:r>
+              <w:rPr>
+                <w:sz w:val="18"/>
+                <w:szCs w:val="18"/>
+              </w:rPr>
+              <w:t>Review</w:t>
+            </w:r>
+            <w:proofErr w:type="spellEnd"/>
+            <w:r>
+              <w:rPr>
+                <w:sz w:val="18"/>
+                <w:szCs w:val="18"/>
+              </w:rPr>
+              <w:t xml:space="preserve"> 0 (</w:t>
+            </w:r>
+            <w:proofErr w:type="spellStart"/>
+            <w:r>
+              <w:rPr>
+                <w:sz w:val="18"/>
+                <w:szCs w:val="18"/>
+              </w:rPr>
+              <w:t>sem</w:t>
+            </w:r>
+            <w:proofErr w:type="spellEnd"/>
+            <w:r>
+              <w:rPr>
+                <w:sz w:val="18"/>
+                <w:szCs w:val="18"/>
+              </w:rPr>
+              <w:t>. 5)</w:t>
             </w:r>
           </w:p>
         </w:tc>
@@ -1157,12 +1271,37 @@
             <w:pPr>
               <w:spacing w:after="30"/>
             </w:pPr>
-            <w:r>
-              <w:rPr>
-                <w:sz w:val="18"/>
-                <w:szCs w:val="18"/>
-              </w:rPr>
-              <w:t>Review 1 (sem. 7)</w:t>
+            <w:proofErr w:type="spellStart"/>
+            <w:r>
+              <w:rPr>
+                <w:sz w:val="18"/>
+                <w:szCs w:val="18"/>
+              </w:rPr>
+              <w:t>Review</w:t>
+            </w:r>
+            <w:proofErr w:type="spellEnd"/>
+            <w:r>
+              <w:rPr>
+                <w:sz w:val="18"/>
+                <w:szCs w:val="18"/>
+              </w:rPr>
+              <w:t xml:space="preserve"> 1 (</w:t>
+            </w:r>
+            <w:proofErr w:type="spellStart"/>
+            <w:r>
+              <w:rPr>
+                <w:sz w:val="18"/>
+                <w:szCs w:val="18"/>
+              </w:rPr>
+              <w:t>sem</w:t>
+            </w:r>
+            <w:proofErr w:type="spellEnd"/>
+            <w:r>
+              <w:rPr>
+                <w:sz w:val="18"/>
+                <w:szCs w:val="18"/>
+              </w:rPr>
+              <w:t>. 7)</w:t>
             </w:r>
           </w:p>
         </w:tc>
@@ -1278,12 +1417,37 @@
             <w:pPr>
               <w:spacing w:after="30"/>
             </w:pPr>
-            <w:r>
-              <w:rPr>
-                <w:sz w:val="18"/>
-                <w:szCs w:val="18"/>
-              </w:rPr>
-              <w:t>Review 2 (sem. 9)</w:t>
+            <w:proofErr w:type="spellStart"/>
+            <w:r>
+              <w:rPr>
+                <w:sz w:val="18"/>
+                <w:szCs w:val="18"/>
+              </w:rPr>
+              <w:t>Review</w:t>
+            </w:r>
+            <w:proofErr w:type="spellEnd"/>
+            <w:r>
+              <w:rPr>
+                <w:sz w:val="18"/>
+                <w:szCs w:val="18"/>
+              </w:rPr>
+              <w:t xml:space="preserve"> 2 (</w:t>
+            </w:r>
+            <w:proofErr w:type="spellStart"/>
+            <w:r>
+              <w:rPr>
+                <w:sz w:val="18"/>
+                <w:szCs w:val="18"/>
+              </w:rPr>
+              <w:t>sem</w:t>
+            </w:r>
+            <w:proofErr w:type="spellEnd"/>
+            <w:r>
+              <w:rPr>
+                <w:sz w:val="18"/>
+                <w:szCs w:val="18"/>
+              </w:rPr>
+              <w:t>. 9)</w:t>
             </w:r>
           </w:p>
         </w:tc>
@@ -1399,12 +1563,37 @@
             <w:pPr>
               <w:spacing w:after="30"/>
             </w:pPr>
-            <w:r>
-              <w:rPr>
-                <w:sz w:val="18"/>
-                <w:szCs w:val="18"/>
-              </w:rPr>
-              <w:t>Review 3 (sem. 11)</w:t>
+            <w:proofErr w:type="spellStart"/>
+            <w:r>
+              <w:rPr>
+                <w:sz w:val="18"/>
+                <w:szCs w:val="18"/>
+              </w:rPr>
+              <w:t>Review</w:t>
+            </w:r>
+            <w:proofErr w:type="spellEnd"/>
+            <w:r>
+              <w:rPr>
+                <w:sz w:val="18"/>
+                <w:szCs w:val="18"/>
+              </w:rPr>
+              <w:t xml:space="preserve"> 3 (</w:t>
+            </w:r>
+            <w:proofErr w:type="spellStart"/>
+            <w:r>
+              <w:rPr>
+                <w:sz w:val="18"/>
+                <w:szCs w:val="18"/>
+              </w:rPr>
+              <w:t>sem</w:t>
+            </w:r>
+            <w:proofErr w:type="spellEnd"/>
+            <w:r>
+              <w:rPr>
+                <w:sz w:val="18"/>
+                <w:szCs w:val="18"/>
+              </w:rPr>
+              <w:t>. 11)</w:t>
             </w:r>
           </w:p>
         </w:tc>
@@ -1520,12 +1709,37 @@
             <w:pPr>
               <w:spacing w:after="30"/>
             </w:pPr>
-            <w:r>
-              <w:rPr>
-                <w:sz w:val="18"/>
-                <w:szCs w:val="18"/>
-              </w:rPr>
-              <w:t>Review 4 (sem. 13)</w:t>
+            <w:proofErr w:type="spellStart"/>
+            <w:r>
+              <w:rPr>
+                <w:sz w:val="18"/>
+                <w:szCs w:val="18"/>
+              </w:rPr>
+              <w:t>Review</w:t>
+            </w:r>
+            <w:proofErr w:type="spellEnd"/>
+            <w:r>
+              <w:rPr>
+                <w:sz w:val="18"/>
+                <w:szCs w:val="18"/>
+              </w:rPr>
+              <w:t xml:space="preserve"> 4 (</w:t>
+            </w:r>
+            <w:proofErr w:type="spellStart"/>
+            <w:r>
+              <w:rPr>
+                <w:sz w:val="18"/>
+                <w:szCs w:val="18"/>
+              </w:rPr>
+              <w:t>sem</w:t>
+            </w:r>
+            <w:proofErr w:type="spellEnd"/>
+            <w:r>
+              <w:rPr>
+                <w:sz w:val="18"/>
+                <w:szCs w:val="18"/>
+              </w:rPr>
+              <w:t>. 13)</w:t>
             </w:r>
           </w:p>
         </w:tc>
@@ -1641,12 +1855,37 @@
             <w:pPr>
               <w:spacing w:after="30"/>
             </w:pPr>
-            <w:r>
-              <w:rPr>
-                <w:sz w:val="18"/>
-                <w:szCs w:val="18"/>
-              </w:rPr>
-              <w:t>Review 5 (sem. 15)</w:t>
+            <w:proofErr w:type="spellStart"/>
+            <w:r>
+              <w:rPr>
+                <w:sz w:val="18"/>
+                <w:szCs w:val="18"/>
+              </w:rPr>
+              <w:t>Review</w:t>
+            </w:r>
+            <w:proofErr w:type="spellEnd"/>
+            <w:r>
+              <w:rPr>
+                <w:sz w:val="18"/>
+                <w:szCs w:val="18"/>
+              </w:rPr>
+              <w:t xml:space="preserve"> 5 (</w:t>
+            </w:r>
+            <w:proofErr w:type="spellStart"/>
+            <w:r>
+              <w:rPr>
+                <w:sz w:val="18"/>
+                <w:szCs w:val="18"/>
+              </w:rPr>
+              <w:t>sem</w:t>
+            </w:r>
+            <w:proofErr w:type="spellEnd"/>
+            <w:r>
+              <w:rPr>
+                <w:sz w:val="18"/>
+                <w:szCs w:val="18"/>
+              </w:rPr>
+              <w:t>. 15)</w:t>
             </w:r>
           </w:p>
         </w:tc>
@@ -1767,7 +2006,23 @@
                 <w:sz w:val="18"/>
                 <w:szCs w:val="18"/>
               </w:rPr>
-              <w:t>Demo final (sem. 16)</w:t>
+              <w:t>Demo final (</w:t>
+            </w:r>
+            <w:proofErr w:type="spellStart"/>
+            <w:r>
+              <w:rPr>
+                <w:sz w:val="18"/>
+                <w:szCs w:val="18"/>
+              </w:rPr>
+              <w:t>sem</w:t>
+            </w:r>
+            <w:proofErr w:type="spellEnd"/>
+            <w:r>
+              <w:rPr>
+                <w:sz w:val="18"/>
+                <w:szCs w:val="18"/>
+              </w:rPr>
+              <w:t>. 16)</w:t>
             </w:r>
           </w:p>
         </w:tc>
@@ -1903,6 +2158,7 @@
         </w:rPr>
         <w:t xml:space="preserve"> este documento en Word (.docx) y en PDF, en </w:t>
       </w:r>
+      <w:proofErr w:type="spellStart"/>
       <w:r>
         <w:rPr>
           <w:rFonts w:ascii="Consolas" w:eastAsia="Consolas" w:hAnsi="Consolas" w:cs="Consolas"/>
@@ -1910,13 +2166,37 @@
           <w:sz w:val="20"/>
           <w:szCs w:val="20"/>
         </w:rPr>
-        <w:t>docs/entregas/</w:t>
+        <w:t>docs</w:t>
+      </w:r>
+      <w:proofErr w:type="spellEnd"/>
+      <w:r>
+        <w:rPr>
+          <w:rFonts w:ascii="Consolas" w:eastAsia="Consolas" w:hAnsi="Consolas" w:cs="Consolas"/>
+          <w:color w:val="A31515"/>
+          <w:sz w:val="20"/>
+          <w:szCs w:val="20"/>
+        </w:rPr>
+        <w:t>/entregas/</w:t>
       </w:r>
       <w:r>
         <w:rPr>
           <w:color w:val="000000"/>
         </w:rPr>
-        <w:t xml:space="preserve"> del repositorio, y la liga del PDF en la minuta de la Review.</w:t>
+        <w:t xml:space="preserve"> del repositorio, y la liga del PDF en la minuta de la </w:t>
+      </w:r>
+      <w:proofErr w:type="spellStart"/>
+      <w:r>
+        <w:rPr>
+          <w:color w:val="000000"/>
+        </w:rPr>
+        <w:t>Review</w:t>
+      </w:r>
+      <w:proofErr w:type="spellEnd"/>
+      <w:r>
+        <w:rPr>
+          <w:color w:val="000000"/>
+        </w:rPr>
+        <w:t>.</w:t>
       </w:r>
     </w:p>
     <w:p>
@@ -1955,8 +2235,19 @@
           <w:sz w:val="20"/>
           <w:szCs w:val="20"/>
         </w:rPr>
-        <w:t>IS1-Fase1-Equipo&lt;A|B&gt;-v&lt;versión&gt;.pdf</w:t>
-      </w:r>
+        <w:t>IS1-Fase1-Equipo&lt;A|B&gt;-v&lt;versión&gt;.</w:t>
+      </w:r>
+      <w:proofErr w:type="spellStart"/>
+      <w:r>
+        <w:rPr>
+          <w:rFonts w:ascii="Consolas" w:eastAsia="Consolas" w:hAnsi="Consolas" w:cs="Consolas"/>
+          <w:color w:val="A31515"/>
+          <w:sz w:val="20"/>
+          <w:szCs w:val="20"/>
+        </w:rPr>
+        <w:t>pdf</w:t>
+      </w:r>
+      <w:proofErr w:type="spellEnd"/>
       <w:r>
         <w:rPr>
           <w:color w:val="000000"/>
@@ -3485,7 +3776,39 @@
           <w:sz w:val="18"/>
           <w:szCs w:val="18"/>
         </w:rPr>
-        <w:t>Esta sección no aplica para la versión v0.1 (Parcial 1) debido a que los hitos de firma formal del SRS y del Release v0.1.0 se evalúan y registran en la Review 2 y en la Demo Final, respectivamente.</w:t>
+        <w:t xml:space="preserve">Esta sección no aplica para la versión v0.1 (Parcial 1) debido a que los hitos de firma formal del SRS y del </w:t>
+      </w:r>
+      <w:proofErr w:type="spellStart"/>
+      <w:r>
+        <w:rPr>
+          <w:sz w:val="18"/>
+          <w:szCs w:val="18"/>
+        </w:rPr>
+        <w:t>Release</w:t>
+      </w:r>
+      <w:proofErr w:type="spellEnd"/>
+      <w:r>
+        <w:rPr>
+          <w:sz w:val="18"/>
+          <w:szCs w:val="18"/>
+        </w:rPr>
+        <w:t xml:space="preserve"> v0.1.0 se evalúan y registran en la </w:t>
+      </w:r>
+      <w:proofErr w:type="spellStart"/>
+      <w:r>
+        <w:rPr>
+          <w:sz w:val="18"/>
+          <w:szCs w:val="18"/>
+        </w:rPr>
+        <w:t>Review</w:t>
+      </w:r>
+      <w:proofErr w:type="spellEnd"/>
+      <w:r>
+        <w:rPr>
+          <w:sz w:val="18"/>
+          <w:szCs w:val="18"/>
+        </w:rPr>
+        <w:t xml:space="preserve"> 2 y en la Demo Final, respectivamente.</w:t>
       </w:r>
     </w:p>
     <w:p/>
@@ -3712,7 +4035,23 @@
                 <w:sz w:val="18"/>
                 <w:szCs w:val="18"/>
               </w:rPr>
-              <w:t>SRS v1.0 (Review 2)</w:t>
+              <w:t>SRS v1.0 (</w:t>
+            </w:r>
+            <w:proofErr w:type="spellStart"/>
+            <w:r>
+              <w:rPr>
+                <w:sz w:val="18"/>
+                <w:szCs w:val="18"/>
+              </w:rPr>
+              <w:t>Review</w:t>
+            </w:r>
+            <w:proofErr w:type="spellEnd"/>
+            <w:r>
+              <w:rPr>
+                <w:sz w:val="18"/>
+                <w:szCs w:val="18"/>
+              </w:rPr>
+              <w:t xml:space="preserve"> 2)</w:t>
             </w:r>
           </w:p>
         </w:tc>
@@ -3829,12 +4168,21 @@
             <w:pPr>
               <w:spacing w:after="30"/>
             </w:pPr>
-            <w:r>
-              <w:rPr>
-                <w:sz w:val="18"/>
-                <w:szCs w:val="18"/>
-              </w:rPr>
-              <w:t>Release v0.1.0 (Demo final)</w:t>
+            <w:proofErr w:type="spellStart"/>
+            <w:r>
+              <w:rPr>
+                <w:sz w:val="18"/>
+                <w:szCs w:val="18"/>
+              </w:rPr>
+              <w:t>Release</w:t>
+            </w:r>
+            <w:proofErr w:type="spellEnd"/>
+            <w:r>
+              <w:rPr>
+                <w:sz w:val="18"/>
+                <w:szCs w:val="18"/>
+              </w:rPr>
+              <w:t xml:space="preserve"> v0.1.0 (Demo final)</w:t>
             </w:r>
           </w:p>
         </w:tc>
@@ -4111,31 +4459,9 @@
                 <w:sz w:val="19"/>
                 <w:szCs w:val="19"/>
               </w:rPr>
-              <w:t>Rol(es) y sprints</w:t>
-            </w:r>
-          </w:p>
-        </w:tc>
-        <w:tc>
-          <w:tcPr>
-            <w:tcW w:w="2400" w:type="dxa"/>
-            <w:tcBorders>
-              <w:top w:val="single" w:sz="4" w:space="0" w:color="A6A6A6"/>
-              <w:left w:val="single" w:sz="4" w:space="0" w:color="A6A6A6"/>
-              <w:bottom w:val="single" w:sz="4" w:space="0" w:color="A6A6A6"/>
-              <w:right w:val="single" w:sz="4" w:space="0" w:color="A6A6A6"/>
-            </w:tcBorders>
-            <w:shd w:val="clear" w:color="auto" w:fill="1F3A5F"/>
-            <w:tcMar>
-              <w:top w:w="60" w:type="dxa"/>
-              <w:left w:w="100" w:type="dxa"/>
-              <w:bottom w:w="60" w:type="dxa"/>
-              <w:right w:w="100" w:type="dxa"/>
-            </w:tcMar>
-          </w:tcPr>
-          <w:p>
-            <w:pPr>
-              <w:spacing w:after="30"/>
-            </w:pPr>
+              <w:t xml:space="preserve">Rol(es) y </w:t>
+            </w:r>
+            <w:proofErr w:type="spellStart"/>
             <w:r>
               <w:rPr>
                 <w:b/>
@@ -4144,6 +4470,40 @@
                 <w:sz w:val="19"/>
                 <w:szCs w:val="19"/>
               </w:rPr>
+              <w:t>sprints</w:t>
+            </w:r>
+            <w:proofErr w:type="spellEnd"/>
+          </w:p>
+        </w:tc>
+        <w:tc>
+          <w:tcPr>
+            <w:tcW w:w="2400" w:type="dxa"/>
+            <w:tcBorders>
+              <w:top w:val="single" w:sz="4" w:space="0" w:color="A6A6A6"/>
+              <w:left w:val="single" w:sz="4" w:space="0" w:color="A6A6A6"/>
+              <w:bottom w:val="single" w:sz="4" w:space="0" w:color="A6A6A6"/>
+              <w:right w:val="single" w:sz="4" w:space="0" w:color="A6A6A6"/>
+            </w:tcBorders>
+            <w:shd w:val="clear" w:color="auto" w:fill="1F3A5F"/>
+            <w:tcMar>
+              <w:top w:w="60" w:type="dxa"/>
+              <w:left w:w="100" w:type="dxa"/>
+              <w:bottom w:w="60" w:type="dxa"/>
+              <w:right w:w="100" w:type="dxa"/>
+            </w:tcMar>
+          </w:tcPr>
+          <w:p>
+            <w:pPr>
+              <w:spacing w:after="30"/>
+            </w:pPr>
+            <w:r>
+              <w:rPr>
+                <w:b/>
+                <w:bCs/>
+                <w:color w:val="FFFFFF"/>
+                <w:sz w:val="19"/>
+                <w:szCs w:val="19"/>
+              </w:rPr>
               <w:t>Áreas principales de contribución</w:t>
             </w:r>
           </w:p>
@@ -4268,24 +4628,42 @@
                 <w:szCs w:val="18"/>
               </w:rPr>
             </w:pPr>
-            <w:r>
-              <w:rPr>
-                <w:sz w:val="18"/>
-                <w:szCs w:val="18"/>
-              </w:rPr>
-              <w:t>Product Owner (S0–S6)</w:t>
-            </w:r>
-          </w:p>
-          <w:p>
-            <w:pPr>
-              <w:spacing w:after="30"/>
-            </w:pPr>
-            <w:r>
-              <w:rPr>
-                <w:sz w:val="18"/>
-                <w:szCs w:val="18"/>
-              </w:rPr>
-              <w:t xml:space="preserve">Developer </w:t>
+            <w:proofErr w:type="spellStart"/>
+            <w:r>
+              <w:rPr>
+                <w:sz w:val="18"/>
+                <w:szCs w:val="18"/>
+              </w:rPr>
+              <w:t>Product</w:t>
+            </w:r>
+            <w:proofErr w:type="spellEnd"/>
+            <w:r>
+              <w:rPr>
+                <w:sz w:val="18"/>
+                <w:szCs w:val="18"/>
+              </w:rPr>
+              <w:t xml:space="preserve"> Owner (S0–S6)</w:t>
+            </w:r>
+          </w:p>
+          <w:p>
+            <w:pPr>
+              <w:spacing w:after="30"/>
+            </w:pPr>
+            <w:proofErr w:type="spellStart"/>
+            <w:r>
+              <w:rPr>
+                <w:sz w:val="18"/>
+                <w:szCs w:val="18"/>
+              </w:rPr>
+              <w:t>Developer</w:t>
+            </w:r>
+            <w:proofErr w:type="spellEnd"/>
+            <w:r>
+              <w:rPr>
+                <w:sz w:val="18"/>
+                <w:szCs w:val="18"/>
+              </w:rPr>
+              <w:t xml:space="preserve"> </w:t>
             </w:r>
           </w:p>
         </w:tc>
@@ -4435,8 +4813,13 @@
             <w:pPr>
               <w:spacing w:after="30"/>
             </w:pPr>
-            <w:r>
-              <w:t xml:space="preserve">Developer </w:t>
+            <w:proofErr w:type="spellStart"/>
+            <w:r>
+              <w:t>Developer</w:t>
+            </w:r>
+            <w:proofErr w:type="spellEnd"/>
+            <w:r>
+              <w:t xml:space="preserve"> </w:t>
             </w:r>
           </w:p>
         </w:tc>
@@ -4582,8 +4965,13 @@
             <w:pPr>
               <w:spacing w:after="30"/>
             </w:pPr>
-            <w:r>
-              <w:t xml:space="preserve">Product manager </w:t>
+            <w:proofErr w:type="spellStart"/>
+            <w:r>
+              <w:t>Product</w:t>
+            </w:r>
+            <w:proofErr w:type="spellEnd"/>
+            <w:r>
+              <w:t xml:space="preserve"> manager </w:t>
             </w:r>
           </w:p>
         </w:tc>
@@ -5089,7 +5477,23 @@
                 <w:sz w:val="18"/>
                 <w:szCs w:val="18"/>
               </w:rPr>
-              <w:t>Tablero (GitHub Projects / Jira)</w:t>
+              <w:t xml:space="preserve">Tablero (GitHub </w:t>
+            </w:r>
+            <w:proofErr w:type="spellStart"/>
+            <w:r>
+              <w:rPr>
+                <w:sz w:val="18"/>
+                <w:szCs w:val="18"/>
+              </w:rPr>
+              <w:t>Projects</w:t>
+            </w:r>
+            <w:proofErr w:type="spellEnd"/>
+            <w:r>
+              <w:rPr>
+                <w:sz w:val="18"/>
+                <w:szCs w:val="18"/>
+              </w:rPr>
+              <w:t xml:space="preserve"> / Jira)</w:t>
             </w:r>
           </w:p>
         </w:tc>
@@ -5152,7 +5556,39 @@
                 <w:sz w:val="18"/>
                 <w:szCs w:val="18"/>
               </w:rPr>
-              <w:t>Prototipo de UI (Figma / Penpot)</w:t>
+              <w:t>Prototipo de UI (</w:t>
+            </w:r>
+            <w:proofErr w:type="spellStart"/>
+            <w:r>
+              <w:rPr>
+                <w:sz w:val="18"/>
+                <w:szCs w:val="18"/>
+              </w:rPr>
+              <w:t>Figma</w:t>
+            </w:r>
+            <w:proofErr w:type="spellEnd"/>
+            <w:r>
+              <w:rPr>
+                <w:sz w:val="18"/>
+                <w:szCs w:val="18"/>
+              </w:rPr>
+              <w:t xml:space="preserve"> / </w:t>
+            </w:r>
+            <w:proofErr w:type="spellStart"/>
+            <w:r>
+              <w:rPr>
+                <w:sz w:val="18"/>
+                <w:szCs w:val="18"/>
+              </w:rPr>
+              <w:t>Penpot</w:t>
+            </w:r>
+            <w:proofErr w:type="spellEnd"/>
+            <w:r>
+              <w:rPr>
+                <w:sz w:val="18"/>
+                <w:szCs w:val="18"/>
+              </w:rPr>
+              <w:t>)</w:t>
             </w:r>
           </w:p>
         </w:tc>
@@ -5215,7 +5651,23 @@
                 <w:sz w:val="18"/>
                 <w:szCs w:val="18"/>
               </w:rPr>
-              <w:t>Ambiente de pruebas (staging)</w:t>
+              <w:t>Ambiente de pruebas (</w:t>
+            </w:r>
+            <w:proofErr w:type="spellStart"/>
+            <w:r>
+              <w:rPr>
+                <w:sz w:val="18"/>
+                <w:szCs w:val="18"/>
+              </w:rPr>
+              <w:t>staging</w:t>
+            </w:r>
+            <w:proofErr w:type="spellEnd"/>
+            <w:r>
+              <w:rPr>
+                <w:sz w:val="18"/>
+                <w:szCs w:val="18"/>
+              </w:rPr>
+              <w:t>)</w:t>
             </w:r>
           </w:p>
         </w:tc>
@@ -5273,12 +5725,21 @@
             <w:pPr>
               <w:spacing w:after="30"/>
             </w:pPr>
-            <w:r>
-              <w:rPr>
-                <w:sz w:val="18"/>
-                <w:szCs w:val="18"/>
-              </w:rPr>
-              <w:t>Release v0.1.0</w:t>
+            <w:proofErr w:type="spellStart"/>
+            <w:r>
+              <w:rPr>
+                <w:sz w:val="18"/>
+                <w:szCs w:val="18"/>
+              </w:rPr>
+              <w:t>Release</w:t>
+            </w:r>
+            <w:proofErr w:type="spellEnd"/>
+            <w:r>
+              <w:rPr>
+                <w:sz w:val="18"/>
+                <w:szCs w:val="18"/>
+              </w:rPr>
+              <w:t xml:space="preserve"> v0.1.0</w:t>
             </w:r>
           </w:p>
         </w:tc>
@@ -5307,7 +5768,23 @@
                 <w:sz w:val="18"/>
                 <w:szCs w:val="18"/>
               </w:rPr>
-              <w:t>[URL de GitHub Releases]</w:t>
+              <w:t xml:space="preserve">[URL de GitHub </w:t>
+            </w:r>
+            <w:proofErr w:type="spellStart"/>
+            <w:r>
+              <w:rPr>
+                <w:sz w:val="18"/>
+                <w:szCs w:val="18"/>
+              </w:rPr>
+              <w:t>Releases</w:t>
+            </w:r>
+            <w:proofErr w:type="spellEnd"/>
+            <w:r>
+              <w:rPr>
+                <w:sz w:val="18"/>
+                <w:szCs w:val="18"/>
+              </w:rPr>
+              <w:t>]</w:t>
             </w:r>
           </w:p>
         </w:tc>
@@ -5504,7 +5981,29 @@
           <w:sz w:val="20"/>
           <w:szCs w:val="20"/>
         </w:rPr>
-        <w:t>: horarios y canal de comunicación, tiempo máximo de respuesta, cómo se toman las decisiones, convenciones de ramas y commits, y consecuencias por incumplimiento.</w:t>
+        <w:t xml:space="preserve">: horarios y canal de comunicación, tiempo máximo de respuesta, cómo se toman las decisiones, convenciones de ramas y </w:t>
+      </w:r>
+      <w:proofErr w:type="spellStart"/>
+      <w:r>
+        <w:rPr>
+          <w:i/>
+          <w:iCs/>
+          <w:color w:val="6B5E3C"/>
+          <w:sz w:val="20"/>
+          <w:szCs w:val="20"/>
+        </w:rPr>
+        <w:t>commits</w:t>
+      </w:r>
+      <w:proofErr w:type="spellEnd"/>
+      <w:r>
+        <w:rPr>
+          <w:i/>
+          <w:iCs/>
+          <w:color w:val="6B5E3C"/>
+          <w:sz w:val="20"/>
+          <w:szCs w:val="20"/>
+        </w:rPr>
+        <w:t>, y consecuencias por incumplimiento.</w:t>
       </w:r>
     </w:p>
     <w:p>
@@ -5724,8 +6223,13 @@
         <w:pStyle w:val="Ttulo2"/>
       </w:pPr>
       <w:r>
-        <w:t>2.3 Resumen de sprints</w:t>
-      </w:r>
+        <w:t xml:space="preserve">2.3 Resumen de </w:t>
+      </w:r>
+      <w:proofErr w:type="spellStart"/>
+      <w:r>
+        <w:t>sprints</w:t>
+      </w:r>
+      <w:proofErr w:type="spellEnd"/>
     </w:p>
     <w:p>
       <w:pPr>
@@ -5778,7 +6282,29 @@
           <w:sz w:val="20"/>
           <w:szCs w:val="20"/>
         </w:rPr>
-        <w:t>, no los iniciados. Agreguen al final la gráfica de velocidad y, si la usan, la de quemado (burndown).</w:t>
+        <w:t>, no los iniciados. Agreguen al final la gráfica de velocidad y, si la usan, la de quemado (</w:t>
+      </w:r>
+      <w:proofErr w:type="spellStart"/>
+      <w:r>
+        <w:rPr>
+          <w:i/>
+          <w:iCs/>
+          <w:color w:val="6B5E3C"/>
+          <w:sz w:val="20"/>
+          <w:szCs w:val="20"/>
+        </w:rPr>
+        <w:t>burndown</w:t>
+      </w:r>
+      <w:proofErr w:type="spellEnd"/>
+      <w:r>
+        <w:rPr>
+          <w:i/>
+          <w:iCs/>
+          <w:color w:val="6B5E3C"/>
+          <w:sz w:val="20"/>
+          <w:szCs w:val="20"/>
+        </w:rPr>
+        <w:t>).</w:t>
       </w:r>
     </w:p>
     <w:tbl>
@@ -7074,7 +7600,29 @@
           <w:sz w:val="20"/>
           <w:szCs w:val="20"/>
         </w:rPr>
-        <w:t>Por sprint, la ruta a la minuta de la Review, a la retrospectiva y a los registros del Daily en el repositorio. Para cada retrospectiva, anoten las acciones de mejora y si se aplicaron en el siguiente sprint.</w:t>
+        <w:t xml:space="preserve">Por sprint, la ruta a la minuta de la </w:t>
+      </w:r>
+      <w:proofErr w:type="spellStart"/>
+      <w:r>
+        <w:rPr>
+          <w:i/>
+          <w:iCs/>
+          <w:color w:val="6B5E3C"/>
+          <w:sz w:val="20"/>
+          <w:szCs w:val="20"/>
+        </w:rPr>
+        <w:t>Review</w:t>
+      </w:r>
+      <w:proofErr w:type="spellEnd"/>
+      <w:r>
+        <w:rPr>
+          <w:i/>
+          <w:iCs/>
+          <w:color w:val="6B5E3C"/>
+          <w:sz w:val="20"/>
+          <w:szCs w:val="20"/>
+        </w:rPr>
+        <w:t>, a la retrospectiva y a los registros del Daily en el repositorio. Para cada retrospectiva, anoten las acciones de mejora y si se aplicaron en el siguiente sprint.</w:t>
       </w:r>
     </w:p>
     <w:tbl>
@@ -7167,8 +7715,20 @@
                 <w:sz w:val="19"/>
                 <w:szCs w:val="19"/>
               </w:rPr>
-              <w:t>Minuta de Review</w:t>
-            </w:r>
+              <w:t xml:space="preserve">Minuta de </w:t>
+            </w:r>
+            <w:proofErr w:type="spellStart"/>
+            <w:r>
+              <w:rPr>
+                <w:b/>
+                <w:bCs/>
+                <w:color w:val="FFFFFF"/>
+                <w:sz w:val="19"/>
+                <w:szCs w:val="19"/>
+              </w:rPr>
+              <w:t>Review</w:t>
+            </w:r>
+            <w:proofErr w:type="spellEnd"/>
           </w:p>
         </w:tc>
         <w:tc>
@@ -8491,31 +9051,9 @@
                 <w:sz w:val="19"/>
                 <w:szCs w:val="19"/>
               </w:rPr>
-              <w:t>ID / issue</w:t>
-            </w:r>
-          </w:p>
-        </w:tc>
-        <w:tc>
-          <w:tcPr>
-            <w:tcW w:w="1000" w:type="dxa"/>
-            <w:tcBorders>
-              <w:top w:val="single" w:sz="4" w:space="0" w:color="A6A6A6"/>
-              <w:left w:val="single" w:sz="4" w:space="0" w:color="A6A6A6"/>
-              <w:bottom w:val="single" w:sz="4" w:space="0" w:color="A6A6A6"/>
-              <w:right w:val="single" w:sz="4" w:space="0" w:color="A6A6A6"/>
-            </w:tcBorders>
-            <w:shd w:val="clear" w:color="auto" w:fill="1F3A5F"/>
-            <w:tcMar>
-              <w:top w:w="60" w:type="dxa"/>
-              <w:left w:w="100" w:type="dxa"/>
-              <w:bottom w:w="60" w:type="dxa"/>
-              <w:right w:w="100" w:type="dxa"/>
-            </w:tcMar>
-          </w:tcPr>
-          <w:p>
-            <w:pPr>
-              <w:spacing w:after="30"/>
-            </w:pPr>
+              <w:t xml:space="preserve">ID / </w:t>
+            </w:r>
+            <w:proofErr w:type="spellStart"/>
             <w:r>
               <w:rPr>
                 <w:b/>
@@ -8524,13 +9062,14 @@
                 <w:sz w:val="19"/>
                 <w:szCs w:val="19"/>
               </w:rPr>
-              <w:t>Fecha</w:t>
-            </w:r>
-          </w:p>
-        </w:tc>
-        <w:tc>
-          <w:tcPr>
-            <w:tcW w:w="2000" w:type="dxa"/>
+              <w:t>issue</w:t>
+            </w:r>
+            <w:proofErr w:type="spellEnd"/>
+          </w:p>
+        </w:tc>
+        <w:tc>
+          <w:tcPr>
+            <w:tcW w:w="1000" w:type="dxa"/>
             <w:tcBorders>
               <w:top w:val="single" w:sz="4" w:space="0" w:color="A6A6A6"/>
               <w:left w:val="single" w:sz="4" w:space="0" w:color="A6A6A6"/>
@@ -8557,13 +9096,13 @@
                 <w:sz w:val="19"/>
                 <w:szCs w:val="19"/>
               </w:rPr>
-              <w:t>Solicitud del cliente</w:t>
-            </w:r>
-          </w:p>
-        </w:tc>
-        <w:tc>
-          <w:tcPr>
-            <w:tcW w:w="2160" w:type="dxa"/>
+              <w:t>Fecha</w:t>
+            </w:r>
+          </w:p>
+        </w:tc>
+        <w:tc>
+          <w:tcPr>
+            <w:tcW w:w="2000" w:type="dxa"/>
             <w:tcBorders>
               <w:top w:val="single" w:sz="4" w:space="0" w:color="A6A6A6"/>
               <w:left w:val="single" w:sz="4" w:space="0" w:color="A6A6A6"/>
@@ -8590,13 +9129,13 @@
                 <w:sz w:val="19"/>
                 <w:szCs w:val="19"/>
               </w:rPr>
-              <w:t>Impacto (requisitos, modelos, pruebas, esfuerzo)</w:t>
-            </w:r>
-          </w:p>
-        </w:tc>
-        <w:tc>
-          <w:tcPr>
-            <w:tcW w:w="2000" w:type="dxa"/>
+              <w:t>Solicitud del cliente</w:t>
+            </w:r>
+          </w:p>
+        </w:tc>
+        <w:tc>
+          <w:tcPr>
+            <w:tcW w:w="2160" w:type="dxa"/>
             <w:tcBorders>
               <w:top w:val="single" w:sz="4" w:space="0" w:color="A6A6A6"/>
               <w:left w:val="single" w:sz="4" w:space="0" w:color="A6A6A6"/>
@@ -8623,13 +9162,13 @@
                 <w:sz w:val="19"/>
                 <w:szCs w:val="19"/>
               </w:rPr>
-              <w:t>Decisión y justificación</w:t>
-            </w:r>
-          </w:p>
-        </w:tc>
-        <w:tc>
-          <w:tcPr>
-            <w:tcW w:w="1000" w:type="dxa"/>
+              <w:t>Impacto (requisitos, modelos, pruebas, esfuerzo)</w:t>
+            </w:r>
+          </w:p>
+        </w:tc>
+        <w:tc>
+          <w:tcPr>
+            <w:tcW w:w="2000" w:type="dxa"/>
             <w:tcBorders>
               <w:top w:val="single" w:sz="4" w:space="0" w:color="A6A6A6"/>
               <w:left w:val="single" w:sz="4" w:space="0" w:color="A6A6A6"/>
@@ -8656,8 +9195,43 @@
                 <w:sz w:val="19"/>
                 <w:szCs w:val="19"/>
               </w:rPr>
+              <w:t>Decisión y justificación</w:t>
+            </w:r>
+          </w:p>
+        </w:tc>
+        <w:tc>
+          <w:tcPr>
+            <w:tcW w:w="1000" w:type="dxa"/>
+            <w:tcBorders>
+              <w:top w:val="single" w:sz="4" w:space="0" w:color="A6A6A6"/>
+              <w:left w:val="single" w:sz="4" w:space="0" w:color="A6A6A6"/>
+              <w:bottom w:val="single" w:sz="4" w:space="0" w:color="A6A6A6"/>
+              <w:right w:val="single" w:sz="4" w:space="0" w:color="A6A6A6"/>
+            </w:tcBorders>
+            <w:shd w:val="clear" w:color="auto" w:fill="1F3A5F"/>
+            <w:tcMar>
+              <w:top w:w="60" w:type="dxa"/>
+              <w:left w:w="100" w:type="dxa"/>
+              <w:bottom w:w="60" w:type="dxa"/>
+              <w:right w:w="100" w:type="dxa"/>
+            </w:tcMar>
+          </w:tcPr>
+          <w:p>
+            <w:pPr>
+              <w:spacing w:after="30"/>
+            </w:pPr>
+            <w:proofErr w:type="spellStart"/>
+            <w:r>
+              <w:rPr>
+                <w:b/>
+                <w:bCs/>
+                <w:color w:val="FFFFFF"/>
+                <w:sz w:val="19"/>
+                <w:szCs w:val="19"/>
+              </w:rPr>
               <w:t>Release</w:t>
             </w:r>
+            <w:proofErr w:type="spellEnd"/>
           </w:p>
         </w:tc>
       </w:tr>
@@ -10287,8 +10861,13 @@
         <w:pStyle w:val="Ttulo2"/>
       </w:pPr>
       <w:r>
-        <w:t>3.4 Stakeholders</w:t>
-      </w:r>
+        <w:t xml:space="preserve">3.4 </w:t>
+      </w:r>
+      <w:proofErr w:type="spellStart"/>
+      <w:r>
+        <w:t>Stakeholders</w:t>
+      </w:r>
+      <w:proofErr w:type="spellEnd"/>
     </w:p>
     <w:p>
       <w:pPr>
@@ -10371,6 +10950,7 @@
             <w:pPr>
               <w:spacing w:after="30"/>
             </w:pPr>
+            <w:proofErr w:type="spellStart"/>
             <w:r>
               <w:rPr>
                 <w:b/>
@@ -10381,6 +10961,7 @@
               </w:rPr>
               <w:t>Stakeholder</w:t>
             </w:r>
+            <w:proofErr w:type="spellEnd"/>
           </w:p>
         </w:tc>
         <w:tc>
@@ -10615,14 +11196,7 @@
                 <w:sz w:val="18"/>
                 <w:szCs w:val="18"/>
               </w:rPr>
-              <w:t>Reducir disputas por cobros, cuidar la rentabilidad y la reputación, y no pagar licencias</w:t>
-            </w:r>
-            <w:r>
-              <w:rPr>
-                <w:sz w:val="18"/>
-                <w:szCs w:val="18"/>
-              </w:rPr>
-              <w:t>.</w:t>
+              <w:t>Reducir disputas por cobros, cuidar la rentabilidad y la reputación, y no pagar licencias.</w:t>
             </w:r>
           </w:p>
         </w:tc>
@@ -10799,14 +11373,7 @@
                 <w:sz w:val="18"/>
                 <w:szCs w:val="18"/>
               </w:rPr>
-              <w:t>Consultar tableros de control, controlar saldos y autorizar créditos con respaldo</w:t>
-            </w:r>
-            <w:r>
-              <w:rPr>
-                <w:sz w:val="18"/>
-                <w:szCs w:val="18"/>
-              </w:rPr>
-              <w:t>.</w:t>
+              <w:t>Consultar tableros de control, controlar saldos y autorizar créditos con respaldo.</w:t>
             </w:r>
           </w:p>
         </w:tc>
@@ -10977,14 +11544,7 @@
                 <w:sz w:val="18"/>
                 <w:szCs w:val="18"/>
               </w:rPr>
-              <w:t>Reducir llamadas de seguimiento y tener el registro de recepción y fotografías en un solo lugar</w:t>
-            </w:r>
-            <w:r>
-              <w:rPr>
-                <w:sz w:val="18"/>
-                <w:szCs w:val="18"/>
-              </w:rPr>
-              <w:t>.</w:t>
+              <w:t>Reducir llamadas de seguimiento y tener el registro de recepción y fotografías en un solo lugar.</w:t>
             </w:r>
           </w:p>
         </w:tc>
@@ -11017,21 +11577,7 @@
                 <w:sz w:val="18"/>
                 <w:szCs w:val="18"/>
               </w:rPr>
-              <w:t>Bajo poder</w:t>
-            </w:r>
-            <w:r>
-              <w:rPr>
-                <w:sz w:val="18"/>
-                <w:szCs w:val="18"/>
-              </w:rPr>
-              <w:t xml:space="preserve"> –</w:t>
-            </w:r>
-            <w:r>
-              <w:rPr>
-                <w:sz w:val="18"/>
-                <w:szCs w:val="18"/>
-              </w:rPr>
-              <w:t xml:space="preserve"> alto interés</w:t>
+              <w:t>Bajo poder – alto interés</w:t>
             </w:r>
           </w:p>
         </w:tc>
@@ -11175,14 +11721,7 @@
                 <w:sz w:val="18"/>
                 <w:szCs w:val="18"/>
               </w:rPr>
-              <w:t>Flujos cortos, botones grandes y operación sin conexión</w:t>
-            </w:r>
-            <w:r>
-              <w:rPr>
-                <w:sz w:val="18"/>
-                <w:szCs w:val="18"/>
-              </w:rPr>
-              <w:t>.</w:t>
+              <w:t>Flujos cortos, botones grandes y operación sin conexión.</w:t>
             </w:r>
           </w:p>
         </w:tc>
@@ -11255,7 +11794,23 @@
                 <w:sz w:val="18"/>
                 <w:szCs w:val="18"/>
               </w:rPr>
-              <w:t xml:space="preserve">los prototipos en el entrono real (tableta, pruebas con manos sucias) y ajustes por iteración. </w:t>
+              <w:t xml:space="preserve">los prototipos en el </w:t>
+            </w:r>
+            <w:proofErr w:type="spellStart"/>
+            <w:r>
+              <w:rPr>
+                <w:sz w:val="18"/>
+                <w:szCs w:val="18"/>
+              </w:rPr>
+              <w:t>entrono</w:t>
+            </w:r>
+            <w:proofErr w:type="spellEnd"/>
+            <w:r>
+              <w:rPr>
+                <w:sz w:val="18"/>
+                <w:szCs w:val="18"/>
+              </w:rPr>
+              <w:t xml:space="preserve"> real (tableta, pruebas con manos sucias) y ajustes por iteración. </w:t>
             </w:r>
           </w:p>
         </w:tc>
@@ -12072,14 +12627,7 @@
                 <w:sz w:val="18"/>
                 <w:szCs w:val="18"/>
               </w:rPr>
-              <w:t>Alto</w:t>
-            </w:r>
-            <w:r>
-              <w:rPr>
-                <w:sz w:val="18"/>
-                <w:szCs w:val="18"/>
-              </w:rPr>
-              <w:t xml:space="preserve"> poder – alto interés</w:t>
+              <w:t>Alto poder – alto interés</w:t>
             </w:r>
           </w:p>
         </w:tc>
@@ -12249,14 +12797,7 @@
                 <w:sz w:val="18"/>
                 <w:szCs w:val="18"/>
               </w:rPr>
-              <w:t>Alto</w:t>
-            </w:r>
-            <w:r>
-              <w:rPr>
-                <w:sz w:val="18"/>
-                <w:szCs w:val="18"/>
-              </w:rPr>
-              <w:t xml:space="preserve"> poder – alto interés</w:t>
+              <w:t>Alto poder – alto interés</w:t>
             </w:r>
           </w:p>
         </w:tc>
@@ -12321,7 +12862,15 @@
         <w:pStyle w:val="Ttulo2"/>
       </w:pPr>
       <w:r>
-        <w:t>3.5 Proceso actual (as-is)</w:t>
+        <w:t>3.5 Proceso actual (as-</w:t>
+      </w:r>
+      <w:proofErr w:type="spellStart"/>
+      <w:r>
+        <w:t>is</w:t>
+      </w:r>
+      <w:proofErr w:type="spellEnd"/>
+      <w:r>
+        <w:t>)</w:t>
       </w:r>
     </w:p>
     <w:p>
@@ -12992,7 +13541,29 @@
           <w:sz w:val="20"/>
           <w:szCs w:val="20"/>
         </w:rPr>
-        <w:t>Estructura adaptada de ISO/IEC/IEEE 29148:2018. El SRS es lo que el cliente firma en la Review 2. Cada requisito tiene un identificador único que se utiliza para la trazabilidad.</w:t>
+        <w:t xml:space="preserve">Estructura adaptada de ISO/IEC/IEEE 29148:2018. El SRS es lo que el cliente firma en la </w:t>
+      </w:r>
+      <w:proofErr w:type="spellStart"/>
+      <w:r>
+        <w:rPr>
+          <w:i/>
+          <w:iCs/>
+          <w:color w:val="6B5E3C"/>
+          <w:sz w:val="20"/>
+          <w:szCs w:val="20"/>
+        </w:rPr>
+        <w:t>Review</w:t>
+      </w:r>
+      <w:proofErr w:type="spellEnd"/>
+      <w:r>
+        <w:rPr>
+          <w:i/>
+          <w:iCs/>
+          <w:color w:val="6B5E3C"/>
+          <w:sz w:val="20"/>
+          <w:szCs w:val="20"/>
+        </w:rPr>
+        <w:t xml:space="preserve"> 2. Cada requisito tiene un identificador único que se utiliza para la trazabilidad.</w:t>
       </w:r>
     </w:p>
     <w:p>
@@ -13457,6 +14028,28 @@
       </w:pPr>
       <w:r>
         <w:t>4.3.1 Usuarios y sus características</w:t>
+      </w:r>
+    </w:p>
+    <w:p>
+      <w:pPr>
+        <w:rPr>
+          <w:sz w:val="18"/>
+          <w:szCs w:val="18"/>
+        </w:rPr>
+      </w:pPr>
+      <w:r>
+        <w:rPr>
+          <w:sz w:val="18"/>
+          <w:szCs w:val="18"/>
+        </w:rPr>
+        <w:t>El sistema será utilizado por distintos perfiles dentro de la estructura operativa del negocio y la parte gerencial del taller mecánico, además de los clientes finales del negocio.</w:t>
+      </w:r>
+      <w:r>
+        <w:rPr>
+          <w:sz w:val="18"/>
+          <w:szCs w:val="18"/>
+        </w:rPr>
+        <w:t xml:space="preserve"> La siguiente tabla detalla las características, nivel técnico y contexto de uso:</w:t>
       </w:r>
     </w:p>
     <w:tbl>
@@ -13642,7 +14235,18 @@
           <w:p>
             <w:pPr>
               <w:spacing w:after="30"/>
-            </w:pPr>
+              <w:rPr>
+                <w:sz w:val="18"/>
+                <w:szCs w:val="18"/>
+              </w:rPr>
+            </w:pPr>
+            <w:r>
+              <w:rPr>
+                <w:sz w:val="18"/>
+                <w:szCs w:val="18"/>
+              </w:rPr>
+              <w:t>Recepcionista</w:t>
+            </w:r>
           </w:p>
         </w:tc>
         <w:tc>
@@ -13664,7 +14268,34 @@
           <w:p>
             <w:pPr>
               <w:spacing w:after="30"/>
-            </w:pPr>
+              <w:rPr>
+                <w:sz w:val="18"/>
+                <w:szCs w:val="18"/>
+              </w:rPr>
+            </w:pPr>
+            <w:r>
+              <w:rPr>
+                <w:sz w:val="18"/>
+                <w:szCs w:val="18"/>
+              </w:rPr>
+              <w:t xml:space="preserve">Registro de clientes/vehículos, </w:t>
+            </w:r>
+            <w:proofErr w:type="spellStart"/>
+            <w:r>
+              <w:rPr>
+                <w:sz w:val="18"/>
+                <w:szCs w:val="18"/>
+              </w:rPr>
+              <w:t>check</w:t>
+            </w:r>
+            <w:proofErr w:type="spellEnd"/>
+            <w:r>
+              <w:rPr>
+                <w:sz w:val="18"/>
+                <w:szCs w:val="18"/>
+              </w:rPr>
+              <w:t>-in con fotos, apertura de órdenes, confirmación de citas web, cobranza y entrega.</w:t>
+            </w:r>
           </w:p>
         </w:tc>
         <w:tc>
@@ -13686,7 +14317,25 @@
           <w:p>
             <w:pPr>
               <w:spacing w:after="30"/>
-            </w:pPr>
+              <w:rPr>
+                <w:sz w:val="18"/>
+                <w:szCs w:val="18"/>
+              </w:rPr>
+            </w:pPr>
+            <w:r>
+              <w:rPr>
+                <w:sz w:val="18"/>
+                <w:szCs w:val="18"/>
+              </w:rPr>
+              <w:t>Media:</w:t>
+            </w:r>
+            <w:r>
+              <w:rPr>
+                <w:sz w:val="18"/>
+                <w:szCs w:val="18"/>
+              </w:rPr>
+              <w:t xml:space="preserve"> Manejo fluido de navegación web, correo electrónico y paquetes de oficina.</w:t>
+            </w:r>
           </w:p>
         </w:tc>
         <w:tc>
@@ -13708,7 +14357,34 @@
           <w:p>
             <w:pPr>
               <w:spacing w:after="30"/>
-            </w:pPr>
+              <w:rPr>
+                <w:sz w:val="18"/>
+                <w:szCs w:val="18"/>
+              </w:rPr>
+            </w:pPr>
+            <w:r>
+              <w:rPr>
+                <w:sz w:val="18"/>
+                <w:szCs w:val="18"/>
+              </w:rPr>
+              <w:t>Computadora de escritorio en mostrador de recepción. Entorno de oficina con teclado/</w:t>
+            </w:r>
+            <w:proofErr w:type="gramStart"/>
+            <w:r>
+              <w:rPr>
+                <w:sz w:val="18"/>
+                <w:szCs w:val="18"/>
+              </w:rPr>
+              <w:t>mouse</w:t>
+            </w:r>
+            <w:proofErr w:type="gramEnd"/>
+            <w:r>
+              <w:rPr>
+                <w:sz w:val="18"/>
+                <w:szCs w:val="18"/>
+              </w:rPr>
+              <w:t>.</w:t>
+            </w:r>
           </w:p>
         </w:tc>
       </w:tr>
@@ -13735,7 +14411,18 @@
           <w:p>
             <w:pPr>
               <w:spacing w:after="30"/>
-            </w:pPr>
+              <w:rPr>
+                <w:sz w:val="18"/>
+                <w:szCs w:val="18"/>
+              </w:rPr>
+            </w:pPr>
+            <w:r>
+              <w:rPr>
+                <w:sz w:val="18"/>
+                <w:szCs w:val="18"/>
+              </w:rPr>
+              <w:t>Jefe de Mecánicos (Líder Técnico)</w:t>
+            </w:r>
           </w:p>
         </w:tc>
         <w:tc>
@@ -13757,7 +14444,18 @@
           <w:p>
             <w:pPr>
               <w:spacing w:after="30"/>
-            </w:pPr>
+              <w:rPr>
+                <w:sz w:val="18"/>
+                <w:szCs w:val="18"/>
+              </w:rPr>
+            </w:pPr>
+            <w:r>
+              <w:rPr>
+                <w:sz w:val="18"/>
+                <w:szCs w:val="18"/>
+              </w:rPr>
+              <w:t>Diagnóstico técnico, elaboración de cotizaciones, asignación de bahías/mecánicos, requisición de refacciones y sellado final.</w:t>
+            </w:r>
           </w:p>
         </w:tc>
         <w:tc>
@@ -13779,7 +14477,25 @@
           <w:p>
             <w:pPr>
               <w:spacing w:after="30"/>
-            </w:pPr>
+              <w:rPr>
+                <w:sz w:val="18"/>
+                <w:szCs w:val="18"/>
+              </w:rPr>
+            </w:pPr>
+            <w:r>
+              <w:rPr>
+                <w:sz w:val="18"/>
+                <w:szCs w:val="18"/>
+              </w:rPr>
+              <w:t>Baja–Media:</w:t>
+            </w:r>
+            <w:r>
+              <w:rPr>
+                <w:sz w:val="18"/>
+                <w:szCs w:val="18"/>
+              </w:rPr>
+              <w:t xml:space="preserve"> Familiarizado con smartphones personales; poca experiencia con sistemas de gestión.</w:t>
+            </w:r>
           </w:p>
         </w:tc>
         <w:tc>
@@ -13801,7 +14517,25 @@
           <w:p>
             <w:pPr>
               <w:spacing w:after="30"/>
-            </w:pPr>
+              <w:rPr>
+                <w:sz w:val="18"/>
+                <w:szCs w:val="18"/>
+              </w:rPr>
+            </w:pPr>
+            <w:r>
+              <w:rPr>
+                <w:sz w:val="18"/>
+                <w:szCs w:val="18"/>
+              </w:rPr>
+              <w:t>Tabletas táctiles exclusivas de taller (1 o 2 dispositivos). Entorno con ruido, polvo y manipulación con manos sucias/grasosas</w:t>
+            </w:r>
+            <w:r>
+              <w:rPr>
+                <w:sz w:val="18"/>
+                <w:szCs w:val="18"/>
+              </w:rPr>
+              <w:t>.</w:t>
+            </w:r>
           </w:p>
         </w:tc>
       </w:tr>
@@ -13828,7 +14562,18 @@
           <w:p>
             <w:pPr>
               <w:spacing w:after="30"/>
-            </w:pPr>
+              <w:rPr>
+                <w:sz w:val="18"/>
+                <w:szCs w:val="18"/>
+              </w:rPr>
+            </w:pPr>
+            <w:r>
+              <w:rPr>
+                <w:sz w:val="18"/>
+                <w:szCs w:val="18"/>
+              </w:rPr>
+              <w:t>Mecánico en Bahía</w:t>
+            </w:r>
           </w:p>
         </w:tc>
         <w:tc>
@@ -13850,7 +14595,34 @@
           <w:p>
             <w:pPr>
               <w:spacing w:after="30"/>
-            </w:pPr>
+              <w:rPr>
+                <w:sz w:val="18"/>
+                <w:szCs w:val="18"/>
+              </w:rPr>
+            </w:pPr>
+            <w:r>
+              <w:rPr>
+                <w:sz w:val="18"/>
+                <w:szCs w:val="18"/>
+              </w:rPr>
+              <w:t xml:space="preserve">Ejecución de reparaciones físicas, notificación de hallazgos adicionales o solicitud de refacciones al </w:t>
+            </w:r>
+            <w:proofErr w:type="gramStart"/>
+            <w:r>
+              <w:rPr>
+                <w:sz w:val="18"/>
+                <w:szCs w:val="18"/>
+              </w:rPr>
+              <w:t>Jefe</w:t>
+            </w:r>
+            <w:proofErr w:type="gramEnd"/>
+            <w:r>
+              <w:rPr>
+                <w:sz w:val="18"/>
+                <w:szCs w:val="18"/>
+              </w:rPr>
+              <w:t xml:space="preserve"> de Mecánicos.</w:t>
+            </w:r>
           </w:p>
         </w:tc>
         <w:tc>
@@ -13872,7 +14644,25 @@
           <w:p>
             <w:pPr>
               <w:spacing w:after="30"/>
-            </w:pPr>
+              <w:rPr>
+                <w:sz w:val="18"/>
+                <w:szCs w:val="18"/>
+              </w:rPr>
+            </w:pPr>
+            <w:r>
+              <w:rPr>
+                <w:sz w:val="18"/>
+                <w:szCs w:val="18"/>
+              </w:rPr>
+              <w:t>Baja:</w:t>
+            </w:r>
+            <w:r>
+              <w:rPr>
+                <w:sz w:val="18"/>
+                <w:szCs w:val="18"/>
+              </w:rPr>
+              <w:t xml:space="preserve"> Uso de teléfonos inteligentes para uso personal cotidiano.</w:t>
+            </w:r>
           </w:p>
         </w:tc>
         <w:tc>
@@ -13894,7 +14684,524 @@
           <w:p>
             <w:pPr>
               <w:spacing w:after="30"/>
-            </w:pPr>
+              <w:rPr>
+                <w:sz w:val="18"/>
+                <w:szCs w:val="18"/>
+              </w:rPr>
+            </w:pPr>
+            <w:r>
+              <w:rPr>
+                <w:sz w:val="18"/>
+                <w:szCs w:val="18"/>
+              </w:rPr>
+              <w:t xml:space="preserve">Sin dispositivo asignado directo; interactúa a través del </w:t>
+            </w:r>
+            <w:proofErr w:type="gramStart"/>
+            <w:r>
+              <w:rPr>
+                <w:sz w:val="18"/>
+                <w:szCs w:val="18"/>
+              </w:rPr>
+              <w:t>Jefe</w:t>
+            </w:r>
+            <w:proofErr w:type="gramEnd"/>
+            <w:r>
+              <w:rPr>
+                <w:sz w:val="18"/>
+                <w:szCs w:val="18"/>
+              </w:rPr>
+              <w:t xml:space="preserve"> de Mecánicos para evitar deterioro de hardware</w:t>
+            </w:r>
+          </w:p>
+        </w:tc>
+      </w:tr>
+      <w:tr>
+        <w:trPr>
+          <w:cantSplit/>
+        </w:trPr>
+        <w:tc>
+          <w:tcPr>
+            <w:tcW w:w="2000" w:type="dxa"/>
+            <w:tcBorders>
+              <w:top w:val="single" w:sz="4" w:space="0" w:color="A6A6A6"/>
+              <w:left w:val="single" w:sz="4" w:space="0" w:color="A6A6A6"/>
+              <w:bottom w:val="single" w:sz="4" w:space="0" w:color="A6A6A6"/>
+              <w:right w:val="single" w:sz="4" w:space="0" w:color="A6A6A6"/>
+            </w:tcBorders>
+            <w:tcMar>
+              <w:top w:w="60" w:type="dxa"/>
+              <w:left w:w="100" w:type="dxa"/>
+              <w:bottom w:w="60" w:type="dxa"/>
+              <w:right w:w="100" w:type="dxa"/>
+            </w:tcMar>
+          </w:tcPr>
+          <w:p>
+            <w:pPr>
+              <w:spacing w:after="30"/>
+              <w:rPr>
+                <w:sz w:val="18"/>
+                <w:szCs w:val="18"/>
+              </w:rPr>
+            </w:pPr>
+            <w:r>
+              <w:rPr>
+                <w:sz w:val="18"/>
+                <w:szCs w:val="18"/>
+              </w:rPr>
+              <w:t>Encargado de Almacén</w:t>
+            </w:r>
+          </w:p>
+        </w:tc>
+        <w:tc>
+          <w:tcPr>
+            <w:tcW w:w="2800" w:type="dxa"/>
+            <w:tcBorders>
+              <w:top w:val="single" w:sz="4" w:space="0" w:color="A6A6A6"/>
+              <w:left w:val="single" w:sz="4" w:space="0" w:color="A6A6A6"/>
+              <w:bottom w:val="single" w:sz="4" w:space="0" w:color="A6A6A6"/>
+              <w:right w:val="single" w:sz="4" w:space="0" w:color="A6A6A6"/>
+            </w:tcBorders>
+            <w:tcMar>
+              <w:top w:w="60" w:type="dxa"/>
+              <w:left w:w="100" w:type="dxa"/>
+              <w:bottom w:w="60" w:type="dxa"/>
+              <w:right w:w="100" w:type="dxa"/>
+            </w:tcMar>
+          </w:tcPr>
+          <w:p>
+            <w:pPr>
+              <w:spacing w:after="30"/>
+              <w:rPr>
+                <w:sz w:val="18"/>
+                <w:szCs w:val="18"/>
+              </w:rPr>
+            </w:pPr>
+            <w:r>
+              <w:rPr>
+                <w:sz w:val="18"/>
+                <w:szCs w:val="18"/>
+              </w:rPr>
+              <w:t>Atender solicitudes de piezas, consultar directorio de proveedores locales, registrar compras/</w:t>
+            </w:r>
+            <w:proofErr w:type="gramStart"/>
+            <w:r>
+              <w:rPr>
+                <w:sz w:val="18"/>
+                <w:szCs w:val="18"/>
+              </w:rPr>
+              <w:t>tickets</w:t>
+            </w:r>
+            <w:proofErr w:type="gramEnd"/>
+            <w:r>
+              <w:rPr>
+                <w:sz w:val="18"/>
+                <w:szCs w:val="18"/>
+              </w:rPr>
+              <w:t xml:space="preserve"> e historial de insumos.</w:t>
+            </w:r>
+          </w:p>
+        </w:tc>
+        <w:tc>
+          <w:tcPr>
+            <w:tcW w:w="2000" w:type="dxa"/>
+            <w:tcBorders>
+              <w:top w:val="single" w:sz="4" w:space="0" w:color="A6A6A6"/>
+              <w:left w:val="single" w:sz="4" w:space="0" w:color="A6A6A6"/>
+              <w:bottom w:val="single" w:sz="4" w:space="0" w:color="A6A6A6"/>
+              <w:right w:val="single" w:sz="4" w:space="0" w:color="A6A6A6"/>
+            </w:tcBorders>
+            <w:tcMar>
+              <w:top w:w="60" w:type="dxa"/>
+              <w:left w:w="100" w:type="dxa"/>
+              <w:bottom w:w="60" w:type="dxa"/>
+              <w:right w:w="100" w:type="dxa"/>
+            </w:tcMar>
+          </w:tcPr>
+          <w:p>
+            <w:pPr>
+              <w:spacing w:after="30"/>
+              <w:rPr>
+                <w:sz w:val="18"/>
+                <w:szCs w:val="18"/>
+              </w:rPr>
+            </w:pPr>
+            <w:r>
+              <w:rPr>
+                <w:sz w:val="18"/>
+                <w:szCs w:val="18"/>
+              </w:rPr>
+              <w:t>Baja–Media</w:t>
+            </w:r>
+            <w:r>
+              <w:rPr>
+                <w:b/>
+                <w:bCs/>
+                <w:sz w:val="18"/>
+                <w:szCs w:val="18"/>
+              </w:rPr>
+              <w:t>:</w:t>
+            </w:r>
+            <w:r>
+              <w:rPr>
+                <w:sz w:val="18"/>
+                <w:szCs w:val="18"/>
+              </w:rPr>
+              <w:t xml:space="preserve"> Uso básico de computadora para consulta de inventarios.</w:t>
+            </w:r>
+          </w:p>
+        </w:tc>
+        <w:tc>
+          <w:tcPr>
+            <w:tcW w:w="2560" w:type="dxa"/>
+            <w:tcBorders>
+              <w:top w:val="single" w:sz="4" w:space="0" w:color="A6A6A6"/>
+              <w:left w:val="single" w:sz="4" w:space="0" w:color="A6A6A6"/>
+              <w:bottom w:val="single" w:sz="4" w:space="0" w:color="A6A6A6"/>
+              <w:right w:val="single" w:sz="4" w:space="0" w:color="A6A6A6"/>
+            </w:tcBorders>
+            <w:tcMar>
+              <w:top w:w="60" w:type="dxa"/>
+              <w:left w:w="100" w:type="dxa"/>
+              <w:bottom w:w="60" w:type="dxa"/>
+              <w:right w:w="100" w:type="dxa"/>
+            </w:tcMar>
+          </w:tcPr>
+          <w:p>
+            <w:pPr>
+              <w:spacing w:after="30"/>
+              <w:rPr>
+                <w:sz w:val="18"/>
+                <w:szCs w:val="18"/>
+              </w:rPr>
+            </w:pPr>
+            <w:r>
+              <w:rPr>
+                <w:sz w:val="18"/>
+                <w:szCs w:val="18"/>
+              </w:rPr>
+              <w:t>Computadora de escritorio o terminal dedicada en el área de almacén/refacciones.</w:t>
+            </w:r>
+          </w:p>
+        </w:tc>
+      </w:tr>
+      <w:tr>
+        <w:trPr>
+          <w:cantSplit/>
+        </w:trPr>
+        <w:tc>
+          <w:tcPr>
+            <w:tcW w:w="2000" w:type="dxa"/>
+            <w:tcBorders>
+              <w:top w:val="single" w:sz="4" w:space="0" w:color="A6A6A6"/>
+              <w:left w:val="single" w:sz="4" w:space="0" w:color="A6A6A6"/>
+              <w:bottom w:val="single" w:sz="4" w:space="0" w:color="A6A6A6"/>
+              <w:right w:val="single" w:sz="4" w:space="0" w:color="A6A6A6"/>
+            </w:tcBorders>
+            <w:tcMar>
+              <w:top w:w="60" w:type="dxa"/>
+              <w:left w:w="100" w:type="dxa"/>
+              <w:bottom w:w="60" w:type="dxa"/>
+              <w:right w:w="100" w:type="dxa"/>
+            </w:tcMar>
+          </w:tcPr>
+          <w:p>
+            <w:pPr>
+              <w:spacing w:after="30"/>
+              <w:rPr>
+                <w:sz w:val="18"/>
+                <w:szCs w:val="18"/>
+              </w:rPr>
+            </w:pPr>
+            <w:r>
+              <w:rPr>
+                <w:sz w:val="18"/>
+                <w:szCs w:val="18"/>
+              </w:rPr>
+              <w:lastRenderedPageBreak/>
+              <w:t>Gerente (Dueño)</w:t>
+            </w:r>
+          </w:p>
+        </w:tc>
+        <w:tc>
+          <w:tcPr>
+            <w:tcW w:w="2800" w:type="dxa"/>
+            <w:tcBorders>
+              <w:top w:val="single" w:sz="4" w:space="0" w:color="A6A6A6"/>
+              <w:left w:val="single" w:sz="4" w:space="0" w:color="A6A6A6"/>
+              <w:bottom w:val="single" w:sz="4" w:space="0" w:color="A6A6A6"/>
+              <w:right w:val="single" w:sz="4" w:space="0" w:color="A6A6A6"/>
+            </w:tcBorders>
+            <w:tcMar>
+              <w:top w:w="60" w:type="dxa"/>
+              <w:left w:w="100" w:type="dxa"/>
+              <w:bottom w:w="60" w:type="dxa"/>
+              <w:right w:w="100" w:type="dxa"/>
+            </w:tcMar>
+          </w:tcPr>
+          <w:p>
+            <w:pPr>
+              <w:spacing w:after="30"/>
+              <w:rPr>
+                <w:sz w:val="18"/>
+                <w:szCs w:val="18"/>
+              </w:rPr>
+            </w:pPr>
+            <w:r>
+              <w:rPr>
+                <w:sz w:val="18"/>
+                <w:szCs w:val="18"/>
+              </w:rPr>
+              <w:t xml:space="preserve">Monitoreo del </w:t>
+            </w:r>
+            <w:proofErr w:type="spellStart"/>
+            <w:r>
+              <w:rPr>
+                <w:sz w:val="18"/>
+                <w:szCs w:val="18"/>
+              </w:rPr>
+              <w:t>Dashboard</w:t>
+            </w:r>
+            <w:proofErr w:type="spellEnd"/>
+            <w:r>
+              <w:rPr>
+                <w:sz w:val="18"/>
+                <w:szCs w:val="18"/>
+              </w:rPr>
+              <w:t xml:space="preserve"> de </w:t>
+            </w:r>
+            <w:proofErr w:type="spellStart"/>
+            <w:r>
+              <w:rPr>
+                <w:sz w:val="18"/>
+                <w:szCs w:val="18"/>
+              </w:rPr>
+              <w:t>KPIs</w:t>
+            </w:r>
+            <w:proofErr w:type="spellEnd"/>
+            <w:r>
+              <w:rPr>
+                <w:sz w:val="18"/>
+                <w:szCs w:val="18"/>
+              </w:rPr>
+              <w:t xml:space="preserve"> (ocupación, ingresos), aprobación de entregas a crédito a flotillas y excepciones.</w:t>
+            </w:r>
+          </w:p>
+        </w:tc>
+        <w:tc>
+          <w:tcPr>
+            <w:tcW w:w="2000" w:type="dxa"/>
+            <w:tcBorders>
+              <w:top w:val="single" w:sz="4" w:space="0" w:color="A6A6A6"/>
+              <w:left w:val="single" w:sz="4" w:space="0" w:color="A6A6A6"/>
+              <w:bottom w:val="single" w:sz="4" w:space="0" w:color="A6A6A6"/>
+              <w:right w:val="single" w:sz="4" w:space="0" w:color="A6A6A6"/>
+            </w:tcBorders>
+            <w:tcMar>
+              <w:top w:w="60" w:type="dxa"/>
+              <w:left w:w="100" w:type="dxa"/>
+              <w:bottom w:w="60" w:type="dxa"/>
+              <w:right w:w="100" w:type="dxa"/>
+            </w:tcMar>
+          </w:tcPr>
+          <w:p>
+            <w:pPr>
+              <w:spacing w:after="30"/>
+              <w:rPr>
+                <w:sz w:val="18"/>
+                <w:szCs w:val="18"/>
+              </w:rPr>
+            </w:pPr>
+            <w:r>
+              <w:rPr>
+                <w:sz w:val="18"/>
+                <w:szCs w:val="18"/>
+              </w:rPr>
+              <w:t>Media:</w:t>
+            </w:r>
+            <w:r>
+              <w:rPr>
+                <w:sz w:val="18"/>
+                <w:szCs w:val="18"/>
+              </w:rPr>
+              <w:t xml:space="preserve"> Manejo de smartphones y computadoras para administración del negocio.</w:t>
+            </w:r>
+          </w:p>
+        </w:tc>
+        <w:tc>
+          <w:tcPr>
+            <w:tcW w:w="2560" w:type="dxa"/>
+            <w:tcBorders>
+              <w:top w:val="single" w:sz="4" w:space="0" w:color="A6A6A6"/>
+              <w:left w:val="single" w:sz="4" w:space="0" w:color="A6A6A6"/>
+              <w:bottom w:val="single" w:sz="4" w:space="0" w:color="A6A6A6"/>
+              <w:right w:val="single" w:sz="4" w:space="0" w:color="A6A6A6"/>
+            </w:tcBorders>
+            <w:tcMar>
+              <w:top w:w="60" w:type="dxa"/>
+              <w:left w:w="100" w:type="dxa"/>
+              <w:bottom w:w="60" w:type="dxa"/>
+              <w:right w:w="100" w:type="dxa"/>
+            </w:tcMar>
+          </w:tcPr>
+          <w:p>
+            <w:pPr>
+              <w:spacing w:after="30"/>
+              <w:rPr>
+                <w:sz w:val="18"/>
+                <w:szCs w:val="18"/>
+              </w:rPr>
+            </w:pPr>
+            <w:r>
+              <w:rPr>
+                <w:sz w:val="18"/>
+                <w:szCs w:val="18"/>
+              </w:rPr>
+              <w:t>Laptop personal o dispositivo móvil (smartphone/tableta) con acceso remoto/local</w:t>
+            </w:r>
+          </w:p>
+        </w:tc>
+      </w:tr>
+      <w:tr>
+        <w:trPr>
+          <w:cantSplit/>
+        </w:trPr>
+        <w:tc>
+          <w:tcPr>
+            <w:tcW w:w="2000" w:type="dxa"/>
+            <w:tcBorders>
+              <w:top w:val="single" w:sz="4" w:space="0" w:color="A6A6A6"/>
+              <w:left w:val="single" w:sz="4" w:space="0" w:color="A6A6A6"/>
+              <w:bottom w:val="single" w:sz="4" w:space="0" w:color="A6A6A6"/>
+              <w:right w:val="single" w:sz="4" w:space="0" w:color="A6A6A6"/>
+            </w:tcBorders>
+            <w:tcMar>
+              <w:top w:w="60" w:type="dxa"/>
+              <w:left w:w="100" w:type="dxa"/>
+              <w:bottom w:w="60" w:type="dxa"/>
+              <w:right w:w="100" w:type="dxa"/>
+            </w:tcMar>
+          </w:tcPr>
+          <w:p>
+            <w:pPr>
+              <w:spacing w:after="30"/>
+              <w:rPr>
+                <w:sz w:val="18"/>
+                <w:szCs w:val="18"/>
+              </w:rPr>
+            </w:pPr>
+            <w:r>
+              <w:rPr>
+                <w:sz w:val="18"/>
+                <w:szCs w:val="18"/>
+              </w:rPr>
+              <w:t>Cliente</w:t>
+            </w:r>
+          </w:p>
+        </w:tc>
+        <w:tc>
+          <w:tcPr>
+            <w:tcW w:w="2800" w:type="dxa"/>
+            <w:tcBorders>
+              <w:top w:val="single" w:sz="4" w:space="0" w:color="A6A6A6"/>
+              <w:left w:val="single" w:sz="4" w:space="0" w:color="A6A6A6"/>
+              <w:bottom w:val="single" w:sz="4" w:space="0" w:color="A6A6A6"/>
+              <w:right w:val="single" w:sz="4" w:space="0" w:color="A6A6A6"/>
+            </w:tcBorders>
+            <w:tcMar>
+              <w:top w:w="60" w:type="dxa"/>
+              <w:left w:w="100" w:type="dxa"/>
+              <w:bottom w:w="60" w:type="dxa"/>
+              <w:right w:w="100" w:type="dxa"/>
+            </w:tcMar>
+          </w:tcPr>
+          <w:p>
+            <w:pPr>
+              <w:spacing w:after="30"/>
+              <w:rPr>
+                <w:sz w:val="18"/>
+                <w:szCs w:val="18"/>
+              </w:rPr>
+            </w:pPr>
+            <w:r>
+              <w:rPr>
+                <w:sz w:val="18"/>
+                <w:szCs w:val="18"/>
+              </w:rPr>
+              <w:t>Solicitud de citas en línea, seguimiento en vivo del servicio y aprobación/rechazo de cotizaciones mediante código 2FA.</w:t>
+            </w:r>
+          </w:p>
+        </w:tc>
+        <w:tc>
+          <w:tcPr>
+            <w:tcW w:w="2000" w:type="dxa"/>
+            <w:tcBorders>
+              <w:top w:val="single" w:sz="4" w:space="0" w:color="A6A6A6"/>
+              <w:left w:val="single" w:sz="4" w:space="0" w:color="A6A6A6"/>
+              <w:bottom w:val="single" w:sz="4" w:space="0" w:color="A6A6A6"/>
+              <w:right w:val="single" w:sz="4" w:space="0" w:color="A6A6A6"/>
+            </w:tcBorders>
+            <w:tcMar>
+              <w:top w:w="60" w:type="dxa"/>
+              <w:left w:w="100" w:type="dxa"/>
+              <w:bottom w:w="60" w:type="dxa"/>
+              <w:right w:w="100" w:type="dxa"/>
+            </w:tcMar>
+          </w:tcPr>
+          <w:p>
+            <w:pPr>
+              <w:spacing w:after="30"/>
+              <w:rPr>
+                <w:sz w:val="18"/>
+                <w:szCs w:val="18"/>
+              </w:rPr>
+            </w:pPr>
+            <w:r>
+              <w:rPr>
+                <w:sz w:val="18"/>
+                <w:szCs w:val="18"/>
+              </w:rPr>
+              <w:t>Variable (Baja a Alta):</w:t>
+            </w:r>
+            <w:r>
+              <w:rPr>
+                <w:sz w:val="18"/>
+                <w:szCs w:val="18"/>
+              </w:rPr>
+              <w:t xml:space="preserve"> Desde usuarios sin conocimientos técnicos hasta usuarios avanzados.</w:t>
+            </w:r>
+          </w:p>
+        </w:tc>
+        <w:tc>
+          <w:tcPr>
+            <w:tcW w:w="2560" w:type="dxa"/>
+            <w:tcBorders>
+              <w:top w:val="single" w:sz="4" w:space="0" w:color="A6A6A6"/>
+              <w:left w:val="single" w:sz="4" w:space="0" w:color="A6A6A6"/>
+              <w:bottom w:val="single" w:sz="4" w:space="0" w:color="A6A6A6"/>
+              <w:right w:val="single" w:sz="4" w:space="0" w:color="A6A6A6"/>
+            </w:tcBorders>
+            <w:tcMar>
+              <w:top w:w="60" w:type="dxa"/>
+              <w:left w:w="100" w:type="dxa"/>
+              <w:bottom w:w="60" w:type="dxa"/>
+              <w:right w:w="100" w:type="dxa"/>
+            </w:tcMar>
+          </w:tcPr>
+          <w:p>
+            <w:pPr>
+              <w:spacing w:after="30"/>
+              <w:rPr>
+                <w:sz w:val="18"/>
+                <w:szCs w:val="18"/>
+              </w:rPr>
+            </w:pPr>
+            <w:r>
+              <w:rPr>
+                <w:sz w:val="18"/>
+                <w:szCs w:val="18"/>
+              </w:rPr>
+              <w:t>Dispositivo móvil personal (iOS/Android) vía navegador web progresivo (PWA) sin instalar aplicaciones.</w:t>
+            </w:r>
           </w:p>
         </w:tc>
       </w:tr>
@@ -13914,14 +15221,457 @@
     </w:p>
     <w:p>
       <w:pPr>
+        <w:pStyle w:val="Prrafodelista"/>
+        <w:numPr>
+          <w:ilvl w:val="0"/>
+          <w:numId w:val="2"/>
+        </w:numPr>
+        <w:spacing w:after="120" w:line="276" w:lineRule="auto"/>
+        <w:rPr>
+          <w:b/>
+          <w:bCs/>
+          <w:sz w:val="18"/>
+          <w:szCs w:val="18"/>
+        </w:rPr>
+      </w:pPr>
+      <w:r>
+        <w:rPr>
+          <w:b/>
+          <w:bCs/>
+          <w:sz w:val="18"/>
+          <w:szCs w:val="18"/>
+        </w:rPr>
+        <w:t>Restricciones:</w:t>
+      </w:r>
+    </w:p>
+    <w:p>
+      <w:pPr>
+        <w:pStyle w:val="Prrafodelista"/>
+        <w:numPr>
+          <w:ilvl w:val="0"/>
+          <w:numId w:val="3"/>
+        </w:numPr>
+        <w:spacing w:after="120" w:line="276" w:lineRule="auto"/>
+        <w:rPr>
+          <w:sz w:val="18"/>
+          <w:szCs w:val="18"/>
+        </w:rPr>
+      </w:pPr>
+      <w:r>
+        <w:rPr>
+          <w:sz w:val="18"/>
+          <w:szCs w:val="18"/>
+        </w:rPr>
+        <w:t xml:space="preserve">Presupuesto y Licenciamiento: El desarrollo debe realizarse estrictamente con herramientas, lenguajes y </w:t>
+      </w:r>
+      <w:proofErr w:type="spellStart"/>
+      <w:r>
+        <w:rPr>
+          <w:sz w:val="18"/>
+          <w:szCs w:val="18"/>
+        </w:rPr>
+        <w:t>frameworks</w:t>
+      </w:r>
+      <w:proofErr w:type="spellEnd"/>
+      <w:r>
+        <w:rPr>
+          <w:sz w:val="18"/>
+          <w:szCs w:val="18"/>
+        </w:rPr>
+        <w:t xml:space="preserve"> de código abierto (</w:t>
+      </w:r>
+      <w:r>
+        <w:rPr>
+          <w:i/>
+          <w:iCs/>
+          <w:sz w:val="18"/>
+          <w:szCs w:val="18"/>
+        </w:rPr>
+        <w:t xml:space="preserve">Open </w:t>
+      </w:r>
+      <w:proofErr w:type="spellStart"/>
+      <w:r>
+        <w:rPr>
+          <w:i/>
+          <w:iCs/>
+          <w:sz w:val="18"/>
+          <w:szCs w:val="18"/>
+        </w:rPr>
+        <w:t>Source</w:t>
+      </w:r>
+      <w:proofErr w:type="spellEnd"/>
+      <w:r>
+        <w:rPr>
+          <w:sz w:val="18"/>
+          <w:szCs w:val="18"/>
+        </w:rPr>
+        <w:t xml:space="preserve"> como Python y </w:t>
+      </w:r>
+      <w:proofErr w:type="spellStart"/>
+      <w:r>
+        <w:rPr>
+          <w:sz w:val="18"/>
+          <w:szCs w:val="18"/>
+        </w:rPr>
+        <w:t>FastAPI</w:t>
+      </w:r>
+      <w:proofErr w:type="spellEnd"/>
+      <w:r>
+        <w:rPr>
+          <w:sz w:val="18"/>
+          <w:szCs w:val="18"/>
+        </w:rPr>
+        <w:t>), garantizando cero costos de licencias o rentas de software.</w:t>
+      </w:r>
+    </w:p>
+    <w:p>
+      <w:pPr>
+        <w:pStyle w:val="Prrafodelista"/>
+        <w:numPr>
+          <w:ilvl w:val="0"/>
+          <w:numId w:val="3"/>
+        </w:numPr>
+        <w:spacing w:after="120" w:line="276" w:lineRule="auto"/>
+        <w:rPr>
+          <w:sz w:val="18"/>
+          <w:szCs w:val="18"/>
+        </w:rPr>
+      </w:pPr>
+      <w:r>
+        <w:rPr>
+          <w:sz w:val="18"/>
+          <w:szCs w:val="18"/>
+        </w:rPr>
+        <w:t>Infraestructura Física: El taller cuenta únicamente con 4 bahías de trabajo físicas (capacidad estricta de 1 vehículo por bahía) y un estacionamiento con capacidad máxima de 5 vehículos en espera.</w:t>
+      </w:r>
+    </w:p>
+    <w:p>
+      <w:pPr>
+        <w:pStyle w:val="Prrafodelista"/>
+        <w:numPr>
+          <w:ilvl w:val="0"/>
+          <w:numId w:val="3"/>
+        </w:numPr>
+        <w:spacing w:after="120" w:line="276" w:lineRule="auto"/>
+        <w:rPr>
+          <w:sz w:val="18"/>
+          <w:szCs w:val="18"/>
+        </w:rPr>
+      </w:pPr>
+      <w:r>
+        <w:rPr>
+          <w:sz w:val="18"/>
+          <w:szCs w:val="18"/>
+        </w:rPr>
+        <w:t xml:space="preserve">Dispositivos Hardware: La captura digital en taller se limita a máximo 2 tabletas táctiles centralizadas por el </w:t>
+      </w:r>
+      <w:proofErr w:type="gramStart"/>
+      <w:r>
+        <w:rPr>
+          <w:sz w:val="18"/>
+          <w:szCs w:val="18"/>
+        </w:rPr>
+        <w:t>Jefe</w:t>
+      </w:r>
+      <w:proofErr w:type="gramEnd"/>
+      <w:r>
+        <w:rPr>
+          <w:sz w:val="18"/>
+          <w:szCs w:val="18"/>
+        </w:rPr>
+        <w:t xml:space="preserve"> de Mecánicos para proteger la inversión y evitar daños.</w:t>
+      </w:r>
+    </w:p>
+    <w:p>
+      <w:pPr>
+        <w:pStyle w:val="Prrafodelista"/>
+        <w:numPr>
+          <w:ilvl w:val="0"/>
+          <w:numId w:val="6"/>
+        </w:numPr>
+        <w:spacing w:after="120" w:line="276" w:lineRule="auto"/>
+        <w:rPr>
+          <w:sz w:val="18"/>
+          <w:szCs w:val="18"/>
+        </w:rPr>
+      </w:pPr>
+      <w:r>
+        <w:rPr>
+          <w:sz w:val="18"/>
+          <w:szCs w:val="18"/>
+        </w:rPr>
+        <w:t>Alcance del Vehículo</w:t>
+      </w:r>
+      <w:r>
+        <w:rPr>
+          <w:b/>
+          <w:bCs/>
+          <w:sz w:val="18"/>
+          <w:szCs w:val="18"/>
+        </w:rPr>
+        <w:t>:</w:t>
+      </w:r>
+      <w:r>
+        <w:rPr>
+          <w:sz w:val="18"/>
+          <w:szCs w:val="18"/>
+        </w:rPr>
+        <w:t xml:space="preserve"> La plataforma atenderá exclusivamente vehículos ligeros (automóviles particulares, motocicletas y camionetas), excluyendo maquinaria pesada o industrial.</w:t>
+      </w:r>
+    </w:p>
+    <w:p>
+      <w:pPr>
+        <w:pStyle w:val="Prrafodelista"/>
+        <w:numPr>
+          <w:ilvl w:val="0"/>
+          <w:numId w:val="2"/>
+        </w:numPr>
+        <w:spacing w:after="120" w:line="276" w:lineRule="auto"/>
+        <w:rPr>
+          <w:b/>
+          <w:bCs/>
+          <w:sz w:val="18"/>
+          <w:szCs w:val="18"/>
+        </w:rPr>
+      </w:pPr>
+      <w:r>
+        <w:rPr>
+          <w:b/>
+          <w:bCs/>
+          <w:sz w:val="18"/>
+          <w:szCs w:val="18"/>
+        </w:rPr>
+        <w:t>Supuestos:</w:t>
+      </w:r>
+    </w:p>
+    <w:p>
+      <w:pPr>
+        <w:pStyle w:val="Prrafodelista"/>
+        <w:numPr>
+          <w:ilvl w:val="0"/>
+          <w:numId w:val="4"/>
+        </w:numPr>
+        <w:spacing w:after="120" w:line="276" w:lineRule="auto"/>
+        <w:rPr>
+          <w:sz w:val="18"/>
+          <w:szCs w:val="18"/>
+        </w:rPr>
+      </w:pPr>
+      <w:r>
+        <w:rPr>
+          <w:sz w:val="18"/>
+          <w:szCs w:val="18"/>
+        </w:rPr>
+        <w:t>Se asume que el taller mantiene activa una conexión de red local (</w:t>
+      </w:r>
+      <w:proofErr w:type="spellStart"/>
+      <w:r>
+        <w:rPr>
+          <w:sz w:val="18"/>
+          <w:szCs w:val="18"/>
+        </w:rPr>
+        <w:t>Wi</w:t>
+      </w:r>
+      <w:proofErr w:type="spellEnd"/>
+      <w:r>
+        <w:rPr>
+          <w:sz w:val="18"/>
+          <w:szCs w:val="18"/>
+        </w:rPr>
+        <w:t>-Fi) para la sincronización entre computadoras de mostrador y tabletas de taller en condiciones normales.</w:t>
+      </w:r>
+    </w:p>
+    <w:p>
+      <w:pPr>
+        <w:pStyle w:val="Prrafodelista"/>
+        <w:numPr>
+          <w:ilvl w:val="0"/>
+          <w:numId w:val="4"/>
+        </w:numPr>
+        <w:spacing w:after="120" w:line="276" w:lineRule="auto"/>
+        <w:rPr>
+          <w:sz w:val="18"/>
+          <w:szCs w:val="18"/>
+        </w:rPr>
+      </w:pPr>
+      <w:r>
+        <w:rPr>
+          <w:sz w:val="18"/>
+          <w:szCs w:val="18"/>
+        </w:rPr>
+        <w:t>Se asume que los clientes cuentan con un número telefónico celular o correo electrónico capaz de recibir enlaces web y códigos de verificación de 6 dígitos (2FA).</w:t>
+      </w:r>
+    </w:p>
+    <w:p>
+      <w:pPr>
+        <w:pStyle w:val="Prrafodelista"/>
+        <w:numPr>
+          <w:ilvl w:val="0"/>
+          <w:numId w:val="4"/>
+        </w:numPr>
+        <w:spacing w:after="120" w:line="276" w:lineRule="auto"/>
+        <w:rPr>
+          <w:sz w:val="18"/>
+          <w:szCs w:val="18"/>
+        </w:rPr>
+      </w:pPr>
+      <w:r>
+        <w:rPr>
+          <w:sz w:val="18"/>
+          <w:szCs w:val="18"/>
+        </w:rPr>
+        <w:t>Se asume que los datos ingresados durante la fase de desarrollo y pruebas son 100% ficticios para dar cumplimiento a la Ley Federal de Protección de Datos Personales.</w:t>
+      </w:r>
+    </w:p>
+    <w:p>
+      <w:pPr>
+        <w:pStyle w:val="Prrafodelista"/>
+        <w:numPr>
+          <w:ilvl w:val="0"/>
+          <w:numId w:val="2"/>
+        </w:numPr>
+        <w:spacing w:after="120" w:line="276" w:lineRule="auto"/>
+        <w:rPr>
+          <w:b/>
+          <w:bCs/>
+          <w:sz w:val="18"/>
+          <w:szCs w:val="18"/>
+        </w:rPr>
+      </w:pPr>
+      <w:r>
+        <w:rPr>
+          <w:b/>
+          <w:bCs/>
+          <w:sz w:val="18"/>
+          <w:szCs w:val="18"/>
+        </w:rPr>
+        <w:t>Dependencias</w:t>
+      </w:r>
+      <w:r>
+        <w:rPr>
+          <w:b/>
+          <w:bCs/>
+          <w:sz w:val="18"/>
+          <w:szCs w:val="18"/>
+        </w:rPr>
+        <w:t>:</w:t>
+      </w:r>
+    </w:p>
+    <w:p>
+      <w:pPr>
+        <w:pStyle w:val="Prrafodelista"/>
+        <w:numPr>
+          <w:ilvl w:val="0"/>
+          <w:numId w:val="5"/>
+        </w:numPr>
+        <w:spacing w:after="120" w:line="276" w:lineRule="auto"/>
+        <w:rPr>
+          <w:sz w:val="18"/>
+          <w:szCs w:val="18"/>
+        </w:rPr>
+      </w:pPr>
+      <w:r>
+        <w:rPr>
+          <w:sz w:val="18"/>
+          <w:szCs w:val="18"/>
+        </w:rPr>
+        <w:t xml:space="preserve">Infraestructura Eléctrica y Red: Operación dependiente de baterías en laptops/tabletas y arquitectura </w:t>
+      </w:r>
+      <w:r>
+        <w:rPr>
+          <w:i/>
+          <w:iCs/>
+          <w:sz w:val="18"/>
+          <w:szCs w:val="18"/>
+        </w:rPr>
+        <w:t>Local-First / PWA</w:t>
+      </w:r>
+      <w:r>
+        <w:rPr>
+          <w:sz w:val="18"/>
+          <w:szCs w:val="18"/>
+        </w:rPr>
+        <w:t xml:space="preserve"> (Service Workers e </w:t>
+      </w:r>
+      <w:proofErr w:type="spellStart"/>
+      <w:r>
+        <w:rPr>
+          <w:sz w:val="18"/>
+          <w:szCs w:val="18"/>
+        </w:rPr>
+        <w:t>IndexedDB</w:t>
+      </w:r>
+      <w:proofErr w:type="spellEnd"/>
+      <w:r>
+        <w:rPr>
+          <w:sz w:val="18"/>
+          <w:szCs w:val="18"/>
+        </w:rPr>
+        <w:t xml:space="preserve">) para permitir la captura de datos </w:t>
+      </w:r>
+      <w:r>
+        <w:rPr>
+          <w:i/>
+          <w:iCs/>
+          <w:sz w:val="18"/>
+          <w:szCs w:val="18"/>
+        </w:rPr>
+        <w:t>offline</w:t>
+      </w:r>
+      <w:r>
+        <w:rPr>
+          <w:sz w:val="18"/>
+          <w:szCs w:val="18"/>
+        </w:rPr>
+        <w:t xml:space="preserve"> durante cortes de luz o fallas de internet.</w:t>
+      </w:r>
+    </w:p>
+    <w:p>
+      <w:pPr>
+        <w:pStyle w:val="Prrafodelista"/>
+        <w:numPr>
+          <w:ilvl w:val="0"/>
+          <w:numId w:val="5"/>
+        </w:numPr>
+        <w:spacing w:after="120" w:line="276" w:lineRule="auto"/>
+        <w:rPr>
+          <w:sz w:val="18"/>
+          <w:szCs w:val="18"/>
+        </w:rPr>
+      </w:pPr>
+      <w:r>
+        <w:rPr>
+          <w:sz w:val="18"/>
+          <w:szCs w:val="18"/>
+        </w:rPr>
+        <w:t>Proveedores Externos de Comunicación: Dependencia del servicio de envío de correos/mensajes para la entrega puntual de tokens de acceso y códigos 2FA al cliente.</w:t>
+      </w:r>
+    </w:p>
+    <w:p>
+      <w:pPr>
+        <w:pStyle w:val="Prrafodelista"/>
+        <w:numPr>
+          <w:ilvl w:val="0"/>
+          <w:numId w:val="5"/>
+        </w:numPr>
+        <w:spacing w:after="120" w:line="276" w:lineRule="auto"/>
+        <w:rPr>
+          <w:sz w:val="18"/>
+          <w:szCs w:val="18"/>
+        </w:rPr>
+      </w:pPr>
+      <w:r>
+        <w:rPr>
+          <w:sz w:val="18"/>
+          <w:szCs w:val="18"/>
+        </w:rPr>
+        <w:t>Disponibilidad de Refaccionarias Locales: La adquisición de piezas fuera de stock depende del directorio de proveedores locales e historial de compras del almacén.</w:t>
+      </w:r>
+    </w:p>
+    <w:p>
+      <w:pPr>
         <w:spacing w:after="120" w:line="276" w:lineRule="auto"/>
       </w:pPr>
-      <w:r>
-        <w:rPr>
-          <w:color w:val="7F7F7F"/>
-        </w:rPr>
-        <w:t>[Restricciones de presupuesto, tecnológicas, legales y de calendario; supuestos por validar; dependencias externas.]</w:t>
-      </w:r>
     </w:p>
     <w:p>
       <w:pPr>
@@ -14629,12 +16379,21 @@
                 <w:szCs w:val="18"/>
               </w:rPr>
             </w:pPr>
-            <w:r>
-              <w:rPr>
-                <w:sz w:val="18"/>
-                <w:szCs w:val="18"/>
-              </w:rPr>
-              <w:t xml:space="preserve">Should </w:t>
+            <w:proofErr w:type="spellStart"/>
+            <w:r>
+              <w:rPr>
+                <w:sz w:val="18"/>
+                <w:szCs w:val="18"/>
+              </w:rPr>
+              <w:t>Should</w:t>
+            </w:r>
+            <w:proofErr w:type="spellEnd"/>
+            <w:r>
+              <w:rPr>
+                <w:sz w:val="18"/>
+                <w:szCs w:val="18"/>
+              </w:rPr>
+              <w:t xml:space="preserve"> </w:t>
             </w:r>
           </w:p>
         </w:tc>
@@ -14788,12 +16547,21 @@
                 <w:szCs w:val="18"/>
               </w:rPr>
             </w:pPr>
-            <w:r>
-              <w:rPr>
-                <w:sz w:val="18"/>
-                <w:szCs w:val="18"/>
-              </w:rPr>
-              <w:t xml:space="preserve">Could </w:t>
+            <w:proofErr w:type="spellStart"/>
+            <w:r>
+              <w:rPr>
+                <w:sz w:val="18"/>
+                <w:szCs w:val="18"/>
+              </w:rPr>
+              <w:t>Could</w:t>
+            </w:r>
+            <w:proofErr w:type="spellEnd"/>
+            <w:r>
+              <w:rPr>
+                <w:sz w:val="18"/>
+                <w:szCs w:val="18"/>
+              </w:rPr>
+              <w:t xml:space="preserve"> </w:t>
             </w:r>
           </w:p>
         </w:tc>
@@ -15113,12 +16881,21 @@
                 <w:szCs w:val="18"/>
               </w:rPr>
             </w:pPr>
-            <w:r>
-              <w:rPr>
-                <w:sz w:val="18"/>
-                <w:szCs w:val="18"/>
-              </w:rPr>
-              <w:t xml:space="preserve">Should </w:t>
+            <w:proofErr w:type="spellStart"/>
+            <w:r>
+              <w:rPr>
+                <w:sz w:val="18"/>
+                <w:szCs w:val="18"/>
+              </w:rPr>
+              <w:t>Should</w:t>
+            </w:r>
+            <w:proofErr w:type="spellEnd"/>
+            <w:r>
+              <w:rPr>
+                <w:sz w:val="18"/>
+                <w:szCs w:val="18"/>
+              </w:rPr>
+              <w:t xml:space="preserve"> </w:t>
             </w:r>
           </w:p>
         </w:tc>
@@ -15211,7 +16988,23 @@
                 <w:sz w:val="18"/>
                 <w:szCs w:val="18"/>
               </w:rPr>
-              <w:t>El sistema deberá registrar en la recepción el kilometraje, el nivel de combustible y un checklist de carrocería, y exigir fotografías digitales del estado inicial de la unidad.</w:t>
+              <w:t xml:space="preserve">El sistema deberá registrar en la recepción el kilometraje, el nivel de combustible y un </w:t>
+            </w:r>
+            <w:proofErr w:type="spellStart"/>
+            <w:r>
+              <w:rPr>
+                <w:sz w:val="18"/>
+                <w:szCs w:val="18"/>
+              </w:rPr>
+              <w:t>checklist</w:t>
+            </w:r>
+            <w:proofErr w:type="spellEnd"/>
+            <w:r>
+              <w:rPr>
+                <w:sz w:val="18"/>
+                <w:szCs w:val="18"/>
+              </w:rPr>
+              <w:t xml:space="preserve"> de carrocería, y exigir fotografías digitales del estado inicial de la unidad.</w:t>
             </w:r>
           </w:p>
         </w:tc>
@@ -15957,12 +17750,21 @@
                 <w:szCs w:val="18"/>
               </w:rPr>
             </w:pPr>
-            <w:r>
-              <w:rPr>
-                <w:sz w:val="18"/>
-                <w:szCs w:val="18"/>
-              </w:rPr>
-              <w:t xml:space="preserve">Should </w:t>
+            <w:proofErr w:type="spellStart"/>
+            <w:r>
+              <w:rPr>
+                <w:sz w:val="18"/>
+                <w:szCs w:val="18"/>
+              </w:rPr>
+              <w:t>Should</w:t>
+            </w:r>
+            <w:proofErr w:type="spellEnd"/>
+            <w:r>
+              <w:rPr>
+                <w:sz w:val="18"/>
+                <w:szCs w:val="18"/>
+              </w:rPr>
+              <w:t xml:space="preserve"> </w:t>
             </w:r>
           </w:p>
         </w:tc>
@@ -16131,12 +17933,21 @@
                 <w:szCs w:val="18"/>
               </w:rPr>
             </w:pPr>
-            <w:r>
-              <w:rPr>
-                <w:sz w:val="18"/>
-                <w:szCs w:val="18"/>
-              </w:rPr>
-              <w:t xml:space="preserve">Should </w:t>
+            <w:proofErr w:type="spellStart"/>
+            <w:r>
+              <w:rPr>
+                <w:sz w:val="18"/>
+                <w:szCs w:val="18"/>
+              </w:rPr>
+              <w:t>Should</w:t>
+            </w:r>
+            <w:proofErr w:type="spellEnd"/>
+            <w:r>
+              <w:rPr>
+                <w:sz w:val="18"/>
+                <w:szCs w:val="18"/>
+              </w:rPr>
+              <w:t xml:space="preserve"> </w:t>
             </w:r>
           </w:p>
         </w:tc>
@@ -16297,12 +18108,21 @@
                 <w:szCs w:val="18"/>
               </w:rPr>
             </w:pPr>
-            <w:r>
-              <w:rPr>
-                <w:sz w:val="18"/>
-                <w:szCs w:val="18"/>
-              </w:rPr>
-              <w:t xml:space="preserve">Could </w:t>
+            <w:proofErr w:type="spellStart"/>
+            <w:r>
+              <w:rPr>
+                <w:sz w:val="18"/>
+                <w:szCs w:val="18"/>
+              </w:rPr>
+              <w:t>Could</w:t>
+            </w:r>
+            <w:proofErr w:type="spellEnd"/>
+            <w:r>
+              <w:rPr>
+                <w:sz w:val="18"/>
+                <w:szCs w:val="18"/>
+              </w:rPr>
+              <w:t xml:space="preserve"> </w:t>
             </w:r>
           </w:p>
         </w:tc>
@@ -16470,12 +18290,21 @@
                 <w:szCs w:val="18"/>
               </w:rPr>
             </w:pPr>
-            <w:r>
-              <w:rPr>
-                <w:sz w:val="18"/>
-                <w:szCs w:val="18"/>
-              </w:rPr>
-              <w:t xml:space="preserve">Should </w:t>
+            <w:proofErr w:type="spellStart"/>
+            <w:r>
+              <w:rPr>
+                <w:sz w:val="18"/>
+                <w:szCs w:val="18"/>
+              </w:rPr>
+              <w:t>Should</w:t>
+            </w:r>
+            <w:proofErr w:type="spellEnd"/>
+            <w:r>
+              <w:rPr>
+                <w:sz w:val="18"/>
+                <w:szCs w:val="18"/>
+              </w:rPr>
+              <w:t xml:space="preserve"> </w:t>
             </w:r>
           </w:p>
         </w:tc>
@@ -16679,7 +18508,15 @@
         <w:pStyle w:val="Ttulo2"/>
       </w:pPr>
       <w:r>
-        <w:t>4.5 Historias de usuario (Product Backlog)</w:t>
+        <w:t>4.5 Historias de usuario (</w:t>
+      </w:r>
+      <w:proofErr w:type="spellStart"/>
+      <w:r>
+        <w:t>Product</w:t>
+      </w:r>
+      <w:proofErr w:type="spellEnd"/>
+      <w:r>
+        <w:t xml:space="preserve"> Backlog)</w:t>
       </w:r>
     </w:p>
     <w:p>
@@ -16755,7 +18592,73 @@
           <w:sz w:val="20"/>
           <w:szCs w:val="20"/>
         </w:rPr>
-        <w:t>. Las de prioridad Must incluyen al menos 2 criterios de aceptación en formato Dado-Cuando-Entonces y cumplen con INVEST. Incluyan aquí la tabla resumen y el detalle de las historias del flujo núcleo; el resto puede quedar en el tablero con su enlace. Agreguen la imagen del story map con el corte del release v0.1.0.</w:t>
+        <w:t xml:space="preserve">. Las de prioridad Must incluyen al menos 2 criterios de aceptación en formato Dado-Cuando-Entonces y cumplen con INVEST. Incluyan aquí la tabla resumen y el detalle de las historias del flujo núcleo; el resto puede quedar en el tablero con su enlace. Agreguen la imagen del </w:t>
+      </w:r>
+      <w:proofErr w:type="spellStart"/>
+      <w:r>
+        <w:rPr>
+          <w:i/>
+          <w:iCs/>
+          <w:color w:val="6B5E3C"/>
+          <w:sz w:val="20"/>
+          <w:szCs w:val="20"/>
+        </w:rPr>
+        <w:t>story</w:t>
+      </w:r>
+      <w:proofErr w:type="spellEnd"/>
+      <w:r>
+        <w:rPr>
+          <w:i/>
+          <w:iCs/>
+          <w:color w:val="6B5E3C"/>
+          <w:sz w:val="20"/>
+          <w:szCs w:val="20"/>
+        </w:rPr>
+        <w:t xml:space="preserve"> </w:t>
+      </w:r>
+      <w:proofErr w:type="spellStart"/>
+      <w:r>
+        <w:rPr>
+          <w:i/>
+          <w:iCs/>
+          <w:color w:val="6B5E3C"/>
+          <w:sz w:val="20"/>
+          <w:szCs w:val="20"/>
+        </w:rPr>
+        <w:t>map</w:t>
+      </w:r>
+      <w:proofErr w:type="spellEnd"/>
+      <w:r>
+        <w:rPr>
+          <w:i/>
+          <w:iCs/>
+          <w:color w:val="6B5E3C"/>
+          <w:sz w:val="20"/>
+          <w:szCs w:val="20"/>
+        </w:rPr>
+        <w:t xml:space="preserve"> con el corte del </w:t>
+      </w:r>
+      <w:proofErr w:type="spellStart"/>
+      <w:r>
+        <w:rPr>
+          <w:i/>
+          <w:iCs/>
+          <w:color w:val="6B5E3C"/>
+          <w:sz w:val="20"/>
+          <w:szCs w:val="20"/>
+        </w:rPr>
+        <w:t>release</w:t>
+      </w:r>
+      <w:proofErr w:type="spellEnd"/>
+      <w:r>
+        <w:rPr>
+          <w:i/>
+          <w:iCs/>
+          <w:color w:val="6B5E3C"/>
+          <w:sz w:val="20"/>
+          <w:szCs w:val="20"/>
+        </w:rPr>
+        <w:t xml:space="preserve"> v0.1.0.</w:t>
       </w:r>
     </w:p>
     <w:tbl>
@@ -16816,31 +18719,9 @@
                 <w:sz w:val="19"/>
                 <w:szCs w:val="19"/>
               </w:rPr>
-              <w:t>ID / issue</w:t>
-            </w:r>
-          </w:p>
-        </w:tc>
-        <w:tc>
-          <w:tcPr>
-            <w:tcW w:w="3860" w:type="dxa"/>
-            <w:tcBorders>
-              <w:top w:val="single" w:sz="4" w:space="0" w:color="A6A6A6"/>
-              <w:left w:val="single" w:sz="4" w:space="0" w:color="A6A6A6"/>
-              <w:bottom w:val="single" w:sz="4" w:space="0" w:color="A6A6A6"/>
-              <w:right w:val="single" w:sz="4" w:space="0" w:color="A6A6A6"/>
-            </w:tcBorders>
-            <w:shd w:val="clear" w:color="auto" w:fill="1F3A5F"/>
-            <w:tcMar>
-              <w:top w:w="60" w:type="dxa"/>
-              <w:left w:w="100" w:type="dxa"/>
-              <w:bottom w:w="60" w:type="dxa"/>
-              <w:right w:w="100" w:type="dxa"/>
-            </w:tcMar>
-          </w:tcPr>
-          <w:p>
-            <w:pPr>
-              <w:spacing w:after="30"/>
-            </w:pPr>
+              <w:t xml:space="preserve">ID / </w:t>
+            </w:r>
+            <w:proofErr w:type="spellStart"/>
             <w:r>
               <w:rPr>
                 <w:b/>
@@ -16849,13 +18730,14 @@
                 <w:sz w:val="19"/>
                 <w:szCs w:val="19"/>
               </w:rPr>
-              <w:t>Historia (Como… quiero… para…)</w:t>
-            </w:r>
-          </w:p>
-        </w:tc>
-        <w:tc>
-          <w:tcPr>
-            <w:tcW w:w="1000" w:type="dxa"/>
+              <w:t>issue</w:t>
+            </w:r>
+            <w:proofErr w:type="spellEnd"/>
+          </w:p>
+        </w:tc>
+        <w:tc>
+          <w:tcPr>
+            <w:tcW w:w="3860" w:type="dxa"/>
             <w:tcBorders>
               <w:top w:val="single" w:sz="4" w:space="0" w:color="A6A6A6"/>
               <w:left w:val="single" w:sz="4" w:space="0" w:color="A6A6A6"/>
@@ -16882,13 +18764,13 @@
                 <w:sz w:val="19"/>
                 <w:szCs w:val="19"/>
               </w:rPr>
-              <w:t>Prioridad</w:t>
-            </w:r>
-          </w:p>
-        </w:tc>
-        <w:tc>
-          <w:tcPr>
-            <w:tcW w:w="800" w:type="dxa"/>
+              <w:t>Historia (Como… quiero… para…)</w:t>
+            </w:r>
+          </w:p>
+        </w:tc>
+        <w:tc>
+          <w:tcPr>
+            <w:tcW w:w="1000" w:type="dxa"/>
             <w:tcBorders>
               <w:top w:val="single" w:sz="4" w:space="0" w:color="A6A6A6"/>
               <w:left w:val="single" w:sz="4" w:space="0" w:color="A6A6A6"/>
@@ -16915,13 +18797,13 @@
                 <w:sz w:val="19"/>
                 <w:szCs w:val="19"/>
               </w:rPr>
-              <w:t>Puntos</w:t>
-            </w:r>
-          </w:p>
-        </w:tc>
-        <w:tc>
-          <w:tcPr>
-            <w:tcW w:w="1200" w:type="dxa"/>
+              <w:t>Prioridad</w:t>
+            </w:r>
+          </w:p>
+        </w:tc>
+        <w:tc>
+          <w:tcPr>
+            <w:tcW w:w="800" w:type="dxa"/>
             <w:tcBorders>
               <w:top w:val="single" w:sz="4" w:space="0" w:color="A6A6A6"/>
               <w:left w:val="single" w:sz="4" w:space="0" w:color="A6A6A6"/>
@@ -16948,8 +18830,43 @@
                 <w:sz w:val="19"/>
                 <w:szCs w:val="19"/>
               </w:rPr>
+              <w:t>Puntos</w:t>
+            </w:r>
+          </w:p>
+        </w:tc>
+        <w:tc>
+          <w:tcPr>
+            <w:tcW w:w="1200" w:type="dxa"/>
+            <w:tcBorders>
+              <w:top w:val="single" w:sz="4" w:space="0" w:color="A6A6A6"/>
+              <w:left w:val="single" w:sz="4" w:space="0" w:color="A6A6A6"/>
+              <w:bottom w:val="single" w:sz="4" w:space="0" w:color="A6A6A6"/>
+              <w:right w:val="single" w:sz="4" w:space="0" w:color="A6A6A6"/>
+            </w:tcBorders>
+            <w:shd w:val="clear" w:color="auto" w:fill="1F3A5F"/>
+            <w:tcMar>
+              <w:top w:w="60" w:type="dxa"/>
+              <w:left w:w="100" w:type="dxa"/>
+              <w:bottom w:w="60" w:type="dxa"/>
+              <w:right w:w="100" w:type="dxa"/>
+            </w:tcMar>
+          </w:tcPr>
+          <w:p>
+            <w:pPr>
+              <w:spacing w:after="30"/>
+            </w:pPr>
+            <w:proofErr w:type="spellStart"/>
+            <w:r>
+              <w:rPr>
+                <w:b/>
+                <w:bCs/>
+                <w:color w:val="FFFFFF"/>
+                <w:sz w:val="19"/>
+                <w:szCs w:val="19"/>
+              </w:rPr>
               <w:t>Release</w:t>
             </w:r>
+            <w:proofErr w:type="spellEnd"/>
           </w:p>
         </w:tc>
         <w:tc>
@@ -17574,8 +19491,17 @@
                 <w:sz w:val="18"/>
                 <w:szCs w:val="18"/>
               </w:rPr>
-              <w:t>ID e issue</w:t>
-            </w:r>
+              <w:t xml:space="preserve">ID e </w:t>
+            </w:r>
+            <w:proofErr w:type="spellStart"/>
+            <w:r>
+              <w:rPr>
+                <w:sz w:val="18"/>
+                <w:szCs w:val="18"/>
+              </w:rPr>
+              <w:t>issue</w:t>
+            </w:r>
+            <w:proofErr w:type="spellEnd"/>
           </w:p>
         </w:tc>
         <w:tc>
@@ -17877,6 +19803,7 @@
             <w:pPr>
               <w:spacing w:after="30"/>
             </w:pPr>
+            <w:proofErr w:type="spellStart"/>
             <w:r>
               <w:rPr>
                 <w:sz w:val="18"/>
@@ -17884,6 +19811,7 @@
               </w:rPr>
               <w:t>Wireframe</w:t>
             </w:r>
+            <w:proofErr w:type="spellEnd"/>
           </w:p>
         </w:tc>
         <w:tc>
@@ -17993,7 +19921,35 @@
         <w:rPr>
           <w:color w:val="7F7F7F"/>
         </w:rPr>
-        <w:t>[Figura 4.1. Story map con el corte del release v0.1.0.]</w:t>
+        <w:t xml:space="preserve">[Figura 4.1. Story </w:t>
+      </w:r>
+      <w:proofErr w:type="spellStart"/>
+      <w:r>
+        <w:rPr>
+          <w:color w:val="7F7F7F"/>
+        </w:rPr>
+        <w:t>map</w:t>
+      </w:r>
+      <w:proofErr w:type="spellEnd"/>
+      <w:r>
+        <w:rPr>
+          <w:color w:val="7F7F7F"/>
+        </w:rPr>
+        <w:t xml:space="preserve"> con el corte del </w:t>
+      </w:r>
+      <w:proofErr w:type="spellStart"/>
+      <w:r>
+        <w:rPr>
+          <w:color w:val="7F7F7F"/>
+        </w:rPr>
+        <w:t>release</w:t>
+      </w:r>
+      <w:proofErr w:type="spellEnd"/>
+      <w:r>
+        <w:rPr>
+          <w:color w:val="7F7F7F"/>
+        </w:rPr>
+        <w:t xml:space="preserve"> v0.1.0.]</w:t>
       </w:r>
     </w:p>
     <w:p>
@@ -18367,7 +20323,25 @@
                 <w:sz w:val="18"/>
                 <w:szCs w:val="18"/>
               </w:rPr>
-              <w:t>Flexibilidad (instalabilidad y adaptabilidad)</w:t>
+              <w:t>Flexibilidad (</w:t>
+            </w:r>
+            <w:proofErr w:type="spellStart"/>
+            <w:r>
+              <w:rPr>
+                <w:rFonts w:asciiTheme="majorHAnsi" w:eastAsia="Arial" w:hAnsiTheme="majorHAnsi" w:cstheme="majorHAnsi"/>
+                <w:sz w:val="18"/>
+                <w:szCs w:val="18"/>
+              </w:rPr>
+              <w:t>instalabilidad</w:t>
+            </w:r>
+            <w:proofErr w:type="spellEnd"/>
+            <w:r>
+              <w:rPr>
+                <w:rFonts w:asciiTheme="majorHAnsi" w:eastAsia="Arial" w:hAnsiTheme="majorHAnsi" w:cstheme="majorHAnsi"/>
+                <w:sz w:val="18"/>
+                <w:szCs w:val="18"/>
+              </w:rPr>
+              <w:t xml:space="preserve"> y adaptabilidad)</w:t>
             </w:r>
           </w:p>
         </w:tc>
@@ -18437,7 +20411,25 @@
                 <w:sz w:val="18"/>
                 <w:szCs w:val="18"/>
               </w:rPr>
-              <w:t>Funciona sin errores bloqueantes en las 2 últimas versiones de Safari (iOS) y Chrome (Android); 0 permisos solicitados al cliente; sin desplazamiento horizontal en anchos de 360 a 430 px.</w:t>
+              <w:t xml:space="preserve">Funciona sin errores bloqueantes en las 2 últimas versiones de Safari (iOS) y Chrome (Android); 0 permisos solicitados al cliente; sin desplazamiento horizontal en anchos de 360 a 430 </w:t>
+            </w:r>
+            <w:proofErr w:type="spellStart"/>
+            <w:r>
+              <w:rPr>
+                <w:rFonts w:asciiTheme="majorHAnsi" w:eastAsia="Arial" w:hAnsiTheme="majorHAnsi" w:cstheme="majorHAnsi"/>
+                <w:sz w:val="18"/>
+                <w:szCs w:val="18"/>
+              </w:rPr>
+              <w:t>px</w:t>
+            </w:r>
+            <w:proofErr w:type="spellEnd"/>
+            <w:r>
+              <w:rPr>
+                <w:rFonts w:asciiTheme="majorHAnsi" w:eastAsia="Arial" w:hAnsiTheme="majorHAnsi" w:cstheme="majorHAnsi"/>
+                <w:sz w:val="18"/>
+                <w:szCs w:val="18"/>
+              </w:rPr>
+              <w:t>.</w:t>
             </w:r>
           </w:p>
         </w:tc>
@@ -18617,7 +20609,43 @@
                 <w:sz w:val="18"/>
                 <w:szCs w:val="18"/>
               </w:rPr>
-              <w:t>Botones de al menos 48 × 48 px con separación mínima de 8 px; contraste de texto de al menos 7:1; al menos 95 % de aciertos en 20 toques con guantes de trabajo.</w:t>
+              <w:t xml:space="preserve">Botones de al menos 48 × 48 </w:t>
+            </w:r>
+            <w:proofErr w:type="spellStart"/>
+            <w:r>
+              <w:rPr>
+                <w:rFonts w:asciiTheme="majorHAnsi" w:eastAsia="Arial" w:hAnsiTheme="majorHAnsi" w:cstheme="majorHAnsi"/>
+                <w:sz w:val="18"/>
+                <w:szCs w:val="18"/>
+              </w:rPr>
+              <w:t>px</w:t>
+            </w:r>
+            <w:proofErr w:type="spellEnd"/>
+            <w:r>
+              <w:rPr>
+                <w:rFonts w:asciiTheme="majorHAnsi" w:eastAsia="Arial" w:hAnsiTheme="majorHAnsi" w:cstheme="majorHAnsi"/>
+                <w:sz w:val="18"/>
+                <w:szCs w:val="18"/>
+              </w:rPr>
+              <w:t xml:space="preserve"> con separación mínima de 8 </w:t>
+            </w:r>
+            <w:proofErr w:type="spellStart"/>
+            <w:r>
+              <w:rPr>
+                <w:rFonts w:asciiTheme="majorHAnsi" w:eastAsia="Arial" w:hAnsiTheme="majorHAnsi" w:cstheme="majorHAnsi"/>
+                <w:sz w:val="18"/>
+                <w:szCs w:val="18"/>
+              </w:rPr>
+              <w:t>px</w:t>
+            </w:r>
+            <w:proofErr w:type="spellEnd"/>
+            <w:r>
+              <w:rPr>
+                <w:rFonts w:asciiTheme="majorHAnsi" w:eastAsia="Arial" w:hAnsiTheme="majorHAnsi" w:cstheme="majorHAnsi"/>
+                <w:sz w:val="18"/>
+                <w:szCs w:val="18"/>
+              </w:rPr>
+              <w:t>; contraste de texto de al menos 7:1; al menos 95 % de aciertos en 20 toques con guantes de trabajo.</w:t>
             </w:r>
           </w:p>
         </w:tc>
@@ -18652,7 +20680,43 @@
                 <w:sz w:val="18"/>
                 <w:szCs w:val="18"/>
               </w:rPr>
-              <w:t>Auditoría con Lighthouse o axe DevTools (gratuitos), medición del contraste con un verificador y prueba en la tableta real con guantes.</w:t>
+              <w:t xml:space="preserve">Auditoría con Lighthouse o </w:t>
+            </w:r>
+            <w:proofErr w:type="spellStart"/>
+            <w:r>
+              <w:rPr>
+                <w:rFonts w:asciiTheme="majorHAnsi" w:eastAsia="Arial" w:hAnsiTheme="majorHAnsi" w:cstheme="majorHAnsi"/>
+                <w:sz w:val="18"/>
+                <w:szCs w:val="18"/>
+              </w:rPr>
+              <w:t>axe</w:t>
+            </w:r>
+            <w:proofErr w:type="spellEnd"/>
+            <w:r>
+              <w:rPr>
+                <w:rFonts w:asciiTheme="majorHAnsi" w:eastAsia="Arial" w:hAnsiTheme="majorHAnsi" w:cstheme="majorHAnsi"/>
+                <w:sz w:val="18"/>
+                <w:szCs w:val="18"/>
+              </w:rPr>
+              <w:t xml:space="preserve"> </w:t>
+            </w:r>
+            <w:proofErr w:type="spellStart"/>
+            <w:r>
+              <w:rPr>
+                <w:rFonts w:asciiTheme="majorHAnsi" w:eastAsia="Arial" w:hAnsiTheme="majorHAnsi" w:cstheme="majorHAnsi"/>
+                <w:sz w:val="18"/>
+                <w:szCs w:val="18"/>
+              </w:rPr>
+              <w:t>DevTools</w:t>
+            </w:r>
+            <w:proofErr w:type="spellEnd"/>
+            <w:r>
+              <w:rPr>
+                <w:rFonts w:asciiTheme="majorHAnsi" w:eastAsia="Arial" w:hAnsiTheme="majorHAnsi" w:cstheme="majorHAnsi"/>
+                <w:sz w:val="18"/>
+                <w:szCs w:val="18"/>
+              </w:rPr>
+              <w:t xml:space="preserve"> (gratuitos), medición del contraste con un verificador y prueba en la tableta real con guantes.</w:t>
             </w:r>
           </w:p>
         </w:tc>
@@ -19483,7 +21547,43 @@
                 <w:sz w:val="18"/>
                 <w:szCs w:val="18"/>
               </w:rPr>
-              <w:t>El desarrollo deberá usar únicamente herramientas de código abierto, frameworks de uso libre (como FastAPI y Python) y planes educativos.</w:t>
+              <w:t xml:space="preserve">El desarrollo deberá usar únicamente herramientas de código abierto, </w:t>
+            </w:r>
+            <w:proofErr w:type="spellStart"/>
+            <w:r>
+              <w:rPr>
+                <w:rFonts w:asciiTheme="majorHAnsi" w:eastAsia="Arial" w:hAnsiTheme="majorHAnsi" w:cstheme="majorHAnsi"/>
+                <w:sz w:val="18"/>
+                <w:szCs w:val="18"/>
+              </w:rPr>
+              <w:t>frameworks</w:t>
+            </w:r>
+            <w:proofErr w:type="spellEnd"/>
+            <w:r>
+              <w:rPr>
+                <w:rFonts w:asciiTheme="majorHAnsi" w:eastAsia="Arial" w:hAnsiTheme="majorHAnsi" w:cstheme="majorHAnsi"/>
+                <w:sz w:val="18"/>
+                <w:szCs w:val="18"/>
+              </w:rPr>
+              <w:t xml:space="preserve"> de uso libre (como </w:t>
+            </w:r>
+            <w:proofErr w:type="spellStart"/>
+            <w:r>
+              <w:rPr>
+                <w:rFonts w:asciiTheme="majorHAnsi" w:eastAsia="Arial" w:hAnsiTheme="majorHAnsi" w:cstheme="majorHAnsi"/>
+                <w:sz w:val="18"/>
+                <w:szCs w:val="18"/>
+              </w:rPr>
+              <w:t>FastAPI</w:t>
+            </w:r>
+            <w:proofErr w:type="spellEnd"/>
+            <w:r>
+              <w:rPr>
+                <w:rFonts w:asciiTheme="majorHAnsi" w:eastAsia="Arial" w:hAnsiTheme="majorHAnsi" w:cstheme="majorHAnsi"/>
+                <w:sz w:val="18"/>
+                <w:szCs w:val="18"/>
+              </w:rPr>
+              <w:t xml:space="preserve"> y Python) y planes educativos.</w:t>
             </w:r>
           </w:p>
         </w:tc>
@@ -19553,7 +21653,25 @@
                 <w:sz w:val="18"/>
                 <w:szCs w:val="18"/>
               </w:rPr>
-              <w:t>Inventario de dependencias con herramientas de revisión de licencias (por ejemplo, pip-licenses) y registro de los planes educativos usados.</w:t>
+              <w:t xml:space="preserve">Inventario de dependencias con herramientas de revisión de licencias (por ejemplo, </w:t>
+            </w:r>
+            <w:proofErr w:type="spellStart"/>
+            <w:r>
+              <w:rPr>
+                <w:rFonts w:asciiTheme="majorHAnsi" w:eastAsia="Arial" w:hAnsiTheme="majorHAnsi" w:cstheme="majorHAnsi"/>
+                <w:sz w:val="18"/>
+                <w:szCs w:val="18"/>
+              </w:rPr>
+              <w:t>pip-licenses</w:t>
+            </w:r>
+            <w:proofErr w:type="spellEnd"/>
+            <w:r>
+              <w:rPr>
+                <w:rFonts w:asciiTheme="majorHAnsi" w:eastAsia="Arial" w:hAnsiTheme="majorHAnsi" w:cstheme="majorHAnsi"/>
+                <w:sz w:val="18"/>
+                <w:szCs w:val="18"/>
+              </w:rPr>
+              <w:t>) y registro de los planes educativos usados.</w:t>
             </w:r>
           </w:p>
         </w:tc>
@@ -19698,7 +21816,25 @@
                 <w:sz w:val="18"/>
                 <w:szCs w:val="18"/>
               </w:rPr>
-              <w:t>Las 7 operaciones definidas (registro de entrada, checklist, fotografías, diagnósticos, asignación de bahías, consulta de proveedores y autorizaciones gerenciales) funcionan al 100 % durante al menos 4 h sin conexión; 0 datos perdidos.</w:t>
+              <w:t xml:space="preserve">Las 7 operaciones definidas (registro de entrada, </w:t>
+            </w:r>
+            <w:proofErr w:type="spellStart"/>
+            <w:r>
+              <w:rPr>
+                <w:rFonts w:asciiTheme="majorHAnsi" w:eastAsia="Arial" w:hAnsiTheme="majorHAnsi" w:cstheme="majorHAnsi"/>
+                <w:sz w:val="18"/>
+                <w:szCs w:val="18"/>
+              </w:rPr>
+              <w:t>checklist</w:t>
+            </w:r>
+            <w:proofErr w:type="spellEnd"/>
+            <w:r>
+              <w:rPr>
+                <w:rFonts w:asciiTheme="majorHAnsi" w:eastAsia="Arial" w:hAnsiTheme="majorHAnsi" w:cstheme="majorHAnsi"/>
+                <w:sz w:val="18"/>
+                <w:szCs w:val="18"/>
+              </w:rPr>
+              <w:t>, fotografías, diagnósticos, asignación de bahías, consulta de proveedores y autorizaciones gerenciales) funcionan al 100 % durante al menos 4 h sin conexión; 0 datos perdidos.</w:t>
             </w:r>
           </w:p>
         </w:tc>
@@ -20109,39 +22245,8 @@
         <w:pStyle w:val="Ttulo2"/>
       </w:pPr>
       <w:r>
+        <w:lastRenderedPageBreak/>
         <w:t>4.7 Reglas de negocio y requisitos de dominio</w:t>
-      </w:r>
-    </w:p>
-    <w:p>
-      <w:pPr>
-        <w:pBdr>
-          <w:left w:val="single" w:sz="12" w:space="6" w:color="A6A6A6"/>
-        </w:pBdr>
-        <w:shd w:val="clear" w:color="auto" w:fill="F2F2F2"/>
-        <w:spacing w:before="60" w:after="140" w:line="260" w:lineRule="auto"/>
-        <w:ind w:left="144" w:right="144"/>
-      </w:pPr>
-      <w:r>
-        <w:rPr>
-          <w:b/>
-          <w:bCs/>
-          <w:i/>
-          <w:iCs/>
-          <w:color w:val="6B5E3C"/>
-          <w:sz w:val="20"/>
-          <w:szCs w:val="20"/>
-        </w:rPr>
-        <w:t xml:space="preserve">Instrucción: </w:t>
-      </w:r>
-      <w:r>
-        <w:rPr>
-          <w:i/>
-          <w:iCs/>
-          <w:color w:val="6B5E3C"/>
-          <w:sz w:val="20"/>
-          <w:szCs w:val="20"/>
-        </w:rPr>
-        <w:t>Incluyan las reglas del anteproyecto y las descubiertas en las entrevistas, con la fuente de cada una.</w:t>
       </w:r>
     </w:p>
     <w:tbl>
@@ -20327,7 +22432,18 @@
           <w:p>
             <w:pPr>
               <w:spacing w:after="30"/>
-            </w:pPr>
+              <w:rPr>
+                <w:sz w:val="18"/>
+                <w:szCs w:val="18"/>
+              </w:rPr>
+            </w:pPr>
+            <w:r>
+              <w:rPr>
+                <w:sz w:val="18"/>
+                <w:szCs w:val="18"/>
+              </w:rPr>
+              <w:t>RN-01</w:t>
+            </w:r>
           </w:p>
         </w:tc>
         <w:tc>
@@ -20349,7 +22465,25 @@
           <w:p>
             <w:pPr>
               <w:spacing w:after="30"/>
-            </w:pPr>
+              <w:rPr>
+                <w:sz w:val="18"/>
+                <w:szCs w:val="18"/>
+              </w:rPr>
+            </w:pPr>
+            <w:r>
+              <w:rPr>
+                <w:sz w:val="18"/>
+                <w:szCs w:val="18"/>
+              </w:rPr>
+              <w:t>Expiración y vigencia de enlaces:</w:t>
+            </w:r>
+            <w:r>
+              <w:rPr>
+                <w:sz w:val="18"/>
+                <w:szCs w:val="18"/>
+              </w:rPr>
+              <w:t xml:space="preserve"> El enlace web de seguimiento permanecerá activo durante la estancia del vehículo en el taller. Expirará automáticamente al entregar y saldar la unidad. Si el cliente requiere ver su historial posteriormente, deberá solicitar la generación de un nuevo enlace.</w:t>
+            </w:r>
           </w:p>
         </w:tc>
         <w:tc>
@@ -20371,7 +22505,32 @@
           <w:p>
             <w:pPr>
               <w:spacing w:after="30"/>
-            </w:pPr>
+              <w:rPr>
+                <w:sz w:val="18"/>
+                <w:szCs w:val="18"/>
+              </w:rPr>
+            </w:pPr>
+            <w:r>
+              <w:rPr>
+                <w:sz w:val="18"/>
+                <w:szCs w:val="18"/>
+              </w:rPr>
+              <w:t>Entrevista con el cliente (</w:t>
+            </w:r>
+            <w:r>
+              <w:rPr>
+                <w:sz w:val="18"/>
+                <w:szCs w:val="18"/>
+              </w:rPr>
+              <w:t>19</w:t>
+            </w:r>
+            <w:r>
+              <w:rPr>
+                <w:sz w:val="18"/>
+                <w:szCs w:val="18"/>
+              </w:rPr>
+              <w:t>/10/2026)</w:t>
+            </w:r>
           </w:p>
         </w:tc>
         <w:tc>
@@ -20393,7 +22552,18 @@
           <w:p>
             <w:pPr>
               <w:spacing w:after="30"/>
-            </w:pPr>
+              <w:rPr>
+                <w:sz w:val="18"/>
+                <w:szCs w:val="18"/>
+              </w:rPr>
+            </w:pPr>
+            <w:r>
+              <w:rPr>
+                <w:sz w:val="18"/>
+                <w:szCs w:val="18"/>
+              </w:rPr>
+              <w:t>RF-02.1, RF-02.2</w:t>
+            </w:r>
           </w:p>
         </w:tc>
       </w:tr>
@@ -20420,7 +22590,18 @@
           <w:p>
             <w:pPr>
               <w:spacing w:after="30"/>
-            </w:pPr>
+              <w:rPr>
+                <w:sz w:val="18"/>
+                <w:szCs w:val="18"/>
+              </w:rPr>
+            </w:pPr>
+            <w:r>
+              <w:rPr>
+                <w:sz w:val="18"/>
+                <w:szCs w:val="18"/>
+              </w:rPr>
+              <w:t>RN-02</w:t>
+            </w:r>
           </w:p>
         </w:tc>
         <w:tc>
@@ -20442,7 +22623,25 @@
           <w:p>
             <w:pPr>
               <w:spacing w:after="30"/>
-            </w:pPr>
+              <w:rPr>
+                <w:sz w:val="18"/>
+                <w:szCs w:val="18"/>
+              </w:rPr>
+            </w:pPr>
+            <w:r>
+              <w:rPr>
+                <w:sz w:val="18"/>
+                <w:szCs w:val="18"/>
+              </w:rPr>
+              <w:t>Doble verificación en autorizaciones:</w:t>
+            </w:r>
+            <w:r>
+              <w:rPr>
+                <w:sz w:val="18"/>
+                <w:szCs w:val="18"/>
+              </w:rPr>
+              <w:t xml:space="preserve"> Toda aprobación remota o presencial de cotización exigirá una doble verificación (código de 6 dígitos 2FA enviado al correo o verificación en pantalla) para evitar reclamos por trabajos no autorizados.</w:t>
+            </w:r>
           </w:p>
         </w:tc>
         <w:tc>
@@ -20464,7 +22663,32 @@
           <w:p>
             <w:pPr>
               <w:spacing w:after="30"/>
-            </w:pPr>
+              <w:rPr>
+                <w:sz w:val="18"/>
+                <w:szCs w:val="18"/>
+              </w:rPr>
+            </w:pPr>
+            <w:r>
+              <w:rPr>
+                <w:sz w:val="18"/>
+                <w:szCs w:val="18"/>
+              </w:rPr>
+              <w:t>Entrevista con el cliente (</w:t>
+            </w:r>
+            <w:r>
+              <w:rPr>
+                <w:sz w:val="18"/>
+                <w:szCs w:val="18"/>
+              </w:rPr>
+              <w:t>19</w:t>
+            </w:r>
+            <w:r>
+              <w:rPr>
+                <w:sz w:val="18"/>
+                <w:szCs w:val="18"/>
+              </w:rPr>
+              <w:t>/10/2026)</w:t>
+            </w:r>
           </w:p>
         </w:tc>
         <w:tc>
@@ -20486,7 +22710,18 @@
           <w:p>
             <w:pPr>
               <w:spacing w:after="30"/>
-            </w:pPr>
+              <w:rPr>
+                <w:sz w:val="18"/>
+                <w:szCs w:val="18"/>
+              </w:rPr>
+            </w:pPr>
+            <w:r>
+              <w:rPr>
+                <w:sz w:val="18"/>
+                <w:szCs w:val="18"/>
+              </w:rPr>
+              <w:t>RF-06, RNF-04</w:t>
+            </w:r>
           </w:p>
         </w:tc>
       </w:tr>
@@ -20513,7 +22748,18 @@
           <w:p>
             <w:pPr>
               <w:spacing w:after="30"/>
-            </w:pPr>
+              <w:rPr>
+                <w:sz w:val="18"/>
+                <w:szCs w:val="18"/>
+              </w:rPr>
+            </w:pPr>
+            <w:r>
+              <w:rPr>
+                <w:sz w:val="18"/>
+                <w:szCs w:val="18"/>
+              </w:rPr>
+              <w:t>RN-03</w:t>
+            </w:r>
           </w:p>
         </w:tc>
         <w:tc>
@@ -20535,7 +22781,25 @@
           <w:p>
             <w:pPr>
               <w:spacing w:after="30"/>
-            </w:pPr>
+              <w:rPr>
+                <w:sz w:val="18"/>
+                <w:szCs w:val="18"/>
+              </w:rPr>
+            </w:pPr>
+            <w:r>
+              <w:rPr>
+                <w:sz w:val="18"/>
+                <w:szCs w:val="18"/>
+              </w:rPr>
+              <w:t>Selección granular de rubros:</w:t>
+            </w:r>
+            <w:r>
+              <w:rPr>
+                <w:sz w:val="18"/>
+                <w:szCs w:val="18"/>
+              </w:rPr>
+              <w:t xml:space="preserve"> El cliente puede aprobar o rechazar de manera independiente los conceptos opcionales desglosados en el presupuesto (mano de obra o refacciones), ejecutando únicamente lo autorizado explícitamente.</w:t>
+            </w:r>
           </w:p>
         </w:tc>
         <w:tc>
@@ -20557,7 +22821,32 @@
           <w:p>
             <w:pPr>
               <w:spacing w:after="30"/>
-            </w:pPr>
+              <w:rPr>
+                <w:sz w:val="18"/>
+                <w:szCs w:val="18"/>
+              </w:rPr>
+            </w:pPr>
+            <w:r>
+              <w:rPr>
+                <w:sz w:val="18"/>
+                <w:szCs w:val="18"/>
+              </w:rPr>
+              <w:t>Entrevista con el cliente (</w:t>
+            </w:r>
+            <w:r>
+              <w:rPr>
+                <w:sz w:val="18"/>
+                <w:szCs w:val="18"/>
+              </w:rPr>
+              <w:t>19</w:t>
+            </w:r>
+            <w:r>
+              <w:rPr>
+                <w:sz w:val="18"/>
+                <w:szCs w:val="18"/>
+              </w:rPr>
+              <w:t>/10/2026)</w:t>
+            </w:r>
           </w:p>
         </w:tc>
         <w:tc>
@@ -20579,11 +22868,1161 @@
           <w:p>
             <w:pPr>
               <w:spacing w:after="30"/>
-            </w:pPr>
+              <w:rPr>
+                <w:sz w:val="18"/>
+                <w:szCs w:val="18"/>
+              </w:rPr>
+            </w:pPr>
+            <w:r>
+              <w:rPr>
+                <w:sz w:val="18"/>
+                <w:szCs w:val="18"/>
+              </w:rPr>
+              <w:t>RF-06</w:t>
+            </w:r>
+          </w:p>
+        </w:tc>
+      </w:tr>
+      <w:tr>
+        <w:trPr>
+          <w:cantSplit/>
+        </w:trPr>
+        <w:tc>
+          <w:tcPr>
+            <w:tcW w:w="900" w:type="dxa"/>
+            <w:tcBorders>
+              <w:top w:val="single" w:sz="4" w:space="0" w:color="A6A6A6"/>
+              <w:left w:val="single" w:sz="4" w:space="0" w:color="A6A6A6"/>
+              <w:bottom w:val="single" w:sz="4" w:space="0" w:color="A6A6A6"/>
+              <w:right w:val="single" w:sz="4" w:space="0" w:color="A6A6A6"/>
+            </w:tcBorders>
+            <w:tcMar>
+              <w:top w:w="60" w:type="dxa"/>
+              <w:left w:w="100" w:type="dxa"/>
+              <w:bottom w:w="60" w:type="dxa"/>
+              <w:right w:w="100" w:type="dxa"/>
+            </w:tcMar>
+          </w:tcPr>
+          <w:p>
+            <w:pPr>
+              <w:spacing w:after="30"/>
+              <w:rPr>
+                <w:sz w:val="18"/>
+                <w:szCs w:val="18"/>
+              </w:rPr>
+            </w:pPr>
+            <w:r>
+              <w:rPr>
+                <w:sz w:val="18"/>
+                <w:szCs w:val="18"/>
+              </w:rPr>
+              <w:t>RN-04</w:t>
+            </w:r>
+          </w:p>
+        </w:tc>
+        <w:tc>
+          <w:tcPr>
+            <w:tcW w:w="4560" w:type="dxa"/>
+            <w:tcBorders>
+              <w:top w:val="single" w:sz="4" w:space="0" w:color="A6A6A6"/>
+              <w:left w:val="single" w:sz="4" w:space="0" w:color="A6A6A6"/>
+              <w:bottom w:val="single" w:sz="4" w:space="0" w:color="A6A6A6"/>
+              <w:right w:val="single" w:sz="4" w:space="0" w:color="A6A6A6"/>
+            </w:tcBorders>
+            <w:tcMar>
+              <w:top w:w="60" w:type="dxa"/>
+              <w:left w:w="100" w:type="dxa"/>
+              <w:bottom w:w="60" w:type="dxa"/>
+              <w:right w:w="100" w:type="dxa"/>
+            </w:tcMar>
+          </w:tcPr>
+          <w:p>
+            <w:pPr>
+              <w:spacing w:after="30"/>
+              <w:rPr>
+                <w:sz w:val="18"/>
+                <w:szCs w:val="18"/>
+              </w:rPr>
+            </w:pPr>
+            <w:proofErr w:type="spellStart"/>
+            <w:r>
+              <w:rPr>
+                <w:sz w:val="18"/>
+                <w:szCs w:val="18"/>
+              </w:rPr>
+              <w:t>Re-cotización</w:t>
+            </w:r>
+            <w:proofErr w:type="spellEnd"/>
+            <w:r>
+              <w:rPr>
+                <w:sz w:val="18"/>
+                <w:szCs w:val="18"/>
+              </w:rPr>
+              <w:t xml:space="preserve"> obligatoria por sobrecostos (&gt;10%):</w:t>
+            </w:r>
+            <w:r>
+              <w:rPr>
+                <w:sz w:val="18"/>
+                <w:szCs w:val="18"/>
+              </w:rPr>
+              <w:t xml:space="preserve"> Cualquier trabajo o repuesto imprevisto durante la reparación que incremente el costo inicial más de un 10% detendrá el avance hasta contar con una nueva autorización validada por el cliente.</w:t>
+            </w:r>
+          </w:p>
+        </w:tc>
+        <w:tc>
+          <w:tcPr>
+            <w:tcW w:w="2200" w:type="dxa"/>
+            <w:tcBorders>
+              <w:top w:val="single" w:sz="4" w:space="0" w:color="A6A6A6"/>
+              <w:left w:val="single" w:sz="4" w:space="0" w:color="A6A6A6"/>
+              <w:bottom w:val="single" w:sz="4" w:space="0" w:color="A6A6A6"/>
+              <w:right w:val="single" w:sz="4" w:space="0" w:color="A6A6A6"/>
+            </w:tcBorders>
+            <w:tcMar>
+              <w:top w:w="60" w:type="dxa"/>
+              <w:left w:w="100" w:type="dxa"/>
+              <w:bottom w:w="60" w:type="dxa"/>
+              <w:right w:w="100" w:type="dxa"/>
+            </w:tcMar>
+          </w:tcPr>
+          <w:p>
+            <w:pPr>
+              <w:spacing w:after="30"/>
+              <w:rPr>
+                <w:sz w:val="18"/>
+                <w:szCs w:val="18"/>
+              </w:rPr>
+            </w:pPr>
+            <w:r>
+              <w:rPr>
+                <w:sz w:val="18"/>
+                <w:szCs w:val="18"/>
+              </w:rPr>
+              <w:t>Anteproyecto y propuesta técnica</w:t>
+            </w:r>
+          </w:p>
+        </w:tc>
+        <w:tc>
+          <w:tcPr>
+            <w:tcW w:w="1700" w:type="dxa"/>
+            <w:tcBorders>
+              <w:top w:val="single" w:sz="4" w:space="0" w:color="A6A6A6"/>
+              <w:left w:val="single" w:sz="4" w:space="0" w:color="A6A6A6"/>
+              <w:bottom w:val="single" w:sz="4" w:space="0" w:color="A6A6A6"/>
+              <w:right w:val="single" w:sz="4" w:space="0" w:color="A6A6A6"/>
+            </w:tcBorders>
+            <w:tcMar>
+              <w:top w:w="60" w:type="dxa"/>
+              <w:left w:w="100" w:type="dxa"/>
+              <w:bottom w:w="60" w:type="dxa"/>
+              <w:right w:w="100" w:type="dxa"/>
+            </w:tcMar>
+          </w:tcPr>
+          <w:p>
+            <w:pPr>
+              <w:spacing w:after="30"/>
+              <w:rPr>
+                <w:sz w:val="18"/>
+                <w:szCs w:val="18"/>
+              </w:rPr>
+            </w:pPr>
+            <w:r>
+              <w:rPr>
+                <w:sz w:val="18"/>
+                <w:szCs w:val="18"/>
+              </w:rPr>
+              <w:t>RF-07, RNF-04</w:t>
+            </w:r>
+          </w:p>
+        </w:tc>
+      </w:tr>
+      <w:tr>
+        <w:trPr>
+          <w:cantSplit/>
+        </w:trPr>
+        <w:tc>
+          <w:tcPr>
+            <w:tcW w:w="900" w:type="dxa"/>
+            <w:tcBorders>
+              <w:top w:val="single" w:sz="4" w:space="0" w:color="A6A6A6"/>
+              <w:left w:val="single" w:sz="4" w:space="0" w:color="A6A6A6"/>
+              <w:bottom w:val="single" w:sz="4" w:space="0" w:color="A6A6A6"/>
+              <w:right w:val="single" w:sz="4" w:space="0" w:color="A6A6A6"/>
+            </w:tcBorders>
+            <w:tcMar>
+              <w:top w:w="60" w:type="dxa"/>
+              <w:left w:w="100" w:type="dxa"/>
+              <w:bottom w:w="60" w:type="dxa"/>
+              <w:right w:w="100" w:type="dxa"/>
+            </w:tcMar>
+          </w:tcPr>
+          <w:p>
+            <w:pPr>
+              <w:spacing w:after="30"/>
+              <w:rPr>
+                <w:sz w:val="18"/>
+                <w:szCs w:val="18"/>
+              </w:rPr>
+            </w:pPr>
+            <w:r>
+              <w:rPr>
+                <w:sz w:val="18"/>
+                <w:szCs w:val="18"/>
+              </w:rPr>
+              <w:t>RN-05</w:t>
+            </w:r>
+          </w:p>
+        </w:tc>
+        <w:tc>
+          <w:tcPr>
+            <w:tcW w:w="4560" w:type="dxa"/>
+            <w:tcBorders>
+              <w:top w:val="single" w:sz="4" w:space="0" w:color="A6A6A6"/>
+              <w:left w:val="single" w:sz="4" w:space="0" w:color="A6A6A6"/>
+              <w:bottom w:val="single" w:sz="4" w:space="0" w:color="A6A6A6"/>
+              <w:right w:val="single" w:sz="4" w:space="0" w:color="A6A6A6"/>
+            </w:tcBorders>
+            <w:tcMar>
+              <w:top w:w="60" w:type="dxa"/>
+              <w:left w:w="100" w:type="dxa"/>
+              <w:bottom w:w="60" w:type="dxa"/>
+              <w:right w:w="100" w:type="dxa"/>
+            </w:tcMar>
+          </w:tcPr>
+          <w:p>
+            <w:pPr>
+              <w:spacing w:after="30"/>
+              <w:rPr>
+                <w:b/>
+                <w:bCs/>
+                <w:sz w:val="18"/>
+                <w:szCs w:val="18"/>
+              </w:rPr>
+            </w:pPr>
+            <w:r>
+              <w:rPr>
+                <w:sz w:val="18"/>
+                <w:szCs w:val="18"/>
+              </w:rPr>
+              <w:t>Capacidad física del taller</w:t>
+            </w:r>
+            <w:r>
+              <w:rPr>
+                <w:b/>
+                <w:bCs/>
+                <w:sz w:val="18"/>
+                <w:szCs w:val="18"/>
+              </w:rPr>
+              <w:t>:</w:t>
+            </w:r>
+            <w:r>
+              <w:rPr>
+                <w:sz w:val="18"/>
+                <w:szCs w:val="18"/>
+              </w:rPr>
+              <w:t xml:space="preserve"> La atención simultánea está limitada estrictamente a 4 bahías físicas (1 vehículo por bahía) y un área de estacionamiento de recepción/espera con capacidad máxima para 5 vehículos.</w:t>
+            </w:r>
+          </w:p>
+        </w:tc>
+        <w:tc>
+          <w:tcPr>
+            <w:tcW w:w="2200" w:type="dxa"/>
+            <w:tcBorders>
+              <w:top w:val="single" w:sz="4" w:space="0" w:color="A6A6A6"/>
+              <w:left w:val="single" w:sz="4" w:space="0" w:color="A6A6A6"/>
+              <w:bottom w:val="single" w:sz="4" w:space="0" w:color="A6A6A6"/>
+              <w:right w:val="single" w:sz="4" w:space="0" w:color="A6A6A6"/>
+            </w:tcBorders>
+            <w:tcMar>
+              <w:top w:w="60" w:type="dxa"/>
+              <w:left w:w="100" w:type="dxa"/>
+              <w:bottom w:w="60" w:type="dxa"/>
+              <w:right w:w="100" w:type="dxa"/>
+            </w:tcMar>
+          </w:tcPr>
+          <w:p>
+            <w:pPr>
+              <w:spacing w:after="30"/>
+              <w:rPr>
+                <w:sz w:val="18"/>
+                <w:szCs w:val="18"/>
+              </w:rPr>
+            </w:pPr>
+            <w:r>
+              <w:rPr>
+                <w:sz w:val="18"/>
+                <w:szCs w:val="18"/>
+              </w:rPr>
+              <w:t>Anteproyecto y entrevista con el cliente</w:t>
+            </w:r>
+          </w:p>
+        </w:tc>
+        <w:tc>
+          <w:tcPr>
+            <w:tcW w:w="1700" w:type="dxa"/>
+            <w:tcBorders>
+              <w:top w:val="single" w:sz="4" w:space="0" w:color="A6A6A6"/>
+              <w:left w:val="single" w:sz="4" w:space="0" w:color="A6A6A6"/>
+              <w:bottom w:val="single" w:sz="4" w:space="0" w:color="A6A6A6"/>
+              <w:right w:val="single" w:sz="4" w:space="0" w:color="A6A6A6"/>
+            </w:tcBorders>
+            <w:tcMar>
+              <w:top w:w="60" w:type="dxa"/>
+              <w:left w:w="100" w:type="dxa"/>
+              <w:bottom w:w="60" w:type="dxa"/>
+              <w:right w:w="100" w:type="dxa"/>
+            </w:tcMar>
+          </w:tcPr>
+          <w:p>
+            <w:pPr>
+              <w:rPr>
+                <w:rFonts w:ascii="Times New Roman" w:eastAsia="Times New Roman" w:hAnsi="Times New Roman" w:cs="Times New Roman"/>
+                <w:sz w:val="18"/>
+                <w:szCs w:val="18"/>
+              </w:rPr>
+            </w:pPr>
+            <w:r>
+              <w:rPr>
+                <w:rFonts w:ascii="Arial" w:eastAsia="Times New Roman" w:hAnsi="Arial" w:cs="Arial"/>
+                <w:sz w:val="18"/>
+                <w:szCs w:val="18"/>
+              </w:rPr>
+              <w:t>RF-05, RF-09</w:t>
+            </w:r>
+            <w:r>
+              <w:rPr>
+                <w:rFonts w:ascii="Times New Roman" w:eastAsia="Times New Roman" w:hAnsi="Times New Roman" w:cs="Times New Roman"/>
+                <w:sz w:val="18"/>
+                <w:szCs w:val="18"/>
+              </w:rPr>
+              <w:t xml:space="preserve"> </w:t>
+            </w:r>
+          </w:p>
+          <w:p>
+            <w:pPr>
+              <w:spacing w:after="30"/>
+              <w:rPr>
+                <w:sz w:val="18"/>
+                <w:szCs w:val="18"/>
+              </w:rPr>
+            </w:pPr>
+          </w:p>
+        </w:tc>
+      </w:tr>
+      <w:tr>
+        <w:trPr>
+          <w:cantSplit/>
+        </w:trPr>
+        <w:tc>
+          <w:tcPr>
+            <w:tcW w:w="900" w:type="dxa"/>
+            <w:tcBorders>
+              <w:top w:val="single" w:sz="4" w:space="0" w:color="A6A6A6"/>
+              <w:left w:val="single" w:sz="4" w:space="0" w:color="A6A6A6"/>
+              <w:bottom w:val="single" w:sz="4" w:space="0" w:color="A6A6A6"/>
+              <w:right w:val="single" w:sz="4" w:space="0" w:color="A6A6A6"/>
+            </w:tcBorders>
+            <w:tcMar>
+              <w:top w:w="60" w:type="dxa"/>
+              <w:left w:w="100" w:type="dxa"/>
+              <w:bottom w:w="60" w:type="dxa"/>
+              <w:right w:w="100" w:type="dxa"/>
+            </w:tcMar>
+          </w:tcPr>
+          <w:p>
+            <w:pPr>
+              <w:spacing w:after="30"/>
+              <w:rPr>
+                <w:sz w:val="18"/>
+                <w:szCs w:val="18"/>
+              </w:rPr>
+            </w:pPr>
+            <w:r>
+              <w:rPr>
+                <w:sz w:val="18"/>
+                <w:szCs w:val="18"/>
+              </w:rPr>
+              <w:t>RN-06</w:t>
+            </w:r>
+          </w:p>
+        </w:tc>
+        <w:tc>
+          <w:tcPr>
+            <w:tcW w:w="4560" w:type="dxa"/>
+            <w:tcBorders>
+              <w:top w:val="single" w:sz="4" w:space="0" w:color="A6A6A6"/>
+              <w:left w:val="single" w:sz="4" w:space="0" w:color="A6A6A6"/>
+              <w:bottom w:val="single" w:sz="4" w:space="0" w:color="A6A6A6"/>
+              <w:right w:val="single" w:sz="4" w:space="0" w:color="A6A6A6"/>
+            </w:tcBorders>
+            <w:tcMar>
+              <w:top w:w="60" w:type="dxa"/>
+              <w:left w:w="100" w:type="dxa"/>
+              <w:bottom w:w="60" w:type="dxa"/>
+              <w:right w:w="100" w:type="dxa"/>
+            </w:tcMar>
+          </w:tcPr>
+          <w:p>
+            <w:pPr>
+              <w:spacing w:after="30"/>
+              <w:rPr>
+                <w:b/>
+                <w:bCs/>
+                <w:sz w:val="18"/>
+                <w:szCs w:val="18"/>
+              </w:rPr>
+            </w:pPr>
+            <w:r>
+              <w:rPr>
+                <w:sz w:val="18"/>
+                <w:szCs w:val="18"/>
+              </w:rPr>
+              <w:t>Reubicación por espera de refacciones:</w:t>
+            </w:r>
+            <w:r>
+              <w:rPr>
+                <w:sz w:val="18"/>
+                <w:szCs w:val="18"/>
+              </w:rPr>
+              <w:t xml:space="preserve"> Si un vehículo requiere refacciones externas con demora de entrega de varios días, se liberará la bahía de trabajo reubicando la unidad en el estacionamiento hasta el arribo de las piezas.</w:t>
+            </w:r>
+          </w:p>
+        </w:tc>
+        <w:tc>
+          <w:tcPr>
+            <w:tcW w:w="2200" w:type="dxa"/>
+            <w:tcBorders>
+              <w:top w:val="single" w:sz="4" w:space="0" w:color="A6A6A6"/>
+              <w:left w:val="single" w:sz="4" w:space="0" w:color="A6A6A6"/>
+              <w:bottom w:val="single" w:sz="4" w:space="0" w:color="A6A6A6"/>
+              <w:right w:val="single" w:sz="4" w:space="0" w:color="A6A6A6"/>
+            </w:tcBorders>
+            <w:tcMar>
+              <w:top w:w="60" w:type="dxa"/>
+              <w:left w:w="100" w:type="dxa"/>
+              <w:bottom w:w="60" w:type="dxa"/>
+              <w:right w:w="100" w:type="dxa"/>
+            </w:tcMar>
+          </w:tcPr>
+          <w:p>
+            <w:pPr>
+              <w:spacing w:after="30"/>
+              <w:rPr>
+                <w:sz w:val="18"/>
+                <w:szCs w:val="18"/>
+              </w:rPr>
+            </w:pPr>
+            <w:r>
+              <w:rPr>
+                <w:sz w:val="18"/>
+                <w:szCs w:val="18"/>
+              </w:rPr>
+              <w:t>Entrevista con el cliente (</w:t>
+            </w:r>
+            <w:r>
+              <w:rPr>
+                <w:sz w:val="18"/>
+                <w:szCs w:val="18"/>
+              </w:rPr>
+              <w:t>19</w:t>
+            </w:r>
+            <w:r>
+              <w:rPr>
+                <w:sz w:val="18"/>
+                <w:szCs w:val="18"/>
+              </w:rPr>
+              <w:t>/10/2026)</w:t>
+            </w:r>
+          </w:p>
+        </w:tc>
+        <w:tc>
+          <w:tcPr>
+            <w:tcW w:w="1700" w:type="dxa"/>
+            <w:tcBorders>
+              <w:top w:val="single" w:sz="4" w:space="0" w:color="A6A6A6"/>
+              <w:left w:val="single" w:sz="4" w:space="0" w:color="A6A6A6"/>
+              <w:bottom w:val="single" w:sz="4" w:space="0" w:color="A6A6A6"/>
+              <w:right w:val="single" w:sz="4" w:space="0" w:color="A6A6A6"/>
+            </w:tcBorders>
+            <w:tcMar>
+              <w:top w:w="60" w:type="dxa"/>
+              <w:left w:w="100" w:type="dxa"/>
+              <w:bottom w:w="60" w:type="dxa"/>
+              <w:right w:w="100" w:type="dxa"/>
+            </w:tcMar>
+          </w:tcPr>
+          <w:p>
+            <w:pPr>
+              <w:spacing w:after="30"/>
+              <w:rPr>
+                <w:sz w:val="18"/>
+                <w:szCs w:val="18"/>
+              </w:rPr>
+            </w:pPr>
+            <w:r>
+              <w:rPr>
+                <w:sz w:val="18"/>
+                <w:szCs w:val="18"/>
+              </w:rPr>
+              <w:t>RF-05, RF-08.2</w:t>
+            </w:r>
+          </w:p>
+        </w:tc>
+      </w:tr>
+      <w:tr>
+        <w:trPr>
+          <w:cantSplit/>
+        </w:trPr>
+        <w:tc>
+          <w:tcPr>
+            <w:tcW w:w="900" w:type="dxa"/>
+            <w:tcBorders>
+              <w:top w:val="single" w:sz="4" w:space="0" w:color="A6A6A6"/>
+              <w:left w:val="single" w:sz="4" w:space="0" w:color="A6A6A6"/>
+              <w:bottom w:val="single" w:sz="4" w:space="0" w:color="A6A6A6"/>
+              <w:right w:val="single" w:sz="4" w:space="0" w:color="A6A6A6"/>
+            </w:tcBorders>
+            <w:tcMar>
+              <w:top w:w="60" w:type="dxa"/>
+              <w:left w:w="100" w:type="dxa"/>
+              <w:bottom w:w="60" w:type="dxa"/>
+              <w:right w:w="100" w:type="dxa"/>
+            </w:tcMar>
+          </w:tcPr>
+          <w:p>
+            <w:pPr>
+              <w:spacing w:after="30"/>
+              <w:rPr>
+                <w:sz w:val="18"/>
+                <w:szCs w:val="18"/>
+              </w:rPr>
+            </w:pPr>
+            <w:r>
+              <w:rPr>
+                <w:sz w:val="18"/>
+                <w:szCs w:val="18"/>
+              </w:rPr>
+              <w:t>RN-07</w:t>
+            </w:r>
+          </w:p>
+        </w:tc>
+        <w:tc>
+          <w:tcPr>
+            <w:tcW w:w="4560" w:type="dxa"/>
+            <w:tcBorders>
+              <w:top w:val="single" w:sz="4" w:space="0" w:color="A6A6A6"/>
+              <w:left w:val="single" w:sz="4" w:space="0" w:color="A6A6A6"/>
+              <w:bottom w:val="single" w:sz="4" w:space="0" w:color="A6A6A6"/>
+              <w:right w:val="single" w:sz="4" w:space="0" w:color="A6A6A6"/>
+            </w:tcBorders>
+            <w:tcMar>
+              <w:top w:w="60" w:type="dxa"/>
+              <w:left w:w="100" w:type="dxa"/>
+              <w:bottom w:w="60" w:type="dxa"/>
+              <w:right w:w="100" w:type="dxa"/>
+            </w:tcMar>
+          </w:tcPr>
+          <w:p>
+            <w:pPr>
+              <w:spacing w:after="30"/>
+              <w:rPr>
+                <w:b/>
+                <w:bCs/>
+                <w:sz w:val="18"/>
+                <w:szCs w:val="18"/>
+              </w:rPr>
+            </w:pPr>
+            <w:r>
+              <w:rPr>
+                <w:sz w:val="18"/>
+                <w:szCs w:val="18"/>
+              </w:rPr>
+              <w:t>Clasificación de vehículos autorizados:</w:t>
+            </w:r>
+            <w:r>
+              <w:rPr>
+                <w:sz w:val="18"/>
+                <w:szCs w:val="18"/>
+              </w:rPr>
+              <w:t xml:space="preserve"> El sistema operará exclusivamente con vehículos automotrices ligeros (automóviles particulares, motocicletas y camionetas hasta de 3 toneladas). Se excluyen bicicletas, </w:t>
+            </w:r>
+            <w:proofErr w:type="spellStart"/>
+            <w:r>
+              <w:rPr>
+                <w:sz w:val="18"/>
+                <w:szCs w:val="18"/>
+              </w:rPr>
+              <w:t>tráilers</w:t>
+            </w:r>
+            <w:proofErr w:type="spellEnd"/>
+            <w:r>
+              <w:rPr>
+                <w:sz w:val="18"/>
+                <w:szCs w:val="18"/>
+              </w:rPr>
+              <w:t xml:space="preserve"> y maquinaria pesada.</w:t>
+            </w:r>
+          </w:p>
+        </w:tc>
+        <w:tc>
+          <w:tcPr>
+            <w:tcW w:w="2200" w:type="dxa"/>
+            <w:tcBorders>
+              <w:top w:val="single" w:sz="4" w:space="0" w:color="A6A6A6"/>
+              <w:left w:val="single" w:sz="4" w:space="0" w:color="A6A6A6"/>
+              <w:bottom w:val="single" w:sz="4" w:space="0" w:color="A6A6A6"/>
+              <w:right w:val="single" w:sz="4" w:space="0" w:color="A6A6A6"/>
+            </w:tcBorders>
+            <w:tcMar>
+              <w:top w:w="60" w:type="dxa"/>
+              <w:left w:w="100" w:type="dxa"/>
+              <w:bottom w:w="60" w:type="dxa"/>
+              <w:right w:w="100" w:type="dxa"/>
+            </w:tcMar>
+          </w:tcPr>
+          <w:p>
+            <w:pPr>
+              <w:spacing w:after="30"/>
+              <w:rPr>
+                <w:sz w:val="18"/>
+                <w:szCs w:val="18"/>
+              </w:rPr>
+            </w:pPr>
+            <w:r>
+              <w:rPr>
+                <w:sz w:val="18"/>
+                <w:szCs w:val="18"/>
+              </w:rPr>
+              <w:t>Entrevista con el cliente (</w:t>
+            </w:r>
+            <w:r>
+              <w:rPr>
+                <w:sz w:val="18"/>
+                <w:szCs w:val="18"/>
+              </w:rPr>
+              <w:t>19</w:t>
+            </w:r>
+            <w:r>
+              <w:rPr>
+                <w:sz w:val="18"/>
+                <w:szCs w:val="18"/>
+              </w:rPr>
+              <w:t>/10/2026)</w:t>
+            </w:r>
+          </w:p>
+        </w:tc>
+        <w:tc>
+          <w:tcPr>
+            <w:tcW w:w="1700" w:type="dxa"/>
+            <w:tcBorders>
+              <w:top w:val="single" w:sz="4" w:space="0" w:color="A6A6A6"/>
+              <w:left w:val="single" w:sz="4" w:space="0" w:color="A6A6A6"/>
+              <w:bottom w:val="single" w:sz="4" w:space="0" w:color="A6A6A6"/>
+              <w:right w:val="single" w:sz="4" w:space="0" w:color="A6A6A6"/>
+            </w:tcBorders>
+            <w:tcMar>
+              <w:top w:w="60" w:type="dxa"/>
+              <w:left w:w="100" w:type="dxa"/>
+              <w:bottom w:w="60" w:type="dxa"/>
+              <w:right w:w="100" w:type="dxa"/>
+            </w:tcMar>
+          </w:tcPr>
+          <w:p>
+            <w:pPr>
+              <w:spacing w:after="30"/>
+              <w:rPr>
+                <w:sz w:val="18"/>
+                <w:szCs w:val="18"/>
+              </w:rPr>
+            </w:pPr>
+            <w:r>
+              <w:rPr>
+                <w:sz w:val="18"/>
+                <w:szCs w:val="18"/>
+              </w:rPr>
+              <w:t>RF-03.1</w:t>
+            </w:r>
+          </w:p>
+        </w:tc>
+      </w:tr>
+      <w:tr>
+        <w:trPr>
+          <w:cantSplit/>
+        </w:trPr>
+        <w:tc>
+          <w:tcPr>
+            <w:tcW w:w="900" w:type="dxa"/>
+            <w:tcBorders>
+              <w:top w:val="single" w:sz="4" w:space="0" w:color="A6A6A6"/>
+              <w:left w:val="single" w:sz="4" w:space="0" w:color="A6A6A6"/>
+              <w:bottom w:val="single" w:sz="4" w:space="0" w:color="A6A6A6"/>
+              <w:right w:val="single" w:sz="4" w:space="0" w:color="A6A6A6"/>
+            </w:tcBorders>
+            <w:tcMar>
+              <w:top w:w="60" w:type="dxa"/>
+              <w:left w:w="100" w:type="dxa"/>
+              <w:bottom w:w="60" w:type="dxa"/>
+              <w:right w:w="100" w:type="dxa"/>
+            </w:tcMar>
+          </w:tcPr>
+          <w:p>
+            <w:pPr>
+              <w:spacing w:after="30"/>
+              <w:rPr>
+                <w:sz w:val="18"/>
+                <w:szCs w:val="18"/>
+              </w:rPr>
+            </w:pPr>
+            <w:r>
+              <w:rPr>
+                <w:sz w:val="18"/>
+                <w:szCs w:val="18"/>
+              </w:rPr>
+              <w:t>RN-08</w:t>
+            </w:r>
+          </w:p>
+        </w:tc>
+        <w:tc>
+          <w:tcPr>
+            <w:tcW w:w="4560" w:type="dxa"/>
+            <w:tcBorders>
+              <w:top w:val="single" w:sz="4" w:space="0" w:color="A6A6A6"/>
+              <w:left w:val="single" w:sz="4" w:space="0" w:color="A6A6A6"/>
+              <w:bottom w:val="single" w:sz="4" w:space="0" w:color="A6A6A6"/>
+              <w:right w:val="single" w:sz="4" w:space="0" w:color="A6A6A6"/>
+            </w:tcBorders>
+            <w:tcMar>
+              <w:top w:w="60" w:type="dxa"/>
+              <w:left w:w="100" w:type="dxa"/>
+              <w:bottom w:w="60" w:type="dxa"/>
+              <w:right w:w="100" w:type="dxa"/>
+            </w:tcMar>
+          </w:tcPr>
+          <w:p>
+            <w:pPr>
+              <w:spacing w:after="30"/>
+              <w:rPr>
+                <w:b/>
+                <w:bCs/>
+                <w:sz w:val="18"/>
+                <w:szCs w:val="18"/>
+              </w:rPr>
+            </w:pPr>
+            <w:r>
+              <w:rPr>
+                <w:sz w:val="18"/>
+                <w:szCs w:val="18"/>
+              </w:rPr>
+              <w:t>Confirmación manual de citas web:</w:t>
+            </w:r>
+            <w:r>
+              <w:rPr>
+                <w:sz w:val="18"/>
+                <w:szCs w:val="18"/>
+              </w:rPr>
+              <w:t xml:space="preserve"> Las solicitudes de cita agendadas desde el portal público ingresarán en estado "Pendiente" y no reservarán espacio en la agenda hasta que la recepcionista las confirme manualmente.</w:t>
+            </w:r>
+          </w:p>
+        </w:tc>
+        <w:tc>
+          <w:tcPr>
+            <w:tcW w:w="2200" w:type="dxa"/>
+            <w:tcBorders>
+              <w:top w:val="single" w:sz="4" w:space="0" w:color="A6A6A6"/>
+              <w:left w:val="single" w:sz="4" w:space="0" w:color="A6A6A6"/>
+              <w:bottom w:val="single" w:sz="4" w:space="0" w:color="A6A6A6"/>
+              <w:right w:val="single" w:sz="4" w:space="0" w:color="A6A6A6"/>
+            </w:tcBorders>
+            <w:tcMar>
+              <w:top w:w="60" w:type="dxa"/>
+              <w:left w:w="100" w:type="dxa"/>
+              <w:bottom w:w="60" w:type="dxa"/>
+              <w:right w:w="100" w:type="dxa"/>
+            </w:tcMar>
+          </w:tcPr>
+          <w:p>
+            <w:pPr>
+              <w:spacing w:after="30"/>
+              <w:rPr>
+                <w:sz w:val="18"/>
+                <w:szCs w:val="18"/>
+              </w:rPr>
+            </w:pPr>
+            <w:r>
+              <w:rPr>
+                <w:sz w:val="18"/>
+                <w:szCs w:val="18"/>
+              </w:rPr>
+              <w:t>Entrevista con el cliente (</w:t>
+            </w:r>
+            <w:r>
+              <w:rPr>
+                <w:sz w:val="18"/>
+                <w:szCs w:val="18"/>
+              </w:rPr>
+              <w:t>19</w:t>
+            </w:r>
+            <w:r>
+              <w:rPr>
+                <w:sz w:val="18"/>
+                <w:szCs w:val="18"/>
+              </w:rPr>
+              <w:t>/10/2026)</w:t>
+            </w:r>
+          </w:p>
+        </w:tc>
+        <w:tc>
+          <w:tcPr>
+            <w:tcW w:w="1700" w:type="dxa"/>
+            <w:tcBorders>
+              <w:top w:val="single" w:sz="4" w:space="0" w:color="A6A6A6"/>
+              <w:left w:val="single" w:sz="4" w:space="0" w:color="A6A6A6"/>
+              <w:bottom w:val="single" w:sz="4" w:space="0" w:color="A6A6A6"/>
+              <w:right w:val="single" w:sz="4" w:space="0" w:color="A6A6A6"/>
+            </w:tcBorders>
+            <w:tcMar>
+              <w:top w:w="60" w:type="dxa"/>
+              <w:left w:w="100" w:type="dxa"/>
+              <w:bottom w:w="60" w:type="dxa"/>
+              <w:right w:w="100" w:type="dxa"/>
+            </w:tcMar>
+          </w:tcPr>
+          <w:p>
+            <w:pPr>
+              <w:spacing w:after="30"/>
+              <w:rPr>
+                <w:sz w:val="18"/>
+                <w:szCs w:val="18"/>
+              </w:rPr>
+            </w:pPr>
+            <w:r>
+              <w:rPr>
+                <w:sz w:val="18"/>
+                <w:szCs w:val="18"/>
+              </w:rPr>
+              <w:t>RF-09</w:t>
+            </w:r>
+          </w:p>
+        </w:tc>
+      </w:tr>
+      <w:tr>
+        <w:trPr>
+          <w:cantSplit/>
+        </w:trPr>
+        <w:tc>
+          <w:tcPr>
+            <w:tcW w:w="900" w:type="dxa"/>
+            <w:tcBorders>
+              <w:top w:val="single" w:sz="4" w:space="0" w:color="A6A6A6"/>
+              <w:left w:val="single" w:sz="4" w:space="0" w:color="A6A6A6"/>
+              <w:bottom w:val="single" w:sz="4" w:space="0" w:color="A6A6A6"/>
+              <w:right w:val="single" w:sz="4" w:space="0" w:color="A6A6A6"/>
+            </w:tcBorders>
+            <w:tcMar>
+              <w:top w:w="60" w:type="dxa"/>
+              <w:left w:w="100" w:type="dxa"/>
+              <w:bottom w:w="60" w:type="dxa"/>
+              <w:right w:w="100" w:type="dxa"/>
+            </w:tcMar>
+          </w:tcPr>
+          <w:p>
+            <w:pPr>
+              <w:spacing w:after="30"/>
+              <w:rPr>
+                <w:sz w:val="18"/>
+                <w:szCs w:val="18"/>
+              </w:rPr>
+            </w:pPr>
+            <w:r>
+              <w:rPr>
+                <w:sz w:val="18"/>
+                <w:szCs w:val="18"/>
+              </w:rPr>
+              <w:t>RN-09</w:t>
+            </w:r>
+          </w:p>
+        </w:tc>
+        <w:tc>
+          <w:tcPr>
+            <w:tcW w:w="4560" w:type="dxa"/>
+            <w:tcBorders>
+              <w:top w:val="single" w:sz="4" w:space="0" w:color="A6A6A6"/>
+              <w:left w:val="single" w:sz="4" w:space="0" w:color="A6A6A6"/>
+              <w:bottom w:val="single" w:sz="4" w:space="0" w:color="A6A6A6"/>
+              <w:right w:val="single" w:sz="4" w:space="0" w:color="A6A6A6"/>
+            </w:tcBorders>
+            <w:tcMar>
+              <w:top w:w="60" w:type="dxa"/>
+              <w:left w:w="100" w:type="dxa"/>
+              <w:bottom w:w="60" w:type="dxa"/>
+              <w:right w:w="100" w:type="dxa"/>
+            </w:tcMar>
+          </w:tcPr>
+          <w:p>
+            <w:pPr>
+              <w:spacing w:after="30"/>
+              <w:rPr>
+                <w:b/>
+                <w:bCs/>
+                <w:sz w:val="18"/>
+                <w:szCs w:val="18"/>
+              </w:rPr>
+            </w:pPr>
+            <w:r>
+              <w:rPr>
+                <w:sz w:val="18"/>
+                <w:szCs w:val="18"/>
+              </w:rPr>
+              <w:t>Asignación y colaboración de mecánicos</w:t>
+            </w:r>
+            <w:r>
+              <w:rPr>
+                <w:b/>
+                <w:bCs/>
+                <w:sz w:val="18"/>
+                <w:szCs w:val="18"/>
+              </w:rPr>
+              <w:t>:</w:t>
+            </w:r>
+            <w:r>
+              <w:rPr>
+                <w:sz w:val="18"/>
+                <w:szCs w:val="18"/>
+              </w:rPr>
+              <w:t xml:space="preserve"> Cada orden mantendrá un mecánico principal responsable. Otros mecánicos podrán colaborar en el trabajo técnico sin alterar la titularidad de la orden, salvo reasignación formal.</w:t>
+            </w:r>
+          </w:p>
+        </w:tc>
+        <w:tc>
+          <w:tcPr>
+            <w:tcW w:w="2200" w:type="dxa"/>
+            <w:tcBorders>
+              <w:top w:val="single" w:sz="4" w:space="0" w:color="A6A6A6"/>
+              <w:left w:val="single" w:sz="4" w:space="0" w:color="A6A6A6"/>
+              <w:bottom w:val="single" w:sz="4" w:space="0" w:color="A6A6A6"/>
+              <w:right w:val="single" w:sz="4" w:space="0" w:color="A6A6A6"/>
+            </w:tcBorders>
+            <w:tcMar>
+              <w:top w:w="60" w:type="dxa"/>
+              <w:left w:w="100" w:type="dxa"/>
+              <w:bottom w:w="60" w:type="dxa"/>
+              <w:right w:w="100" w:type="dxa"/>
+            </w:tcMar>
+          </w:tcPr>
+          <w:p>
+            <w:pPr>
+              <w:spacing w:after="30"/>
+              <w:rPr>
+                <w:sz w:val="18"/>
+                <w:szCs w:val="18"/>
+              </w:rPr>
+            </w:pPr>
+            <w:r>
+              <w:rPr>
+                <w:sz w:val="18"/>
+                <w:szCs w:val="18"/>
+              </w:rPr>
+              <w:t>Entrevista con el cliente (</w:t>
+            </w:r>
+            <w:r>
+              <w:rPr>
+                <w:sz w:val="18"/>
+                <w:szCs w:val="18"/>
+              </w:rPr>
+              <w:t>19</w:t>
+            </w:r>
+            <w:r>
+              <w:rPr>
+                <w:sz w:val="18"/>
+                <w:szCs w:val="18"/>
+              </w:rPr>
+              <w:t>/10/2026)</w:t>
+            </w:r>
+          </w:p>
+        </w:tc>
+        <w:tc>
+          <w:tcPr>
+            <w:tcW w:w="1700" w:type="dxa"/>
+            <w:tcBorders>
+              <w:top w:val="single" w:sz="4" w:space="0" w:color="A6A6A6"/>
+              <w:left w:val="single" w:sz="4" w:space="0" w:color="A6A6A6"/>
+              <w:bottom w:val="single" w:sz="4" w:space="0" w:color="A6A6A6"/>
+              <w:right w:val="single" w:sz="4" w:space="0" w:color="A6A6A6"/>
+            </w:tcBorders>
+            <w:tcMar>
+              <w:top w:w="60" w:type="dxa"/>
+              <w:left w:w="100" w:type="dxa"/>
+              <w:bottom w:w="60" w:type="dxa"/>
+              <w:right w:w="100" w:type="dxa"/>
+            </w:tcMar>
+          </w:tcPr>
+          <w:p>
+            <w:pPr>
+              <w:spacing w:after="30"/>
+              <w:rPr>
+                <w:sz w:val="18"/>
+                <w:szCs w:val="18"/>
+              </w:rPr>
+            </w:pPr>
+            <w:r>
+              <w:rPr>
+                <w:sz w:val="18"/>
+                <w:szCs w:val="18"/>
+              </w:rPr>
+              <w:t>RF-05</w:t>
+            </w:r>
+          </w:p>
+        </w:tc>
+      </w:tr>
+      <w:tr>
+        <w:trPr>
+          <w:cantSplit/>
+        </w:trPr>
+        <w:tc>
+          <w:tcPr>
+            <w:tcW w:w="900" w:type="dxa"/>
+            <w:tcBorders>
+              <w:top w:val="single" w:sz="4" w:space="0" w:color="A6A6A6"/>
+              <w:left w:val="single" w:sz="4" w:space="0" w:color="A6A6A6"/>
+              <w:bottom w:val="single" w:sz="4" w:space="0" w:color="A6A6A6"/>
+              <w:right w:val="single" w:sz="4" w:space="0" w:color="A6A6A6"/>
+            </w:tcBorders>
+            <w:tcMar>
+              <w:top w:w="60" w:type="dxa"/>
+              <w:left w:w="100" w:type="dxa"/>
+              <w:bottom w:w="60" w:type="dxa"/>
+              <w:right w:w="100" w:type="dxa"/>
+            </w:tcMar>
+          </w:tcPr>
+          <w:p>
+            <w:pPr>
+              <w:spacing w:after="30"/>
+              <w:rPr>
+                <w:sz w:val="18"/>
+                <w:szCs w:val="18"/>
+              </w:rPr>
+            </w:pPr>
+            <w:r>
+              <w:rPr>
+                <w:sz w:val="18"/>
+                <w:szCs w:val="18"/>
+              </w:rPr>
+              <w:lastRenderedPageBreak/>
+              <w:t>RN-10</w:t>
+            </w:r>
+          </w:p>
+        </w:tc>
+        <w:tc>
+          <w:tcPr>
+            <w:tcW w:w="4560" w:type="dxa"/>
+            <w:tcBorders>
+              <w:top w:val="single" w:sz="4" w:space="0" w:color="A6A6A6"/>
+              <w:left w:val="single" w:sz="4" w:space="0" w:color="A6A6A6"/>
+              <w:bottom w:val="single" w:sz="4" w:space="0" w:color="A6A6A6"/>
+              <w:right w:val="single" w:sz="4" w:space="0" w:color="A6A6A6"/>
+            </w:tcBorders>
+            <w:tcMar>
+              <w:top w:w="60" w:type="dxa"/>
+              <w:left w:w="100" w:type="dxa"/>
+              <w:bottom w:w="60" w:type="dxa"/>
+              <w:right w:w="100" w:type="dxa"/>
+            </w:tcMar>
+          </w:tcPr>
+          <w:p>
+            <w:pPr>
+              <w:spacing w:after="30"/>
+              <w:rPr>
+                <w:b/>
+                <w:bCs/>
+                <w:sz w:val="18"/>
+                <w:szCs w:val="18"/>
+              </w:rPr>
+            </w:pPr>
+            <w:r>
+              <w:rPr>
+                <w:sz w:val="18"/>
+                <w:szCs w:val="18"/>
+              </w:rPr>
+              <w:t>Restricción de entrega y excepción a flotillas:</w:t>
+            </w:r>
+            <w:r>
+              <w:rPr>
+                <w:sz w:val="18"/>
+                <w:szCs w:val="18"/>
+              </w:rPr>
+              <w:t xml:space="preserve"> Queda prohibida la entrega física del vehículo con saldo pendiente. Como única excepción, el Gerente podrá autorizar la entrega a crédito para vehículos pertenecientes a flotillas empresariales registradas.</w:t>
+            </w:r>
+          </w:p>
+        </w:tc>
+        <w:tc>
+          <w:tcPr>
+            <w:tcW w:w="2200" w:type="dxa"/>
+            <w:tcBorders>
+              <w:top w:val="single" w:sz="4" w:space="0" w:color="A6A6A6"/>
+              <w:left w:val="single" w:sz="4" w:space="0" w:color="A6A6A6"/>
+              <w:bottom w:val="single" w:sz="4" w:space="0" w:color="A6A6A6"/>
+              <w:right w:val="single" w:sz="4" w:space="0" w:color="A6A6A6"/>
+            </w:tcBorders>
+            <w:tcMar>
+              <w:top w:w="60" w:type="dxa"/>
+              <w:left w:w="100" w:type="dxa"/>
+              <w:bottom w:w="60" w:type="dxa"/>
+              <w:right w:w="100" w:type="dxa"/>
+            </w:tcMar>
+          </w:tcPr>
+          <w:p>
+            <w:pPr>
+              <w:spacing w:after="30"/>
+              <w:rPr>
+                <w:sz w:val="18"/>
+                <w:szCs w:val="18"/>
+              </w:rPr>
+            </w:pPr>
+            <w:r>
+              <w:rPr>
+                <w:sz w:val="18"/>
+                <w:szCs w:val="18"/>
+              </w:rPr>
+              <w:t>Anteproyecto y entrevista con el cliente</w:t>
+            </w:r>
+          </w:p>
+        </w:tc>
+        <w:tc>
+          <w:tcPr>
+            <w:tcW w:w="1700" w:type="dxa"/>
+            <w:tcBorders>
+              <w:top w:val="single" w:sz="4" w:space="0" w:color="A6A6A6"/>
+              <w:left w:val="single" w:sz="4" w:space="0" w:color="A6A6A6"/>
+              <w:bottom w:val="single" w:sz="4" w:space="0" w:color="A6A6A6"/>
+              <w:right w:val="single" w:sz="4" w:space="0" w:color="A6A6A6"/>
+            </w:tcBorders>
+            <w:tcMar>
+              <w:top w:w="60" w:type="dxa"/>
+              <w:left w:w="100" w:type="dxa"/>
+              <w:bottom w:w="60" w:type="dxa"/>
+              <w:right w:w="100" w:type="dxa"/>
+            </w:tcMar>
+          </w:tcPr>
+          <w:p>
+            <w:pPr>
+              <w:spacing w:after="30"/>
+              <w:rPr>
+                <w:sz w:val="18"/>
+                <w:szCs w:val="18"/>
+              </w:rPr>
+            </w:pPr>
+            <w:r>
+              <w:rPr>
+                <w:sz w:val="18"/>
+                <w:szCs w:val="18"/>
+              </w:rPr>
+              <w:t>RF-10</w:t>
+            </w:r>
           </w:p>
         </w:tc>
       </w:tr>
     </w:tbl>
+    <w:p/>
     <w:p>
       <w:pPr>
         <w:spacing w:after="80"/>
@@ -20599,52 +24038,372 @@
     </w:p>
     <w:p>
       <w:pPr>
-        <w:pBdr>
-          <w:left w:val="single" w:sz="12" w:space="6" w:color="A6A6A6"/>
-        </w:pBdr>
-        <w:shd w:val="clear" w:color="auto" w:fill="F2F2F2"/>
-        <w:spacing w:before="60" w:after="140" w:line="260" w:lineRule="auto"/>
-        <w:ind w:left="144" w:right="144"/>
+        <w:spacing w:after="120" w:line="276" w:lineRule="auto"/>
+        <w:rPr>
+          <w:sz w:val="18"/>
+          <w:szCs w:val="18"/>
+        </w:rPr>
       </w:pPr>
       <w:r>
         <w:rPr>
-          <w:b/>
-          <w:bCs/>
-          <w:i/>
-          <w:iCs/>
-          <w:color w:val="6B5E3C"/>
-          <w:sz w:val="20"/>
-          <w:szCs w:val="20"/>
-        </w:rPr>
-        <w:t xml:space="preserve">Instrucción: </w:t>
-      </w:r>
-      <w:r>
-        <w:rPr>
-          <w:i/>
-          <w:iCs/>
-          <w:color w:val="6B5E3C"/>
-          <w:sz w:val="20"/>
-          <w:szCs w:val="20"/>
-        </w:rPr>
-        <w:t>Qué datos personales se recaban, con qué finalidad, quién puede consultarlos y qué medidas de seguridad se aplicarán. Incluyan un borrador del aviso de privacidad.</w:t>
+          <w:sz w:val="18"/>
+          <w:szCs w:val="18"/>
+        </w:rPr>
+        <w:t xml:space="preserve">En cumplimiento con la Ley Federal de Protección de Datos Personales en Posesión de los Particulares (LFPDPPP - DOF):   </w:t>
+      </w:r>
+    </w:p>
+    <w:p>
+      <w:pPr>
+        <w:pStyle w:val="Prrafodelista"/>
+        <w:numPr>
+          <w:ilvl w:val="0"/>
+          <w:numId w:val="7"/>
+        </w:numPr>
+        <w:spacing w:after="120" w:line="276" w:lineRule="auto"/>
+        <w:rPr>
+          <w:sz w:val="18"/>
+          <w:szCs w:val="18"/>
+        </w:rPr>
+      </w:pPr>
+      <w:r>
+        <w:rPr>
+          <w:sz w:val="18"/>
+          <w:szCs w:val="18"/>
+        </w:rPr>
+        <w:t>Datos Personales Recabados</w:t>
+      </w:r>
+    </w:p>
+    <w:p>
+      <w:pPr>
+        <w:spacing w:after="120" w:line="276" w:lineRule="auto"/>
+        <w:ind w:left="360"/>
+        <w:rPr>
+          <w:sz w:val="18"/>
+          <w:szCs w:val="18"/>
+        </w:rPr>
+      </w:pPr>
+      <w:r>
+        <w:rPr>
+          <w:sz w:val="18"/>
+          <w:szCs w:val="18"/>
+        </w:rPr>
+        <w:t>El sistema capturará y procesará los siguientes datos de clientes particulares y representantes de flotillas:</w:t>
+      </w:r>
+    </w:p>
+    <w:p>
+      <w:pPr>
+        <w:pStyle w:val="Prrafodelista"/>
+        <w:numPr>
+          <w:ilvl w:val="0"/>
+          <w:numId w:val="8"/>
+        </w:numPr>
+        <w:spacing w:after="120" w:line="276" w:lineRule="auto"/>
+        <w:rPr>
+          <w:sz w:val="18"/>
+          <w:szCs w:val="18"/>
+        </w:rPr>
+      </w:pPr>
+      <w:r>
+        <w:rPr>
+          <w:sz w:val="18"/>
+          <w:szCs w:val="18"/>
+        </w:rPr>
+        <w:t>Datos de identificación y contacto: Nombre completo, número telefónico celular (WhatsApp/SMS) y correo electrónico.</w:t>
+      </w:r>
+    </w:p>
+    <w:p>
+      <w:pPr>
+        <w:pStyle w:val="Prrafodelista"/>
+        <w:numPr>
+          <w:ilvl w:val="0"/>
+          <w:numId w:val="8"/>
+        </w:numPr>
+        <w:spacing w:after="120" w:line="276" w:lineRule="auto"/>
+        <w:rPr>
+          <w:sz w:val="18"/>
+          <w:szCs w:val="18"/>
+        </w:rPr>
+      </w:pPr>
+      <w:r>
+        <w:rPr>
+          <w:sz w:val="18"/>
+          <w:szCs w:val="18"/>
+        </w:rPr>
+        <w:t>Datos del vehículo y de la propiedad: Placas, marca, modelo, año, número de serie (VIN - opcional),</w:t>
+      </w:r>
+      <w:r>
+        <w:t xml:space="preserve"> </w:t>
+      </w:r>
+      <w:r>
+        <w:rPr>
+          <w:sz w:val="18"/>
+          <w:szCs w:val="18"/>
+        </w:rPr>
+        <w:t xml:space="preserve">kilometraje, nivel de combustible, fotografías del estado físico de la unidad, historial de servicios e importes de facturación.  </w:t>
+      </w:r>
+    </w:p>
+    <w:p>
+      <w:pPr>
+        <w:pStyle w:val="Prrafodelista"/>
+        <w:numPr>
+          <w:ilvl w:val="0"/>
+          <w:numId w:val="7"/>
+        </w:numPr>
+        <w:spacing w:after="120" w:line="276" w:lineRule="auto"/>
+        <w:rPr>
+          <w:sz w:val="18"/>
+          <w:szCs w:val="18"/>
+        </w:rPr>
+      </w:pPr>
+      <w:r>
+        <w:rPr>
+          <w:sz w:val="18"/>
+          <w:szCs w:val="18"/>
+        </w:rPr>
+        <w:t>Finalidad del Tratamiento</w:t>
+      </w:r>
+    </w:p>
+    <w:p>
+      <w:pPr>
+        <w:pStyle w:val="Prrafodelista"/>
+        <w:numPr>
+          <w:ilvl w:val="0"/>
+          <w:numId w:val="9"/>
+        </w:numPr>
+        <w:spacing w:after="120" w:line="276" w:lineRule="auto"/>
+        <w:rPr>
+          <w:sz w:val="18"/>
+          <w:szCs w:val="18"/>
+        </w:rPr>
+      </w:pPr>
+      <w:r>
+        <w:rPr>
+          <w:sz w:val="18"/>
+          <w:szCs w:val="18"/>
+        </w:rPr>
+        <w:t xml:space="preserve">Finalidades primarias: Identificación del cliente, vinculación del vehículo a la orden de servicio, generación y envío de enlaces temporales de seguimiento, envío de códigos 2FA para validación de presupuestos, cobro, emisión de comprobantes de pago y aplicación de garantías de mano de obra (30 días).  </w:t>
+      </w:r>
+    </w:p>
+    <w:p>
+      <w:pPr>
+        <w:pStyle w:val="Prrafodelista"/>
+        <w:numPr>
+          <w:ilvl w:val="0"/>
+          <w:numId w:val="9"/>
+        </w:numPr>
+        <w:spacing w:after="120" w:line="276" w:lineRule="auto"/>
+        <w:rPr>
+          <w:sz w:val="18"/>
+          <w:szCs w:val="18"/>
+        </w:rPr>
+      </w:pPr>
+      <w:r>
+        <w:rPr>
+          <w:sz w:val="18"/>
+          <w:szCs w:val="18"/>
+        </w:rPr>
+        <w:t>Finalidades secundarias: Recordatorios de mantenimiento preventivo y consulta de historial a solicitud del cliente.</w:t>
+      </w:r>
+    </w:p>
+    <w:p>
+      <w:pPr>
+        <w:pStyle w:val="Prrafodelista"/>
+        <w:numPr>
+          <w:ilvl w:val="0"/>
+          <w:numId w:val="7"/>
+        </w:numPr>
+        <w:spacing w:after="120" w:line="276" w:lineRule="auto"/>
+        <w:rPr>
+          <w:sz w:val="18"/>
+          <w:szCs w:val="18"/>
+        </w:rPr>
+      </w:pPr>
+      <w:r>
+        <w:rPr>
+          <w:sz w:val="18"/>
+          <w:szCs w:val="18"/>
+        </w:rPr>
+        <w:t>Medidas de Seguridad y Control de Accesos</w:t>
+      </w:r>
+    </w:p>
+    <w:p>
+      <w:pPr>
+        <w:pStyle w:val="Prrafodelista"/>
+        <w:numPr>
+          <w:ilvl w:val="0"/>
+          <w:numId w:val="10"/>
+        </w:numPr>
+        <w:spacing w:after="120" w:line="276" w:lineRule="auto"/>
+        <w:rPr>
+          <w:sz w:val="18"/>
+          <w:szCs w:val="18"/>
+        </w:rPr>
+      </w:pPr>
+      <w:r>
+        <w:rPr>
+          <w:sz w:val="18"/>
+          <w:szCs w:val="18"/>
+        </w:rPr>
+        <w:t xml:space="preserve">Control de Acceso Basado en Roles (RBAC): La información personal del cliente solo estará accesible para los roles de Recepcionista y Gerente. Los Mecánicos y Encargados de Almacén únicamente visualizarán datos técnicos del vehículo y requerimientos de refacciones.  </w:t>
+      </w:r>
+    </w:p>
+    <w:p>
+      <w:pPr>
+        <w:pStyle w:val="Prrafodelista"/>
+        <w:numPr>
+          <w:ilvl w:val="0"/>
+          <w:numId w:val="10"/>
+        </w:numPr>
+        <w:spacing w:after="120" w:line="276" w:lineRule="auto"/>
+        <w:rPr>
+          <w:sz w:val="18"/>
+          <w:szCs w:val="18"/>
+        </w:rPr>
+      </w:pPr>
+      <w:r>
+        <w:rPr>
+          <w:sz w:val="18"/>
+          <w:szCs w:val="18"/>
+        </w:rPr>
+        <w:t>Acceso mediante Tokens Temporales: Los clientes accederán a sus cotizaciones y estatus vía tokens dinámicos sin necesidad de almacenar contraseñas de usuarios externos en la base de datos.   Protección de Datos en Pruebas: Se garantiza el uso exclusivo de datos sintéticos o ficticios (</w:t>
+      </w:r>
+      <w:proofErr w:type="spellStart"/>
+      <w:r>
+        <w:rPr>
+          <w:sz w:val="18"/>
+          <w:szCs w:val="18"/>
+        </w:rPr>
+        <w:t>mock</w:t>
+      </w:r>
+      <w:proofErr w:type="spellEnd"/>
+      <w:r>
+        <w:rPr>
+          <w:sz w:val="18"/>
+          <w:szCs w:val="18"/>
+        </w:rPr>
+        <w:t xml:space="preserve"> data) durante todas las fases de desarrollo, pruebas y demostraciones académicas, sin almacenar registros reales en los entornos de </w:t>
+      </w:r>
+      <w:proofErr w:type="spellStart"/>
+      <w:r>
+        <w:rPr>
+          <w:sz w:val="18"/>
+          <w:szCs w:val="18"/>
+        </w:rPr>
+        <w:t>staging</w:t>
+      </w:r>
+      <w:proofErr w:type="spellEnd"/>
+      <w:r>
+        <w:rPr>
+          <w:sz w:val="18"/>
+          <w:szCs w:val="18"/>
+        </w:rPr>
+        <w:t xml:space="preserve"> o prueba.  </w:t>
+      </w:r>
+    </w:p>
+    <w:p>
+      <w:pPr>
+        <w:pStyle w:val="Prrafodelista"/>
+        <w:numPr>
+          <w:ilvl w:val="0"/>
+          <w:numId w:val="10"/>
+        </w:numPr>
+        <w:spacing w:after="120" w:line="276" w:lineRule="auto"/>
+        <w:rPr>
+          <w:sz w:val="18"/>
+          <w:szCs w:val="18"/>
+        </w:rPr>
+      </w:pPr>
+      <w:r>
+        <w:rPr>
+          <w:sz w:val="18"/>
+          <w:szCs w:val="18"/>
+        </w:rPr>
+        <w:t xml:space="preserve">Seguridad en Tránsito: Las comunicaciones entre navegadores móviles, tabletas y servidores se realizarán mediante protocolos cifrados HTTPS (TLS 1.2 o superior). </w:t>
+      </w:r>
+    </w:p>
+    <w:p>
+      <w:pPr>
+        <w:pStyle w:val="Prrafodelista"/>
+        <w:numPr>
+          <w:ilvl w:val="0"/>
+          <w:numId w:val="7"/>
+        </w:numPr>
+        <w:spacing w:after="120" w:line="276" w:lineRule="auto"/>
+        <w:rPr>
+          <w:sz w:val="18"/>
+          <w:szCs w:val="18"/>
+        </w:rPr>
+      </w:pPr>
+      <w:r>
+        <w:rPr>
+          <w:sz w:val="18"/>
+          <w:szCs w:val="18"/>
+        </w:rPr>
+        <w:t>Borrador del Aviso de Privacidad Simplificado</w:t>
+      </w:r>
+    </w:p>
+    <w:p>
+      <w:pPr>
+        <w:spacing w:after="120" w:line="276" w:lineRule="auto"/>
+        <w:ind w:left="360"/>
+        <w:rPr>
+          <w:sz w:val="18"/>
+          <w:szCs w:val="18"/>
+        </w:rPr>
+      </w:pPr>
+      <w:r>
+        <w:rPr>
+          <w:sz w:val="18"/>
+          <w:szCs w:val="18"/>
+        </w:rPr>
+        <w:t>AVISO DE PRIVACIDAD SIMPLIFICADO</w:t>
+      </w:r>
+    </w:p>
+    <w:p>
+      <w:pPr>
+        <w:spacing w:after="120" w:line="276" w:lineRule="auto"/>
+        <w:ind w:left="360"/>
+        <w:rPr>
+          <w:sz w:val="18"/>
+          <w:szCs w:val="18"/>
+        </w:rPr>
+      </w:pPr>
+      <w:r>
+        <w:rPr>
+          <w:sz w:val="18"/>
+          <w:szCs w:val="18"/>
+        </w:rPr>
+        <w:t xml:space="preserve">Servicio Automotriz Hermanos Ruiz, S.A. de C.V., con domicilio en las instalaciones operativas del taller, es responsable del tratamiento de los datos personales (contacto, identificación y datos de su vehículo) proporcionados en la recepción.   </w:t>
+      </w:r>
+    </w:p>
+    <w:p>
+      <w:pPr>
+        <w:spacing w:after="120" w:line="276" w:lineRule="auto"/>
+        <w:ind w:left="360"/>
+        <w:rPr>
+          <w:sz w:val="18"/>
+          <w:szCs w:val="18"/>
+        </w:rPr>
+      </w:pPr>
+      <w:r>
+        <w:rPr>
+          <w:sz w:val="18"/>
+          <w:szCs w:val="18"/>
+        </w:rPr>
+        <w:t>Sus datos serán utilizados exclusivamente para la apertura de órdenes de servicio, seguimiento en vivo, envío de cotizaciones para su autorización remota o presencial mediante doble verificación (2FA), cobro, entrega y aplicación de garantías. Sus datos no serán transferidos ni compartidos con terceros sin su consentimiento explícito.   Para consultar el Aviso de Privacidad Integral o ejercer sus derechos ARCO (Acceso, Rectificación, Cancelación y Oposición), puede acudir a la recepción de nuestro taller o solicitarlo a través de nuestro portal web de atención a clientes.</w:t>
       </w:r>
     </w:p>
     <w:p>
       <w:pPr>
         <w:spacing w:after="120" w:line="276" w:lineRule="auto"/>
       </w:pPr>
-      <w:r>
-        <w:rPr>
-          <w:color w:val="7F7F7F"/>
-        </w:rPr>
-        <w:t>[Escriba aquí.]</w:t>
-      </w:r>
     </w:p>
     <w:p>
       <w:pPr>
         <w:pStyle w:val="Ttulo2"/>
       </w:pPr>
       <w:r>
+        <w:lastRenderedPageBreak/>
         <w:t>4.9 Casos de uso</w:t>
       </w:r>
     </w:p>
@@ -21540,6 +25299,7 @@
         </w:rPr>
         <w:t xml:space="preserve">Instrucción: </w:t>
       </w:r>
+      <w:proofErr w:type="spellStart"/>
       <w:r>
         <w:rPr>
           <w:i/>
@@ -21548,7 +25308,18 @@
           <w:sz w:val="20"/>
           <w:szCs w:val="20"/>
         </w:rPr>
-        <w:t>Wireframes de todas las pantallas del flujo núcleo, cada uno con la historia o el caso de uso que representa.</w:t>
+        <w:t>Wireframes</w:t>
+      </w:r>
+      <w:proofErr w:type="spellEnd"/>
+      <w:r>
+        <w:rPr>
+          <w:i/>
+          <w:iCs/>
+          <w:color w:val="6B5E3C"/>
+          <w:sz w:val="20"/>
+          <w:szCs w:val="20"/>
+        </w:rPr>
+        <w:t xml:space="preserve"> de todas las pantallas del flujo núcleo, cada uno con la historia o el caso de uso que representa.</w:t>
       </w:r>
     </w:p>
     <w:p>
@@ -21559,8 +25330,21 @@
         <w:rPr>
           <w:color w:val="7F7F7F"/>
         </w:rPr>
-        <w:lastRenderedPageBreak/>
-        <w:t>[Figuras 4.x. Wireframes.]</w:t>
+        <w:t xml:space="preserve">[Figuras 4.x. </w:t>
+      </w:r>
+      <w:proofErr w:type="spellStart"/>
+      <w:r>
+        <w:rPr>
+          <w:color w:val="7F7F7F"/>
+        </w:rPr>
+        <w:t>Wireframes</w:t>
+      </w:r>
+      <w:proofErr w:type="spellEnd"/>
+      <w:r>
+        <w:rPr>
+          <w:color w:val="7F7F7F"/>
+        </w:rPr>
+        <w:t>.]</w:t>
       </w:r>
     </w:p>
     <w:p>
@@ -22348,7 +26132,23 @@
                 <w:sz w:val="18"/>
                 <w:szCs w:val="18"/>
               </w:rPr>
-              <w:t>[Local, CI, staging; datos ficticios]</w:t>
+              <w:t xml:space="preserve">[Local, CI, </w:t>
+            </w:r>
+            <w:proofErr w:type="spellStart"/>
+            <w:r>
+              <w:rPr>
+                <w:sz w:val="18"/>
+                <w:szCs w:val="18"/>
+              </w:rPr>
+              <w:t>staging</w:t>
+            </w:r>
+            <w:proofErr w:type="spellEnd"/>
+            <w:r>
+              <w:rPr>
+                <w:sz w:val="18"/>
+                <w:szCs w:val="18"/>
+              </w:rPr>
+              <w:t>; datos ficticios]</w:t>
             </w:r>
           </w:p>
         </w:tc>
@@ -22530,7 +26330,23 @@
                 <w:sz w:val="18"/>
                 <w:szCs w:val="18"/>
               </w:rPr>
-              <w:t>[QA Lead, developers, equipo contrario, cliente]</w:t>
+              <w:t xml:space="preserve">[QA Lead, </w:t>
+            </w:r>
+            <w:proofErr w:type="spellStart"/>
+            <w:r>
+              <w:rPr>
+                <w:sz w:val="18"/>
+                <w:szCs w:val="18"/>
+              </w:rPr>
+              <w:t>developers</w:t>
+            </w:r>
+            <w:proofErr w:type="spellEnd"/>
+            <w:r>
+              <w:rPr>
+                <w:sz w:val="18"/>
+                <w:szCs w:val="18"/>
+              </w:rPr>
+              <w:t>, equipo contrario, cliente]</w:t>
             </w:r>
           </w:p>
         </w:tc>
@@ -25777,7 +29593,15 @@
         <w:pStyle w:val="Ttulo2"/>
       </w:pPr>
       <w:r>
-        <w:t>6.6 Diagramas de actividades (to-be)</w:t>
+        <w:t>6.6 Diagramas de actividades (</w:t>
+      </w:r>
+      <w:proofErr w:type="spellStart"/>
+      <w:r>
+        <w:t>to</w:t>
+      </w:r>
+      <w:proofErr w:type="spellEnd"/>
+      <w:r>
+        <w:t>-be)</w:t>
       </w:r>
     </w:p>
     <w:p>
@@ -27329,6 +31153,7 @@
             <w:pPr>
               <w:spacing w:after="30"/>
             </w:pPr>
+            <w:proofErr w:type="spellStart"/>
             <w:r>
               <w:rPr>
                 <w:b/>
@@ -27339,6 +31164,7 @@
               </w:rPr>
               <w:t>Issue</w:t>
             </w:r>
+            <w:proofErr w:type="spellEnd"/>
           </w:p>
         </w:tc>
         <w:tc>
@@ -28589,7 +32415,21 @@
         <w:rPr>
           <w:color w:val="7F7F7F"/>
         </w:rPr>
-        <w:t xml:space="preserve"> [ ] · </w:t>
+        <w:t xml:space="preserve"> </w:t>
+      </w:r>
+      <w:proofErr w:type="gramStart"/>
+      <w:r>
+        <w:rPr>
+          <w:color w:val="7F7F7F"/>
+        </w:rPr>
+        <w:t>[ ]</w:t>
+      </w:r>
+      <w:proofErr w:type="gramEnd"/>
+      <w:r>
+        <w:rPr>
+          <w:color w:val="7F7F7F"/>
+        </w:rPr>
+        <w:t xml:space="preserve"> · </w:t>
       </w:r>
       <w:r>
         <w:rPr>
@@ -28603,8 +32443,16 @@
         <w:rPr>
           <w:color w:val="7F7F7F"/>
         </w:rPr>
-        <w:t xml:space="preserve"> [ ]</w:t>
-      </w:r>
+        <w:t xml:space="preserve"> </w:t>
+      </w:r>
+      <w:proofErr w:type="gramStart"/>
+      <w:r>
+        <w:rPr>
+          <w:color w:val="7F7F7F"/>
+        </w:rPr>
+        <w:t>[ ]</w:t>
+      </w:r>
+      <w:proofErr w:type="gramEnd"/>
     </w:p>
     <w:p>
       <w:r>
@@ -28617,7 +32465,15 @@
       </w:pPr>
       <w:r>
         <w:lastRenderedPageBreak/>
-        <w:t>9. Implementación del Release v0.1.0</w:t>
+        <w:t xml:space="preserve">9. Implementación del </w:t>
+      </w:r>
+      <w:proofErr w:type="spellStart"/>
+      <w:r>
+        <w:t>Release</w:t>
+      </w:r>
+      <w:proofErr w:type="spellEnd"/>
+      <w:r>
+        <w:t xml:space="preserve"> v0.1.0</w:t>
       </w:r>
     </w:p>
     <w:p>
@@ -29238,8 +33094,31 @@
           <w:sz w:val="20"/>
           <w:szCs w:val="20"/>
         </w:rPr>
-        <w:t xml:space="preserve">Qué ejecuta el pipeline (compilación, linter, pruebas), reglas de protección de </w:t>
-      </w:r>
+        <w:t xml:space="preserve">Qué ejecuta el pipeline (compilación, </w:t>
+      </w:r>
+      <w:proofErr w:type="spellStart"/>
+      <w:r>
+        <w:rPr>
+          <w:i/>
+          <w:iCs/>
+          <w:color w:val="6B5E3C"/>
+          <w:sz w:val="20"/>
+          <w:szCs w:val="20"/>
+        </w:rPr>
+        <w:t>linter</w:t>
+      </w:r>
+      <w:proofErr w:type="spellEnd"/>
+      <w:r>
+        <w:rPr>
+          <w:i/>
+          <w:iCs/>
+          <w:color w:val="6B5E3C"/>
+          <w:sz w:val="20"/>
+          <w:szCs w:val="20"/>
+        </w:rPr>
+        <w:t xml:space="preserve">, pruebas), reglas de protección de </w:t>
+      </w:r>
+      <w:proofErr w:type="spellStart"/>
       <w:r>
         <w:rPr>
           <w:rFonts w:ascii="Consolas" w:eastAsia="Consolas" w:hAnsi="Consolas" w:cs="Consolas"/>
@@ -29251,6 +33130,7 @@
         </w:rPr>
         <w:t>main</w:t>
       </w:r>
+      <w:proofErr w:type="spellEnd"/>
       <w:r>
         <w:rPr>
           <w:i/>
@@ -29259,7 +33139,51 @@
           <w:sz w:val="20"/>
           <w:szCs w:val="20"/>
         </w:rPr>
-        <w:t xml:space="preserve"> y estadísticas del repositorio: número de pull requests fusionados y revisados.</w:t>
+        <w:t xml:space="preserve"> y estadísticas del repositorio: número de </w:t>
+      </w:r>
+      <w:proofErr w:type="spellStart"/>
+      <w:r>
+        <w:rPr>
+          <w:i/>
+          <w:iCs/>
+          <w:color w:val="6B5E3C"/>
+          <w:sz w:val="20"/>
+          <w:szCs w:val="20"/>
+        </w:rPr>
+        <w:t>pull</w:t>
+      </w:r>
+      <w:proofErr w:type="spellEnd"/>
+      <w:r>
+        <w:rPr>
+          <w:i/>
+          <w:iCs/>
+          <w:color w:val="6B5E3C"/>
+          <w:sz w:val="20"/>
+          <w:szCs w:val="20"/>
+        </w:rPr>
+        <w:t xml:space="preserve"> </w:t>
+      </w:r>
+      <w:proofErr w:type="spellStart"/>
+      <w:r>
+        <w:rPr>
+          <w:i/>
+          <w:iCs/>
+          <w:color w:val="6B5E3C"/>
+          <w:sz w:val="20"/>
+          <w:szCs w:val="20"/>
+        </w:rPr>
+        <w:t>requests</w:t>
+      </w:r>
+      <w:proofErr w:type="spellEnd"/>
+      <w:r>
+        <w:rPr>
+          <w:i/>
+          <w:iCs/>
+          <w:color w:val="6B5E3C"/>
+          <w:sz w:val="20"/>
+          <w:szCs w:val="20"/>
+        </w:rPr>
+        <w:t xml:space="preserve"> fusionados y revisados.</w:t>
       </w:r>
     </w:p>
     <w:p>
@@ -29332,7 +33256,29 @@
           <w:sz w:val="20"/>
           <w:szCs w:val="20"/>
         </w:rPr>
-        <w:t xml:space="preserve"> (no en local), con datos ficticios. Equipo A: registro de pedido, cálculo del total por tipo de cliente y consulta de la producción requerida. Equipo B: apertura de orden con checklist, diagnóstico, cotización con autorización registrada y lista de órdenes abiertas.</w:t>
+        <w:t xml:space="preserve"> (no en local), con datos ficticios. Equipo A: registro de pedido, cálculo del total por tipo de cliente y consulta de la producción requerida. Equipo B: apertura de orden con </w:t>
+      </w:r>
+      <w:proofErr w:type="spellStart"/>
+      <w:r>
+        <w:rPr>
+          <w:i/>
+          <w:iCs/>
+          <w:color w:val="6B5E3C"/>
+          <w:sz w:val="20"/>
+          <w:szCs w:val="20"/>
+        </w:rPr>
+        <w:t>checklist</w:t>
+      </w:r>
+      <w:proofErr w:type="spellEnd"/>
+      <w:r>
+        <w:rPr>
+          <w:i/>
+          <w:iCs/>
+          <w:color w:val="6B5E3C"/>
+          <w:sz w:val="20"/>
+          <w:szCs w:val="20"/>
+        </w:rPr>
+        <w:t>, diagnóstico, cotización con autorización registrada y lista de órdenes abiertas.</w:t>
       </w:r>
     </w:p>
     <w:p>
@@ -30709,6 +34655,7 @@
             <w:pPr>
               <w:spacing w:after="30"/>
             </w:pPr>
+            <w:proofErr w:type="spellStart"/>
             <w:r>
               <w:rPr>
                 <w:b/>
@@ -30719,6 +34666,7 @@
               </w:rPr>
               <w:t>Issue</w:t>
             </w:r>
+            <w:proofErr w:type="spellEnd"/>
           </w:p>
         </w:tc>
         <w:tc>
@@ -32065,7 +36013,29 @@
                 <w:sz w:val="19"/>
                 <w:szCs w:val="19"/>
               </w:rPr>
-              <w:t>Evidencia (issues, PR, documentos)</w:t>
+              <w:t>Evidencia (</w:t>
+            </w:r>
+            <w:proofErr w:type="spellStart"/>
+            <w:r>
+              <w:rPr>
+                <w:b/>
+                <w:bCs/>
+                <w:color w:val="FFFFFF"/>
+                <w:sz w:val="19"/>
+                <w:szCs w:val="19"/>
+              </w:rPr>
+              <w:t>issues</w:t>
+            </w:r>
+            <w:proofErr w:type="spellEnd"/>
+            <w:r>
+              <w:rPr>
+                <w:b/>
+                <w:bCs/>
+                <w:color w:val="FFFFFF"/>
+                <w:sz w:val="19"/>
+                <w:szCs w:val="19"/>
+              </w:rPr>
+              <w:t>, PR, documentos)</w:t>
             </w:r>
           </w:p>
         </w:tc>
@@ -32754,8 +36724,97 @@
           <w:i/>
           <w:iCs/>
         </w:rPr>
-        <w:t>ISO/IEC/IEEE 29148:2018 Systems and software engineering — Life cycle processes — Requirements engineering</w:t>
-      </w:r>
+        <w:t xml:space="preserve">ISO/IEC/IEEE 29148:2018 </w:t>
+      </w:r>
+      <w:proofErr w:type="spellStart"/>
+      <w:r>
+        <w:rPr>
+          <w:i/>
+          <w:iCs/>
+        </w:rPr>
+        <w:t>Systems</w:t>
+      </w:r>
+      <w:proofErr w:type="spellEnd"/>
+      <w:r>
+        <w:rPr>
+          <w:i/>
+          <w:iCs/>
+        </w:rPr>
+        <w:t xml:space="preserve"> and software </w:t>
+      </w:r>
+      <w:proofErr w:type="spellStart"/>
+      <w:r>
+        <w:rPr>
+          <w:i/>
+          <w:iCs/>
+        </w:rPr>
+        <w:t>engineering</w:t>
+      </w:r>
+      <w:proofErr w:type="spellEnd"/>
+      <w:r>
+        <w:rPr>
+          <w:i/>
+          <w:iCs/>
+        </w:rPr>
+        <w:t xml:space="preserve"> — Life </w:t>
+      </w:r>
+      <w:proofErr w:type="spellStart"/>
+      <w:r>
+        <w:rPr>
+          <w:i/>
+          <w:iCs/>
+        </w:rPr>
+        <w:t>cycle</w:t>
+      </w:r>
+      <w:proofErr w:type="spellEnd"/>
+      <w:r>
+        <w:rPr>
+          <w:i/>
+          <w:iCs/>
+        </w:rPr>
+        <w:t xml:space="preserve"> </w:t>
+      </w:r>
+      <w:proofErr w:type="spellStart"/>
+      <w:r>
+        <w:rPr>
+          <w:i/>
+          <w:iCs/>
+        </w:rPr>
+        <w:t>processes</w:t>
+      </w:r>
+      <w:proofErr w:type="spellEnd"/>
+      <w:r>
+        <w:rPr>
+          <w:i/>
+          <w:iCs/>
+        </w:rPr>
+        <w:t xml:space="preserve"> — </w:t>
+      </w:r>
+      <w:proofErr w:type="spellStart"/>
+      <w:r>
+        <w:rPr>
+          <w:i/>
+          <w:iCs/>
+        </w:rPr>
+        <w:t>Requirements</w:t>
+      </w:r>
+      <w:proofErr w:type="spellEnd"/>
+      <w:r>
+        <w:rPr>
+          <w:i/>
+          <w:iCs/>
+        </w:rPr>
+        <w:t xml:space="preserve"> </w:t>
+      </w:r>
+      <w:proofErr w:type="spellStart"/>
+      <w:r>
+        <w:rPr>
+          <w:i/>
+          <w:iCs/>
+        </w:rPr>
+        <w:t>engineering</w:t>
+      </w:r>
+      <w:proofErr w:type="spellEnd"/>
       <w:r>
         <w:t>. ISO.</w:t>
       </w:r>
@@ -32773,8 +36832,97 @@
           <w:i/>
           <w:iCs/>
         </w:rPr>
-        <w:t>ISO/IEC 25010:2023 Systems and software engineering — SQuaRE — Product quality model</w:t>
-      </w:r>
+        <w:t xml:space="preserve">ISO/IEC 25010:2023 </w:t>
+      </w:r>
+      <w:proofErr w:type="spellStart"/>
+      <w:r>
+        <w:rPr>
+          <w:i/>
+          <w:iCs/>
+        </w:rPr>
+        <w:t>Systems</w:t>
+      </w:r>
+      <w:proofErr w:type="spellEnd"/>
+      <w:r>
+        <w:rPr>
+          <w:i/>
+          <w:iCs/>
+        </w:rPr>
+        <w:t xml:space="preserve"> and software </w:t>
+      </w:r>
+      <w:proofErr w:type="spellStart"/>
+      <w:r>
+        <w:rPr>
+          <w:i/>
+          <w:iCs/>
+        </w:rPr>
+        <w:t>engineering</w:t>
+      </w:r>
+      <w:proofErr w:type="spellEnd"/>
+      <w:r>
+        <w:rPr>
+          <w:i/>
+          <w:iCs/>
+        </w:rPr>
+        <w:t xml:space="preserve"> — </w:t>
+      </w:r>
+      <w:proofErr w:type="spellStart"/>
+      <w:r>
+        <w:rPr>
+          <w:i/>
+          <w:iCs/>
+        </w:rPr>
+        <w:t>SQuaRE</w:t>
+      </w:r>
+      <w:proofErr w:type="spellEnd"/>
+      <w:r>
+        <w:rPr>
+          <w:i/>
+          <w:iCs/>
+        </w:rPr>
+        <w:t xml:space="preserve"> — </w:t>
+      </w:r>
+      <w:proofErr w:type="spellStart"/>
+      <w:r>
+        <w:rPr>
+          <w:i/>
+          <w:iCs/>
+        </w:rPr>
+        <w:t>Product</w:t>
+      </w:r>
+      <w:proofErr w:type="spellEnd"/>
+      <w:r>
+        <w:rPr>
+          <w:i/>
+          <w:iCs/>
+        </w:rPr>
+        <w:t xml:space="preserve"> </w:t>
+      </w:r>
+      <w:proofErr w:type="spellStart"/>
+      <w:r>
+        <w:rPr>
+          <w:i/>
+          <w:iCs/>
+        </w:rPr>
+        <w:t>quality</w:t>
+      </w:r>
+      <w:proofErr w:type="spellEnd"/>
+      <w:r>
+        <w:rPr>
+          <w:i/>
+          <w:iCs/>
+        </w:rPr>
+        <w:t xml:space="preserve"> </w:t>
+      </w:r>
+      <w:proofErr w:type="spellStart"/>
+      <w:r>
+        <w:rPr>
+          <w:i/>
+          <w:iCs/>
+        </w:rPr>
+        <w:t>model</w:t>
+      </w:r>
+      <w:proofErr w:type="spellEnd"/>
       <w:r>
         <w:t>. ISO.</w:t>
       </w:r>
@@ -32792,8 +36940,65 @@
           <w:i/>
           <w:iCs/>
         </w:rPr>
-        <w:t>ISO/IEC/IEEE 29119-3:2021 Software and systems engineering — Software testing — Part 3: Test documentation</w:t>
-      </w:r>
+        <w:t xml:space="preserve">ISO/IEC/IEEE 29119-3:2021 Software and </w:t>
+      </w:r>
+      <w:proofErr w:type="spellStart"/>
+      <w:r>
+        <w:rPr>
+          <w:i/>
+          <w:iCs/>
+        </w:rPr>
+        <w:t>systems</w:t>
+      </w:r>
+      <w:proofErr w:type="spellEnd"/>
+      <w:r>
+        <w:rPr>
+          <w:i/>
+          <w:iCs/>
+        </w:rPr>
+        <w:t xml:space="preserve"> </w:t>
+      </w:r>
+      <w:proofErr w:type="spellStart"/>
+      <w:r>
+        <w:rPr>
+          <w:i/>
+          <w:iCs/>
+        </w:rPr>
+        <w:t>engineering</w:t>
+      </w:r>
+      <w:proofErr w:type="spellEnd"/>
+      <w:r>
+        <w:rPr>
+          <w:i/>
+          <w:iCs/>
+        </w:rPr>
+        <w:t xml:space="preserve"> — Software </w:t>
+      </w:r>
+      <w:proofErr w:type="spellStart"/>
+      <w:r>
+        <w:rPr>
+          <w:i/>
+          <w:iCs/>
+        </w:rPr>
+        <w:t>testing</w:t>
+      </w:r>
+      <w:proofErr w:type="spellEnd"/>
+      <w:r>
+        <w:rPr>
+          <w:i/>
+          <w:iCs/>
+        </w:rPr>
+        <w:t xml:space="preserve"> — Part 3: Test </w:t>
+      </w:r>
+      <w:proofErr w:type="spellStart"/>
+      <w:r>
+        <w:rPr>
+          <w:i/>
+          <w:iCs/>
+        </w:rPr>
+        <w:t>documentation</w:t>
+      </w:r>
+      <w:proofErr w:type="spellEnd"/>
       <w:r>
         <w:t>. ISO.</w:t>
       </w:r>
@@ -32803,15 +37008,84 @@
         <w:spacing w:after="100" w:line="264" w:lineRule="auto"/>
         <w:ind w:left="720" w:hanging="720"/>
       </w:pPr>
-      <w:r>
-        <w:t xml:space="preserve">Object Management Group. (2017). </w:t>
+      <w:proofErr w:type="spellStart"/>
+      <w:r>
+        <w:t>Object</w:t>
+      </w:r>
+      <w:proofErr w:type="spellEnd"/>
+      <w:r>
+        <w:t xml:space="preserve"> Management Group. (2017). </w:t>
       </w:r>
       <w:r>
         <w:rPr>
           <w:i/>
           <w:iCs/>
         </w:rPr>
-        <w:t>OMG Unified Modeling Language, Version 2.5.1</w:t>
+        <w:t xml:space="preserve">OMG </w:t>
+      </w:r>
+      <w:proofErr w:type="spellStart"/>
+      <w:r>
+        <w:rPr>
+          <w:i/>
+          <w:iCs/>
+        </w:rPr>
+        <w:t>Unified</w:t>
+      </w:r>
+      <w:proofErr w:type="spellEnd"/>
+      <w:r>
+        <w:rPr>
+          <w:i/>
+          <w:iCs/>
+        </w:rPr>
+        <w:t xml:space="preserve"> </w:t>
+      </w:r>
+      <w:proofErr w:type="spellStart"/>
+      <w:r>
+        <w:rPr>
+          <w:i/>
+          <w:iCs/>
+        </w:rPr>
+        <w:t>Modeling</w:t>
+      </w:r>
+      <w:proofErr w:type="spellEnd"/>
+      <w:r>
+        <w:rPr>
+          <w:i/>
+          <w:iCs/>
+        </w:rPr>
+        <w:t xml:space="preserve"> </w:t>
+      </w:r>
+      <w:proofErr w:type="spellStart"/>
+      <w:r>
+        <w:rPr>
+          <w:i/>
+          <w:iCs/>
+        </w:rPr>
+        <w:t>Language</w:t>
+      </w:r>
+      <w:proofErr w:type="spellEnd"/>
+      <w:r>
+        <w:rPr>
+          <w:i/>
+          <w:iCs/>
+        </w:rPr>
+        <w:t xml:space="preserve">, </w:t>
+      </w:r>
+      <w:proofErr w:type="spellStart"/>
+      <w:r>
+        <w:rPr>
+          <w:i/>
+          <w:iCs/>
+        </w:rPr>
+        <w:t>Version</w:t>
+      </w:r>
+      <w:proofErr w:type="spellEnd"/>
+      <w:r>
+        <w:rPr>
+          <w:i/>
+          <w:iCs/>
+        </w:rPr>
+        <w:t xml:space="preserve"> 2.5.1</w:t>
       </w:r>
       <w:r>
         <w:t xml:space="preserve">. </w:t>
@@ -32934,7 +37208,21 @@
         <w:rPr>
           <w:color w:val="000000"/>
         </w:rPr>
-        <w:t xml:space="preserve"> Minutas de las Sprint Reviews con aceptaciones y rechazos del cliente.</w:t>
+        <w:t xml:space="preserve"> Minutas de las Sprint </w:t>
+      </w:r>
+      <w:proofErr w:type="spellStart"/>
+      <w:r>
+        <w:rPr>
+          <w:color w:val="000000"/>
+        </w:rPr>
+        <w:t>Reviews</w:t>
+      </w:r>
+      <w:proofErr w:type="spellEnd"/>
+      <w:r>
+        <w:rPr>
+          <w:color w:val="000000"/>
+        </w:rPr>
+        <w:t xml:space="preserve"> con aceptaciones y rechazos del cliente.</w:t>
       </w:r>
     </w:p>
     <w:p>
@@ -33984,7 +38272,23 @@
                 <w:sz w:val="18"/>
                 <w:szCs w:val="18"/>
               </w:rPr>
-              <w:t>El PDF y el .docx están en docs/entregas/ con el nombre correcto.</w:t>
+              <w:t xml:space="preserve">El PDF y el .docx están en </w:t>
+            </w:r>
+            <w:proofErr w:type="spellStart"/>
+            <w:r>
+              <w:rPr>
+                <w:sz w:val="18"/>
+                <w:szCs w:val="18"/>
+              </w:rPr>
+              <w:t>docs</w:t>
+            </w:r>
+            <w:proofErr w:type="spellEnd"/>
+            <w:r>
+              <w:rPr>
+                <w:sz w:val="18"/>
+                <w:szCs w:val="18"/>
+              </w:rPr>
+              <w:t>/entregas/ con el nombre correcto.</w:t>
             </w:r>
           </w:p>
         </w:tc>
@@ -34077,7 +38381,7 @@
 </file>
 
 <file path=word/endnotes.xml><?xml version="1.0" encoding="utf-8"?>
-<w:endnotes xmlns:wpc="http://schemas.microsoft.com/office/word/2010/wordprocessingCanvas" xmlns:cx="http://schemas.microsoft.com/office/drawing/2014/chartex" xmlns:cx1="http://schemas.microsoft.com/office/drawing/2015/9/8/chartex" xmlns:cx2="http://schemas.microsoft.com/office/drawing/2015/10/21/chartex" xmlns:cx3="http://schemas.microsoft.com/office/drawing/2016/5/9/chartex" xmlns:cx4="http://schemas.microsoft.com/office/drawing/2016/5/10/chartex" xmlns:cx5="http://schemas.microsoft.com/office/drawing/2016/5/11/chartex" xmlns:cx6="http://schemas.microsoft.com/office/drawing/2016/5/12/chartex" xmlns:cx7="http://schemas.microsoft.com/office/drawing/2016/5/13/chartex" xmlns:cx8="http://schemas.microsoft.com/office/drawing/2016/5/14/chartex" xmlns:mc="http://schemas.openxmlformats.org/markup-compatibility/2006" xmlns:aink="http://schemas.microsoft.com/office/drawing/2016/ink" xmlns:am3d="http://schemas.microsoft.com/office/drawing/2017/model3d" xmlns:o="urn:schemas-microsoft-com:office:office" xmlns:oel="http://schemas.microsoft.com/office/2019/extlst" xmlns:r="http://schemas.openxmlformats.org/officeDocument/2006/relationships" xmlns:m="http://schemas.openxmlformats.org/officeDocument/2006/math" xmlns:v="urn:schemas-microsoft-com:vml" xmlns:wp14="http://schemas.microsoft.com/office/word/2010/wordprocessingDrawing" xmlns:wp="http://schemas.openxmlformats.org/drawingml/2006/wordprocessingDrawing" xmlns:w10="urn:schemas-microsoft-com:office:word" xmlns:w="http://schemas.openxmlformats.org/wordprocessingml/2006/main" xmlns:w14="http://schemas.microsoft.com/office/word/2010/wordml" xmlns:w15="http://schemas.microsoft.com/office/word/2012/wordml" xmlns:w16cex="http://schemas.microsoft.com/office/word/2018/wordml/cex" xmlns:w16cid="http://schemas.microsoft.com/office/word/2016/wordml/cid" xmlns:w16="http://schemas.microsoft.com/office/word/2018/wordml" xmlns:w16sdtdh="http://schemas.microsoft.com/office/word/2020/wordml/sdtdatahash" xmlns:w16se="http://schemas.microsoft.com/office/word/2015/wordml/symex" xmlns:wpg="http://schemas.microsoft.com/office/word/2010/wordprocessingGroup" xmlns:wpi="http://schemas.microsoft.com/office/word/2010/wordprocessingInk" xmlns:wne="http://schemas.microsoft.com/office/word/2006/wordml" xmlns:wps="http://schemas.microsoft.com/office/word/2010/wordprocessingShape" mc:Ignorable="w14 w15 w16se w16cid w16 w16cex w16sdtdh wp14">
+<w:endnotes xmlns:wpc="http://schemas.microsoft.com/office/word/2010/wordprocessingCanvas" xmlns:cx="http://schemas.microsoft.com/office/drawing/2014/chartex" xmlns:cx1="http://schemas.microsoft.com/office/drawing/2015/9/8/chartex" xmlns:cx2="http://schemas.microsoft.com/office/drawing/2015/10/21/chartex" xmlns:cx3="http://schemas.microsoft.com/office/drawing/2016/5/9/chartex" xmlns:cx4="http://schemas.microsoft.com/office/drawing/2016/5/10/chartex" xmlns:cx5="http://schemas.microsoft.com/office/drawing/2016/5/11/chartex" xmlns:cx6="http://schemas.microsoft.com/office/drawing/2016/5/12/chartex" xmlns:cx7="http://schemas.microsoft.com/office/drawing/2016/5/13/chartex" xmlns:cx8="http://schemas.microsoft.com/office/drawing/2016/5/14/chartex" xmlns:mc="http://schemas.openxmlformats.org/markup-compatibility/2006" xmlns:aink="http://schemas.microsoft.com/office/drawing/2016/ink" xmlns:am3d="http://schemas.microsoft.com/office/drawing/2017/model3d" xmlns:o="urn:schemas-microsoft-com:office:office" xmlns:oel="http://schemas.microsoft.com/office/2019/extlst" xmlns:r="http://schemas.openxmlformats.org/officeDocument/2006/relationships" xmlns:m="http://schemas.openxmlformats.org/officeDocument/2006/math" xmlns:v="urn:schemas-microsoft-com:vml" xmlns:wp14="http://schemas.microsoft.com/office/word/2010/wordprocessingDrawing" xmlns:wp="http://schemas.openxmlformats.org/drawingml/2006/wordprocessingDrawing" xmlns:w10="urn:schemas-microsoft-com:office:word" xmlns:w="http://schemas.openxmlformats.org/wordprocessingml/2006/main" xmlns:w14="http://schemas.microsoft.com/office/word/2010/wordml" xmlns:w15="http://schemas.microsoft.com/office/word/2012/wordml" xmlns:w16cex="http://schemas.microsoft.com/office/word/2018/wordml/cex" xmlns:w16cid="http://schemas.microsoft.com/office/word/2016/wordml/cid" xmlns:w16="http://schemas.microsoft.com/office/word/2018/wordml" xmlns:w16du="http://schemas.microsoft.com/office/word/2023/wordml/word16du" xmlns:w16sdtdh="http://schemas.microsoft.com/office/word/2020/wordml/sdtdatahash" xmlns:w16sdtfl="http://schemas.microsoft.com/office/word/2024/wordml/sdtformatlock" xmlns:w16se="http://schemas.microsoft.com/office/word/2015/wordml/symex" xmlns:wpg="http://schemas.microsoft.com/office/word/2010/wordprocessingGroup" xmlns:wpi="http://schemas.microsoft.com/office/word/2010/wordprocessingInk" xmlns:wne="http://schemas.microsoft.com/office/word/2006/wordml" xmlns:wps="http://schemas.microsoft.com/office/word/2010/wordprocessingShape" mc:Ignorable="w14 w15 w16se w16cid w16 w16cex w16sdtdh w16sdtfl w16du wp14">
   <w:endnote w:type="separator" w:id="-1">
     <w:p>
       <w:r>
@@ -34096,7 +38400,7 @@
 </file>
 
 <file path=word/footer1.xml><?xml version="1.0" encoding="utf-8"?>
-<w:ftr xmlns:wpc="http://schemas.microsoft.com/office/word/2010/wordprocessingCanvas" xmlns:cx="http://schemas.microsoft.com/office/drawing/2014/chartex" xmlns:cx1="http://schemas.microsoft.com/office/drawing/2015/9/8/chartex" xmlns:cx2="http://schemas.microsoft.com/office/drawing/2015/10/21/chartex" xmlns:cx3="http://schemas.microsoft.com/office/drawing/2016/5/9/chartex" xmlns:cx4="http://schemas.microsoft.com/office/drawing/2016/5/10/chartex" xmlns:cx5="http://schemas.microsoft.com/office/drawing/2016/5/11/chartex" xmlns:cx6="http://schemas.microsoft.com/office/drawing/2016/5/12/chartex" xmlns:cx7="http://schemas.microsoft.com/office/drawing/2016/5/13/chartex" xmlns:cx8="http://schemas.microsoft.com/office/drawing/2016/5/14/chartex" xmlns:mc="http://schemas.openxmlformats.org/markup-compatibility/2006" xmlns:aink="http://schemas.microsoft.com/office/drawing/2016/ink" xmlns:am3d="http://schemas.microsoft.com/office/drawing/2017/model3d" xmlns:o="urn:schemas-microsoft-com:office:office" xmlns:oel="http://schemas.microsoft.com/office/2019/extlst" xmlns:r="http://schemas.openxmlformats.org/officeDocument/2006/relationships" xmlns:m="http://schemas.openxmlformats.org/officeDocument/2006/math" xmlns:v="urn:schemas-microsoft-com:vml" xmlns:wp14="http://schemas.microsoft.com/office/word/2010/wordprocessingDrawing" xmlns:wp="http://schemas.openxmlformats.org/drawingml/2006/wordprocessingDrawing" xmlns:w10="urn:schemas-microsoft-com:office:word" xmlns:w="http://schemas.openxmlformats.org/wordprocessingml/2006/main" xmlns:w14="http://schemas.microsoft.com/office/word/2010/wordml" xmlns:w15="http://schemas.microsoft.com/office/word/2012/wordml" xmlns:w16cex="http://schemas.microsoft.com/office/word/2018/wordml/cex" xmlns:w16cid="http://schemas.microsoft.com/office/word/2016/wordml/cid" xmlns:w16="http://schemas.microsoft.com/office/word/2018/wordml" xmlns:w16sdtdh="http://schemas.microsoft.com/office/word/2020/wordml/sdtdatahash" xmlns:w16se="http://schemas.microsoft.com/office/word/2015/wordml/symex" xmlns:wpg="http://schemas.microsoft.com/office/word/2010/wordprocessingGroup" xmlns:wpi="http://schemas.microsoft.com/office/word/2010/wordprocessingInk" xmlns:wne="http://schemas.microsoft.com/office/word/2006/wordml" xmlns:wps="http://schemas.microsoft.com/office/word/2010/wordprocessingShape" mc:Ignorable="w14 w15 w16se w16cid w16 w16cex w16sdtdh wp14">
+<w:ftr xmlns:wpc="http://schemas.microsoft.com/office/word/2010/wordprocessingCanvas" xmlns:cx="http://schemas.microsoft.com/office/drawing/2014/chartex" xmlns:cx1="http://schemas.microsoft.com/office/drawing/2015/9/8/chartex" xmlns:cx2="http://schemas.microsoft.com/office/drawing/2015/10/21/chartex" xmlns:cx3="http://schemas.microsoft.com/office/drawing/2016/5/9/chartex" xmlns:cx4="http://schemas.microsoft.com/office/drawing/2016/5/10/chartex" xmlns:cx5="http://schemas.microsoft.com/office/drawing/2016/5/11/chartex" xmlns:cx6="http://schemas.microsoft.com/office/drawing/2016/5/12/chartex" xmlns:cx7="http://schemas.microsoft.com/office/drawing/2016/5/13/chartex" xmlns:cx8="http://schemas.microsoft.com/office/drawing/2016/5/14/chartex" xmlns:mc="http://schemas.openxmlformats.org/markup-compatibility/2006" xmlns:aink="http://schemas.microsoft.com/office/drawing/2016/ink" xmlns:am3d="http://schemas.microsoft.com/office/drawing/2017/model3d" xmlns:o="urn:schemas-microsoft-com:office:office" xmlns:oel="http://schemas.microsoft.com/office/2019/extlst" xmlns:r="http://schemas.openxmlformats.org/officeDocument/2006/relationships" xmlns:m="http://schemas.openxmlformats.org/officeDocument/2006/math" xmlns:v="urn:schemas-microsoft-com:vml" xmlns:wp14="http://schemas.microsoft.com/office/word/2010/wordprocessingDrawing" xmlns:wp="http://schemas.openxmlformats.org/drawingml/2006/wordprocessingDrawing" xmlns:w10="urn:schemas-microsoft-com:office:word" xmlns:w="http://schemas.openxmlformats.org/wordprocessingml/2006/main" xmlns:w14="http://schemas.microsoft.com/office/word/2010/wordml" xmlns:w15="http://schemas.microsoft.com/office/word/2012/wordml" xmlns:w16cex="http://schemas.microsoft.com/office/word/2018/wordml/cex" xmlns:w16cid="http://schemas.microsoft.com/office/word/2016/wordml/cid" xmlns:w16="http://schemas.microsoft.com/office/word/2018/wordml" xmlns:w16du="http://schemas.microsoft.com/office/word/2023/wordml/word16du" xmlns:w16sdtdh="http://schemas.microsoft.com/office/word/2020/wordml/sdtdatahash" xmlns:w16sdtfl="http://schemas.microsoft.com/office/word/2024/wordml/sdtformatlock" xmlns:w16se="http://schemas.microsoft.com/office/word/2015/wordml/symex" xmlns:wpg="http://schemas.microsoft.com/office/word/2010/wordprocessingGroup" xmlns:wpi="http://schemas.microsoft.com/office/word/2010/wordprocessingInk" xmlns:wne="http://schemas.microsoft.com/office/word/2006/wordml" xmlns:wps="http://schemas.microsoft.com/office/word/2010/wordprocessingShape" mc:Ignorable="w14 w15 w16se w16cid w16 w16cex w16sdtdh w16sdtfl w16du wp14">
   <w:p>
     <w:pPr>
       <w:jc w:val="center"/>
@@ -34204,7 +38508,7 @@
 </file>
 
 <file path=word/footnotes.xml><?xml version="1.0" encoding="utf-8"?>
-<w:footnotes xmlns:wpc="http://schemas.microsoft.com/office/word/2010/wordprocessingCanvas" xmlns:cx="http://schemas.microsoft.com/office/drawing/2014/chartex" xmlns:cx1="http://schemas.microsoft.com/office/drawing/2015/9/8/chartex" xmlns:cx2="http://schemas.microsoft.com/office/drawing/2015/10/21/chartex" xmlns:cx3="http://schemas.microsoft.com/office/drawing/2016/5/9/chartex" xmlns:cx4="http://schemas.microsoft.com/office/drawing/2016/5/10/chartex" xmlns:cx5="http://schemas.microsoft.com/office/drawing/2016/5/11/chartex" xmlns:cx6="http://schemas.microsoft.com/office/drawing/2016/5/12/chartex" xmlns:cx7="http://schemas.microsoft.com/office/drawing/2016/5/13/chartex" xmlns:cx8="http://schemas.microsoft.com/office/drawing/2016/5/14/chartex" xmlns:mc="http://schemas.openxmlformats.org/markup-compatibility/2006" xmlns:aink="http://schemas.microsoft.com/office/drawing/2016/ink" xmlns:am3d="http://schemas.microsoft.com/office/drawing/2017/model3d" xmlns:o="urn:schemas-microsoft-com:office:office" xmlns:oel="http://schemas.microsoft.com/office/2019/extlst" xmlns:r="http://schemas.openxmlformats.org/officeDocument/2006/relationships" xmlns:m="http://schemas.openxmlformats.org/officeDocument/2006/math" xmlns:v="urn:schemas-microsoft-com:vml" xmlns:wp14="http://schemas.microsoft.com/office/word/2010/wordprocessingDrawing" xmlns:wp="http://schemas.openxmlformats.org/drawingml/2006/wordprocessingDrawing" xmlns:w10="urn:schemas-microsoft-com:office:word" xmlns:w="http://schemas.openxmlformats.org/wordprocessingml/2006/main" xmlns:w14="http://schemas.microsoft.com/office/word/2010/wordml" xmlns:w15="http://schemas.microsoft.com/office/word/2012/wordml" xmlns:w16cex="http://schemas.microsoft.com/office/word/2018/wordml/cex" xmlns:w16cid="http://schemas.microsoft.com/office/word/2016/wordml/cid" xmlns:w16="http://schemas.microsoft.com/office/word/2018/wordml" xmlns:w16sdtdh="http://schemas.microsoft.com/office/word/2020/wordml/sdtdatahash" xmlns:w16se="http://schemas.microsoft.com/office/word/2015/wordml/symex" xmlns:wpg="http://schemas.microsoft.com/office/word/2010/wordprocessingGroup" xmlns:wpi="http://schemas.microsoft.com/office/word/2010/wordprocessingInk" xmlns:wne="http://schemas.microsoft.com/office/word/2006/wordml" xmlns:wps="http://schemas.microsoft.com/office/word/2010/wordprocessingShape" mc:Ignorable="w14 w15 w16se w16cid w16 w16cex w16sdtdh wp14">
+<w:footnotes xmlns:wpc="http://schemas.microsoft.com/office/word/2010/wordprocessingCanvas" xmlns:cx="http://schemas.microsoft.com/office/drawing/2014/chartex" xmlns:cx1="http://schemas.microsoft.com/office/drawing/2015/9/8/chartex" xmlns:cx2="http://schemas.microsoft.com/office/drawing/2015/10/21/chartex" xmlns:cx3="http://schemas.microsoft.com/office/drawing/2016/5/9/chartex" xmlns:cx4="http://schemas.microsoft.com/office/drawing/2016/5/10/chartex" xmlns:cx5="http://schemas.microsoft.com/office/drawing/2016/5/11/chartex" xmlns:cx6="http://schemas.microsoft.com/office/drawing/2016/5/12/chartex" xmlns:cx7="http://schemas.microsoft.com/office/drawing/2016/5/13/chartex" xmlns:cx8="http://schemas.microsoft.com/office/drawing/2016/5/14/chartex" xmlns:mc="http://schemas.openxmlformats.org/markup-compatibility/2006" xmlns:aink="http://schemas.microsoft.com/office/drawing/2016/ink" xmlns:am3d="http://schemas.microsoft.com/office/drawing/2017/model3d" xmlns:o="urn:schemas-microsoft-com:office:office" xmlns:oel="http://schemas.microsoft.com/office/2019/extlst" xmlns:r="http://schemas.openxmlformats.org/officeDocument/2006/relationships" xmlns:m="http://schemas.openxmlformats.org/officeDocument/2006/math" xmlns:v="urn:schemas-microsoft-com:vml" xmlns:wp14="http://schemas.microsoft.com/office/word/2010/wordprocessingDrawing" xmlns:wp="http://schemas.openxmlformats.org/drawingml/2006/wordprocessingDrawing" xmlns:w10="urn:schemas-microsoft-com:office:word" xmlns:w="http://schemas.openxmlformats.org/wordprocessingml/2006/main" xmlns:w14="http://schemas.microsoft.com/office/word/2010/wordml" xmlns:w15="http://schemas.microsoft.com/office/word/2012/wordml" xmlns:w16cex="http://schemas.microsoft.com/office/word/2018/wordml/cex" xmlns:w16cid="http://schemas.microsoft.com/office/word/2016/wordml/cid" xmlns:w16="http://schemas.microsoft.com/office/word/2018/wordml" xmlns:w16du="http://schemas.microsoft.com/office/word/2023/wordml/word16du" xmlns:w16sdtdh="http://schemas.microsoft.com/office/word/2020/wordml/sdtdatahash" xmlns:w16sdtfl="http://schemas.microsoft.com/office/word/2024/wordml/sdtformatlock" xmlns:w16se="http://schemas.microsoft.com/office/word/2015/wordml/symex" xmlns:wpg="http://schemas.microsoft.com/office/word/2010/wordprocessingGroup" xmlns:wpi="http://schemas.microsoft.com/office/word/2010/wordprocessingInk" xmlns:wne="http://schemas.microsoft.com/office/word/2006/wordml" xmlns:wps="http://schemas.microsoft.com/office/word/2010/wordprocessingShape" mc:Ignorable="w14 w15 w16se w16cid w16 w16cex w16sdtdh w16sdtfl w16du wp14">
   <w:footnote w:type="separator" w:id="-1">
     <w:p>
       <w:r>
@@ -34223,7 +38527,7 @@
 </file>
 
 <file path=word/header1.xml><?xml version="1.0" encoding="utf-8"?>
-<w:hdr xmlns:wpc="http://schemas.microsoft.com/office/word/2010/wordprocessingCanvas" xmlns:cx="http://schemas.microsoft.com/office/drawing/2014/chartex" xmlns:cx1="http://schemas.microsoft.com/office/drawing/2015/9/8/chartex" xmlns:cx2="http://schemas.microsoft.com/office/drawing/2015/10/21/chartex" xmlns:cx3="http://schemas.microsoft.com/office/drawing/2016/5/9/chartex" xmlns:cx4="http://schemas.microsoft.com/office/drawing/2016/5/10/chartex" xmlns:cx5="http://schemas.microsoft.com/office/drawing/2016/5/11/chartex" xmlns:cx6="http://schemas.microsoft.com/office/drawing/2016/5/12/chartex" xmlns:cx7="http://schemas.microsoft.com/office/drawing/2016/5/13/chartex" xmlns:cx8="http://schemas.microsoft.com/office/drawing/2016/5/14/chartex" xmlns:mc="http://schemas.openxmlformats.org/markup-compatibility/2006" xmlns:aink="http://schemas.microsoft.com/office/drawing/2016/ink" xmlns:am3d="http://schemas.microsoft.com/office/drawing/2017/model3d" xmlns:o="urn:schemas-microsoft-com:office:office" xmlns:oel="http://schemas.microsoft.com/office/2019/extlst" xmlns:r="http://schemas.openxmlformats.org/officeDocument/2006/relationships" xmlns:m="http://schemas.openxmlformats.org/officeDocument/2006/math" xmlns:v="urn:schemas-microsoft-com:vml" xmlns:wp14="http://schemas.microsoft.com/office/word/2010/wordprocessingDrawing" xmlns:wp="http://schemas.openxmlformats.org/drawingml/2006/wordprocessingDrawing" xmlns:w10="urn:schemas-microsoft-com:office:word" xmlns:w="http://schemas.openxmlformats.org/wordprocessingml/2006/main" xmlns:w14="http://schemas.microsoft.com/office/word/2010/wordml" xmlns:w15="http://schemas.microsoft.com/office/word/2012/wordml" xmlns:w16cex="http://schemas.microsoft.com/office/word/2018/wordml/cex" xmlns:w16cid="http://schemas.microsoft.com/office/word/2016/wordml/cid" xmlns:w16="http://schemas.microsoft.com/office/word/2018/wordml" xmlns:w16sdtdh="http://schemas.microsoft.com/office/word/2020/wordml/sdtdatahash" xmlns:w16se="http://schemas.microsoft.com/office/word/2015/wordml/symex" xmlns:wpg="http://schemas.microsoft.com/office/word/2010/wordprocessingGroup" xmlns:wpi="http://schemas.microsoft.com/office/word/2010/wordprocessingInk" xmlns:wne="http://schemas.microsoft.com/office/word/2006/wordml" xmlns:wps="http://schemas.microsoft.com/office/word/2010/wordprocessingShape" mc:Ignorable="w14 w15 w16se w16cid w16 w16cex w16sdtdh wp14">
+<w:hdr xmlns:wpc="http://schemas.microsoft.com/office/word/2010/wordprocessingCanvas" xmlns:cx="http://schemas.microsoft.com/office/drawing/2014/chartex" xmlns:cx1="http://schemas.microsoft.com/office/drawing/2015/9/8/chartex" xmlns:cx2="http://schemas.microsoft.com/office/drawing/2015/10/21/chartex" xmlns:cx3="http://schemas.microsoft.com/office/drawing/2016/5/9/chartex" xmlns:cx4="http://schemas.microsoft.com/office/drawing/2016/5/10/chartex" xmlns:cx5="http://schemas.microsoft.com/office/drawing/2016/5/11/chartex" xmlns:cx6="http://schemas.microsoft.com/office/drawing/2016/5/12/chartex" xmlns:cx7="http://schemas.microsoft.com/office/drawing/2016/5/13/chartex" xmlns:cx8="http://schemas.microsoft.com/office/drawing/2016/5/14/chartex" xmlns:mc="http://schemas.openxmlformats.org/markup-compatibility/2006" xmlns:aink="http://schemas.microsoft.com/office/drawing/2016/ink" xmlns:am3d="http://schemas.microsoft.com/office/drawing/2017/model3d" xmlns:o="urn:schemas-microsoft-com:office:office" xmlns:oel="http://schemas.microsoft.com/office/2019/extlst" xmlns:r="http://schemas.openxmlformats.org/officeDocument/2006/relationships" xmlns:m="http://schemas.openxmlformats.org/officeDocument/2006/math" xmlns:v="urn:schemas-microsoft-com:vml" xmlns:wp14="http://schemas.microsoft.com/office/word/2010/wordprocessingDrawing" xmlns:wp="http://schemas.openxmlformats.org/drawingml/2006/wordprocessingDrawing" xmlns:w10="urn:schemas-microsoft-com:office:word" xmlns:w="http://schemas.openxmlformats.org/wordprocessingml/2006/main" xmlns:w14="http://schemas.microsoft.com/office/word/2010/wordml" xmlns:w15="http://schemas.microsoft.com/office/word/2012/wordml" xmlns:w16cex="http://schemas.microsoft.com/office/word/2018/wordml/cex" xmlns:w16cid="http://schemas.microsoft.com/office/word/2016/wordml/cid" xmlns:w16="http://schemas.microsoft.com/office/word/2018/wordml" xmlns:w16du="http://schemas.microsoft.com/office/word/2023/wordml/word16du" xmlns:w16sdtdh="http://schemas.microsoft.com/office/word/2020/wordml/sdtdatahash" xmlns:w16sdtfl="http://schemas.microsoft.com/office/word/2024/wordml/sdtformatlock" xmlns:w16se="http://schemas.microsoft.com/office/word/2015/wordml/symex" xmlns:wpg="http://schemas.microsoft.com/office/word/2010/wordprocessingGroup" xmlns:wpi="http://schemas.microsoft.com/office/word/2010/wordprocessingInk" xmlns:wne="http://schemas.microsoft.com/office/word/2006/wordml" xmlns:wps="http://schemas.microsoft.com/office/word/2010/wordprocessingShape" mc:Ignorable="w14 w15 w16se w16cid w16 w16cex w16sdtdh w16sdtfl w16du wp14">
   <w:p>
     <w:pPr>
       <w:jc w:val="right"/>
@@ -34241,7 +38545,7 @@
 </file>
 
 <file path=word/numbering.xml><?xml version="1.0" encoding="utf-8"?>
-<w:numbering xmlns:wpc="http://schemas.microsoft.com/office/word/2010/wordprocessingCanvas" xmlns:cx="http://schemas.microsoft.com/office/drawing/2014/chartex" xmlns:cx1="http://schemas.microsoft.com/office/drawing/2015/9/8/chartex" xmlns:cx2="http://schemas.microsoft.com/office/drawing/2015/10/21/chartex" xmlns:cx3="http://schemas.microsoft.com/office/drawing/2016/5/9/chartex" xmlns:cx4="http://schemas.microsoft.com/office/drawing/2016/5/10/chartex" xmlns:cx5="http://schemas.microsoft.com/office/drawing/2016/5/11/chartex" xmlns:cx6="http://schemas.microsoft.com/office/drawing/2016/5/12/chartex" xmlns:cx7="http://schemas.microsoft.com/office/drawing/2016/5/13/chartex" xmlns:cx8="http://schemas.microsoft.com/office/drawing/2016/5/14/chartex" xmlns:mc="http://schemas.openxmlformats.org/markup-compatibility/2006" xmlns:aink="http://schemas.microsoft.com/office/drawing/2016/ink" xmlns:am3d="http://schemas.microsoft.com/office/drawing/2017/model3d" xmlns:o="urn:schemas-microsoft-com:office:office" xmlns:oel="http://schemas.microsoft.com/office/2019/extlst" xmlns:r="http://schemas.openxmlformats.org/officeDocument/2006/relationships" xmlns:m="http://schemas.openxmlformats.org/officeDocument/2006/math" xmlns:v="urn:schemas-microsoft-com:vml" xmlns:wp14="http://schemas.microsoft.com/office/word/2010/wordprocessingDrawing" xmlns:wp="http://schemas.openxmlformats.org/drawingml/2006/wordprocessingDrawing" xmlns:w10="urn:schemas-microsoft-com:office:word" xmlns:w="http://schemas.openxmlformats.org/wordprocessingml/2006/main" xmlns:w14="http://schemas.microsoft.com/office/word/2010/wordml" xmlns:w15="http://schemas.microsoft.com/office/word/2012/wordml" xmlns:w16cex="http://schemas.microsoft.com/office/word/2018/wordml/cex" xmlns:w16cid="http://schemas.microsoft.com/office/word/2016/wordml/cid" xmlns:w16="http://schemas.microsoft.com/office/word/2018/wordml" xmlns:w16sdtdh="http://schemas.microsoft.com/office/word/2020/wordml/sdtdatahash" xmlns:w16se="http://schemas.microsoft.com/office/word/2015/wordml/symex" xmlns:wpg="http://schemas.microsoft.com/office/word/2010/wordprocessingGroup" xmlns:wpi="http://schemas.microsoft.com/office/word/2010/wordprocessingInk" xmlns:wne="http://schemas.microsoft.com/office/word/2006/wordml" xmlns:wps="http://schemas.microsoft.com/office/word/2010/wordprocessingShape" mc:Ignorable="w14 w15 w16se w16cid w16 w16cex w16sdtdh wp14">
+<w:numbering xmlns:wpc="http://schemas.microsoft.com/office/word/2010/wordprocessingCanvas" xmlns:cx="http://schemas.microsoft.com/office/drawing/2014/chartex" xmlns:cx1="http://schemas.microsoft.com/office/drawing/2015/9/8/chartex" xmlns:cx2="http://schemas.microsoft.com/office/drawing/2015/10/21/chartex" xmlns:cx3="http://schemas.microsoft.com/office/drawing/2016/5/9/chartex" xmlns:cx4="http://schemas.microsoft.com/office/drawing/2016/5/10/chartex" xmlns:cx5="http://schemas.microsoft.com/office/drawing/2016/5/11/chartex" xmlns:cx6="http://schemas.microsoft.com/office/drawing/2016/5/12/chartex" xmlns:cx7="http://schemas.microsoft.com/office/drawing/2016/5/13/chartex" xmlns:cx8="http://schemas.microsoft.com/office/drawing/2016/5/14/chartex" xmlns:mc="http://schemas.openxmlformats.org/markup-compatibility/2006" xmlns:aink="http://schemas.microsoft.com/office/drawing/2016/ink" xmlns:am3d="http://schemas.microsoft.com/office/drawing/2017/model3d" xmlns:o="urn:schemas-microsoft-com:office:office" xmlns:oel="http://schemas.microsoft.com/office/2019/extlst" xmlns:r="http://schemas.openxmlformats.org/officeDocument/2006/relationships" xmlns:m="http://schemas.openxmlformats.org/officeDocument/2006/math" xmlns:v="urn:schemas-microsoft-com:vml" xmlns:wp14="http://schemas.microsoft.com/office/word/2010/wordprocessingDrawing" xmlns:wp="http://schemas.openxmlformats.org/drawingml/2006/wordprocessingDrawing" xmlns:w10="urn:schemas-microsoft-com:office:word" xmlns:w="http://schemas.openxmlformats.org/wordprocessingml/2006/main" xmlns:w14="http://schemas.microsoft.com/office/word/2010/wordml" xmlns:w15="http://schemas.microsoft.com/office/word/2012/wordml" xmlns:w16cex="http://schemas.microsoft.com/office/word/2018/wordml/cex" xmlns:w16cid="http://schemas.microsoft.com/office/word/2016/wordml/cid" xmlns:w16="http://schemas.microsoft.com/office/word/2018/wordml" xmlns:w16du="http://schemas.microsoft.com/office/word/2023/wordml/word16du" xmlns:w16sdtdh="http://schemas.microsoft.com/office/word/2020/wordml/sdtdatahash" xmlns:w16sdtfl="http://schemas.microsoft.com/office/word/2024/wordml/sdtformatlock" xmlns:w16se="http://schemas.microsoft.com/office/word/2015/wordml/symex" xmlns:wpg="http://schemas.microsoft.com/office/word/2010/wordprocessingGroup" xmlns:wpi="http://schemas.microsoft.com/office/word/2010/wordprocessingInk" xmlns:wne="http://schemas.microsoft.com/office/word/2006/wordml" xmlns:wps="http://schemas.microsoft.com/office/word/2010/wordprocessingShape" mc:Ignorable="w14 w15 w16se w16cid w16 w16cex w16sdtdh w16sdtfl w16du wp14">
   <w:abstractNum w:abstractNumId="0" w15:restartNumberingAfterBreak="0">
     <w:nsid w:val="0F83575A"/>
     <w:multiLevelType w:val="multilevel"/>
@@ -34328,14 +38632,938 @@
       </w:pPr>
     </w:lvl>
   </w:abstractNum>
+  <w:abstractNum w:abstractNumId="1" w15:restartNumberingAfterBreak="0">
+    <w:nsid w:val="0F880549"/>
+    <w:multiLevelType w:val="hybridMultilevel"/>
+    <w:tmpl w:val="339C550E"/>
+    <w:lvl w:ilvl="0" w:tplc="080A0003">
+      <w:start w:val="1"/>
+      <w:numFmt w:val="bullet"/>
+      <w:lvlText w:val="o"/>
+      <w:lvlJc w:val="left"/>
+      <w:pPr>
+        <w:ind w:left="720" w:hanging="360"/>
+      </w:pPr>
+      <w:rPr>
+        <w:rFonts w:ascii="Courier New" w:hAnsi="Courier New" w:cs="Courier New" w:hint="default"/>
+      </w:rPr>
+    </w:lvl>
+    <w:lvl w:ilvl="1" w:tplc="FFFFFFFF" w:tentative="1">
+      <w:start w:val="1"/>
+      <w:numFmt w:val="lowerLetter"/>
+      <w:lvlText w:val="%2."/>
+      <w:lvlJc w:val="left"/>
+      <w:pPr>
+        <w:ind w:left="1440" w:hanging="360"/>
+      </w:pPr>
+    </w:lvl>
+    <w:lvl w:ilvl="2" w:tplc="FFFFFFFF" w:tentative="1">
+      <w:start w:val="1"/>
+      <w:numFmt w:val="lowerRoman"/>
+      <w:lvlText w:val="%3."/>
+      <w:lvlJc w:val="right"/>
+      <w:pPr>
+        <w:ind w:left="2160" w:hanging="180"/>
+      </w:pPr>
+    </w:lvl>
+    <w:lvl w:ilvl="3" w:tplc="FFFFFFFF" w:tentative="1">
+      <w:start w:val="1"/>
+      <w:numFmt w:val="decimal"/>
+      <w:lvlText w:val="%4."/>
+      <w:lvlJc w:val="left"/>
+      <w:pPr>
+        <w:ind w:left="2880" w:hanging="360"/>
+      </w:pPr>
+    </w:lvl>
+    <w:lvl w:ilvl="4" w:tplc="FFFFFFFF" w:tentative="1">
+      <w:start w:val="1"/>
+      <w:numFmt w:val="lowerLetter"/>
+      <w:lvlText w:val="%5."/>
+      <w:lvlJc w:val="left"/>
+      <w:pPr>
+        <w:ind w:left="3600" w:hanging="360"/>
+      </w:pPr>
+    </w:lvl>
+    <w:lvl w:ilvl="5" w:tplc="FFFFFFFF" w:tentative="1">
+      <w:start w:val="1"/>
+      <w:numFmt w:val="lowerRoman"/>
+      <w:lvlText w:val="%6."/>
+      <w:lvlJc w:val="right"/>
+      <w:pPr>
+        <w:ind w:left="4320" w:hanging="180"/>
+      </w:pPr>
+    </w:lvl>
+    <w:lvl w:ilvl="6" w:tplc="FFFFFFFF" w:tentative="1">
+      <w:start w:val="1"/>
+      <w:numFmt w:val="decimal"/>
+      <w:lvlText w:val="%7."/>
+      <w:lvlJc w:val="left"/>
+      <w:pPr>
+        <w:ind w:left="5040" w:hanging="360"/>
+      </w:pPr>
+    </w:lvl>
+    <w:lvl w:ilvl="7" w:tplc="FFFFFFFF" w:tentative="1">
+      <w:start w:val="1"/>
+      <w:numFmt w:val="lowerLetter"/>
+      <w:lvlText w:val="%8."/>
+      <w:lvlJc w:val="left"/>
+      <w:pPr>
+        <w:ind w:left="5760" w:hanging="360"/>
+      </w:pPr>
+    </w:lvl>
+    <w:lvl w:ilvl="8" w:tplc="FFFFFFFF" w:tentative="1">
+      <w:start w:val="1"/>
+      <w:numFmt w:val="lowerRoman"/>
+      <w:lvlText w:val="%9."/>
+      <w:lvlJc w:val="right"/>
+      <w:pPr>
+        <w:ind w:left="6480" w:hanging="180"/>
+      </w:pPr>
+    </w:lvl>
+  </w:abstractNum>
+  <w:abstractNum w:abstractNumId="2" w15:restartNumberingAfterBreak="0">
+    <w:nsid w:val="1F9B228F"/>
+    <w:multiLevelType w:val="hybridMultilevel"/>
+    <w:tmpl w:val="E508E41C"/>
+    <w:lvl w:ilvl="0" w:tplc="080A0003">
+      <w:start w:val="1"/>
+      <w:numFmt w:val="bullet"/>
+      <w:lvlText w:val="o"/>
+      <w:lvlJc w:val="left"/>
+      <w:pPr>
+        <w:ind w:left="1080" w:hanging="360"/>
+      </w:pPr>
+      <w:rPr>
+        <w:rFonts w:ascii="Courier New" w:hAnsi="Courier New" w:cs="Courier New" w:hint="default"/>
+      </w:rPr>
+    </w:lvl>
+    <w:lvl w:ilvl="1" w:tplc="080A0003" w:tentative="1">
+      <w:start w:val="1"/>
+      <w:numFmt w:val="bullet"/>
+      <w:lvlText w:val="o"/>
+      <w:lvlJc w:val="left"/>
+      <w:pPr>
+        <w:ind w:left="1800" w:hanging="360"/>
+      </w:pPr>
+      <w:rPr>
+        <w:rFonts w:ascii="Courier New" w:hAnsi="Courier New" w:cs="Courier New" w:hint="default"/>
+      </w:rPr>
+    </w:lvl>
+    <w:lvl w:ilvl="2" w:tplc="080A0005" w:tentative="1">
+      <w:start w:val="1"/>
+      <w:numFmt w:val="bullet"/>
+      <w:lvlText w:val=""/>
+      <w:lvlJc w:val="left"/>
+      <w:pPr>
+        <w:ind w:left="2520" w:hanging="360"/>
+      </w:pPr>
+      <w:rPr>
+        <w:rFonts w:ascii="Wingdings" w:hAnsi="Wingdings" w:hint="default"/>
+      </w:rPr>
+    </w:lvl>
+    <w:lvl w:ilvl="3" w:tplc="080A0001" w:tentative="1">
+      <w:start w:val="1"/>
+      <w:numFmt w:val="bullet"/>
+      <w:lvlText w:val=""/>
+      <w:lvlJc w:val="left"/>
+      <w:pPr>
+        <w:ind w:left="3240" w:hanging="360"/>
+      </w:pPr>
+      <w:rPr>
+        <w:rFonts w:ascii="Symbol" w:hAnsi="Symbol" w:hint="default"/>
+      </w:rPr>
+    </w:lvl>
+    <w:lvl w:ilvl="4" w:tplc="080A0003" w:tentative="1">
+      <w:start w:val="1"/>
+      <w:numFmt w:val="bullet"/>
+      <w:lvlText w:val="o"/>
+      <w:lvlJc w:val="left"/>
+      <w:pPr>
+        <w:ind w:left="3960" w:hanging="360"/>
+      </w:pPr>
+      <w:rPr>
+        <w:rFonts w:ascii="Courier New" w:hAnsi="Courier New" w:cs="Courier New" w:hint="default"/>
+      </w:rPr>
+    </w:lvl>
+    <w:lvl w:ilvl="5" w:tplc="080A0005" w:tentative="1">
+      <w:start w:val="1"/>
+      <w:numFmt w:val="bullet"/>
+      <w:lvlText w:val=""/>
+      <w:lvlJc w:val="left"/>
+      <w:pPr>
+        <w:ind w:left="4680" w:hanging="360"/>
+      </w:pPr>
+      <w:rPr>
+        <w:rFonts w:ascii="Wingdings" w:hAnsi="Wingdings" w:hint="default"/>
+      </w:rPr>
+    </w:lvl>
+    <w:lvl w:ilvl="6" w:tplc="080A0001" w:tentative="1">
+      <w:start w:val="1"/>
+      <w:numFmt w:val="bullet"/>
+      <w:lvlText w:val=""/>
+      <w:lvlJc w:val="left"/>
+      <w:pPr>
+        <w:ind w:left="5400" w:hanging="360"/>
+      </w:pPr>
+      <w:rPr>
+        <w:rFonts w:ascii="Symbol" w:hAnsi="Symbol" w:hint="default"/>
+      </w:rPr>
+    </w:lvl>
+    <w:lvl w:ilvl="7" w:tplc="080A0003" w:tentative="1">
+      <w:start w:val="1"/>
+      <w:numFmt w:val="bullet"/>
+      <w:lvlText w:val="o"/>
+      <w:lvlJc w:val="left"/>
+      <w:pPr>
+        <w:ind w:left="6120" w:hanging="360"/>
+      </w:pPr>
+      <w:rPr>
+        <w:rFonts w:ascii="Courier New" w:hAnsi="Courier New" w:cs="Courier New" w:hint="default"/>
+      </w:rPr>
+    </w:lvl>
+    <w:lvl w:ilvl="8" w:tplc="080A0005" w:tentative="1">
+      <w:start w:val="1"/>
+      <w:numFmt w:val="bullet"/>
+      <w:lvlText w:val=""/>
+      <w:lvlJc w:val="left"/>
+      <w:pPr>
+        <w:ind w:left="6840" w:hanging="360"/>
+      </w:pPr>
+      <w:rPr>
+        <w:rFonts w:ascii="Wingdings" w:hAnsi="Wingdings" w:hint="default"/>
+      </w:rPr>
+    </w:lvl>
+  </w:abstractNum>
+  <w:abstractNum w:abstractNumId="3" w15:restartNumberingAfterBreak="0">
+    <w:nsid w:val="311D5F9A"/>
+    <w:multiLevelType w:val="hybridMultilevel"/>
+    <w:tmpl w:val="E8F6CFE8"/>
+    <w:lvl w:ilvl="0" w:tplc="080A0003">
+      <w:start w:val="1"/>
+      <w:numFmt w:val="bullet"/>
+      <w:lvlText w:val="o"/>
+      <w:lvlJc w:val="left"/>
+      <w:pPr>
+        <w:ind w:left="720" w:hanging="360"/>
+      </w:pPr>
+      <w:rPr>
+        <w:rFonts w:ascii="Courier New" w:hAnsi="Courier New" w:cs="Courier New" w:hint="default"/>
+      </w:rPr>
+    </w:lvl>
+    <w:lvl w:ilvl="1" w:tplc="FFFFFFFF" w:tentative="1">
+      <w:start w:val="1"/>
+      <w:numFmt w:val="lowerLetter"/>
+      <w:lvlText w:val="%2."/>
+      <w:lvlJc w:val="left"/>
+      <w:pPr>
+        <w:ind w:left="1440" w:hanging="360"/>
+      </w:pPr>
+    </w:lvl>
+    <w:lvl w:ilvl="2" w:tplc="FFFFFFFF" w:tentative="1">
+      <w:start w:val="1"/>
+      <w:numFmt w:val="lowerRoman"/>
+      <w:lvlText w:val="%3."/>
+      <w:lvlJc w:val="right"/>
+      <w:pPr>
+        <w:ind w:left="2160" w:hanging="180"/>
+      </w:pPr>
+    </w:lvl>
+    <w:lvl w:ilvl="3" w:tplc="FFFFFFFF" w:tentative="1">
+      <w:start w:val="1"/>
+      <w:numFmt w:val="decimal"/>
+      <w:lvlText w:val="%4."/>
+      <w:lvlJc w:val="left"/>
+      <w:pPr>
+        <w:ind w:left="2880" w:hanging="360"/>
+      </w:pPr>
+    </w:lvl>
+    <w:lvl w:ilvl="4" w:tplc="FFFFFFFF" w:tentative="1">
+      <w:start w:val="1"/>
+      <w:numFmt w:val="lowerLetter"/>
+      <w:lvlText w:val="%5."/>
+      <w:lvlJc w:val="left"/>
+      <w:pPr>
+        <w:ind w:left="3600" w:hanging="360"/>
+      </w:pPr>
+    </w:lvl>
+    <w:lvl w:ilvl="5" w:tplc="FFFFFFFF" w:tentative="1">
+      <w:start w:val="1"/>
+      <w:numFmt w:val="lowerRoman"/>
+      <w:lvlText w:val="%6."/>
+      <w:lvlJc w:val="right"/>
+      <w:pPr>
+        <w:ind w:left="4320" w:hanging="180"/>
+      </w:pPr>
+    </w:lvl>
+    <w:lvl w:ilvl="6" w:tplc="FFFFFFFF" w:tentative="1">
+      <w:start w:val="1"/>
+      <w:numFmt w:val="decimal"/>
+      <w:lvlText w:val="%7."/>
+      <w:lvlJc w:val="left"/>
+      <w:pPr>
+        <w:ind w:left="5040" w:hanging="360"/>
+      </w:pPr>
+    </w:lvl>
+    <w:lvl w:ilvl="7" w:tplc="FFFFFFFF" w:tentative="1">
+      <w:start w:val="1"/>
+      <w:numFmt w:val="lowerLetter"/>
+      <w:lvlText w:val="%8."/>
+      <w:lvlJc w:val="left"/>
+      <w:pPr>
+        <w:ind w:left="5760" w:hanging="360"/>
+      </w:pPr>
+    </w:lvl>
+    <w:lvl w:ilvl="8" w:tplc="FFFFFFFF" w:tentative="1">
+      <w:start w:val="1"/>
+      <w:numFmt w:val="lowerRoman"/>
+      <w:lvlText w:val="%9."/>
+      <w:lvlJc w:val="right"/>
+      <w:pPr>
+        <w:ind w:left="6480" w:hanging="180"/>
+      </w:pPr>
+    </w:lvl>
+  </w:abstractNum>
+  <w:abstractNum w:abstractNumId="4" w15:restartNumberingAfterBreak="0">
+    <w:nsid w:val="41290F25"/>
+    <w:multiLevelType w:val="hybridMultilevel"/>
+    <w:tmpl w:val="5C327468"/>
+    <w:lvl w:ilvl="0" w:tplc="080A0003">
+      <w:start w:val="1"/>
+      <w:numFmt w:val="bullet"/>
+      <w:lvlText w:val="o"/>
+      <w:lvlJc w:val="left"/>
+      <w:pPr>
+        <w:ind w:left="720" w:hanging="360"/>
+      </w:pPr>
+      <w:rPr>
+        <w:rFonts w:ascii="Courier New" w:hAnsi="Courier New" w:cs="Courier New" w:hint="default"/>
+      </w:rPr>
+    </w:lvl>
+    <w:lvl w:ilvl="1" w:tplc="FFFFFFFF" w:tentative="1">
+      <w:start w:val="1"/>
+      <w:numFmt w:val="lowerLetter"/>
+      <w:lvlText w:val="%2."/>
+      <w:lvlJc w:val="left"/>
+      <w:pPr>
+        <w:ind w:left="1440" w:hanging="360"/>
+      </w:pPr>
+    </w:lvl>
+    <w:lvl w:ilvl="2" w:tplc="FFFFFFFF" w:tentative="1">
+      <w:start w:val="1"/>
+      <w:numFmt w:val="lowerRoman"/>
+      <w:lvlText w:val="%3."/>
+      <w:lvlJc w:val="right"/>
+      <w:pPr>
+        <w:ind w:left="2160" w:hanging="180"/>
+      </w:pPr>
+    </w:lvl>
+    <w:lvl w:ilvl="3" w:tplc="FFFFFFFF" w:tentative="1">
+      <w:start w:val="1"/>
+      <w:numFmt w:val="decimal"/>
+      <w:lvlText w:val="%4."/>
+      <w:lvlJc w:val="left"/>
+      <w:pPr>
+        <w:ind w:left="2880" w:hanging="360"/>
+      </w:pPr>
+    </w:lvl>
+    <w:lvl w:ilvl="4" w:tplc="FFFFFFFF" w:tentative="1">
+      <w:start w:val="1"/>
+      <w:numFmt w:val="lowerLetter"/>
+      <w:lvlText w:val="%5."/>
+      <w:lvlJc w:val="left"/>
+      <w:pPr>
+        <w:ind w:left="3600" w:hanging="360"/>
+      </w:pPr>
+    </w:lvl>
+    <w:lvl w:ilvl="5" w:tplc="FFFFFFFF" w:tentative="1">
+      <w:start w:val="1"/>
+      <w:numFmt w:val="lowerRoman"/>
+      <w:lvlText w:val="%6."/>
+      <w:lvlJc w:val="right"/>
+      <w:pPr>
+        <w:ind w:left="4320" w:hanging="180"/>
+      </w:pPr>
+    </w:lvl>
+    <w:lvl w:ilvl="6" w:tplc="FFFFFFFF" w:tentative="1">
+      <w:start w:val="1"/>
+      <w:numFmt w:val="decimal"/>
+      <w:lvlText w:val="%7."/>
+      <w:lvlJc w:val="left"/>
+      <w:pPr>
+        <w:ind w:left="5040" w:hanging="360"/>
+      </w:pPr>
+    </w:lvl>
+    <w:lvl w:ilvl="7" w:tplc="FFFFFFFF" w:tentative="1">
+      <w:start w:val="1"/>
+      <w:numFmt w:val="lowerLetter"/>
+      <w:lvlText w:val="%8."/>
+      <w:lvlJc w:val="left"/>
+      <w:pPr>
+        <w:ind w:left="5760" w:hanging="360"/>
+      </w:pPr>
+    </w:lvl>
+    <w:lvl w:ilvl="8" w:tplc="FFFFFFFF" w:tentative="1">
+      <w:start w:val="1"/>
+      <w:numFmt w:val="lowerRoman"/>
+      <w:lvlText w:val="%9."/>
+      <w:lvlJc w:val="right"/>
+      <w:pPr>
+        <w:ind w:left="6480" w:hanging="180"/>
+      </w:pPr>
+    </w:lvl>
+  </w:abstractNum>
+  <w:abstractNum w:abstractNumId="5" w15:restartNumberingAfterBreak="0">
+    <w:nsid w:val="5496423F"/>
+    <w:multiLevelType w:val="hybridMultilevel"/>
+    <w:tmpl w:val="78501BE4"/>
+    <w:lvl w:ilvl="0" w:tplc="080A0003">
+      <w:start w:val="1"/>
+      <w:numFmt w:val="bullet"/>
+      <w:lvlText w:val="o"/>
+      <w:lvlJc w:val="left"/>
+      <w:pPr>
+        <w:ind w:left="1080" w:hanging="360"/>
+      </w:pPr>
+      <w:rPr>
+        <w:rFonts w:ascii="Courier New" w:hAnsi="Courier New" w:cs="Courier New" w:hint="default"/>
+      </w:rPr>
+    </w:lvl>
+    <w:lvl w:ilvl="1" w:tplc="080A0003" w:tentative="1">
+      <w:start w:val="1"/>
+      <w:numFmt w:val="bullet"/>
+      <w:lvlText w:val="o"/>
+      <w:lvlJc w:val="left"/>
+      <w:pPr>
+        <w:ind w:left="1800" w:hanging="360"/>
+      </w:pPr>
+      <w:rPr>
+        <w:rFonts w:ascii="Courier New" w:hAnsi="Courier New" w:cs="Courier New" w:hint="default"/>
+      </w:rPr>
+    </w:lvl>
+    <w:lvl w:ilvl="2" w:tplc="080A0005" w:tentative="1">
+      <w:start w:val="1"/>
+      <w:numFmt w:val="bullet"/>
+      <w:lvlText w:val=""/>
+      <w:lvlJc w:val="left"/>
+      <w:pPr>
+        <w:ind w:left="2520" w:hanging="360"/>
+      </w:pPr>
+      <w:rPr>
+        <w:rFonts w:ascii="Wingdings" w:hAnsi="Wingdings" w:hint="default"/>
+      </w:rPr>
+    </w:lvl>
+    <w:lvl w:ilvl="3" w:tplc="080A0001" w:tentative="1">
+      <w:start w:val="1"/>
+      <w:numFmt w:val="bullet"/>
+      <w:lvlText w:val=""/>
+      <w:lvlJc w:val="left"/>
+      <w:pPr>
+        <w:ind w:left="3240" w:hanging="360"/>
+      </w:pPr>
+      <w:rPr>
+        <w:rFonts w:ascii="Symbol" w:hAnsi="Symbol" w:hint="default"/>
+      </w:rPr>
+    </w:lvl>
+    <w:lvl w:ilvl="4" w:tplc="080A0003" w:tentative="1">
+      <w:start w:val="1"/>
+      <w:numFmt w:val="bullet"/>
+      <w:lvlText w:val="o"/>
+      <w:lvlJc w:val="left"/>
+      <w:pPr>
+        <w:ind w:left="3960" w:hanging="360"/>
+      </w:pPr>
+      <w:rPr>
+        <w:rFonts w:ascii="Courier New" w:hAnsi="Courier New" w:cs="Courier New" w:hint="default"/>
+      </w:rPr>
+    </w:lvl>
+    <w:lvl w:ilvl="5" w:tplc="080A0005" w:tentative="1">
+      <w:start w:val="1"/>
+      <w:numFmt w:val="bullet"/>
+      <w:lvlText w:val=""/>
+      <w:lvlJc w:val="left"/>
+      <w:pPr>
+        <w:ind w:left="4680" w:hanging="360"/>
+      </w:pPr>
+      <w:rPr>
+        <w:rFonts w:ascii="Wingdings" w:hAnsi="Wingdings" w:hint="default"/>
+      </w:rPr>
+    </w:lvl>
+    <w:lvl w:ilvl="6" w:tplc="080A0001" w:tentative="1">
+      <w:start w:val="1"/>
+      <w:numFmt w:val="bullet"/>
+      <w:lvlText w:val=""/>
+      <w:lvlJc w:val="left"/>
+      <w:pPr>
+        <w:ind w:left="5400" w:hanging="360"/>
+      </w:pPr>
+      <w:rPr>
+        <w:rFonts w:ascii="Symbol" w:hAnsi="Symbol" w:hint="default"/>
+      </w:rPr>
+    </w:lvl>
+    <w:lvl w:ilvl="7" w:tplc="080A0003" w:tentative="1">
+      <w:start w:val="1"/>
+      <w:numFmt w:val="bullet"/>
+      <w:lvlText w:val="o"/>
+      <w:lvlJc w:val="left"/>
+      <w:pPr>
+        <w:ind w:left="6120" w:hanging="360"/>
+      </w:pPr>
+      <w:rPr>
+        <w:rFonts w:ascii="Courier New" w:hAnsi="Courier New" w:cs="Courier New" w:hint="default"/>
+      </w:rPr>
+    </w:lvl>
+    <w:lvl w:ilvl="8" w:tplc="080A0005" w:tentative="1">
+      <w:start w:val="1"/>
+      <w:numFmt w:val="bullet"/>
+      <w:lvlText w:val=""/>
+      <w:lvlJc w:val="left"/>
+      <w:pPr>
+        <w:ind w:left="6840" w:hanging="360"/>
+      </w:pPr>
+      <w:rPr>
+        <w:rFonts w:ascii="Wingdings" w:hAnsi="Wingdings" w:hint="default"/>
+      </w:rPr>
+    </w:lvl>
+  </w:abstractNum>
+  <w:abstractNum w:abstractNumId="6" w15:restartNumberingAfterBreak="0">
+    <w:nsid w:val="5F9236C8"/>
+    <w:multiLevelType w:val="hybridMultilevel"/>
+    <w:tmpl w:val="3C3C595A"/>
+    <w:lvl w:ilvl="0" w:tplc="080A0003">
+      <w:start w:val="1"/>
+      <w:numFmt w:val="bullet"/>
+      <w:lvlText w:val="o"/>
+      <w:lvlJc w:val="left"/>
+      <w:pPr>
+        <w:ind w:left="720" w:hanging="360"/>
+      </w:pPr>
+      <w:rPr>
+        <w:rFonts w:ascii="Courier New" w:hAnsi="Courier New" w:cs="Courier New" w:hint="default"/>
+      </w:rPr>
+    </w:lvl>
+    <w:lvl w:ilvl="1" w:tplc="FFFFFFFF" w:tentative="1">
+      <w:start w:val="1"/>
+      <w:numFmt w:val="lowerLetter"/>
+      <w:lvlText w:val="%2."/>
+      <w:lvlJc w:val="left"/>
+      <w:pPr>
+        <w:ind w:left="1440" w:hanging="360"/>
+      </w:pPr>
+    </w:lvl>
+    <w:lvl w:ilvl="2" w:tplc="FFFFFFFF" w:tentative="1">
+      <w:start w:val="1"/>
+      <w:numFmt w:val="lowerRoman"/>
+      <w:lvlText w:val="%3."/>
+      <w:lvlJc w:val="right"/>
+      <w:pPr>
+        <w:ind w:left="2160" w:hanging="180"/>
+      </w:pPr>
+    </w:lvl>
+    <w:lvl w:ilvl="3" w:tplc="FFFFFFFF" w:tentative="1">
+      <w:start w:val="1"/>
+      <w:numFmt w:val="decimal"/>
+      <w:lvlText w:val="%4."/>
+      <w:lvlJc w:val="left"/>
+      <w:pPr>
+        <w:ind w:left="2880" w:hanging="360"/>
+      </w:pPr>
+    </w:lvl>
+    <w:lvl w:ilvl="4" w:tplc="FFFFFFFF" w:tentative="1">
+      <w:start w:val="1"/>
+      <w:numFmt w:val="lowerLetter"/>
+      <w:lvlText w:val="%5."/>
+      <w:lvlJc w:val="left"/>
+      <w:pPr>
+        <w:ind w:left="3600" w:hanging="360"/>
+      </w:pPr>
+    </w:lvl>
+    <w:lvl w:ilvl="5" w:tplc="FFFFFFFF" w:tentative="1">
+      <w:start w:val="1"/>
+      <w:numFmt w:val="lowerRoman"/>
+      <w:lvlText w:val="%6."/>
+      <w:lvlJc w:val="right"/>
+      <w:pPr>
+        <w:ind w:left="4320" w:hanging="180"/>
+      </w:pPr>
+    </w:lvl>
+    <w:lvl w:ilvl="6" w:tplc="FFFFFFFF" w:tentative="1">
+      <w:start w:val="1"/>
+      <w:numFmt w:val="decimal"/>
+      <w:lvlText w:val="%7."/>
+      <w:lvlJc w:val="left"/>
+      <w:pPr>
+        <w:ind w:left="5040" w:hanging="360"/>
+      </w:pPr>
+    </w:lvl>
+    <w:lvl w:ilvl="7" w:tplc="FFFFFFFF" w:tentative="1">
+      <w:start w:val="1"/>
+      <w:numFmt w:val="lowerLetter"/>
+      <w:lvlText w:val="%8."/>
+      <w:lvlJc w:val="left"/>
+      <w:pPr>
+        <w:ind w:left="5760" w:hanging="360"/>
+      </w:pPr>
+    </w:lvl>
+    <w:lvl w:ilvl="8" w:tplc="FFFFFFFF" w:tentative="1">
+      <w:start w:val="1"/>
+      <w:numFmt w:val="lowerRoman"/>
+      <w:lvlText w:val="%9."/>
+      <w:lvlJc w:val="right"/>
+      <w:pPr>
+        <w:ind w:left="6480" w:hanging="180"/>
+      </w:pPr>
+    </w:lvl>
+  </w:abstractNum>
+  <w:abstractNum w:abstractNumId="7" w15:restartNumberingAfterBreak="0">
+    <w:nsid w:val="642C460D"/>
+    <w:multiLevelType w:val="hybridMultilevel"/>
+    <w:tmpl w:val="A33A8B3E"/>
+    <w:lvl w:ilvl="0" w:tplc="080A000F">
+      <w:start w:val="1"/>
+      <w:numFmt w:val="decimal"/>
+      <w:lvlText w:val="%1."/>
+      <w:lvlJc w:val="left"/>
+      <w:pPr>
+        <w:ind w:left="720" w:hanging="360"/>
+      </w:pPr>
+      <w:rPr>
+        <w:rFonts w:hint="default"/>
+      </w:rPr>
+    </w:lvl>
+    <w:lvl w:ilvl="1" w:tplc="080A0019" w:tentative="1">
+      <w:start w:val="1"/>
+      <w:numFmt w:val="lowerLetter"/>
+      <w:lvlText w:val="%2."/>
+      <w:lvlJc w:val="left"/>
+      <w:pPr>
+        <w:ind w:left="1440" w:hanging="360"/>
+      </w:pPr>
+    </w:lvl>
+    <w:lvl w:ilvl="2" w:tplc="080A001B" w:tentative="1">
+      <w:start w:val="1"/>
+      <w:numFmt w:val="lowerRoman"/>
+      <w:lvlText w:val="%3."/>
+      <w:lvlJc w:val="right"/>
+      <w:pPr>
+        <w:ind w:left="2160" w:hanging="180"/>
+      </w:pPr>
+    </w:lvl>
+    <w:lvl w:ilvl="3" w:tplc="080A000F" w:tentative="1">
+      <w:start w:val="1"/>
+      <w:numFmt w:val="decimal"/>
+      <w:lvlText w:val="%4."/>
+      <w:lvlJc w:val="left"/>
+      <w:pPr>
+        <w:ind w:left="2880" w:hanging="360"/>
+      </w:pPr>
+    </w:lvl>
+    <w:lvl w:ilvl="4" w:tplc="080A0019" w:tentative="1">
+      <w:start w:val="1"/>
+      <w:numFmt w:val="lowerLetter"/>
+      <w:lvlText w:val="%5."/>
+      <w:lvlJc w:val="left"/>
+      <w:pPr>
+        <w:ind w:left="3600" w:hanging="360"/>
+      </w:pPr>
+    </w:lvl>
+    <w:lvl w:ilvl="5" w:tplc="080A001B" w:tentative="1">
+      <w:start w:val="1"/>
+      <w:numFmt w:val="lowerRoman"/>
+      <w:lvlText w:val="%6."/>
+      <w:lvlJc w:val="right"/>
+      <w:pPr>
+        <w:ind w:left="4320" w:hanging="180"/>
+      </w:pPr>
+    </w:lvl>
+    <w:lvl w:ilvl="6" w:tplc="080A000F" w:tentative="1">
+      <w:start w:val="1"/>
+      <w:numFmt w:val="decimal"/>
+      <w:lvlText w:val="%7."/>
+      <w:lvlJc w:val="left"/>
+      <w:pPr>
+        <w:ind w:left="5040" w:hanging="360"/>
+      </w:pPr>
+    </w:lvl>
+    <w:lvl w:ilvl="7" w:tplc="080A0019" w:tentative="1">
+      <w:start w:val="1"/>
+      <w:numFmt w:val="lowerLetter"/>
+      <w:lvlText w:val="%8."/>
+      <w:lvlJc w:val="left"/>
+      <w:pPr>
+        <w:ind w:left="5760" w:hanging="360"/>
+      </w:pPr>
+    </w:lvl>
+    <w:lvl w:ilvl="8" w:tplc="080A001B" w:tentative="1">
+      <w:start w:val="1"/>
+      <w:numFmt w:val="lowerRoman"/>
+      <w:lvlText w:val="%9."/>
+      <w:lvlJc w:val="right"/>
+      <w:pPr>
+        <w:ind w:left="6480" w:hanging="180"/>
+      </w:pPr>
+    </w:lvl>
+  </w:abstractNum>
+  <w:abstractNum w:abstractNumId="8" w15:restartNumberingAfterBreak="0">
+    <w:nsid w:val="6D884E9B"/>
+    <w:multiLevelType w:val="hybridMultilevel"/>
+    <w:tmpl w:val="EFFC4E16"/>
+    <w:lvl w:ilvl="0" w:tplc="080A0003">
+      <w:start w:val="1"/>
+      <w:numFmt w:val="bullet"/>
+      <w:lvlText w:val="o"/>
+      <w:lvlJc w:val="left"/>
+      <w:pPr>
+        <w:ind w:left="1080" w:hanging="360"/>
+      </w:pPr>
+      <w:rPr>
+        <w:rFonts w:ascii="Courier New" w:hAnsi="Courier New" w:cs="Courier New" w:hint="default"/>
+      </w:rPr>
+    </w:lvl>
+    <w:lvl w:ilvl="1" w:tplc="080A0003" w:tentative="1">
+      <w:start w:val="1"/>
+      <w:numFmt w:val="bullet"/>
+      <w:lvlText w:val="o"/>
+      <w:lvlJc w:val="left"/>
+      <w:pPr>
+        <w:ind w:left="1800" w:hanging="360"/>
+      </w:pPr>
+      <w:rPr>
+        <w:rFonts w:ascii="Courier New" w:hAnsi="Courier New" w:cs="Courier New" w:hint="default"/>
+      </w:rPr>
+    </w:lvl>
+    <w:lvl w:ilvl="2" w:tplc="080A0005" w:tentative="1">
+      <w:start w:val="1"/>
+      <w:numFmt w:val="bullet"/>
+      <w:lvlText w:val=""/>
+      <w:lvlJc w:val="left"/>
+      <w:pPr>
+        <w:ind w:left="2520" w:hanging="360"/>
+      </w:pPr>
+      <w:rPr>
+        <w:rFonts w:ascii="Wingdings" w:hAnsi="Wingdings" w:hint="default"/>
+      </w:rPr>
+    </w:lvl>
+    <w:lvl w:ilvl="3" w:tplc="080A0001" w:tentative="1">
+      <w:start w:val="1"/>
+      <w:numFmt w:val="bullet"/>
+      <w:lvlText w:val=""/>
+      <w:lvlJc w:val="left"/>
+      <w:pPr>
+        <w:ind w:left="3240" w:hanging="360"/>
+      </w:pPr>
+      <w:rPr>
+        <w:rFonts w:ascii="Symbol" w:hAnsi="Symbol" w:hint="default"/>
+      </w:rPr>
+    </w:lvl>
+    <w:lvl w:ilvl="4" w:tplc="080A0003" w:tentative="1">
+      <w:start w:val="1"/>
+      <w:numFmt w:val="bullet"/>
+      <w:lvlText w:val="o"/>
+      <w:lvlJc w:val="left"/>
+      <w:pPr>
+        <w:ind w:left="3960" w:hanging="360"/>
+      </w:pPr>
+      <w:rPr>
+        <w:rFonts w:ascii="Courier New" w:hAnsi="Courier New" w:cs="Courier New" w:hint="default"/>
+      </w:rPr>
+    </w:lvl>
+    <w:lvl w:ilvl="5" w:tplc="080A0005" w:tentative="1">
+      <w:start w:val="1"/>
+      <w:numFmt w:val="bullet"/>
+      <w:lvlText w:val=""/>
+      <w:lvlJc w:val="left"/>
+      <w:pPr>
+        <w:ind w:left="4680" w:hanging="360"/>
+      </w:pPr>
+      <w:rPr>
+        <w:rFonts w:ascii="Wingdings" w:hAnsi="Wingdings" w:hint="default"/>
+      </w:rPr>
+    </w:lvl>
+    <w:lvl w:ilvl="6" w:tplc="080A0001" w:tentative="1">
+      <w:start w:val="1"/>
+      <w:numFmt w:val="bullet"/>
+      <w:lvlText w:val=""/>
+      <w:lvlJc w:val="left"/>
+      <w:pPr>
+        <w:ind w:left="5400" w:hanging="360"/>
+      </w:pPr>
+      <w:rPr>
+        <w:rFonts w:ascii="Symbol" w:hAnsi="Symbol" w:hint="default"/>
+      </w:rPr>
+    </w:lvl>
+    <w:lvl w:ilvl="7" w:tplc="080A0003" w:tentative="1">
+      <w:start w:val="1"/>
+      <w:numFmt w:val="bullet"/>
+      <w:lvlText w:val="o"/>
+      <w:lvlJc w:val="left"/>
+      <w:pPr>
+        <w:ind w:left="6120" w:hanging="360"/>
+      </w:pPr>
+      <w:rPr>
+        <w:rFonts w:ascii="Courier New" w:hAnsi="Courier New" w:cs="Courier New" w:hint="default"/>
+      </w:rPr>
+    </w:lvl>
+    <w:lvl w:ilvl="8" w:tplc="080A0005" w:tentative="1">
+      <w:start w:val="1"/>
+      <w:numFmt w:val="bullet"/>
+      <w:lvlText w:val=""/>
+      <w:lvlJc w:val="left"/>
+      <w:pPr>
+        <w:ind w:left="6840" w:hanging="360"/>
+      </w:pPr>
+      <w:rPr>
+        <w:rFonts w:ascii="Wingdings" w:hAnsi="Wingdings" w:hint="default"/>
+      </w:rPr>
+    </w:lvl>
+  </w:abstractNum>
+  <w:abstractNum w:abstractNumId="9" w15:restartNumberingAfterBreak="0">
+    <w:nsid w:val="782A42A5"/>
+    <w:multiLevelType w:val="hybridMultilevel"/>
+    <w:tmpl w:val="7FF0B3EE"/>
+    <w:lvl w:ilvl="0" w:tplc="080A000F">
+      <w:start w:val="1"/>
+      <w:numFmt w:val="decimal"/>
+      <w:lvlText w:val="%1."/>
+      <w:lvlJc w:val="left"/>
+      <w:pPr>
+        <w:ind w:left="720" w:hanging="360"/>
+      </w:pPr>
+      <w:rPr>
+        <w:rFonts w:hint="default"/>
+      </w:rPr>
+    </w:lvl>
+    <w:lvl w:ilvl="1" w:tplc="FFFFFFFF" w:tentative="1">
+      <w:start w:val="1"/>
+      <w:numFmt w:val="bullet"/>
+      <w:lvlText w:val="o"/>
+      <w:lvlJc w:val="left"/>
+      <w:pPr>
+        <w:ind w:left="1440" w:hanging="360"/>
+      </w:pPr>
+      <w:rPr>
+        <w:rFonts w:ascii="Courier New" w:hAnsi="Courier New" w:cs="Courier New" w:hint="default"/>
+      </w:rPr>
+    </w:lvl>
+    <w:lvl w:ilvl="2" w:tplc="FFFFFFFF" w:tentative="1">
+      <w:start w:val="1"/>
+      <w:numFmt w:val="bullet"/>
+      <w:lvlText w:val=""/>
+      <w:lvlJc w:val="left"/>
+      <w:pPr>
+        <w:ind w:left="2160" w:hanging="360"/>
+      </w:pPr>
+      <w:rPr>
+        <w:rFonts w:ascii="Wingdings" w:hAnsi="Wingdings" w:hint="default"/>
+      </w:rPr>
+    </w:lvl>
+    <w:lvl w:ilvl="3" w:tplc="FFFFFFFF" w:tentative="1">
+      <w:start w:val="1"/>
+      <w:numFmt w:val="bullet"/>
+      <w:lvlText w:val=""/>
+      <w:lvlJc w:val="left"/>
+      <w:pPr>
+        <w:ind w:left="2880" w:hanging="360"/>
+      </w:pPr>
+      <w:rPr>
+        <w:rFonts w:ascii="Symbol" w:hAnsi="Symbol" w:hint="default"/>
+      </w:rPr>
+    </w:lvl>
+    <w:lvl w:ilvl="4" w:tplc="FFFFFFFF" w:tentative="1">
+      <w:start w:val="1"/>
+      <w:numFmt w:val="bullet"/>
+      <w:lvlText w:val="o"/>
+      <w:lvlJc w:val="left"/>
+      <w:pPr>
+        <w:ind w:left="3600" w:hanging="360"/>
+      </w:pPr>
+      <w:rPr>
+        <w:rFonts w:ascii="Courier New" w:hAnsi="Courier New" w:cs="Courier New" w:hint="default"/>
+      </w:rPr>
+    </w:lvl>
+    <w:lvl w:ilvl="5" w:tplc="FFFFFFFF" w:tentative="1">
+      <w:start w:val="1"/>
+      <w:numFmt w:val="bullet"/>
+      <w:lvlText w:val=""/>
+      <w:lvlJc w:val="left"/>
+      <w:pPr>
+        <w:ind w:left="4320" w:hanging="360"/>
+      </w:pPr>
+      <w:rPr>
+        <w:rFonts w:ascii="Wingdings" w:hAnsi="Wingdings" w:hint="default"/>
+      </w:rPr>
+    </w:lvl>
+    <w:lvl w:ilvl="6" w:tplc="FFFFFFFF" w:tentative="1">
+      <w:start w:val="1"/>
+      <w:numFmt w:val="bullet"/>
+      <w:lvlText w:val=""/>
+      <w:lvlJc w:val="left"/>
+      <w:pPr>
+        <w:ind w:left="5040" w:hanging="360"/>
+      </w:pPr>
+      <w:rPr>
+        <w:rFonts w:ascii="Symbol" w:hAnsi="Symbol" w:hint="default"/>
+      </w:rPr>
+    </w:lvl>
+    <w:lvl w:ilvl="7" w:tplc="FFFFFFFF" w:tentative="1">
+      <w:start w:val="1"/>
+      <w:numFmt w:val="bullet"/>
+      <w:lvlText w:val="o"/>
+      <w:lvlJc w:val="left"/>
+      <w:pPr>
+        <w:ind w:left="5760" w:hanging="360"/>
+      </w:pPr>
+      <w:rPr>
+        <w:rFonts w:ascii="Courier New" w:hAnsi="Courier New" w:cs="Courier New" w:hint="default"/>
+      </w:rPr>
+    </w:lvl>
+    <w:lvl w:ilvl="8" w:tplc="FFFFFFFF" w:tentative="1">
+      <w:start w:val="1"/>
+      <w:numFmt w:val="bullet"/>
+      <w:lvlText w:val=""/>
+      <w:lvlJc w:val="left"/>
+      <w:pPr>
+        <w:ind w:left="6480" w:hanging="360"/>
+      </w:pPr>
+      <w:rPr>
+        <w:rFonts w:ascii="Wingdings" w:hAnsi="Wingdings" w:hint="default"/>
+      </w:rPr>
+    </w:lvl>
+  </w:abstractNum>
   <w:num w:numId="1" w16cid:durableId="2031947140">
     <w:abstractNumId w:val="0"/>
+  </w:num>
+  <w:num w:numId="2" w16cid:durableId="1792626838">
+    <w:abstractNumId w:val="9"/>
+  </w:num>
+  <w:num w:numId="3" w16cid:durableId="1886868982">
+    <w:abstractNumId w:val="3"/>
+  </w:num>
+  <w:num w:numId="4" w16cid:durableId="1442070569">
+    <w:abstractNumId w:val="6"/>
+  </w:num>
+  <w:num w:numId="5" w16cid:durableId="1868330746">
+    <w:abstractNumId w:val="1"/>
+  </w:num>
+  <w:num w:numId="6" w16cid:durableId="548565550">
+    <w:abstractNumId w:val="4"/>
+  </w:num>
+  <w:num w:numId="7" w16cid:durableId="504788394">
+    <w:abstractNumId w:val="7"/>
+  </w:num>
+  <w:num w:numId="8" w16cid:durableId="545987686">
+    <w:abstractNumId w:val="2"/>
+  </w:num>
+  <w:num w:numId="9" w16cid:durableId="1541211448">
+    <w:abstractNumId w:val="5"/>
+  </w:num>
+  <w:num w:numId="10" w16cid:durableId="1615015667">
+    <w:abstractNumId w:val="8"/>
   </w:num>
 </w:numbering>
 </file>
 
 <file path=word/styles.xml><?xml version="1.0" encoding="utf-8"?>
-<w:styles xmlns:mc="http://schemas.openxmlformats.org/markup-compatibility/2006" xmlns:r="http://schemas.openxmlformats.org/officeDocument/2006/relationships" xmlns:w="http://schemas.openxmlformats.org/wordprocessingml/2006/main" xmlns:w14="http://schemas.microsoft.com/office/word/2010/wordml" xmlns:w15="http://schemas.microsoft.com/office/word/2012/wordml" xmlns:w16cex="http://schemas.microsoft.com/office/word/2018/wordml/cex" xmlns:w16cid="http://schemas.microsoft.com/office/word/2016/wordml/cid" xmlns:w16="http://schemas.microsoft.com/office/word/2018/wordml" xmlns:w16sdtdh="http://schemas.microsoft.com/office/word/2020/wordml/sdtdatahash" xmlns:w16se="http://schemas.microsoft.com/office/word/2015/wordml/symex" mc:Ignorable="w14 w15 w16se w16cid w16 w16cex w16sdtdh">
+<w:styles xmlns:mc="http://schemas.openxmlformats.org/markup-compatibility/2006" xmlns:r="http://schemas.openxmlformats.org/officeDocument/2006/relationships" xmlns:w="http://schemas.openxmlformats.org/wordprocessingml/2006/main" xmlns:w14="http://schemas.microsoft.com/office/word/2010/wordml" xmlns:w15="http://schemas.microsoft.com/office/word/2012/wordml" xmlns:w16cex="http://schemas.microsoft.com/office/word/2018/wordml/cex" xmlns:w16cid="http://schemas.microsoft.com/office/word/2016/wordml/cid" xmlns:w16="http://schemas.microsoft.com/office/word/2018/wordml" xmlns:w16du="http://schemas.microsoft.com/office/word/2023/wordml/word16du" xmlns:w16sdtdh="http://schemas.microsoft.com/office/word/2020/wordml/sdtdatahash" xmlns:w16sdtfl="http://schemas.microsoft.com/office/word/2024/wordml/sdtformatlock" xmlns:w16se="http://schemas.microsoft.com/office/word/2015/wordml/symex" mc:Ignorable="w14 w15 w16se w16cid w16 w16cex w16sdtdh w16sdtfl w16du">
   <w:docDefaults>
     <w:rPrDefault>
       <w:rPr>
@@ -34880,6 +40108,7 @@
   <w:style w:type="character" w:default="1" w:styleId="Fuentedeprrafopredeter">
     <w:name w:val="Default Paragraph Font"/>
     <w:uiPriority w:val="1"/>
+    <w:semiHidden/>
     <w:unhideWhenUsed/>
   </w:style>
   <w:style w:type="table" w:default="1" w:styleId="Tablanormal">
@@ -35524,6 +40753,17 @@
       <w:shd w:val="clear" w:color="auto" w:fill="E1DFDD"/>
     </w:rPr>
   </w:style>
+  <w:style w:type="paragraph" w:styleId="Prrafodelista">
+    <w:name w:val="List Paragraph"/>
+    <w:basedOn w:val="Normal"/>
+    <w:uiPriority w:val="34"/>
+    <w:qFormat/>
+    <w:rsid w:val="005F5DCF"/>
+    <w:pPr>
+      <w:ind w:left="720"/>
+      <w:contextualSpacing/>
+    </w:pPr>
+  </w:style>
 </w:styles>
 </file>
 
